--- a/บทที่ 2.docx
+++ b/บทที่ 2.docx
@@ -1,6 +1,6 @@
 
 <file path=word/document.xml><?xml version="1.0" encoding="utf-8"?>
-<w:document xmlns:wpc="http://schemas.microsoft.com/office/word/2010/wordprocessingCanvas" xmlns:cx="http://schemas.microsoft.com/office/drawing/2014/chartex" xmlns:cx1="http://schemas.microsoft.com/office/drawing/2015/9/8/chartex" xmlns:cx2="http://schemas.microsoft.com/office/drawing/2015/10/21/chartex" xmlns:cx3="http://schemas.microsoft.com/office/drawing/2016/5/9/chartex" xmlns:cx4="http://schemas.microsoft.com/office/drawing/2016/5/10/chartex" xmlns:cx5="http://schemas.microsoft.com/office/drawing/2016/5/11/chartex" xmlns:cx6="http://schemas.microsoft.com/office/drawing/2016/5/12/chartex" xmlns:cx7="http://schemas.microsoft.com/office/drawing/2016/5/13/chartex" xmlns:cx8="http://schemas.microsoft.com/office/drawing/2016/5/14/chartex" xmlns:mc="http://schemas.openxmlformats.org/markup-compatibility/2006" xmlns:aink="http://schemas.microsoft.com/office/drawing/2016/ink" xmlns:am3d="http://schemas.microsoft.com/office/drawing/2017/model3d" xmlns:o="urn:schemas-microsoft-com:office:office" xmlns:r="http://schemas.openxmlformats.org/officeDocument/2006/relationships" xmlns:m="http://schemas.openxmlformats.org/officeDocument/2006/math" xmlns:v="urn:schemas-microsoft-com:vml" xmlns:wp14="http://schemas.microsoft.com/office/word/2010/wordprocessingDrawing" xmlns:wp="http://schemas.openxmlformats.org/drawingml/2006/wordprocessingDrawing" xmlns:w10="urn:schemas-microsoft-com:office:word" xmlns:w="http://schemas.openxmlformats.org/wordprocessingml/2006/main" xmlns:w14="http://schemas.microsoft.com/office/word/2010/wordml" xmlns:w15="http://schemas.microsoft.com/office/word/2012/wordml" xmlns:w16cex="http://schemas.microsoft.com/office/word/2018/wordml/cex" xmlns:w16cid="http://schemas.microsoft.com/office/word/2016/wordml/cid" xmlns:w16="http://schemas.microsoft.com/office/word/2018/wordml" xmlns:w16sdtdh="http://schemas.microsoft.com/office/word/2020/wordml/sdtdatahash" xmlns:w16se="http://schemas.microsoft.com/office/word/2015/wordml/symex" xmlns:wpg="http://schemas.microsoft.com/office/word/2010/wordprocessingGroup" xmlns:wpi="http://schemas.microsoft.com/office/word/2010/wordprocessingInk" xmlns:wne="http://schemas.microsoft.com/office/word/2006/wordml" xmlns:wps="http://schemas.microsoft.com/office/word/2010/wordprocessingShape" mc:Ignorable="w14 w15 w16se w16cid w16 w16cex w16sdtdh wp14">
+<w:document xmlns:wpc="http://schemas.microsoft.com/office/word/2010/wordprocessingCanvas" xmlns:cx="http://schemas.microsoft.com/office/drawing/2014/chartex" xmlns:cx1="http://schemas.microsoft.com/office/drawing/2015/9/8/chartex" xmlns:cx2="http://schemas.microsoft.com/office/drawing/2015/10/21/chartex" xmlns:cx3="http://schemas.microsoft.com/office/drawing/2016/5/9/chartex" xmlns:cx4="http://schemas.microsoft.com/office/drawing/2016/5/10/chartex" xmlns:cx5="http://schemas.microsoft.com/office/drawing/2016/5/11/chartex" xmlns:cx6="http://schemas.microsoft.com/office/drawing/2016/5/12/chartex" xmlns:cx7="http://schemas.microsoft.com/office/drawing/2016/5/13/chartex" xmlns:cx8="http://schemas.microsoft.com/office/drawing/2016/5/14/chartex" xmlns:mc="http://schemas.openxmlformats.org/markup-compatibility/2006" xmlns:aink="http://schemas.microsoft.com/office/drawing/2016/ink" xmlns:am3d="http://schemas.microsoft.com/office/drawing/2017/model3d" xmlns:o="urn:schemas-microsoft-com:office:office" xmlns:r="http://schemas.openxmlformats.org/officeDocument/2006/relationships" xmlns:m="http://schemas.openxmlformats.org/officeDocument/2006/math" xmlns:v="urn:schemas-microsoft-com:vml" xmlns:wp14="http://schemas.microsoft.com/office/word/2010/wordprocessingDrawing" xmlns:wp="http://schemas.openxmlformats.org/drawingml/2006/wordprocessingDrawing" xmlns:w10="urn:schemas-microsoft-com:office:word" xmlns:w="http://schemas.openxmlformats.org/wordprocessingml/2006/main" xmlns:w14="http://schemas.microsoft.com/office/word/2010/wordml" xmlns:w15="http://schemas.microsoft.com/office/word/2012/wordml" xmlns:w16cid="http://schemas.microsoft.com/office/word/2016/wordml/cid" xmlns:w16se="http://schemas.microsoft.com/office/word/2015/wordml/symex" xmlns:wpg="http://schemas.microsoft.com/office/word/2010/wordprocessingGroup" xmlns:wpi="http://schemas.microsoft.com/office/word/2010/wordprocessingInk" xmlns:wne="http://schemas.microsoft.com/office/word/2006/wordml" xmlns:wps="http://schemas.microsoft.com/office/word/2010/wordprocessingShape" mc:Ignorable="w14 w15 w16se w16cid wp14">
   <w:body>
     <w:p>
       <w:pPr>
@@ -241,16 +241,22 @@
         </w:rPr>
         <w:t xml:space="preserve"> &amp; </w:t>
       </w:r>
-      <w:proofErr w:type="spellStart"/>
-      <w:r>
-        <w:rPr>
-          <w:rFonts w:ascii="TH SarabunPSK" w:hAnsi="TH SarabunPSK" w:cs="TH SarabunPSK"/>
-          <w:sz w:val="32"/>
-          <w:szCs w:val="32"/>
-        </w:rPr>
-        <w:t>Postgresql</w:t>
-      </w:r>
-      <w:proofErr w:type="spellEnd"/>
+      <w:r>
+        <w:rPr>
+          <w:rFonts w:ascii="TH SarabunPSK" w:hAnsi="TH SarabunPSK" w:cs="TH SarabunPSK"/>
+          <w:sz w:val="32"/>
+          <w:szCs w:val="32"/>
+        </w:rPr>
+        <w:t>Postgre</w:t>
+      </w:r>
+      <w:r>
+        <w:rPr>
+          <w:rFonts w:ascii="TH SarabunPSK" w:hAnsi="TH SarabunPSK" w:cs="TH SarabunPSK"/>
+          <w:sz w:val="32"/>
+          <w:szCs w:val="32"/>
+        </w:rPr>
+        <w:t>SQL</w:t>
+      </w:r>
     </w:p>
     <w:p>
       <w:pPr>
@@ -739,6 +745,7 @@
           <w:sz w:val="32"/>
           <w:szCs w:val="32"/>
         </w:rPr>
+        <w:lastRenderedPageBreak/>
         <w:tab/>
       </w:r>
       <w:r>
@@ -851,7 +858,47 @@
           <w:szCs w:val="32"/>
           <w:cs/>
         </w:rPr>
-        <w:t xml:space="preserve">ที่สามารถเชื่อมต่อกับแอปพลิเคชันหรือแพลตฟอร์มอื่นๆ ด้วยการใช้ </w:t>
+        <w:t>ที่สามารถเชื่อมต่อกับแอปพลิ</w:t>
+      </w:r>
+      <w:proofErr w:type="spellStart"/>
+      <w:r>
+        <w:rPr>
+          <w:rFonts w:ascii="TH SarabunPSK" w:hAnsi="TH SarabunPSK" w:cs="TH SarabunPSK" w:hint="cs"/>
+          <w:sz w:val="32"/>
+          <w:szCs w:val="32"/>
+          <w:cs/>
+        </w:rPr>
+        <w:t>เค</w:t>
+      </w:r>
+      <w:proofErr w:type="spellEnd"/>
+      <w:r>
+        <w:rPr>
+          <w:rFonts w:ascii="TH SarabunPSK" w:hAnsi="TH SarabunPSK" w:cs="TH SarabunPSK" w:hint="cs"/>
+          <w:sz w:val="32"/>
+          <w:szCs w:val="32"/>
+          <w:cs/>
+        </w:rPr>
+        <w:t>ชันหรือแพลตฟอร์ม</w:t>
+      </w:r>
+      <w:proofErr w:type="spellStart"/>
+      <w:r>
+        <w:rPr>
+          <w:rFonts w:ascii="TH SarabunPSK" w:hAnsi="TH SarabunPSK" w:cs="TH SarabunPSK" w:hint="cs"/>
+          <w:sz w:val="32"/>
+          <w:szCs w:val="32"/>
+          <w:cs/>
+        </w:rPr>
+        <w:t>อื่นๆ</w:t>
+      </w:r>
+      <w:proofErr w:type="spellEnd"/>
+      <w:r>
+        <w:rPr>
+          <w:rFonts w:ascii="TH SarabunPSK" w:hAnsi="TH SarabunPSK" w:cs="TH SarabunPSK" w:hint="cs"/>
+          <w:sz w:val="32"/>
+          <w:szCs w:val="32"/>
+          <w:cs/>
+        </w:rPr>
+        <w:t xml:space="preserve"> ด้วยการใช้ </w:t>
       </w:r>
       <w:r>
         <w:rPr>
@@ -870,13 +917,23 @@
         </w:rPr>
         <w:t xml:space="preserve">โดยเป็นการออกแบบ </w:t>
       </w:r>
-      <w:r>
-        <w:rPr>
-          <w:rFonts w:ascii="TH SarabunPSK" w:hAnsi="TH SarabunPSK" w:cs="TH SarabunPSK" w:hint="cs"/>
-          <w:sz w:val="32"/>
-          <w:szCs w:val="32"/>
-        </w:rPr>
-        <w:t xml:space="preserve">Work Flow </w:t>
+      <w:proofErr w:type="spellStart"/>
+      <w:r>
+        <w:rPr>
+          <w:rFonts w:ascii="TH SarabunPSK" w:hAnsi="TH SarabunPSK" w:cs="TH SarabunPSK" w:hint="cs"/>
+          <w:sz w:val="32"/>
+          <w:szCs w:val="32"/>
+        </w:rPr>
+        <w:t>WorkFlow</w:t>
+      </w:r>
+      <w:proofErr w:type="spellEnd"/>
+      <w:r>
+        <w:rPr>
+          <w:rFonts w:ascii="TH SarabunPSK" w:hAnsi="TH SarabunPSK" w:cs="TH SarabunPSK" w:hint="cs"/>
+          <w:sz w:val="32"/>
+          <w:szCs w:val="32"/>
+        </w:rPr>
+        <w:t xml:space="preserve"> </w:t>
       </w:r>
       <w:r>
         <w:rPr>
@@ -956,7 +1013,27 @@
           <w:szCs w:val="32"/>
           <w:cs/>
         </w:rPr>
-        <w:t xml:space="preserve">ือบริการต่างๆ เหมือน </w:t>
+        <w:t>ือบริการ</w:t>
+      </w:r>
+      <w:proofErr w:type="spellStart"/>
+      <w:r>
+        <w:rPr>
+          <w:rFonts w:ascii="TH SarabunPSK" w:hAnsi="TH SarabunPSK" w:cs="TH SarabunPSK" w:hint="cs"/>
+          <w:sz w:val="32"/>
+          <w:szCs w:val="32"/>
+          <w:cs/>
+        </w:rPr>
+        <w:t>ต่างๆ</w:t>
+      </w:r>
+      <w:proofErr w:type="spellEnd"/>
+      <w:r>
+        <w:rPr>
+          <w:rFonts w:ascii="TH SarabunPSK" w:hAnsi="TH SarabunPSK" w:cs="TH SarabunPSK" w:hint="cs"/>
+          <w:sz w:val="32"/>
+          <w:szCs w:val="32"/>
+          <w:cs/>
+        </w:rPr>
+        <w:t xml:space="preserve"> เหมือน </w:t>
       </w:r>
       <w:r>
         <w:rPr>
@@ -996,7 +1073,6 @@
           <w:sz w:val="32"/>
           <w:szCs w:val="32"/>
         </w:rPr>
-        <w:lastRenderedPageBreak/>
         <w:t xml:space="preserve">N8n </w:t>
       </w:r>
       <w:r>
@@ -1113,16 +1189,14 @@
         </w:rPr>
         <w:t xml:space="preserve">หรือ จำนวนในการ </w:t>
       </w:r>
-      <w:proofErr w:type="spellStart"/>
-      <w:r>
-        <w:rPr>
-          <w:rFonts w:ascii="TH SarabunPSK" w:hAnsi="TH SarabunPSK" w:cs="TH SarabunPSK" w:hint="cs"/>
-          <w:sz w:val="32"/>
-          <w:szCs w:val="32"/>
-        </w:rPr>
-        <w:t>Excution</w:t>
-      </w:r>
-      <w:proofErr w:type="spellEnd"/>
+      <w:r>
+        <w:rPr>
+          <w:rFonts w:ascii="TH SarabunPSK" w:hAnsi="TH SarabunPSK" w:cs="TH SarabunPSK"/>
+          <w:sz w:val="32"/>
+          <w:szCs w:val="32"/>
+        </w:rPr>
+        <w:t>Execution</w:t>
+      </w:r>
       <w:r>
         <w:rPr>
           <w:rFonts w:ascii="TH SarabunPSK" w:hAnsi="TH SarabunPSK" w:cs="TH SarabunPSK" w:hint="cs"/>
@@ -1980,7 +2054,27 @@
           <w:szCs w:val="32"/>
           <w:cs/>
         </w:rPr>
-        <w:t xml:space="preserve">แล้วส่งต่อเป็นอาร์เรย์ของ </w:t>
+        <w:t>แล้วส่งต่อเป็นอาร์</w:t>
+      </w:r>
+      <w:proofErr w:type="spellStart"/>
+      <w:r>
+        <w:rPr>
+          <w:rFonts w:ascii="TH SarabunPSK" w:hAnsi="TH SarabunPSK" w:cs="TH SarabunPSK"/>
+          <w:sz w:val="32"/>
+          <w:szCs w:val="32"/>
+          <w:cs/>
+        </w:rPr>
+        <w:t>เรย์</w:t>
+      </w:r>
+      <w:proofErr w:type="spellEnd"/>
+      <w:r>
+        <w:rPr>
+          <w:rFonts w:ascii="TH SarabunPSK" w:hAnsi="TH SarabunPSK" w:cs="TH SarabunPSK"/>
+          <w:sz w:val="32"/>
+          <w:szCs w:val="32"/>
+          <w:cs/>
+        </w:rPr>
+        <w:t xml:space="preserve">ของ </w:t>
       </w:r>
       <w:r>
         <w:rPr>
@@ -2811,8 +2905,19 @@
           <w:szCs w:val="32"/>
           <w:cs/>
         </w:rPr>
-        <w:t>เว็บฮุก</w:t>
-      </w:r>
+        <w:t>เว็บ</w:t>
+      </w:r>
+      <w:proofErr w:type="spellStart"/>
+      <w:r>
+        <w:rPr>
+          <w:rFonts w:ascii="TH SarabunPSK" w:hAnsi="TH SarabunPSK" w:cs="TH SarabunPSK"/>
+          <w:sz w:val="32"/>
+          <w:szCs w:val="32"/>
+          <w:cs/>
+        </w:rPr>
+        <w:t>ฮุก</w:t>
+      </w:r>
+      <w:proofErr w:type="spellEnd"/>
       <w:r>
         <w:rPr>
           <w:rFonts w:ascii="TH SarabunPSK" w:hAnsi="TH SarabunPSK" w:cs="TH SarabunPSK" w:hint="cs"/>
@@ -3362,7 +3467,27 @@
           <w:szCs w:val="32"/>
           <w:cs/>
         </w:rPr>
-        <w:t xml:space="preserve">และอื่นๆ เป็นต้น </w:t>
+        <w:t>และ</w:t>
+      </w:r>
+      <w:proofErr w:type="spellStart"/>
+      <w:r>
+        <w:rPr>
+          <w:rFonts w:ascii="TH SarabunPSK" w:hAnsi="TH SarabunPSK" w:cs="TH SarabunPSK" w:hint="cs"/>
+          <w:sz w:val="32"/>
+          <w:szCs w:val="32"/>
+          <w:cs/>
+        </w:rPr>
+        <w:t>อื่นๆ</w:t>
+      </w:r>
+      <w:proofErr w:type="spellEnd"/>
+      <w:r>
+        <w:rPr>
+          <w:rFonts w:ascii="TH SarabunPSK" w:hAnsi="TH SarabunPSK" w:cs="TH SarabunPSK" w:hint="cs"/>
+          <w:sz w:val="32"/>
+          <w:szCs w:val="32"/>
+          <w:cs/>
+        </w:rPr>
+        <w:t xml:space="preserve"> เป็นต้น </w:t>
       </w:r>
       <w:r>
         <w:rPr>
@@ -3433,7 +3558,6 @@
           <w:sz w:val="32"/>
           <w:szCs w:val="32"/>
         </w:rPr>
-        <w:lastRenderedPageBreak/>
         <w:t>2.</w:t>
       </w:r>
       <w:r>
@@ -3500,7 +3624,6 @@
         </w:rPr>
         <w:t xml:space="preserve"> </w:t>
       </w:r>
-      <w:proofErr w:type="spellStart"/>
       <w:r>
         <w:rPr>
           <w:rFonts w:ascii="TH SarabunPSK" w:hAnsi="TH SarabunPSK" w:cs="TH SarabunPSK"/>
@@ -3509,9 +3632,18 @@
           <w:sz w:val="32"/>
           <w:szCs w:val="32"/>
         </w:rPr>
-        <w:t>Postgresql</w:t>
-      </w:r>
-      <w:proofErr w:type="spellEnd"/>
+        <w:t>Postgre</w:t>
+      </w:r>
+      <w:r>
+        <w:rPr>
+          <w:rFonts w:ascii="TH SarabunPSK" w:hAnsi="TH SarabunPSK" w:cs="TH SarabunPSK"/>
+          <w:b/>
+          <w:bCs/>
+          <w:sz w:val="32"/>
+          <w:szCs w:val="32"/>
+        </w:rPr>
+        <w:t>SQL</w:t>
+      </w:r>
     </w:p>
     <w:p>
       <w:pPr>
@@ -3789,23 +3921,13 @@
         </w:rPr>
         <w:t xml:space="preserve">คือ </w:t>
       </w:r>
-      <w:proofErr w:type="gramStart"/>
-      <w:r>
-        <w:rPr>
-          <w:rFonts w:ascii="TH SarabunPSK" w:hAnsi="TH SarabunPSK" w:cs="TH SarabunPSK"/>
-          <w:sz w:val="32"/>
-          <w:szCs w:val="32"/>
-        </w:rPr>
-        <w:t>open source</w:t>
-      </w:r>
-      <w:proofErr w:type="gramEnd"/>
-      <w:r>
-        <w:rPr>
-          <w:rFonts w:ascii="TH SarabunPSK" w:hAnsi="TH SarabunPSK" w:cs="TH SarabunPSK"/>
-          <w:sz w:val="32"/>
-          <w:szCs w:val="32"/>
-        </w:rPr>
-        <w:t xml:space="preserve"> platform </w:t>
+      <w:r>
+        <w:rPr>
+          <w:rFonts w:ascii="TH SarabunPSK" w:hAnsi="TH SarabunPSK" w:cs="TH SarabunPSK"/>
+          <w:sz w:val="32"/>
+          <w:szCs w:val="32"/>
+        </w:rPr>
+        <w:t xml:space="preserve">open source platform </w:t>
       </w:r>
       <w:r>
         <w:rPr>
@@ -4004,13 +4126,23 @@
         </w:rPr>
         <w:t xml:space="preserve">ใช้ </w:t>
       </w:r>
-      <w:r>
-        <w:rPr>
-          <w:rFonts w:ascii="TH SarabunPSK" w:hAnsi="TH SarabunPSK" w:cs="TH SarabunPSK"/>
-          <w:sz w:val="32"/>
-          <w:szCs w:val="32"/>
-        </w:rPr>
-        <w:t xml:space="preserve">PostgreSQL </w:t>
+      <w:bookmarkStart w:id="0" w:name="_GoBack"/>
+      <w:r>
+        <w:rPr>
+          <w:rFonts w:ascii="TH SarabunPSK" w:hAnsi="TH SarabunPSK" w:cs="TH SarabunPSK"/>
+          <w:sz w:val="32"/>
+          <w:szCs w:val="32"/>
+        </w:rPr>
+        <w:t>PostgreSQL</w:t>
+      </w:r>
+      <w:bookmarkEnd w:id="0"/>
+      <w:r>
+        <w:rPr>
+          <w:rFonts w:ascii="TH SarabunPSK" w:hAnsi="TH SarabunPSK" w:cs="TH SarabunPSK"/>
+          <w:sz w:val="32"/>
+          <w:szCs w:val="32"/>
+        </w:rPr>
+        <w:t xml:space="preserve"> </w:t>
       </w:r>
       <w:r>
         <w:rPr>
@@ -5053,7 +5185,6 @@
           <w:szCs w:val="32"/>
           <w:cs/>
         </w:rPr>
-        <w:lastRenderedPageBreak/>
         <w:tab/>
       </w:r>
       <w:r>
@@ -5220,7 +5351,6 @@
         </w:rPr>
         <w:tab/>
       </w:r>
-      <w:proofErr w:type="spellStart"/>
       <w:r>
         <w:rPr>
           <w:rFonts w:ascii="TH SarabunPSK" w:eastAsia="EucrosiaDSE" w:hAnsi="TH SarabunPSK" w:cs="TH SarabunPSK" w:hint="cs"/>
@@ -5228,9 +5358,17 @@
           <w:sz w:val="32"/>
           <w:szCs w:val="32"/>
         </w:rPr>
-        <w:t>Postgresql</w:t>
-      </w:r>
-      <w:proofErr w:type="spellEnd"/>
+        <w:t>Postgre</w:t>
+      </w:r>
+      <w:r>
+        <w:rPr>
+          <w:rFonts w:ascii="TH SarabunPSK" w:eastAsia="EucrosiaDSE" w:hAnsi="TH SarabunPSK" w:cs="TH SarabunPSK"/>
+          <w:color w:val="000000" w:themeColor="text1"/>
+          <w:sz w:val="32"/>
+          <w:szCs w:val="32"/>
+        </w:rPr>
+        <w:t>SQL</w:t>
+      </w:r>
       <w:r>
         <w:rPr>
           <w:rFonts w:ascii="TH SarabunPSK" w:eastAsia="EucrosiaDSE" w:hAnsi="TH SarabunPSK" w:cs="TH SarabunPSK" w:hint="cs"/>
@@ -5324,7 +5462,29 @@
           <w:szCs w:val="32"/>
           <w:cs/>
         </w:rPr>
-        <w:t xml:space="preserve">เป็นระบบจัดการฐานข้อมูลที่น่าเชื่อถือมาก พร้อมการสนับสนุน ความปลอดภัย และความแม่นยำในระดับดีเยี่ยม โทรศัพท์มือถือและเว็บแอปพลิเคชันจำนวนมากใช้ </w:t>
+        <w:t>เป็นระบบจัดการฐานข้อมูลที่น่าเชื่อถือมาก พร้อมการสนับสนุน ความปลอดภัย และความแม่นยำในระดับดีเยี่ยม โทรศัพท์มือถือและเว็บแอปพลิ</w:t>
+      </w:r>
+      <w:proofErr w:type="spellStart"/>
+      <w:r>
+        <w:rPr>
+          <w:rFonts w:ascii="TH SarabunPSK" w:hAnsi="TH SarabunPSK" w:cs="TH SarabunPSK" w:hint="cs"/>
+          <w:color w:val="000000" w:themeColor="text1"/>
+          <w:sz w:val="32"/>
+          <w:szCs w:val="32"/>
+          <w:cs/>
+        </w:rPr>
+        <w:t>เค</w:t>
+      </w:r>
+      <w:proofErr w:type="spellEnd"/>
+      <w:r>
+        <w:rPr>
+          <w:rFonts w:ascii="TH SarabunPSK" w:hAnsi="TH SarabunPSK" w:cs="TH SarabunPSK" w:hint="cs"/>
+          <w:color w:val="000000" w:themeColor="text1"/>
+          <w:sz w:val="32"/>
+          <w:szCs w:val="32"/>
+          <w:cs/>
+        </w:rPr>
+        <w:t xml:space="preserve">ชันจำนวนมากใช้ </w:t>
       </w:r>
       <w:r>
         <w:rPr>
@@ -5778,7 +5938,7 @@
         </w:tabs>
         <w:jc w:val="thaiDistribute"/>
         <w:rPr>
-          <w:rFonts w:ascii="TH SarabunPSK" w:hAnsi="TH SarabunPSK" w:cs="TH SarabunPSK" w:hint="cs"/>
+          <w:rFonts w:ascii="TH SarabunPSK" w:hAnsi="TH SarabunPSK" w:cs="TH SarabunPSK"/>
           <w:color w:val="000000" w:themeColor="text1"/>
           <w:sz w:val="32"/>
           <w:szCs w:val="32"/>
@@ -5808,7 +5968,6 @@
           <w:szCs w:val="32"/>
           <w:cs/>
         </w:rPr>
-        <w:lastRenderedPageBreak/>
         <w:t>2.3</w:t>
       </w:r>
       <w:r>
@@ -5831,7 +5990,27 @@
           <w:sz w:val="32"/>
           <w:szCs w:val="32"/>
         </w:rPr>
-        <w:t>Line Officials Account</w:t>
+        <w:t>L</w:t>
+      </w:r>
+      <w:r>
+        <w:rPr>
+          <w:rFonts w:ascii="TH SarabunPSK" w:hAnsi="TH SarabunPSK" w:cs="TH SarabunPSK"/>
+          <w:b/>
+          <w:bCs/>
+          <w:sz w:val="32"/>
+          <w:szCs w:val="32"/>
+        </w:rPr>
+        <w:t>INE</w:t>
+      </w:r>
+      <w:r>
+        <w:rPr>
+          <w:rFonts w:ascii="TH SarabunPSK" w:hAnsi="TH SarabunPSK" w:cs="TH SarabunPSK"/>
+          <w:b/>
+          <w:bCs/>
+          <w:sz w:val="32"/>
+          <w:szCs w:val="32"/>
+        </w:rPr>
+        <w:t xml:space="preserve"> Officials Account</w:t>
       </w:r>
       <w:r>
         <w:rPr>
@@ -5939,9 +6118,6 @@
         <w:instrText xml:space="preserve"> INCLUDEPICTURE "https://contentshifu.com/wp-content/uploads/2025/01/image-32.png" \* MERGEFORMATINET </w:instrText>
       </w:r>
       <w:r>
-        <w:fldChar w:fldCharType="separate"/>
-      </w:r>
-      <w:r>
         <w:fldChar w:fldCharType="end"/>
       </w:r>
     </w:p>
@@ -5977,16 +6153,32 @@
         </w:rPr>
         <w:t xml:space="preserve"> </w:t>
       </w:r>
-      <w:bookmarkStart w:id="0" w:name="_Hlk212569213"/>
-      <w:r>
-        <w:rPr>
-          <w:rFonts w:ascii="TH SarabunPSK" w:hAnsi="TH SarabunPSK" w:cs="TH SarabunPSK"/>
-          <w:sz w:val="32"/>
-          <w:szCs w:val="32"/>
-        </w:rPr>
-        <w:t>Line Official Account</w:t>
-      </w:r>
-      <w:bookmarkEnd w:id="0"/>
+      <w:bookmarkStart w:id="1" w:name="_Hlk212569213"/>
+      <w:r>
+        <w:rPr>
+          <w:rFonts w:ascii="TH SarabunPSK" w:hAnsi="TH SarabunPSK" w:cs="TH SarabunPSK"/>
+          <w:sz w:val="32"/>
+          <w:szCs w:val="32"/>
+        </w:rPr>
+        <w:t>L</w:t>
+      </w:r>
+      <w:r>
+        <w:rPr>
+          <w:rFonts w:ascii="TH SarabunPSK" w:hAnsi="TH SarabunPSK" w:cs="TH SarabunPSK"/>
+          <w:sz w:val="32"/>
+          <w:szCs w:val="32"/>
+        </w:rPr>
+        <w:t>INE</w:t>
+      </w:r>
+      <w:r>
+        <w:rPr>
+          <w:rFonts w:ascii="TH SarabunPSK" w:hAnsi="TH SarabunPSK" w:cs="TH SarabunPSK"/>
+          <w:sz w:val="32"/>
+          <w:szCs w:val="32"/>
+        </w:rPr>
+        <w:t xml:space="preserve"> Official Account</w:t>
+      </w:r>
+      <w:bookmarkEnd w:id="1"/>
     </w:p>
     <w:p>
       <w:pPr>
@@ -6881,7 +7073,7 @@
         </w:tabs>
         <w:jc w:val="thaiDistribute"/>
         <w:rPr>
-          <w:rFonts w:ascii="TH SarabunPSK" w:hAnsi="TH SarabunPSK" w:cs="TH SarabunPSK" w:hint="cs"/>
+          <w:rFonts w:ascii="TH SarabunPSK" w:hAnsi="TH SarabunPSK" w:cs="TH SarabunPSK"/>
           <w:sz w:val="32"/>
           <w:szCs w:val="32"/>
         </w:rPr>
@@ -6938,7 +7130,6 @@
           <w:sz w:val="32"/>
           <w:szCs w:val="32"/>
         </w:rPr>
-        <w:lastRenderedPageBreak/>
         <w:t>2.4</w:t>
       </w:r>
       <w:r>
@@ -7006,9 +7197,6 @@
       </w:r>
       <w:r>
         <w:instrText xml:space="preserve"> INCLUDEPICTURE "https://res-academy.cache.wpscdn.com/images/seo_posts/20230913/b9788edc42ea71aad4959f1222b27b34.png" \* MERGEFORMATINET </w:instrText>
-      </w:r>
-      <w:r>
-        <w:fldChar w:fldCharType="separate"/>
       </w:r>
       <w:r>
         <w:fldChar w:fldCharType="end"/>
@@ -7332,17 +7520,28 @@
           <w:szCs w:val="32"/>
           <w:cs/>
         </w:rPr>
-        <w:t xml:space="preserve"> ชีท</w:t>
-      </w:r>
-      <w:r>
-        <w:rPr>
-          <w:rFonts w:ascii="TH SarabunPSK" w:hAnsi="TH SarabunPSK" w:cs="TH SarabunPSK" w:hint="cs"/>
-          <w:sz w:val="32"/>
-          <w:szCs w:val="32"/>
-          <w:cs/>
-        </w:rPr>
         <w:t xml:space="preserve"> </w:t>
       </w:r>
+      <w:proofErr w:type="spellStart"/>
+      <w:r>
+        <w:rPr>
+          <w:rFonts w:ascii="TH SarabunPSK" w:hAnsi="TH SarabunPSK" w:cs="TH SarabunPSK"/>
+          <w:sz w:val="32"/>
+          <w:szCs w:val="32"/>
+          <w:cs/>
+        </w:rPr>
+        <w:t>ชีท</w:t>
+      </w:r>
+      <w:proofErr w:type="spellEnd"/>
+      <w:r>
+        <w:rPr>
+          <w:rFonts w:ascii="TH SarabunPSK" w:hAnsi="TH SarabunPSK" w:cs="TH SarabunPSK" w:hint="cs"/>
+          <w:sz w:val="32"/>
+          <w:szCs w:val="32"/>
+          <w:cs/>
+        </w:rPr>
+        <w:t xml:space="preserve"> </w:t>
+      </w:r>
       <w:r>
         <w:rPr>
           <w:rFonts w:ascii="TH SarabunPSK" w:hAnsi="TH SarabunPSK" w:cs="TH SarabunPSK"/>
@@ -7547,7 +7746,27 @@
           <w:szCs w:val="32"/>
           <w:cs/>
         </w:rPr>
-        <w:t xml:space="preserve">สามารถใส่ข้อมูลต่างๆ ลงไปใน </w:t>
+        <w:t>สามารถใส่ข้อมูล</w:t>
+      </w:r>
+      <w:proofErr w:type="spellStart"/>
+      <w:r>
+        <w:rPr>
+          <w:rFonts w:ascii="TH SarabunPSK" w:hAnsi="TH SarabunPSK" w:cs="TH SarabunPSK"/>
+          <w:sz w:val="32"/>
+          <w:szCs w:val="32"/>
+          <w:cs/>
+        </w:rPr>
+        <w:t>ต่างๆ</w:t>
+      </w:r>
+      <w:proofErr w:type="spellEnd"/>
+      <w:r>
+        <w:rPr>
+          <w:rFonts w:ascii="TH SarabunPSK" w:hAnsi="TH SarabunPSK" w:cs="TH SarabunPSK"/>
+          <w:sz w:val="32"/>
+          <w:szCs w:val="32"/>
+          <w:cs/>
+        </w:rPr>
+        <w:t xml:space="preserve"> ลงไปใน </w:t>
       </w:r>
       <w:r>
         <w:rPr>
@@ -7564,7 +7783,27 @@
           <w:szCs w:val="32"/>
           <w:cs/>
         </w:rPr>
-        <w:t>เซลล์) ได้ และ คำนวณสูตรต่างๆได้</w:t>
+        <w:t>เซลล์) ได้ และ คำนวณสูตร</w:t>
+      </w:r>
+      <w:proofErr w:type="spellStart"/>
+      <w:r>
+        <w:rPr>
+          <w:rFonts w:ascii="TH SarabunPSK" w:hAnsi="TH SarabunPSK" w:cs="TH SarabunPSK"/>
+          <w:sz w:val="32"/>
+          <w:szCs w:val="32"/>
+          <w:cs/>
+        </w:rPr>
+        <w:t>ต่างๆ</w:t>
+      </w:r>
+      <w:proofErr w:type="spellEnd"/>
+      <w:r>
+        <w:rPr>
+          <w:rFonts w:ascii="TH SarabunPSK" w:hAnsi="TH SarabunPSK" w:cs="TH SarabunPSK"/>
+          <w:sz w:val="32"/>
+          <w:szCs w:val="32"/>
+          <w:cs/>
+        </w:rPr>
+        <w:t>ได้</w:t>
       </w:r>
     </w:p>
     <w:p>
@@ -7660,7 +7899,27 @@
           <w:szCs w:val="32"/>
           <w:cs/>
         </w:rPr>
-        <w:t xml:space="preserve"> ชีท)</w:t>
+        <w:t xml:space="preserve"> </w:t>
+      </w:r>
+      <w:proofErr w:type="spellStart"/>
+      <w:r>
+        <w:rPr>
+          <w:rFonts w:ascii="TH SarabunPSK" w:hAnsi="TH SarabunPSK" w:cs="TH SarabunPSK"/>
+          <w:sz w:val="32"/>
+          <w:szCs w:val="32"/>
+          <w:cs/>
+        </w:rPr>
+        <w:t>ชีท</w:t>
+      </w:r>
+      <w:proofErr w:type="spellEnd"/>
+      <w:r>
+        <w:rPr>
+          <w:rFonts w:ascii="TH SarabunPSK" w:hAnsi="TH SarabunPSK" w:cs="TH SarabunPSK"/>
+          <w:sz w:val="32"/>
+          <w:szCs w:val="32"/>
+          <w:cs/>
+        </w:rPr>
+        <w:t>)</w:t>
       </w:r>
       <w:r>
         <w:rPr>
@@ -7948,7 +8207,27 @@
           <w:szCs w:val="32"/>
           <w:cs/>
         </w:rPr>
-        <w:t>เก่าๆ ของสเปรดชีทเดียวกัน โดยจัดเรียงตามวันที่และคนที่แก้ไข</w:t>
+        <w:t>เก่าๆ ของสเปรด</w:t>
+      </w:r>
+      <w:proofErr w:type="spellStart"/>
+      <w:r>
+        <w:rPr>
+          <w:rFonts w:ascii="TH SarabunPSK" w:hAnsi="TH SarabunPSK" w:cs="TH SarabunPSK"/>
+          <w:sz w:val="32"/>
+          <w:szCs w:val="32"/>
+          <w:cs/>
+        </w:rPr>
+        <w:t>ชีท</w:t>
+      </w:r>
+      <w:proofErr w:type="spellEnd"/>
+      <w:r>
+        <w:rPr>
+          <w:rFonts w:ascii="TH SarabunPSK" w:hAnsi="TH SarabunPSK" w:cs="TH SarabunPSK"/>
+          <w:sz w:val="32"/>
+          <w:szCs w:val="32"/>
+          <w:cs/>
+        </w:rPr>
+        <w:t>เดียวกัน โดยจัดเรียงตามวันที่และคนที่แก้ไข</w:t>
       </w:r>
     </w:p>
     <w:p>
@@ -8303,7 +8582,7 @@
         </w:tabs>
         <w:jc w:val="center"/>
         <w:rPr>
-          <w:rFonts w:ascii="TH SarabunPSK" w:hAnsi="TH SarabunPSK" w:cs="TH SarabunPSK" w:hint="cs"/>
+          <w:rFonts w:ascii="TH SarabunPSK" w:hAnsi="TH SarabunPSK" w:cs="TH SarabunPSK"/>
           <w:sz w:val="32"/>
           <w:szCs w:val="32"/>
         </w:rPr>
@@ -8329,7 +8608,6 @@
           <w:szCs w:val="32"/>
           <w:cs/>
         </w:rPr>
-        <w:lastRenderedPageBreak/>
         <w:t>2.4</w:t>
       </w:r>
       <w:r>
@@ -9634,7 +9912,6 @@
           <w:szCs w:val="32"/>
           <w:cs/>
         </w:rPr>
-        <w:lastRenderedPageBreak/>
         <w:tab/>
       </w:r>
       <w:r>
@@ -10278,7 +10555,7 @@
 </file>
 
 <file path=word/endnotes.xml><?xml version="1.0" encoding="utf-8"?>
-<w:endnotes xmlns:wpc="http://schemas.microsoft.com/office/word/2010/wordprocessingCanvas" xmlns:cx="http://schemas.microsoft.com/office/drawing/2014/chartex" xmlns:cx1="http://schemas.microsoft.com/office/drawing/2015/9/8/chartex" xmlns:cx2="http://schemas.microsoft.com/office/drawing/2015/10/21/chartex" xmlns:cx3="http://schemas.microsoft.com/office/drawing/2016/5/9/chartex" xmlns:cx4="http://schemas.microsoft.com/office/drawing/2016/5/10/chartex" xmlns:cx5="http://schemas.microsoft.com/office/drawing/2016/5/11/chartex" xmlns:cx6="http://schemas.microsoft.com/office/drawing/2016/5/12/chartex" xmlns:cx7="http://schemas.microsoft.com/office/drawing/2016/5/13/chartex" xmlns:cx8="http://schemas.microsoft.com/office/drawing/2016/5/14/chartex" xmlns:mc="http://schemas.openxmlformats.org/markup-compatibility/2006" xmlns:aink="http://schemas.microsoft.com/office/drawing/2016/ink" xmlns:am3d="http://schemas.microsoft.com/office/drawing/2017/model3d" xmlns:o="urn:schemas-microsoft-com:office:office" xmlns:r="http://schemas.openxmlformats.org/officeDocument/2006/relationships" xmlns:m="http://schemas.openxmlformats.org/officeDocument/2006/math" xmlns:v="urn:schemas-microsoft-com:vml" xmlns:wp14="http://schemas.microsoft.com/office/word/2010/wordprocessingDrawing" xmlns:wp="http://schemas.openxmlformats.org/drawingml/2006/wordprocessingDrawing" xmlns:w10="urn:schemas-microsoft-com:office:word" xmlns:w="http://schemas.openxmlformats.org/wordprocessingml/2006/main" xmlns:w14="http://schemas.microsoft.com/office/word/2010/wordml" xmlns:w15="http://schemas.microsoft.com/office/word/2012/wordml" xmlns:w16cex="http://schemas.microsoft.com/office/word/2018/wordml/cex" xmlns:w16cid="http://schemas.microsoft.com/office/word/2016/wordml/cid" xmlns:w16="http://schemas.microsoft.com/office/word/2018/wordml" xmlns:w16sdtdh="http://schemas.microsoft.com/office/word/2020/wordml/sdtdatahash" xmlns:w16se="http://schemas.microsoft.com/office/word/2015/wordml/symex" xmlns:wpg="http://schemas.microsoft.com/office/word/2010/wordprocessingGroup" xmlns:wpi="http://schemas.microsoft.com/office/word/2010/wordprocessingInk" xmlns:wne="http://schemas.microsoft.com/office/word/2006/wordml" xmlns:wps="http://schemas.microsoft.com/office/word/2010/wordprocessingShape" mc:Ignorable="w14 w15 w16se w16cid w16 w16cex w16sdtdh wp14">
+<w:endnotes xmlns:wpc="http://schemas.microsoft.com/office/word/2010/wordprocessingCanvas" xmlns:cx="http://schemas.microsoft.com/office/drawing/2014/chartex" xmlns:cx1="http://schemas.microsoft.com/office/drawing/2015/9/8/chartex" xmlns:cx2="http://schemas.microsoft.com/office/drawing/2015/10/21/chartex" xmlns:cx3="http://schemas.microsoft.com/office/drawing/2016/5/9/chartex" xmlns:cx4="http://schemas.microsoft.com/office/drawing/2016/5/10/chartex" xmlns:cx5="http://schemas.microsoft.com/office/drawing/2016/5/11/chartex" xmlns:cx6="http://schemas.microsoft.com/office/drawing/2016/5/12/chartex" xmlns:cx7="http://schemas.microsoft.com/office/drawing/2016/5/13/chartex" xmlns:cx8="http://schemas.microsoft.com/office/drawing/2016/5/14/chartex" xmlns:mc="http://schemas.openxmlformats.org/markup-compatibility/2006" xmlns:aink="http://schemas.microsoft.com/office/drawing/2016/ink" xmlns:am3d="http://schemas.microsoft.com/office/drawing/2017/model3d" xmlns:o="urn:schemas-microsoft-com:office:office" xmlns:r="http://schemas.openxmlformats.org/officeDocument/2006/relationships" xmlns:m="http://schemas.openxmlformats.org/officeDocument/2006/math" xmlns:v="urn:schemas-microsoft-com:vml" xmlns:wp14="http://schemas.microsoft.com/office/word/2010/wordprocessingDrawing" xmlns:wp="http://schemas.openxmlformats.org/drawingml/2006/wordprocessingDrawing" xmlns:w10="urn:schemas-microsoft-com:office:word" xmlns:w="http://schemas.openxmlformats.org/wordprocessingml/2006/main" xmlns:w14="http://schemas.microsoft.com/office/word/2010/wordml" xmlns:w15="http://schemas.microsoft.com/office/word/2012/wordml" xmlns:w16cid="http://schemas.microsoft.com/office/word/2016/wordml/cid" xmlns:w16se="http://schemas.microsoft.com/office/word/2015/wordml/symex" xmlns:wpg="http://schemas.microsoft.com/office/word/2010/wordprocessingGroup" xmlns:wpi="http://schemas.microsoft.com/office/word/2010/wordprocessingInk" xmlns:wne="http://schemas.microsoft.com/office/word/2006/wordml" xmlns:wps="http://schemas.microsoft.com/office/word/2010/wordprocessingShape" mc:Ignorable="w14 w15 w16se w16cid wp14">
   <w:endnote w:type="separator" w:id="-1">
     <w:p>
       <w:r>
@@ -10297,7 +10574,7 @@
 </file>
 
 <file path=word/footer1.xml><?xml version="1.0" encoding="utf-8"?>
-<w:ftr xmlns:wpc="http://schemas.microsoft.com/office/word/2010/wordprocessingCanvas" xmlns:cx="http://schemas.microsoft.com/office/drawing/2014/chartex" xmlns:cx1="http://schemas.microsoft.com/office/drawing/2015/9/8/chartex" xmlns:cx2="http://schemas.microsoft.com/office/drawing/2015/10/21/chartex" xmlns:cx3="http://schemas.microsoft.com/office/drawing/2016/5/9/chartex" xmlns:cx4="http://schemas.microsoft.com/office/drawing/2016/5/10/chartex" xmlns:cx5="http://schemas.microsoft.com/office/drawing/2016/5/11/chartex" xmlns:cx6="http://schemas.microsoft.com/office/drawing/2016/5/12/chartex" xmlns:cx7="http://schemas.microsoft.com/office/drawing/2016/5/13/chartex" xmlns:cx8="http://schemas.microsoft.com/office/drawing/2016/5/14/chartex" xmlns:mc="http://schemas.openxmlformats.org/markup-compatibility/2006" xmlns:aink="http://schemas.microsoft.com/office/drawing/2016/ink" xmlns:am3d="http://schemas.microsoft.com/office/drawing/2017/model3d" xmlns:o="urn:schemas-microsoft-com:office:office" xmlns:r="http://schemas.openxmlformats.org/officeDocument/2006/relationships" xmlns:m="http://schemas.openxmlformats.org/officeDocument/2006/math" xmlns:v="urn:schemas-microsoft-com:vml" xmlns:wp14="http://schemas.microsoft.com/office/word/2010/wordprocessingDrawing" xmlns:wp="http://schemas.openxmlformats.org/drawingml/2006/wordprocessingDrawing" xmlns:w10="urn:schemas-microsoft-com:office:word" xmlns:w="http://schemas.openxmlformats.org/wordprocessingml/2006/main" xmlns:w14="http://schemas.microsoft.com/office/word/2010/wordml" xmlns:w15="http://schemas.microsoft.com/office/word/2012/wordml" xmlns:w16cex="http://schemas.microsoft.com/office/word/2018/wordml/cex" xmlns:w16cid="http://schemas.microsoft.com/office/word/2016/wordml/cid" xmlns:w16="http://schemas.microsoft.com/office/word/2018/wordml" xmlns:w16sdtdh="http://schemas.microsoft.com/office/word/2020/wordml/sdtdatahash" xmlns:w16se="http://schemas.microsoft.com/office/word/2015/wordml/symex" xmlns:wpg="http://schemas.microsoft.com/office/word/2010/wordprocessingGroup" xmlns:wpi="http://schemas.microsoft.com/office/word/2010/wordprocessingInk" xmlns:wne="http://schemas.microsoft.com/office/word/2006/wordml" xmlns:wps="http://schemas.microsoft.com/office/word/2010/wordprocessingShape" mc:Ignorable="w14 w15 w16se w16cid w16 w16cex w16sdtdh wp14">
+<w:ftr xmlns:wpc="http://schemas.microsoft.com/office/word/2010/wordprocessingCanvas" xmlns:cx="http://schemas.microsoft.com/office/drawing/2014/chartex" xmlns:cx1="http://schemas.microsoft.com/office/drawing/2015/9/8/chartex" xmlns:cx2="http://schemas.microsoft.com/office/drawing/2015/10/21/chartex" xmlns:cx3="http://schemas.microsoft.com/office/drawing/2016/5/9/chartex" xmlns:cx4="http://schemas.microsoft.com/office/drawing/2016/5/10/chartex" xmlns:cx5="http://schemas.microsoft.com/office/drawing/2016/5/11/chartex" xmlns:cx6="http://schemas.microsoft.com/office/drawing/2016/5/12/chartex" xmlns:cx7="http://schemas.microsoft.com/office/drawing/2016/5/13/chartex" xmlns:cx8="http://schemas.microsoft.com/office/drawing/2016/5/14/chartex" xmlns:mc="http://schemas.openxmlformats.org/markup-compatibility/2006" xmlns:aink="http://schemas.microsoft.com/office/drawing/2016/ink" xmlns:am3d="http://schemas.microsoft.com/office/drawing/2017/model3d" xmlns:o="urn:schemas-microsoft-com:office:office" xmlns:r="http://schemas.openxmlformats.org/officeDocument/2006/relationships" xmlns:m="http://schemas.openxmlformats.org/officeDocument/2006/math" xmlns:v="urn:schemas-microsoft-com:vml" xmlns:wp14="http://schemas.microsoft.com/office/word/2010/wordprocessingDrawing" xmlns:wp="http://schemas.openxmlformats.org/drawingml/2006/wordprocessingDrawing" xmlns:w10="urn:schemas-microsoft-com:office:word" xmlns:w="http://schemas.openxmlformats.org/wordprocessingml/2006/main" xmlns:w14="http://schemas.microsoft.com/office/word/2010/wordml" xmlns:w15="http://schemas.microsoft.com/office/word/2012/wordml" xmlns:w16cid="http://schemas.microsoft.com/office/word/2016/wordml/cid" xmlns:w16se="http://schemas.microsoft.com/office/word/2015/wordml/symex" xmlns:wpg="http://schemas.microsoft.com/office/word/2010/wordprocessingGroup" xmlns:wpi="http://schemas.microsoft.com/office/word/2010/wordprocessingInk" xmlns:wne="http://schemas.microsoft.com/office/word/2006/wordml" xmlns:wps="http://schemas.microsoft.com/office/word/2010/wordprocessingShape" mc:Ignorable="w14 w15 w16se w16cid wp14">
   <w:p>
     <w:pPr>
       <w:pStyle w:val="Footer"/>
@@ -10308,7 +10585,7 @@
 </file>
 
 <file path=word/footnotes.xml><?xml version="1.0" encoding="utf-8"?>
-<w:footnotes xmlns:wpc="http://schemas.microsoft.com/office/word/2010/wordprocessingCanvas" xmlns:cx="http://schemas.microsoft.com/office/drawing/2014/chartex" xmlns:cx1="http://schemas.microsoft.com/office/drawing/2015/9/8/chartex" xmlns:cx2="http://schemas.microsoft.com/office/drawing/2015/10/21/chartex" xmlns:cx3="http://schemas.microsoft.com/office/drawing/2016/5/9/chartex" xmlns:cx4="http://schemas.microsoft.com/office/drawing/2016/5/10/chartex" xmlns:cx5="http://schemas.microsoft.com/office/drawing/2016/5/11/chartex" xmlns:cx6="http://schemas.microsoft.com/office/drawing/2016/5/12/chartex" xmlns:cx7="http://schemas.microsoft.com/office/drawing/2016/5/13/chartex" xmlns:cx8="http://schemas.microsoft.com/office/drawing/2016/5/14/chartex" xmlns:mc="http://schemas.openxmlformats.org/markup-compatibility/2006" xmlns:aink="http://schemas.microsoft.com/office/drawing/2016/ink" xmlns:am3d="http://schemas.microsoft.com/office/drawing/2017/model3d" xmlns:o="urn:schemas-microsoft-com:office:office" xmlns:r="http://schemas.openxmlformats.org/officeDocument/2006/relationships" xmlns:m="http://schemas.openxmlformats.org/officeDocument/2006/math" xmlns:v="urn:schemas-microsoft-com:vml" xmlns:wp14="http://schemas.microsoft.com/office/word/2010/wordprocessingDrawing" xmlns:wp="http://schemas.openxmlformats.org/drawingml/2006/wordprocessingDrawing" xmlns:w10="urn:schemas-microsoft-com:office:word" xmlns:w="http://schemas.openxmlformats.org/wordprocessingml/2006/main" xmlns:w14="http://schemas.microsoft.com/office/word/2010/wordml" xmlns:w15="http://schemas.microsoft.com/office/word/2012/wordml" xmlns:w16cex="http://schemas.microsoft.com/office/word/2018/wordml/cex" xmlns:w16cid="http://schemas.microsoft.com/office/word/2016/wordml/cid" xmlns:w16="http://schemas.microsoft.com/office/word/2018/wordml" xmlns:w16sdtdh="http://schemas.microsoft.com/office/word/2020/wordml/sdtdatahash" xmlns:w16se="http://schemas.microsoft.com/office/word/2015/wordml/symex" xmlns:wpg="http://schemas.microsoft.com/office/word/2010/wordprocessingGroup" xmlns:wpi="http://schemas.microsoft.com/office/word/2010/wordprocessingInk" xmlns:wne="http://schemas.microsoft.com/office/word/2006/wordml" xmlns:wps="http://schemas.microsoft.com/office/word/2010/wordprocessingShape" mc:Ignorable="w14 w15 w16se w16cid w16 w16cex w16sdtdh wp14">
+<w:footnotes xmlns:wpc="http://schemas.microsoft.com/office/word/2010/wordprocessingCanvas" xmlns:cx="http://schemas.microsoft.com/office/drawing/2014/chartex" xmlns:cx1="http://schemas.microsoft.com/office/drawing/2015/9/8/chartex" xmlns:cx2="http://schemas.microsoft.com/office/drawing/2015/10/21/chartex" xmlns:cx3="http://schemas.microsoft.com/office/drawing/2016/5/9/chartex" xmlns:cx4="http://schemas.microsoft.com/office/drawing/2016/5/10/chartex" xmlns:cx5="http://schemas.microsoft.com/office/drawing/2016/5/11/chartex" xmlns:cx6="http://schemas.microsoft.com/office/drawing/2016/5/12/chartex" xmlns:cx7="http://schemas.microsoft.com/office/drawing/2016/5/13/chartex" xmlns:cx8="http://schemas.microsoft.com/office/drawing/2016/5/14/chartex" xmlns:mc="http://schemas.openxmlformats.org/markup-compatibility/2006" xmlns:aink="http://schemas.microsoft.com/office/drawing/2016/ink" xmlns:am3d="http://schemas.microsoft.com/office/drawing/2017/model3d" xmlns:o="urn:schemas-microsoft-com:office:office" xmlns:r="http://schemas.openxmlformats.org/officeDocument/2006/relationships" xmlns:m="http://schemas.openxmlformats.org/officeDocument/2006/math" xmlns:v="urn:schemas-microsoft-com:vml" xmlns:wp14="http://schemas.microsoft.com/office/word/2010/wordprocessingDrawing" xmlns:wp="http://schemas.openxmlformats.org/drawingml/2006/wordprocessingDrawing" xmlns:w10="urn:schemas-microsoft-com:office:word" xmlns:w="http://schemas.openxmlformats.org/wordprocessingml/2006/main" xmlns:w14="http://schemas.microsoft.com/office/word/2010/wordml" xmlns:w15="http://schemas.microsoft.com/office/word/2012/wordml" xmlns:w16cid="http://schemas.microsoft.com/office/word/2016/wordml/cid" xmlns:w16se="http://schemas.microsoft.com/office/word/2015/wordml/symex" xmlns:wpg="http://schemas.microsoft.com/office/word/2010/wordprocessingGroup" xmlns:wpi="http://schemas.microsoft.com/office/word/2010/wordprocessingInk" xmlns:wne="http://schemas.microsoft.com/office/word/2006/wordml" xmlns:wps="http://schemas.microsoft.com/office/word/2010/wordprocessingShape" mc:Ignorable="w14 w15 w16se w16cid wp14">
   <w:footnote w:type="separator" w:id="-1">
     <w:p>
       <w:r>
@@ -10327,7 +10604,7 @@
 </file>
 
 <file path=word/header1.xml><?xml version="1.0" encoding="utf-8"?>
-<w:hdr xmlns:wpc="http://schemas.microsoft.com/office/word/2010/wordprocessingCanvas" xmlns:cx="http://schemas.microsoft.com/office/drawing/2014/chartex" xmlns:cx1="http://schemas.microsoft.com/office/drawing/2015/9/8/chartex" xmlns:cx2="http://schemas.microsoft.com/office/drawing/2015/10/21/chartex" xmlns:cx3="http://schemas.microsoft.com/office/drawing/2016/5/9/chartex" xmlns:cx4="http://schemas.microsoft.com/office/drawing/2016/5/10/chartex" xmlns:cx5="http://schemas.microsoft.com/office/drawing/2016/5/11/chartex" xmlns:cx6="http://schemas.microsoft.com/office/drawing/2016/5/12/chartex" xmlns:cx7="http://schemas.microsoft.com/office/drawing/2016/5/13/chartex" xmlns:cx8="http://schemas.microsoft.com/office/drawing/2016/5/14/chartex" xmlns:mc="http://schemas.openxmlformats.org/markup-compatibility/2006" xmlns:aink="http://schemas.microsoft.com/office/drawing/2016/ink" xmlns:am3d="http://schemas.microsoft.com/office/drawing/2017/model3d" xmlns:o="urn:schemas-microsoft-com:office:office" xmlns:r="http://schemas.openxmlformats.org/officeDocument/2006/relationships" xmlns:m="http://schemas.openxmlformats.org/officeDocument/2006/math" xmlns:v="urn:schemas-microsoft-com:vml" xmlns:wp14="http://schemas.microsoft.com/office/word/2010/wordprocessingDrawing" xmlns:wp="http://schemas.openxmlformats.org/drawingml/2006/wordprocessingDrawing" xmlns:w10="urn:schemas-microsoft-com:office:word" xmlns:w="http://schemas.openxmlformats.org/wordprocessingml/2006/main" xmlns:w14="http://schemas.microsoft.com/office/word/2010/wordml" xmlns:w15="http://schemas.microsoft.com/office/word/2012/wordml" xmlns:w16cex="http://schemas.microsoft.com/office/word/2018/wordml/cex" xmlns:w16cid="http://schemas.microsoft.com/office/word/2016/wordml/cid" xmlns:w16="http://schemas.microsoft.com/office/word/2018/wordml" xmlns:w16sdtdh="http://schemas.microsoft.com/office/word/2020/wordml/sdtdatahash" xmlns:w16se="http://schemas.microsoft.com/office/word/2015/wordml/symex" xmlns:wpg="http://schemas.microsoft.com/office/word/2010/wordprocessingGroup" xmlns:wpi="http://schemas.microsoft.com/office/word/2010/wordprocessingInk" xmlns:wne="http://schemas.microsoft.com/office/word/2006/wordml" xmlns:wps="http://schemas.microsoft.com/office/word/2010/wordprocessingShape" mc:Ignorable="w14 w15 w16se w16cid w16 w16cex w16sdtdh wp14">
+<w:hdr xmlns:wpc="http://schemas.microsoft.com/office/word/2010/wordprocessingCanvas" xmlns:cx="http://schemas.microsoft.com/office/drawing/2014/chartex" xmlns:cx1="http://schemas.microsoft.com/office/drawing/2015/9/8/chartex" xmlns:cx2="http://schemas.microsoft.com/office/drawing/2015/10/21/chartex" xmlns:cx3="http://schemas.microsoft.com/office/drawing/2016/5/9/chartex" xmlns:cx4="http://schemas.microsoft.com/office/drawing/2016/5/10/chartex" xmlns:cx5="http://schemas.microsoft.com/office/drawing/2016/5/11/chartex" xmlns:cx6="http://schemas.microsoft.com/office/drawing/2016/5/12/chartex" xmlns:cx7="http://schemas.microsoft.com/office/drawing/2016/5/13/chartex" xmlns:cx8="http://schemas.microsoft.com/office/drawing/2016/5/14/chartex" xmlns:mc="http://schemas.openxmlformats.org/markup-compatibility/2006" xmlns:aink="http://schemas.microsoft.com/office/drawing/2016/ink" xmlns:am3d="http://schemas.microsoft.com/office/drawing/2017/model3d" xmlns:o="urn:schemas-microsoft-com:office:office" xmlns:r="http://schemas.openxmlformats.org/officeDocument/2006/relationships" xmlns:m="http://schemas.openxmlformats.org/officeDocument/2006/math" xmlns:v="urn:schemas-microsoft-com:vml" xmlns:wp14="http://schemas.microsoft.com/office/word/2010/wordprocessingDrawing" xmlns:wp="http://schemas.openxmlformats.org/drawingml/2006/wordprocessingDrawing" xmlns:w10="urn:schemas-microsoft-com:office:word" xmlns:w="http://schemas.openxmlformats.org/wordprocessingml/2006/main" xmlns:w14="http://schemas.microsoft.com/office/word/2010/wordml" xmlns:w15="http://schemas.microsoft.com/office/word/2012/wordml" xmlns:w16cid="http://schemas.microsoft.com/office/word/2016/wordml/cid" xmlns:w16se="http://schemas.microsoft.com/office/word/2015/wordml/symex" xmlns:wpg="http://schemas.microsoft.com/office/word/2010/wordprocessingGroup" xmlns:wpi="http://schemas.microsoft.com/office/word/2010/wordprocessingInk" xmlns:wne="http://schemas.microsoft.com/office/word/2006/wordml" xmlns:wps="http://schemas.microsoft.com/office/word/2010/wordprocessingShape" mc:Ignorable="w14 w15 w16se w16cid wp14">
   <w:p>
     <w:pPr>
       <w:pStyle w:val="Header"/>
@@ -10353,7 +10630,7 @@
 </file>
 
 <file path=word/header2.xml><?xml version="1.0" encoding="utf-8"?>
-<w:hdr xmlns:wpc="http://schemas.microsoft.com/office/word/2010/wordprocessingCanvas" xmlns:cx="http://schemas.microsoft.com/office/drawing/2014/chartex" xmlns:cx1="http://schemas.microsoft.com/office/drawing/2015/9/8/chartex" xmlns:cx2="http://schemas.microsoft.com/office/drawing/2015/10/21/chartex" xmlns:cx3="http://schemas.microsoft.com/office/drawing/2016/5/9/chartex" xmlns:cx4="http://schemas.microsoft.com/office/drawing/2016/5/10/chartex" xmlns:cx5="http://schemas.microsoft.com/office/drawing/2016/5/11/chartex" xmlns:cx6="http://schemas.microsoft.com/office/drawing/2016/5/12/chartex" xmlns:cx7="http://schemas.microsoft.com/office/drawing/2016/5/13/chartex" xmlns:cx8="http://schemas.microsoft.com/office/drawing/2016/5/14/chartex" xmlns:mc="http://schemas.openxmlformats.org/markup-compatibility/2006" xmlns:aink="http://schemas.microsoft.com/office/drawing/2016/ink" xmlns:am3d="http://schemas.microsoft.com/office/drawing/2017/model3d" xmlns:o="urn:schemas-microsoft-com:office:office" xmlns:r="http://schemas.openxmlformats.org/officeDocument/2006/relationships" xmlns:m="http://schemas.openxmlformats.org/officeDocument/2006/math" xmlns:v="urn:schemas-microsoft-com:vml" xmlns:wp14="http://schemas.microsoft.com/office/word/2010/wordprocessingDrawing" xmlns:wp="http://schemas.openxmlformats.org/drawingml/2006/wordprocessingDrawing" xmlns:w10="urn:schemas-microsoft-com:office:word" xmlns:w="http://schemas.openxmlformats.org/wordprocessingml/2006/main" xmlns:w14="http://schemas.microsoft.com/office/word/2010/wordml" xmlns:w15="http://schemas.microsoft.com/office/word/2012/wordml" xmlns:w16cex="http://schemas.microsoft.com/office/word/2018/wordml/cex" xmlns:w16cid="http://schemas.microsoft.com/office/word/2016/wordml/cid" xmlns:w16="http://schemas.microsoft.com/office/word/2018/wordml" xmlns:w16sdtdh="http://schemas.microsoft.com/office/word/2020/wordml/sdtdatahash" xmlns:w16se="http://schemas.microsoft.com/office/word/2015/wordml/symex" xmlns:wpg="http://schemas.microsoft.com/office/word/2010/wordprocessingGroup" xmlns:wpi="http://schemas.microsoft.com/office/word/2010/wordprocessingInk" xmlns:wne="http://schemas.microsoft.com/office/word/2006/wordml" xmlns:wps="http://schemas.microsoft.com/office/word/2010/wordprocessingShape" mc:Ignorable="w14 w15 w16se w16cid w16 w16cex w16sdtdh wp14">
+<w:hdr xmlns:wpc="http://schemas.microsoft.com/office/word/2010/wordprocessingCanvas" xmlns:cx="http://schemas.microsoft.com/office/drawing/2014/chartex" xmlns:cx1="http://schemas.microsoft.com/office/drawing/2015/9/8/chartex" xmlns:cx2="http://schemas.microsoft.com/office/drawing/2015/10/21/chartex" xmlns:cx3="http://schemas.microsoft.com/office/drawing/2016/5/9/chartex" xmlns:cx4="http://schemas.microsoft.com/office/drawing/2016/5/10/chartex" xmlns:cx5="http://schemas.microsoft.com/office/drawing/2016/5/11/chartex" xmlns:cx6="http://schemas.microsoft.com/office/drawing/2016/5/12/chartex" xmlns:cx7="http://schemas.microsoft.com/office/drawing/2016/5/13/chartex" xmlns:cx8="http://schemas.microsoft.com/office/drawing/2016/5/14/chartex" xmlns:mc="http://schemas.openxmlformats.org/markup-compatibility/2006" xmlns:aink="http://schemas.microsoft.com/office/drawing/2016/ink" xmlns:am3d="http://schemas.microsoft.com/office/drawing/2017/model3d" xmlns:o="urn:schemas-microsoft-com:office:office" xmlns:r="http://schemas.openxmlformats.org/officeDocument/2006/relationships" xmlns:m="http://schemas.openxmlformats.org/officeDocument/2006/math" xmlns:v="urn:schemas-microsoft-com:vml" xmlns:wp14="http://schemas.microsoft.com/office/word/2010/wordprocessingDrawing" xmlns:wp="http://schemas.openxmlformats.org/drawingml/2006/wordprocessingDrawing" xmlns:w10="urn:schemas-microsoft-com:office:word" xmlns:w="http://schemas.openxmlformats.org/wordprocessingml/2006/main" xmlns:w14="http://schemas.microsoft.com/office/word/2010/wordml" xmlns:w15="http://schemas.microsoft.com/office/word/2012/wordml" xmlns:w16cid="http://schemas.microsoft.com/office/word/2016/wordml/cid" xmlns:w16se="http://schemas.microsoft.com/office/word/2015/wordml/symex" xmlns:wpg="http://schemas.microsoft.com/office/word/2010/wordprocessingGroup" xmlns:wpi="http://schemas.microsoft.com/office/word/2010/wordprocessingInk" xmlns:wne="http://schemas.microsoft.com/office/word/2006/wordml" xmlns:wps="http://schemas.microsoft.com/office/word/2010/wordprocessingShape" mc:Ignorable="w14 w15 w16se w16cid wp14">
   <w:sdt>
     <w:sdtPr>
       <w:id w:val="503645737"/>
@@ -10418,7 +10695,7 @@
 </file>
 
 <file path=word/header3.xml><?xml version="1.0" encoding="utf-8"?>
-<w:hdr xmlns:wpc="http://schemas.microsoft.com/office/word/2010/wordprocessingCanvas" xmlns:cx="http://schemas.microsoft.com/office/drawing/2014/chartex" xmlns:cx1="http://schemas.microsoft.com/office/drawing/2015/9/8/chartex" xmlns:cx2="http://schemas.microsoft.com/office/drawing/2015/10/21/chartex" xmlns:cx3="http://schemas.microsoft.com/office/drawing/2016/5/9/chartex" xmlns:cx4="http://schemas.microsoft.com/office/drawing/2016/5/10/chartex" xmlns:cx5="http://schemas.microsoft.com/office/drawing/2016/5/11/chartex" xmlns:cx6="http://schemas.microsoft.com/office/drawing/2016/5/12/chartex" xmlns:cx7="http://schemas.microsoft.com/office/drawing/2016/5/13/chartex" xmlns:cx8="http://schemas.microsoft.com/office/drawing/2016/5/14/chartex" xmlns:mc="http://schemas.openxmlformats.org/markup-compatibility/2006" xmlns:aink="http://schemas.microsoft.com/office/drawing/2016/ink" xmlns:am3d="http://schemas.microsoft.com/office/drawing/2017/model3d" xmlns:o="urn:schemas-microsoft-com:office:office" xmlns:r="http://schemas.openxmlformats.org/officeDocument/2006/relationships" xmlns:m="http://schemas.openxmlformats.org/officeDocument/2006/math" xmlns:v="urn:schemas-microsoft-com:vml" xmlns:wp14="http://schemas.microsoft.com/office/word/2010/wordprocessingDrawing" xmlns:wp="http://schemas.openxmlformats.org/drawingml/2006/wordprocessingDrawing" xmlns:w10="urn:schemas-microsoft-com:office:word" xmlns:w="http://schemas.openxmlformats.org/wordprocessingml/2006/main" xmlns:w14="http://schemas.microsoft.com/office/word/2010/wordml" xmlns:w15="http://schemas.microsoft.com/office/word/2012/wordml" xmlns:w16cex="http://schemas.microsoft.com/office/word/2018/wordml/cex" xmlns:w16cid="http://schemas.microsoft.com/office/word/2016/wordml/cid" xmlns:w16="http://schemas.microsoft.com/office/word/2018/wordml" xmlns:w16sdtdh="http://schemas.microsoft.com/office/word/2020/wordml/sdtdatahash" xmlns:w16se="http://schemas.microsoft.com/office/word/2015/wordml/symex" xmlns:wpg="http://schemas.microsoft.com/office/word/2010/wordprocessingGroup" xmlns:wpi="http://schemas.microsoft.com/office/word/2010/wordprocessingInk" xmlns:wne="http://schemas.microsoft.com/office/word/2006/wordml" xmlns:wps="http://schemas.microsoft.com/office/word/2010/wordprocessingShape" mc:Ignorable="w14 w15 w16se w16cid w16 w16cex w16sdtdh wp14">
+<w:hdr xmlns:wpc="http://schemas.microsoft.com/office/word/2010/wordprocessingCanvas" xmlns:cx="http://schemas.microsoft.com/office/drawing/2014/chartex" xmlns:cx1="http://schemas.microsoft.com/office/drawing/2015/9/8/chartex" xmlns:cx2="http://schemas.microsoft.com/office/drawing/2015/10/21/chartex" xmlns:cx3="http://schemas.microsoft.com/office/drawing/2016/5/9/chartex" xmlns:cx4="http://schemas.microsoft.com/office/drawing/2016/5/10/chartex" xmlns:cx5="http://schemas.microsoft.com/office/drawing/2016/5/11/chartex" xmlns:cx6="http://schemas.microsoft.com/office/drawing/2016/5/12/chartex" xmlns:cx7="http://schemas.microsoft.com/office/drawing/2016/5/13/chartex" xmlns:cx8="http://schemas.microsoft.com/office/drawing/2016/5/14/chartex" xmlns:mc="http://schemas.openxmlformats.org/markup-compatibility/2006" xmlns:aink="http://schemas.microsoft.com/office/drawing/2016/ink" xmlns:am3d="http://schemas.microsoft.com/office/drawing/2017/model3d" xmlns:o="urn:schemas-microsoft-com:office:office" xmlns:r="http://schemas.openxmlformats.org/officeDocument/2006/relationships" xmlns:m="http://schemas.openxmlformats.org/officeDocument/2006/math" xmlns:v="urn:schemas-microsoft-com:vml" xmlns:wp14="http://schemas.microsoft.com/office/word/2010/wordprocessingDrawing" xmlns:wp="http://schemas.openxmlformats.org/drawingml/2006/wordprocessingDrawing" xmlns:w10="urn:schemas-microsoft-com:office:word" xmlns:w="http://schemas.openxmlformats.org/wordprocessingml/2006/main" xmlns:w14="http://schemas.microsoft.com/office/word/2010/wordml" xmlns:w15="http://schemas.microsoft.com/office/word/2012/wordml" xmlns:w16cid="http://schemas.microsoft.com/office/word/2016/wordml/cid" xmlns:w16se="http://schemas.microsoft.com/office/word/2015/wordml/symex" xmlns:wpg="http://schemas.microsoft.com/office/word/2010/wordprocessingGroup" xmlns:wpi="http://schemas.microsoft.com/office/word/2010/wordprocessingInk" xmlns:wne="http://schemas.microsoft.com/office/word/2006/wordml" xmlns:wps="http://schemas.microsoft.com/office/word/2010/wordprocessingShape" mc:Ignorable="w14 w15 w16se w16cid wp14">
   <w:sdt>
     <w:sdtPr>
       <w:id w:val="815151856"/>
@@ -10487,7 +10764,7 @@
 </file>
 
 <file path=word/numbering.xml><?xml version="1.0" encoding="utf-8"?>
-<w:numbering xmlns:wpc="http://schemas.microsoft.com/office/word/2010/wordprocessingCanvas" xmlns:cx="http://schemas.microsoft.com/office/drawing/2014/chartex" xmlns:cx1="http://schemas.microsoft.com/office/drawing/2015/9/8/chartex" xmlns:cx2="http://schemas.microsoft.com/office/drawing/2015/10/21/chartex" xmlns:cx3="http://schemas.microsoft.com/office/drawing/2016/5/9/chartex" xmlns:cx4="http://schemas.microsoft.com/office/drawing/2016/5/10/chartex" xmlns:cx5="http://schemas.microsoft.com/office/drawing/2016/5/11/chartex" xmlns:cx6="http://schemas.microsoft.com/office/drawing/2016/5/12/chartex" xmlns:cx7="http://schemas.microsoft.com/office/drawing/2016/5/13/chartex" xmlns:cx8="http://schemas.microsoft.com/office/drawing/2016/5/14/chartex" xmlns:mc="http://schemas.openxmlformats.org/markup-compatibility/2006" xmlns:aink="http://schemas.microsoft.com/office/drawing/2016/ink" xmlns:am3d="http://schemas.microsoft.com/office/drawing/2017/model3d" xmlns:o="urn:schemas-microsoft-com:office:office" xmlns:r="http://schemas.openxmlformats.org/officeDocument/2006/relationships" xmlns:m="http://schemas.openxmlformats.org/officeDocument/2006/math" xmlns:v="urn:schemas-microsoft-com:vml" xmlns:wp14="http://schemas.microsoft.com/office/word/2010/wordprocessingDrawing" xmlns:wp="http://schemas.openxmlformats.org/drawingml/2006/wordprocessingDrawing" xmlns:w10="urn:schemas-microsoft-com:office:word" xmlns:w="http://schemas.openxmlformats.org/wordprocessingml/2006/main" xmlns:w14="http://schemas.microsoft.com/office/word/2010/wordml" xmlns:w15="http://schemas.microsoft.com/office/word/2012/wordml" xmlns:w16cex="http://schemas.microsoft.com/office/word/2018/wordml/cex" xmlns:w16cid="http://schemas.microsoft.com/office/word/2016/wordml/cid" xmlns:w16="http://schemas.microsoft.com/office/word/2018/wordml" xmlns:w16sdtdh="http://schemas.microsoft.com/office/word/2020/wordml/sdtdatahash" xmlns:w16se="http://schemas.microsoft.com/office/word/2015/wordml/symex" xmlns:wpg="http://schemas.microsoft.com/office/word/2010/wordprocessingGroup" xmlns:wpi="http://schemas.microsoft.com/office/word/2010/wordprocessingInk" xmlns:wne="http://schemas.microsoft.com/office/word/2006/wordml" xmlns:wps="http://schemas.microsoft.com/office/word/2010/wordprocessingShape" mc:Ignorable="w14 w15 w16se w16cid w16 w16cex w16sdtdh wp14">
+<w:numbering xmlns:wpc="http://schemas.microsoft.com/office/word/2010/wordprocessingCanvas" xmlns:cx="http://schemas.microsoft.com/office/drawing/2014/chartex" xmlns:cx1="http://schemas.microsoft.com/office/drawing/2015/9/8/chartex" xmlns:cx2="http://schemas.microsoft.com/office/drawing/2015/10/21/chartex" xmlns:cx3="http://schemas.microsoft.com/office/drawing/2016/5/9/chartex" xmlns:cx4="http://schemas.microsoft.com/office/drawing/2016/5/10/chartex" xmlns:cx5="http://schemas.microsoft.com/office/drawing/2016/5/11/chartex" xmlns:cx6="http://schemas.microsoft.com/office/drawing/2016/5/12/chartex" xmlns:cx7="http://schemas.microsoft.com/office/drawing/2016/5/13/chartex" xmlns:cx8="http://schemas.microsoft.com/office/drawing/2016/5/14/chartex" xmlns:mc="http://schemas.openxmlformats.org/markup-compatibility/2006" xmlns:aink="http://schemas.microsoft.com/office/drawing/2016/ink" xmlns:am3d="http://schemas.microsoft.com/office/drawing/2017/model3d" xmlns:o="urn:schemas-microsoft-com:office:office" xmlns:r="http://schemas.openxmlformats.org/officeDocument/2006/relationships" xmlns:m="http://schemas.openxmlformats.org/officeDocument/2006/math" xmlns:v="urn:schemas-microsoft-com:vml" xmlns:wp14="http://schemas.microsoft.com/office/word/2010/wordprocessingDrawing" xmlns:wp="http://schemas.openxmlformats.org/drawingml/2006/wordprocessingDrawing" xmlns:w10="urn:schemas-microsoft-com:office:word" xmlns:w="http://schemas.openxmlformats.org/wordprocessingml/2006/main" xmlns:w14="http://schemas.microsoft.com/office/word/2010/wordml" xmlns:w15="http://schemas.microsoft.com/office/word/2012/wordml" xmlns:w16cid="http://schemas.microsoft.com/office/word/2016/wordml/cid" xmlns:w16se="http://schemas.microsoft.com/office/word/2015/wordml/symex" xmlns:wpg="http://schemas.microsoft.com/office/word/2010/wordprocessingGroup" xmlns:wpi="http://schemas.microsoft.com/office/word/2010/wordprocessingInk" xmlns:wne="http://schemas.microsoft.com/office/word/2006/wordml" xmlns:wps="http://schemas.microsoft.com/office/word/2010/wordprocessingShape" mc:Ignorable="w14 w15 w16se w16cid wp14">
   <w:abstractNum w:abstractNumId="0" w15:restartNumberingAfterBreak="0">
     <w:nsid w:val="00E457BC"/>
     <w:multiLevelType w:val="hybridMultilevel"/>
@@ -13198,7 +13475,7 @@
 </file>
 
 <file path=word/styles.xml><?xml version="1.0" encoding="utf-8"?>
-<w:styles xmlns:mc="http://schemas.openxmlformats.org/markup-compatibility/2006" xmlns:r="http://schemas.openxmlformats.org/officeDocument/2006/relationships" xmlns:w="http://schemas.openxmlformats.org/wordprocessingml/2006/main" xmlns:w14="http://schemas.microsoft.com/office/word/2010/wordml" xmlns:w15="http://schemas.microsoft.com/office/word/2012/wordml" xmlns:w16cex="http://schemas.microsoft.com/office/word/2018/wordml/cex" xmlns:w16cid="http://schemas.microsoft.com/office/word/2016/wordml/cid" xmlns:w16="http://schemas.microsoft.com/office/word/2018/wordml" xmlns:w16sdtdh="http://schemas.microsoft.com/office/word/2020/wordml/sdtdatahash" xmlns:w16se="http://schemas.microsoft.com/office/word/2015/wordml/symex" mc:Ignorable="w14 w15 w16se w16cid w16 w16cex w16sdtdh">
+<w:styles xmlns:mc="http://schemas.openxmlformats.org/markup-compatibility/2006" xmlns:r="http://schemas.openxmlformats.org/officeDocument/2006/relationships" xmlns:w="http://schemas.openxmlformats.org/wordprocessingml/2006/main" xmlns:w14="http://schemas.microsoft.com/office/word/2010/wordml" xmlns:w15="http://schemas.microsoft.com/office/word/2012/wordml" xmlns:w16cid="http://schemas.microsoft.com/office/word/2016/wordml/cid" xmlns:w16se="http://schemas.microsoft.com/office/word/2015/wordml/symex" mc:Ignorable="w14 w15 w16se w16cid">
   <w:docDefaults>
     <w:rPrDefault>
       <w:rPr>
@@ -13214,7 +13491,7 @@
       </w:pPr>
     </w:pPrDefault>
   </w:docDefaults>
-  <w:latentStyles w:defLockedState="0" w:defUIPriority="99" w:defSemiHidden="0" w:defUnhideWhenUsed="0" w:defQFormat="0" w:count="376">
+  <w:latentStyles w:defLockedState="0" w:defUIPriority="99" w:defSemiHidden="0" w:defUnhideWhenUsed="0" w:defQFormat="0" w:count="375">
     <w:lsdException w:name="Normal" w:uiPriority="0" w:qFormat="1"/>
     <w:lsdException w:name="heading 1" w:uiPriority="9" w:qFormat="1"/>
     <w:lsdException w:name="heading 2" w:semiHidden="1" w:uiPriority="9" w:unhideWhenUsed="1" w:qFormat="1"/>
@@ -13590,7 +13867,6 @@
     <w:lsdException w:name="Smart Hyperlink" w:semiHidden="1" w:unhideWhenUsed="1"/>
     <w:lsdException w:name="Hashtag" w:semiHidden="1" w:unhideWhenUsed="1"/>
     <w:lsdException w:name="Unresolved Mention" w:semiHidden="1" w:unhideWhenUsed="1"/>
-    <w:lsdException w:name="Smart Link" w:semiHidden="1" w:unhideWhenUsed="1"/>
   </w:latentStyles>
   <w:style w:type="paragraph" w:default="1" w:styleId="Normal">
     <w:name w:val="Normal"/>
@@ -14103,7 +14379,7 @@
 </file>
 
 <file path=customXml/itemProps1.xml><?xml version="1.0" encoding="utf-8"?>
-<ds:datastoreItem xmlns:ds="http://schemas.openxmlformats.org/officeDocument/2006/customXml" ds:itemID="{C204A8ED-12E0-4721-ACEE-3B848844BF6E}">
+<ds:datastoreItem xmlns:ds="http://schemas.openxmlformats.org/officeDocument/2006/customXml" ds:itemID="{5657F005-3BD7-4C0B-9FEE-CE3AA06EF4FE}">
   <ds:schemaRefs>
     <ds:schemaRef ds:uri="http://schemas.openxmlformats.org/officeDocument/2006/bibliography"/>
   </ds:schemaRefs>

--- a/บทที่ 2.docx
+++ b/บทที่ 2.docx
@@ -2212,27 +2212,7 @@
           <w:szCs w:val="32"/>
           <w:cs/>
         </w:rPr>
-        <w:t>จะทำการอ</w:t>
-      </w:r>
-      <w:proofErr w:type="spellStart"/>
-      <w:r>
-        <w:rPr>
-          <w:rFonts w:ascii="TH SarabunPSK" w:hAnsi="TH SarabunPSK" w:cs="TH SarabunPSK"/>
-          <w:sz w:val="32"/>
-          <w:szCs w:val="32"/>
-          <w:cs/>
-        </w:rPr>
-        <w:t>ัป</w:t>
-      </w:r>
-      <w:proofErr w:type="spellEnd"/>
-      <w:r>
-        <w:rPr>
-          <w:rFonts w:ascii="TH SarabunPSK" w:hAnsi="TH SarabunPSK" w:cs="TH SarabunPSK"/>
-          <w:sz w:val="32"/>
-          <w:szCs w:val="32"/>
-          <w:cs/>
-        </w:rPr>
-        <w:t>เดตฐานความรู้ของตนและเข้าสู่กระบวนการ "การให้เหตุผลเชิงตัวแทน" (</w:t>
+        <w:t>จะทำการอัปเดตฐานความรู้ของตนและเข้าสู่กระบวนการ "การให้เหตุผลเชิงตัวแทน" (</w:t>
       </w:r>
       <w:r>
         <w:rPr>
@@ -2700,7 +2680,6 @@
         </w:rPr>
         <w:t>(</w:t>
       </w:r>
-      <w:proofErr w:type="spellStart"/>
       <w:r>
         <w:rPr>
           <w:rFonts w:ascii="TH SarabunPSK" w:hAnsi="TH SarabunPSK" w:cs="TH SarabunPSK"/>
@@ -2709,7 +2688,6 @@
         </w:rPr>
         <w:t>khunrobert</w:t>
       </w:r>
-      <w:proofErr w:type="spellEnd"/>
       <w:r>
         <w:rPr>
           <w:rFonts w:ascii="TH SarabunPSK" w:hAnsi="TH SarabunPSK" w:cs="TH SarabunPSK"/>
@@ -2825,47 +2803,7 @@
           <w:szCs w:val="32"/>
           <w:cs/>
         </w:rPr>
-        <w:t xml:space="preserve">คือ การสร้างแบบพิมพ์เขียวของระบบใหม่ตามความต้องการในเอกสารความต้องการระบบ กำหนดสิ่งที่จำเป็น เช่น </w:t>
-      </w:r>
-      <w:proofErr w:type="spellStart"/>
-      <w:r>
-        <w:rPr>
-          <w:rFonts w:ascii="TH SarabunPSK" w:hAnsi="TH SarabunPSK" w:cs="TH SarabunPSK"/>
-          <w:sz w:val="32"/>
-          <w:szCs w:val="32"/>
-          <w:cs/>
-        </w:rPr>
-        <w:t>อินพุท</w:t>
-      </w:r>
-      <w:proofErr w:type="spellEnd"/>
-      <w:r>
-        <w:rPr>
-          <w:rFonts w:ascii="TH SarabunPSK" w:hAnsi="TH SarabunPSK" w:cs="TH SarabunPSK"/>
-          <w:sz w:val="32"/>
-          <w:szCs w:val="32"/>
-          <w:cs/>
-        </w:rPr>
-        <w:t xml:space="preserve"> </w:t>
-      </w:r>
-      <w:proofErr w:type="spellStart"/>
-      <w:r>
-        <w:rPr>
-          <w:rFonts w:ascii="TH SarabunPSK" w:hAnsi="TH SarabunPSK" w:cs="TH SarabunPSK"/>
-          <w:sz w:val="32"/>
-          <w:szCs w:val="32"/>
-          <w:cs/>
-        </w:rPr>
-        <w:t>เอ้าท์พุท</w:t>
-      </w:r>
-      <w:proofErr w:type="spellEnd"/>
-      <w:r>
-        <w:rPr>
-          <w:rFonts w:ascii="TH SarabunPSK" w:hAnsi="TH SarabunPSK" w:cs="TH SarabunPSK"/>
-          <w:sz w:val="32"/>
-          <w:szCs w:val="32"/>
-          <w:cs/>
-        </w:rPr>
-        <w:t xml:space="preserve"> ส่วนต่อประสานผู้ใช้ และการ</w:t>
+        <w:t>คือ การสร้างแบบพิมพ์เขียวของระบบใหม่ตามความต้องการในเอกสารความต้องการระบบ กำหนดสิ่งที่จำเป็น เช่น อินพุท เอ้าท์พุท ส่วนต่อประสานผู้ใช้ และการ</w:t>
       </w:r>
     </w:p>
     <w:p>
@@ -5697,27 +5635,7 @@
           <w:szCs w:val="32"/>
           <w:cs/>
         </w:rPr>
-        <w:t>ขั้นตอน ในการค้นหาโครงการพัฒนาระบบ ที่เหมาะสมกับสถานการณ์ปัจจุบันของบริษัท สามารถแก้ปัญหาที่เกิดขึ้น และให้ผลประโยชน์กับบริษัทมากที่สุด โดยใช้ตาราง</w:t>
-      </w:r>
-      <w:proofErr w:type="spellStart"/>
-      <w:r>
-        <w:rPr>
-          <w:rFonts w:ascii="TH SarabunPSK" w:hAnsi="TH SarabunPSK" w:cs="TH SarabunPSK"/>
-          <w:sz w:val="32"/>
-          <w:szCs w:val="32"/>
-          <w:cs/>
-        </w:rPr>
-        <w:t>เมตริกซ์</w:t>
-      </w:r>
-      <w:proofErr w:type="spellEnd"/>
-      <w:r>
-        <w:rPr>
-          <w:rFonts w:ascii="TH SarabunPSK" w:hAnsi="TH SarabunPSK" w:cs="TH SarabunPSK"/>
-          <w:sz w:val="32"/>
-          <w:szCs w:val="32"/>
-          <w:cs/>
-        </w:rPr>
-        <w:t xml:space="preserve"> (</w:t>
+        <w:t>ขั้นตอน ในการค้นหาโครงการพัฒนาระบบ ที่เหมาะสมกับสถานการณ์ปัจจุบันของบริษัท สามารถแก้ปัญหาที่เกิดขึ้น และให้ผลประโยชน์กับบริษัทมากที่สุด โดยใช้ตารางเมตริกซ์ (</w:t>
       </w:r>
       <w:r>
         <w:rPr>
@@ -8588,7 +8506,6 @@
         <w:t>(</w:t>
       </w:r>
       <w:bookmarkStart w:id="5" w:name="_Hlk177048094"/>
-      <w:proofErr w:type="spellStart"/>
       <w:r>
         <w:rPr>
           <w:rFonts w:ascii="TH SarabunPSK" w:hAnsi="TH SarabunPSK" w:cs="TH SarabunPSK"/>
@@ -8598,7 +8515,6 @@
         <w:t>AppMaster</w:t>
       </w:r>
       <w:bookmarkEnd w:id="5"/>
-      <w:proofErr w:type="spellEnd"/>
       <w:r>
         <w:rPr>
           <w:rFonts w:ascii="TH SarabunPSK" w:hAnsi="TH SarabunPSK" w:cs="TH SarabunPSK"/>
@@ -8619,7 +8535,7 @@
         </w:tabs>
         <w:jc w:val="thaiDistribute"/>
         <w:rPr>
-          <w:rFonts w:ascii="TH SarabunPSK" w:hAnsi="TH SarabunPSK" w:cs="TH SarabunPSK" w:hint="cs"/>
+          <w:rFonts w:ascii="TH SarabunPSK" w:hAnsi="TH SarabunPSK" w:cs="TH SarabunPSK"/>
           <w:sz w:val="32"/>
           <w:szCs w:val="32"/>
         </w:rPr>
@@ -8800,27 +8716,7 @@
           <w:szCs w:val="32"/>
           <w:cs/>
         </w:rPr>
-        <w:t>การพัฒนาแอปพลิเคชันบนเว็บเป็นกระบวนการสำคัญในการสร้างแอปพลิเคชันซอฟต์แวร์ที่ทำงานผ่านเว็บ</w:t>
-      </w:r>
-      <w:proofErr w:type="spellStart"/>
-      <w:r>
-        <w:rPr>
-          <w:rFonts w:ascii="TH SarabunPSK" w:hAnsi="TH SarabunPSK" w:cs="TH SarabunPSK"/>
-          <w:sz w:val="32"/>
-          <w:szCs w:val="32"/>
-          <w:cs/>
-        </w:rPr>
-        <w:t>เบ</w:t>
-      </w:r>
-      <w:proofErr w:type="spellEnd"/>
-      <w:r>
-        <w:rPr>
-          <w:rFonts w:ascii="TH SarabunPSK" w:hAnsi="TH SarabunPSK" w:cs="TH SarabunPSK"/>
-          <w:sz w:val="32"/>
-          <w:szCs w:val="32"/>
-          <w:cs/>
-        </w:rPr>
-        <w:t xml:space="preserve">ราว์เซอร์ ทำให้ผู้ใช้สามารถใช้งานร่วมกันได้ข้ามแพลตฟอร์ม และปรับให้เข้ากับแอปบนอุปกรณ์เคลื่อนที่เพื่อการเข้าถึงอุปกรณ์ต่างๆ ได้อย่างราบรื่น การเปลี่ยนแปลงทางดิจิทัลนี้ช่วยให้องค์กรต่างๆ สามารถสร้างเว็บแอป ปรับปรุงสถานะออนไลน์และการมีส่วนร่วมของลูกค้ากระบวนการพัฒนาเว็บแอปพลิเคชันเกี่ยวข้องกับหลายขั้นตอน รวมถึงการวางแผน การออกแบบ และการเลือกกรอบงานเว็บแอปพลิเคชันที่เหมาะสมที่สุด ทีมนักพัฒนาเว็บแอปที่มีทักษะทำงานในการใช้คุณสมบัติที่จำเป็นเพื่อเพิ่มประสิทธิภาพการทำงานของเว็บแอปพลิเคชัน ความเข้ากันได้ และประสบการณ์ผู้ใช้นักพัฒนาเว็บมุ่งเน้นไปที่การพัฒนาแอปพลิเคชันเว็บ </w:t>
+        <w:t xml:space="preserve">การพัฒนาแอปพลิเคชันบนเว็บเป็นกระบวนการสำคัญในการสร้างแอปพลิเคชันซอฟต์แวร์ที่ทำงานผ่านเว็บเบราว์เซอร์ ทำให้ผู้ใช้สามารถใช้งานร่วมกันได้ข้ามแพลตฟอร์ม และปรับให้เข้ากับแอปบนอุปกรณ์เคลื่อนที่เพื่อการเข้าถึงอุปกรณ์ต่างๆ ได้อย่างราบรื่น การเปลี่ยนแปลงทางดิจิทัลนี้ช่วยให้องค์กรต่างๆ สามารถสร้างเว็บแอป ปรับปรุงสถานะออนไลน์และการมีส่วนร่วมของลูกค้ากระบวนการพัฒนาเว็บแอปพลิเคชันเกี่ยวข้องกับหลายขั้นตอน รวมถึงการวางแผน การออกแบบ และการเลือกกรอบงานเว็บแอปพลิเคชันที่เหมาะสมที่สุด ทีมนักพัฒนาเว็บแอปที่มีทักษะทำงานในการใช้คุณสมบัติที่จำเป็นเพื่อเพิ่มประสิทธิภาพการทำงานของเว็บแอปพลิเคชัน ความเข้ากันได้ และประสบการณ์ผู้ใช้นักพัฒนาเว็บมุ่งเน้นไปที่การพัฒนาแอปพลิเคชันเว็บ </w:t>
       </w:r>
     </w:p>
     <w:p>
@@ -8854,67 +8750,7 @@
           <w:szCs w:val="32"/>
           <w:cs/>
         </w:rPr>
-        <w:t>การใช้ภาษาการเขียนโปรแกรมและเฟรม</w:t>
-      </w:r>
-      <w:proofErr w:type="spellStart"/>
-      <w:r>
-        <w:rPr>
-          <w:rFonts w:ascii="TH SarabunPSK" w:hAnsi="TH SarabunPSK" w:cs="TH SarabunPSK"/>
-          <w:sz w:val="32"/>
-          <w:szCs w:val="32"/>
-          <w:cs/>
-        </w:rPr>
-        <w:t>เวิร์ก</w:t>
-      </w:r>
-      <w:proofErr w:type="spellEnd"/>
-      <w:r>
-        <w:rPr>
-          <w:rFonts w:ascii="TH SarabunPSK" w:hAnsi="TH SarabunPSK" w:cs="TH SarabunPSK"/>
-          <w:sz w:val="32"/>
-          <w:szCs w:val="32"/>
-          <w:cs/>
-        </w:rPr>
-        <w:t>แอปพลิเคชันบนเว็บเพื่อสร้างแอปพลิเคชันเว็บที่รองรับอุตสาหกรรมต่างๆ การพัฒนาเว็บต้องใช้ความเชี่ยวชาญในการเลือกเฟรม</w:t>
-      </w:r>
-      <w:proofErr w:type="spellStart"/>
-      <w:r>
-        <w:rPr>
-          <w:rFonts w:ascii="TH SarabunPSK" w:hAnsi="TH SarabunPSK" w:cs="TH SarabunPSK"/>
-          <w:sz w:val="32"/>
-          <w:szCs w:val="32"/>
-          <w:cs/>
-        </w:rPr>
-        <w:t>เวิร์ก</w:t>
-      </w:r>
-      <w:proofErr w:type="spellEnd"/>
-      <w:r>
-        <w:rPr>
-          <w:rFonts w:ascii="TH SarabunPSK" w:hAnsi="TH SarabunPSK" w:cs="TH SarabunPSK"/>
-          <w:sz w:val="32"/>
-          <w:szCs w:val="32"/>
-          <w:cs/>
-        </w:rPr>
-        <w:t>แอปพลิเคชันเว็บที่เหมาะสม และสร้างประสบการณ์ผู้ใช้ที่ปลอดภัยและน่าดึงดูดแอพมือถือมีบทบาทสำคัญในการพัฒนาเว็บ เนื่องจากให้การเข้าถึงบนสมาร์ทโฟนและแท็บ</w:t>
-      </w:r>
-      <w:proofErr w:type="spellStart"/>
-      <w:r>
-        <w:rPr>
-          <w:rFonts w:ascii="TH SarabunPSK" w:hAnsi="TH SarabunPSK" w:cs="TH SarabunPSK"/>
-          <w:sz w:val="32"/>
-          <w:szCs w:val="32"/>
-          <w:cs/>
-        </w:rPr>
-        <w:t>เล็ต</w:t>
-      </w:r>
-      <w:proofErr w:type="spellEnd"/>
-      <w:r>
-        <w:rPr>
-          <w:rFonts w:ascii="TH SarabunPSK" w:hAnsi="TH SarabunPSK" w:cs="TH SarabunPSK"/>
-          <w:sz w:val="32"/>
-          <w:szCs w:val="32"/>
-          <w:cs/>
-        </w:rPr>
-        <w:t xml:space="preserve">สำหรับผู้ใช้ แอปบนอุปกรณ์เคลื่อนที่และการพัฒนาแอปพลิเคชันบนเว็บทำงานร่วมกันเพื่อมอบประสบการณ์ที่ลื่นไหลบนหลายแพลตฟอร์ม ทำให้องค์กรจำเป็นต้องลงทุนในทั้งสองด้านกระบวนการพัฒนาเว็บแอปพลิเคชันต้องอาศัยนักพัฒนาเว็บแอปในการสร้างเว็บแอปพลิเคชันที่มีโครงสร้างที่ดี ปลอดภัย และใช้งานง่าย ทีมพัฒนาเว็บต้องจัดลำดับความสำคัญด้านความปลอดภัย </w:t>
+        <w:t xml:space="preserve">การใช้ภาษาการเขียนโปรแกรมและเฟรมเวิร์กแอปพลิเคชันบนเว็บเพื่อสร้างแอปพลิเคชันเว็บที่รองรับอุตสาหกรรมต่างๆ การพัฒนาเว็บต้องใช้ความเชี่ยวชาญในการเลือกเฟรมเวิร์กแอปพลิเคชันเว็บที่เหมาะสม และสร้างประสบการณ์ผู้ใช้ที่ปลอดภัยและน่าดึงดูดแอพมือถือมีบทบาทสำคัญในการพัฒนาเว็บ เนื่องจากให้การเข้าถึงบนสมาร์ทโฟนและแท็บเล็ตสำหรับผู้ใช้ แอปบนอุปกรณ์เคลื่อนที่และการพัฒนาแอปพลิเคชันบนเว็บทำงานร่วมกันเพื่อมอบประสบการณ์ที่ลื่นไหลบนหลายแพลตฟอร์ม ทำให้องค์กรจำเป็นต้องลงทุนในทั้งสองด้านกระบวนการพัฒนาเว็บแอปพลิเคชันต้องอาศัยนักพัฒนาเว็บแอปในการสร้างเว็บแอปพลิเคชันที่มีโครงสร้างที่ดี ปลอดภัย และใช้งานง่าย ทีมพัฒนาเว็บต้องจัดลำดับความสำคัญด้านความปลอดภัย </w:t>
       </w:r>
     </w:p>
     <w:p>
@@ -8948,27 +8784,7 @@
           <w:szCs w:val="32"/>
           <w:cs/>
         </w:rPr>
-        <w:t>การเพิ่มประสิทธิภาพการทำงาน และความเข้ากันได้ข้ามแพลตฟอร์ม เพื่อให้มั่นใจถึงความสำเร็จของเว็บแอปพลิเคชันการพัฒนาแอปพลิเคชันเว็บเป็นส่วนสำคัญของโครงสร้างพื้นฐานดิจิทัลสมัยใหม่ ด้วยการจ้างนักพัฒนาเว็บแอปที่มีทักษะและปฏิบัติตามกระบวนการพัฒนาเว็บแอปพลิเคชันที่วางแผนไว้อย่างดี องค์กรต่างๆ จะสามารถสร้างเว็บแอปที่ตรงตามเป้าหมายและข้อกำหนดของตนได้ เฟรม</w:t>
-      </w:r>
-      <w:proofErr w:type="spellStart"/>
-      <w:r>
-        <w:rPr>
-          <w:rFonts w:ascii="TH SarabunPSK" w:hAnsi="TH SarabunPSK" w:cs="TH SarabunPSK"/>
-          <w:sz w:val="32"/>
-          <w:szCs w:val="32"/>
-          <w:cs/>
-        </w:rPr>
-        <w:t>เวิร์ก</w:t>
-      </w:r>
-      <w:proofErr w:type="spellEnd"/>
-      <w:r>
-        <w:rPr>
-          <w:rFonts w:ascii="TH SarabunPSK" w:hAnsi="TH SarabunPSK" w:cs="TH SarabunPSK"/>
-          <w:sz w:val="32"/>
-          <w:szCs w:val="32"/>
-          <w:cs/>
-        </w:rPr>
-        <w:t>แอปพลิเคชันเว็บ แอปบนมือถือ และเทคนิคการพัฒนาเว็บมีบทบาทสำคัญในการยกระดับประสบการณ์ผู้ใช้ และรับประกันเว็บแอปพลิเคชันที่ปลอดภัย ใช้งานได้จริง และเข้าถึงได้</w:t>
+        <w:t>การเพิ่มประสิทธิภาพการทำงาน และความเข้ากันได้ข้ามแพลตฟอร์ม เพื่อให้มั่นใจถึงความสำเร็จของเว็บแอปพลิเคชันการพัฒนาแอปพลิเคชันเว็บเป็นส่วนสำคัญของโครงสร้างพื้นฐานดิจิทัลสมัยใหม่ ด้วยการจ้างนักพัฒนาเว็บแอปที่มีทักษะและปฏิบัติตามกระบวนการพัฒนาเว็บแอปพลิเคชันที่วางแผนไว้อย่างดี องค์กรต่างๆ จะสามารถสร้างเว็บแอปที่ตรงตามเป้าหมายและข้อกำหนดของตนได้ เฟรมเวิร์กแอปพลิเคชันเว็บ แอปบนมือถือ และเทคนิคการพัฒนาเว็บมีบทบาทสำคัญในการยกระดับประสบการณ์ผู้ใช้ และรับประกันเว็บแอปพลิเคชันที่ปลอดภัย ใช้งานได้จริง และเข้าถึงได้</w:t>
       </w:r>
       <w:r>
         <w:rPr>
@@ -9149,67 +8965,7 @@
           <w:szCs w:val="32"/>
           <w:cs/>
         </w:rPr>
-        <w:t>ในทางกลับกัน เว็บแอปเป็นแอปซอฟต์แวร์เชิงโต้ตอบที่ให้ผู้ใช้สามารถทำงานหรือฟังก์ชันเฉพาะได้ โดยทั่วไปแล้วจะซับซ้อนกว่าเว็บไซต์ และต้องการให้ผู้ใช้ป้อนข้อมูลเพื่อดำเนินการ ตัวอย่างของเว็บแอป ได้แก่ ระบบธนาคารออนไลน์ แพลตฟอร์มอีคอมเมิร์ซ และเครือข่ายโซ</w:t>
-      </w:r>
-      <w:proofErr w:type="spellStart"/>
-      <w:r>
-        <w:rPr>
-          <w:rFonts w:ascii="TH SarabunPSK" w:hAnsi="TH SarabunPSK" w:cs="TH SarabunPSK"/>
-          <w:sz w:val="32"/>
-          <w:szCs w:val="32"/>
-          <w:cs/>
-        </w:rPr>
-        <w:t>เชีย</w:t>
-      </w:r>
-      <w:proofErr w:type="spellEnd"/>
-      <w:r>
-        <w:rPr>
-          <w:rFonts w:ascii="TH SarabunPSK" w:hAnsi="TH SarabunPSK" w:cs="TH SarabunPSK"/>
-          <w:sz w:val="32"/>
-          <w:szCs w:val="32"/>
-          <w:cs/>
-        </w:rPr>
-        <w:t>ลมีเดีย ซึ่งอนุญาตให้ผู้ใช้ดำเนินการต่างๆ เช่น การโอนเงิน ซื้อสินค้า และแชร์เนื้อหาแม้ว่าทั้งเว็บไซต์และเว็บแอปจะเข้าถึงได้ผ่านเว็บ</w:t>
-      </w:r>
-      <w:proofErr w:type="spellStart"/>
-      <w:r>
-        <w:rPr>
-          <w:rFonts w:ascii="TH SarabunPSK" w:hAnsi="TH SarabunPSK" w:cs="TH SarabunPSK"/>
-          <w:sz w:val="32"/>
-          <w:szCs w:val="32"/>
-          <w:cs/>
-        </w:rPr>
-        <w:t>เบ</w:t>
-      </w:r>
-      <w:proofErr w:type="spellEnd"/>
-      <w:r>
-        <w:rPr>
-          <w:rFonts w:ascii="TH SarabunPSK" w:hAnsi="TH SarabunPSK" w:cs="TH SarabunPSK"/>
-          <w:sz w:val="32"/>
-          <w:szCs w:val="32"/>
-          <w:cs/>
-        </w:rPr>
-        <w:t>ราว์เซอร์และทำงานบนเว็บ</w:t>
-      </w:r>
-      <w:proofErr w:type="spellStart"/>
-      <w:r>
-        <w:rPr>
-          <w:rFonts w:ascii="TH SarabunPSK" w:hAnsi="TH SarabunPSK" w:cs="TH SarabunPSK"/>
-          <w:sz w:val="32"/>
-          <w:szCs w:val="32"/>
-          <w:cs/>
-        </w:rPr>
-        <w:t>เซิร์ฟเวอร์</w:t>
-      </w:r>
-      <w:proofErr w:type="spellEnd"/>
-      <w:r>
-        <w:rPr>
-          <w:rFonts w:ascii="TH SarabunPSK" w:hAnsi="TH SarabunPSK" w:cs="TH SarabunPSK"/>
-          <w:sz w:val="32"/>
-          <w:szCs w:val="32"/>
-          <w:cs/>
-        </w:rPr>
-        <w:t xml:space="preserve"> แต่ความแตกต่างที่สำคัญอยู่ที่ฟังก์ชันการทำงานและวัตถุประสงค์ เว็บไซต์ได้รับการออกแบบมาเพื่อให้ข้อมูลแก่ผู้เยี่ยมชมเป็นหลัก ในขณะที่เว็บแอปเป็นแอปพลิเคชันซอฟต์แวร์เชิงโต้ตอบที่ให้ผู้ใช้สามารถทำงานหรือฟังก์ชันเฉพาะได้</w:t>
+        <w:t>ในทางกลับกัน เว็บแอปเป็นแอปซอฟต์แวร์เชิงโต้ตอบที่ให้ผู้ใช้สามารถทำงานหรือฟังก์ชันเฉพาะได้ โดยทั่วไปแล้วจะซับซ้อนกว่าเว็บไซต์ และต้องการให้ผู้ใช้ป้อนข้อมูลเพื่อดำเนินการ ตัวอย่างของเว็บแอป ได้แก่ ระบบธนาคารออนไลน์ แพลตฟอร์มอีคอมเมิร์ซ และเครือข่ายโซเชียลมีเดีย ซึ่งอนุญาตให้ผู้ใช้ดำเนินการต่างๆ เช่น การโอนเงิน ซื้อสินค้า และแชร์เนื้อหาแม้ว่าทั้งเว็บไซต์และเว็บแอปจะเข้าถึงได้ผ่านเว็บเบราว์เซอร์และทำงานบนเว็บเซิร์ฟเวอร์ แต่ความแตกต่างที่สำคัญอยู่ที่ฟังก์ชันการทำงานและวัตถุประสงค์ เว็บไซต์ได้รับการออกแบบมาเพื่อให้ข้อมูลแก่ผู้เยี่ยมชมเป็นหลัก ในขณะที่เว็บแอปเป็นแอปพลิเคชันซอฟต์แวร์เชิงโต้ตอบที่ให้ผู้ใช้สามารถทำงานหรือฟังก์ชันเฉพาะได้</w:t>
       </w:r>
     </w:p>
     <w:p>
@@ -9336,19 +9092,8 @@
           <w:szCs w:val="32"/>
           <w:cs/>
         </w:rPr>
-        <w:t>คือเว็บแอปที่ใช้เทคโนโลยีเว็บสมัยใหม่เพื่อมอบประสบการณ์การใช้งานเหมือนแอปเนทีฟแก่ผู้ใช้ รวมถึงฟังก์ชันการทำงานออฟไลน์ การแจ้งเตือนแบบพุช และการเข้าถึงฮาร์ดแวร์ของอุปกรณ์ โดยไม่จำเป็นต้องดาวน์โหลดและติดตั้ง แอปเนทีฟ จาก แอพสโต</w:t>
-      </w:r>
-      <w:proofErr w:type="spellStart"/>
-      <w:r>
-        <w:rPr>
-          <w:rFonts w:ascii="TH SarabunPSK" w:hAnsi="TH SarabunPSK" w:cs="TH SarabunPSK"/>
-          <w:sz w:val="32"/>
-          <w:szCs w:val="32"/>
-          <w:cs/>
-        </w:rPr>
-        <w:t>ร์</w:t>
-      </w:r>
-      <w:proofErr w:type="spellEnd"/>
+        <w:t>คือเว็บแอปที่ใช้เทคโนโลยีเว็บสมัยใหม่เพื่อมอบประสบการณ์การใช้งานเหมือนแอปเนทีฟแก่ผู้ใช้ รวมถึงฟังก์ชันการทำงานออฟไลน์ การแจ้งเตือนแบบพุช และการเข้าถึงฮาร์ดแวร์ของอุปกรณ์ โดยไม่จำเป็นต้องดาวน์โหลดและติดตั้ง แอปเนทีฟ จาก แอพสโตร์</w:t>
+      </w:r>
       <w:r>
         <w:rPr>
           <w:rFonts w:ascii="TH SarabunPSK" w:hAnsi="TH SarabunPSK" w:cs="TH SarabunPSK"/>
@@ -9364,27 +9109,7 @@
           <w:szCs w:val="32"/>
           <w:cs/>
         </w:rPr>
-        <w:t>ได้รับการออกแบบมาเพื่อมอบประสบการณ์ที่ราบรื่นในทุกอุปกรณ์และแพลตฟอร์ม โดยไม่คำนึงถึงระบบปฏิบัติการหรือขนาดหน้าจอ พวกเขาใช้หลักการออกแบบที่ตอบสนองเพื่อปรับให้เข้ากับขนาดหน้าจอและประเภทอินพุตที่แตกต่างกัน และสามารถเข้าถึงได้ผ่านเว็บ</w:t>
-      </w:r>
-      <w:proofErr w:type="spellStart"/>
-      <w:r>
-        <w:rPr>
-          <w:rFonts w:ascii="TH SarabunPSK" w:hAnsi="TH SarabunPSK" w:cs="TH SarabunPSK"/>
-          <w:sz w:val="32"/>
-          <w:szCs w:val="32"/>
-          <w:cs/>
-        </w:rPr>
-        <w:t>เบ</w:t>
-      </w:r>
-      <w:proofErr w:type="spellEnd"/>
-      <w:r>
-        <w:rPr>
-          <w:rFonts w:ascii="TH SarabunPSK" w:hAnsi="TH SarabunPSK" w:cs="TH SarabunPSK"/>
-          <w:sz w:val="32"/>
-          <w:szCs w:val="32"/>
-          <w:cs/>
-        </w:rPr>
-        <w:t>ราว์เซอร์สมัยใหม่</w:t>
+        <w:t>ได้รับการออกแบบมาเพื่อมอบประสบการณ์ที่ราบรื่นในทุกอุปกรณ์และแพลตฟอร์ม โดยไม่คำนึงถึงระบบปฏิบัติการหรือขนาดหน้าจอ พวกเขาใช้หลักการออกแบบที่ตอบสนองเพื่อปรับให้เข้ากับขนาดหน้าจอและประเภทอินพุตที่แตกต่างกัน และสามารถเข้าถึงได้ผ่านเว็บเบราว์เซอร์สมัยใหม่</w:t>
       </w:r>
       <w:r>
         <w:rPr>
@@ -9639,27 +9364,7 @@
           <w:szCs w:val="32"/>
           <w:cs/>
         </w:rPr>
-        <w:t>ว็บแอปได้รับความนิยมเพิ่มมากขึ้นในช่วงไม่กี่ปีที่ผ่านมา เนื่องจากมีข้อดีหลายประการเหนือแอปพลิเคชัน</w:t>
-      </w:r>
-      <w:proofErr w:type="spellStart"/>
-      <w:r>
-        <w:rPr>
-          <w:rFonts w:ascii="TH SarabunPSK" w:hAnsi="TH SarabunPSK" w:cs="TH SarabunPSK"/>
-          <w:sz w:val="32"/>
-          <w:szCs w:val="32"/>
-          <w:cs/>
-        </w:rPr>
-        <w:t>เดสก์ท็อป</w:t>
-      </w:r>
-      <w:proofErr w:type="spellEnd"/>
-      <w:r>
-        <w:rPr>
-          <w:rFonts w:ascii="TH SarabunPSK" w:hAnsi="TH SarabunPSK" w:cs="TH SarabunPSK"/>
-          <w:sz w:val="32"/>
-          <w:szCs w:val="32"/>
-          <w:cs/>
-        </w:rPr>
-        <w:t>ทั่วไป อย่างไรก็ตามก็ยังมีข้อเสียที่ต้องพิจารณาด้วย ในส่วนนี้ เราจะสำรวจข้อดีและข้อเสียของเว็บแอป</w:t>
+        <w:t>ว็บแอปได้รับความนิยมเพิ่มมากขึ้นในช่วงไม่กี่ปีที่ผ่านมา เนื่องจากมีข้อดีหลายประการเหนือแอปพลิเคชันเดสก์ท็อปทั่วไป อย่างไรก็ตามก็ยังมีข้อเสียที่ต้องพิจารณาด้วย ในส่วนนี้ เราจะสำรวจข้อดีและข้อเสียของเว็บแอป</w:t>
       </w:r>
     </w:p>
     <w:p>
@@ -9821,27 +9526,7 @@
           <w:szCs w:val="32"/>
           <w:cs/>
         </w:rPr>
-        <w:t>ความเข้ากันได้ข้ามแพลตฟอร์ม : เว็บแอปสามารถเข้าถึงได้จากอุปกรณ์ใดๆ ที่มีเว็บ</w:t>
-      </w:r>
-      <w:proofErr w:type="spellStart"/>
-      <w:r>
-        <w:rPr>
-          <w:rFonts w:ascii="TH SarabunPSK" w:hAnsi="TH SarabunPSK" w:cs="TH SarabunPSK"/>
-          <w:sz w:val="32"/>
-          <w:szCs w:val="32"/>
-          <w:cs/>
-        </w:rPr>
-        <w:t>เบ</w:t>
-      </w:r>
-      <w:proofErr w:type="spellEnd"/>
-      <w:r>
-        <w:rPr>
-          <w:rFonts w:ascii="TH SarabunPSK" w:hAnsi="TH SarabunPSK" w:cs="TH SarabunPSK"/>
-          <w:sz w:val="32"/>
-          <w:szCs w:val="32"/>
-          <w:cs/>
-        </w:rPr>
-        <w:t>ราว์เซอร์ ทำให้แอปไม่ขึ้นกับแพลตฟอร์มและเข้าถึงได้ง่ายสำหรับผู้ใช้ในวงกว้าง</w:t>
+        <w:t>ความเข้ากันได้ข้ามแพลตฟอร์ม : เว็บแอปสามารถเข้าถึงได้จากอุปกรณ์ใดๆ ที่มีเว็บเบราว์เซอร์ ทำให้แอปไม่ขึ้นกับแพลตฟอร์มและเข้าถึงได้ง่ายสำหรับผู้ใช้ในวงกว้าง</w:t>
       </w:r>
     </w:p>
     <w:p>
@@ -9909,47 +9594,7 @@
           <w:szCs w:val="32"/>
           <w:cs/>
         </w:rPr>
-        <w:t>ค่าติดตั้งและบำรุงรักษาต่ำ : เว็บแอปไม่จำเป็นต้องติดตั้ง</w:t>
-      </w:r>
-      <w:proofErr w:type="spellStart"/>
-      <w:r>
-        <w:rPr>
-          <w:rFonts w:ascii="TH SarabunPSK" w:hAnsi="TH SarabunPSK" w:cs="TH SarabunPSK"/>
-          <w:sz w:val="32"/>
-          <w:szCs w:val="32"/>
-          <w:cs/>
-        </w:rPr>
-        <w:t>หร</w:t>
-      </w:r>
-      <w:proofErr w:type="spellEnd"/>
-      <w:r>
-        <w:rPr>
-          <w:rFonts w:ascii="TH SarabunPSK" w:hAnsi="TH SarabunPSK" w:cs="TH SarabunPSK"/>
-          <w:sz w:val="32"/>
-          <w:szCs w:val="32"/>
-          <w:cs/>
-        </w:rPr>
-        <w:t>ืออ</w:t>
-      </w:r>
-      <w:proofErr w:type="spellStart"/>
-      <w:r>
-        <w:rPr>
-          <w:rFonts w:ascii="TH SarabunPSK" w:hAnsi="TH SarabunPSK" w:cs="TH SarabunPSK"/>
-          <w:sz w:val="32"/>
-          <w:szCs w:val="32"/>
-          <w:cs/>
-        </w:rPr>
-        <w:t>ัป</w:t>
-      </w:r>
-      <w:proofErr w:type="spellEnd"/>
-      <w:r>
-        <w:rPr>
-          <w:rFonts w:ascii="TH SarabunPSK" w:hAnsi="TH SarabunPSK" w:cs="TH SarabunPSK"/>
-          <w:sz w:val="32"/>
-          <w:szCs w:val="32"/>
-          <w:cs/>
-        </w:rPr>
-        <w:t>เดตบนอุปกรณ์แต่ละเครื่อง ซึ่งช่วยลด ค่าใช้จ่ายในการติดตั้งและบำรุงรักษา สำหรับผู้ใช้และนักพัฒนา</w:t>
+        <w:t>ค่าติดตั้งและบำรุงรักษาต่ำ : เว็บแอปไม่จำเป็นต้องติดตั้งหรืออัปเดตบนอุปกรณ์แต่ละเครื่อง ซึ่งช่วยลด ค่าใช้จ่ายในการติดตั้งและบำรุงรักษา สำหรับผู้ใช้และนักพัฒนา</w:t>
       </w:r>
     </w:p>
     <w:p>
@@ -10086,47 +9731,7 @@
           <w:szCs w:val="32"/>
           <w:cs/>
         </w:rPr>
-        <w:t>การอ</w:t>
-      </w:r>
-      <w:proofErr w:type="spellStart"/>
-      <w:r>
-        <w:rPr>
-          <w:rFonts w:ascii="TH SarabunPSK" w:hAnsi="TH SarabunPSK" w:cs="TH SarabunPSK"/>
-          <w:sz w:val="32"/>
-          <w:szCs w:val="32"/>
-          <w:cs/>
-        </w:rPr>
-        <w:t>ัป</w:t>
-      </w:r>
-      <w:proofErr w:type="spellEnd"/>
-      <w:r>
-        <w:rPr>
-          <w:rFonts w:ascii="TH SarabunPSK" w:hAnsi="TH SarabunPSK" w:cs="TH SarabunPSK"/>
-          <w:sz w:val="32"/>
-          <w:szCs w:val="32"/>
-          <w:cs/>
-        </w:rPr>
-        <w:t>เดตตามเวลาจริง : เว็บแอปสามาร</w:t>
-      </w:r>
-      <w:proofErr w:type="spellStart"/>
-      <w:r>
-        <w:rPr>
-          <w:rFonts w:ascii="TH SarabunPSK" w:hAnsi="TH SarabunPSK" w:cs="TH SarabunPSK"/>
-          <w:sz w:val="32"/>
-          <w:szCs w:val="32"/>
-          <w:cs/>
-        </w:rPr>
-        <w:t>ถอัป</w:t>
-      </w:r>
-      <w:proofErr w:type="spellEnd"/>
-      <w:r>
-        <w:rPr>
-          <w:rFonts w:ascii="TH SarabunPSK" w:hAnsi="TH SarabunPSK" w:cs="TH SarabunPSK"/>
-          <w:sz w:val="32"/>
-          <w:szCs w:val="32"/>
-          <w:cs/>
-        </w:rPr>
-        <w:t>เดตได้แบบเรียลไทม์ เพื่อให้มั่นใจว่าผู้ใช้จะสามารถเข้าถึงคุณลักษณะและฟังก์ชันการทำงานล่าสุดได้ตลอดเวลา</w:t>
+        <w:t>การอัปเดตตามเวลาจริง : เว็บแอปสามารถอัปเดตได้แบบเรียลไทม์ เพื่อให้มั่นใจว่าผู้ใช้จะสามารถเข้าถึงคุณลักษณะและฟังก์ชันการทำงานล่าสุดได้ตลอดเวลา</w:t>
       </w:r>
     </w:p>
     <w:p>
@@ -10416,47 +10021,7 @@
           <w:szCs w:val="32"/>
           <w:cs/>
         </w:rPr>
-        <w:t>ความเสี่ยงด้านความปลอดภัย : เว็บแอปมีความเสี่ยงต่อภัยคุกคามความปลอดภัย เช่น การละเมิดข้อมูล การโจมตีแบบ</w:t>
-      </w:r>
-      <w:proofErr w:type="spellStart"/>
-      <w:r>
-        <w:rPr>
-          <w:rFonts w:ascii="TH SarabunPSK" w:hAnsi="TH SarabunPSK" w:cs="TH SarabunPSK"/>
-          <w:sz w:val="32"/>
-          <w:szCs w:val="32"/>
-          <w:cs/>
-        </w:rPr>
-        <w:t>ฟิ</w:t>
-      </w:r>
-      <w:proofErr w:type="spellEnd"/>
-      <w:r>
-        <w:rPr>
-          <w:rFonts w:ascii="TH SarabunPSK" w:hAnsi="TH SarabunPSK" w:cs="TH SarabunPSK"/>
-          <w:sz w:val="32"/>
-          <w:szCs w:val="32"/>
-          <w:cs/>
-        </w:rPr>
-        <w:t>ชชิ่ง และการเขียนสคริปต์ข้ามไซ</w:t>
-      </w:r>
-      <w:proofErr w:type="spellStart"/>
-      <w:r>
-        <w:rPr>
-          <w:rFonts w:ascii="TH SarabunPSK" w:hAnsi="TH SarabunPSK" w:cs="TH SarabunPSK"/>
-          <w:sz w:val="32"/>
-          <w:szCs w:val="32"/>
-          <w:cs/>
-        </w:rPr>
-        <w:t>ต์</w:t>
-      </w:r>
-      <w:proofErr w:type="spellEnd"/>
-      <w:r>
-        <w:rPr>
-          <w:rFonts w:ascii="TH SarabunPSK" w:hAnsi="TH SarabunPSK" w:cs="TH SarabunPSK"/>
-          <w:sz w:val="32"/>
-          <w:szCs w:val="32"/>
-          <w:cs/>
-        </w:rPr>
-        <w:t xml:space="preserve"> (</w:t>
+        <w:t>ความเสี่ยงด้านความปลอดภัย : เว็บแอปมีความเสี่ยงต่อภัยคุกคามความปลอดภัย เช่น การละเมิดข้อมูล การโจมตีแบบฟิชชิ่ง และการเขียนสคริปต์ข้ามไซต์ (</w:t>
       </w:r>
       <w:r>
         <w:rPr>
@@ -10532,27 +10097,7 @@
           <w:szCs w:val="32"/>
           <w:cs/>
         </w:rPr>
-        <w:t>ข้อจำกัดด้านประสิทธิภาพ : เว็บแอปอาจประสบปัญหาข้อจำกัดด้านประสิทธิภาพเนื่องจากปัจจัยต่างๆ เช่น การเชื่อมต่อเครือข่ายที่ช้า ปัญหาความเข้ากันได้ของ</w:t>
-      </w:r>
-      <w:proofErr w:type="spellStart"/>
-      <w:r>
-        <w:rPr>
-          <w:rFonts w:ascii="TH SarabunPSK" w:hAnsi="TH SarabunPSK" w:cs="TH SarabunPSK"/>
-          <w:sz w:val="32"/>
-          <w:szCs w:val="32"/>
-          <w:cs/>
-        </w:rPr>
-        <w:t>เบ</w:t>
-      </w:r>
-      <w:proofErr w:type="spellEnd"/>
-      <w:r>
-        <w:rPr>
-          <w:rFonts w:ascii="TH SarabunPSK" w:hAnsi="TH SarabunPSK" w:cs="TH SarabunPSK"/>
-          <w:sz w:val="32"/>
-          <w:szCs w:val="32"/>
-          <w:cs/>
-        </w:rPr>
-        <w:t>ราว์เซอร์ และการเข้าถึงฮาร์ดแวร์อุปกรณ์ที่จำกัด</w:t>
+        <w:t>ข้อจำกัดด้านประสิทธิภาพ : เว็บแอปอาจประสบปัญหาข้อจำกัดด้านประสิทธิภาพเนื่องจากปัจจัยต่างๆ เช่น การเชื่อมต่อเครือข่ายที่ช้า ปัญหาความเข้ากันได้ของเบราว์เซอร์ และการเข้าถึงฮาร์ดแวร์อุปกรณ์ที่จำกัด</w:t>
       </w:r>
     </w:p>
     <w:p>
@@ -10620,27 +10165,7 @@
           <w:szCs w:val="32"/>
           <w:cs/>
         </w:rPr>
-        <w:t>ฟังก์ชันการทำงานที่จำกัด : เว็บแอปอาจมีระดับฟังก์ชันการทำงานที่แตกต่างจากแอปพลิเคชัน</w:t>
-      </w:r>
-      <w:proofErr w:type="spellStart"/>
-      <w:r>
-        <w:rPr>
-          <w:rFonts w:ascii="TH SarabunPSK" w:hAnsi="TH SarabunPSK" w:cs="TH SarabunPSK"/>
-          <w:sz w:val="32"/>
-          <w:szCs w:val="32"/>
-          <w:cs/>
-        </w:rPr>
-        <w:t>เดสก์ท็อป</w:t>
-      </w:r>
-      <w:proofErr w:type="spellEnd"/>
-      <w:r>
-        <w:rPr>
-          <w:rFonts w:ascii="TH SarabunPSK" w:hAnsi="TH SarabunPSK" w:cs="TH SarabunPSK"/>
-          <w:sz w:val="32"/>
-          <w:szCs w:val="32"/>
-          <w:cs/>
-        </w:rPr>
-        <w:t>ทั่วไป โดยเฉพาะอย่างยิ่งเมื่อต้องเข้าถึงไฟล์ในเครื่องหรือเรียกใช้การคำนวณที่ซับซ้อน</w:t>
+        <w:t>ฟังก์ชันการทำงานที่จำกัด : เว็บแอปอาจมีระดับฟังก์ชันการทำงานที่แตกต่างจากแอปพลิเคชันเดสก์ท็อปทั่วไป โดยเฉพาะอย่างยิ่งเมื่อต้องเข้าถึงไฟล์ในเครื่องหรือเรียกใช้การคำนวณที่ซับซ้อน</w:t>
       </w:r>
     </w:p>
     <w:p>
@@ -10708,47 +10233,7 @@
           <w:szCs w:val="32"/>
           <w:cs/>
         </w:rPr>
-        <w:t>ปัญหาความเข้ากันได้ของ</w:t>
-      </w:r>
-      <w:proofErr w:type="spellStart"/>
-      <w:r>
-        <w:rPr>
-          <w:rFonts w:ascii="TH SarabunPSK" w:hAnsi="TH SarabunPSK" w:cs="TH SarabunPSK"/>
-          <w:sz w:val="32"/>
-          <w:szCs w:val="32"/>
-          <w:cs/>
-        </w:rPr>
-        <w:t>เบ</w:t>
-      </w:r>
-      <w:proofErr w:type="spellEnd"/>
-      <w:r>
-        <w:rPr>
-          <w:rFonts w:ascii="TH SarabunPSK" w:hAnsi="TH SarabunPSK" w:cs="TH SarabunPSK"/>
-          <w:sz w:val="32"/>
-          <w:szCs w:val="32"/>
-          <w:cs/>
-        </w:rPr>
-        <w:t>ราว์เซอร์ : เว็บแอปอาจทำงานไม่ถูกต้องบนเว็บ</w:t>
-      </w:r>
-      <w:proofErr w:type="spellStart"/>
-      <w:r>
-        <w:rPr>
-          <w:rFonts w:ascii="TH SarabunPSK" w:hAnsi="TH SarabunPSK" w:cs="TH SarabunPSK"/>
-          <w:sz w:val="32"/>
-          <w:szCs w:val="32"/>
-          <w:cs/>
-        </w:rPr>
-        <w:t>เบ</w:t>
-      </w:r>
-      <w:proofErr w:type="spellEnd"/>
-      <w:r>
-        <w:rPr>
-          <w:rFonts w:ascii="TH SarabunPSK" w:hAnsi="TH SarabunPSK" w:cs="TH SarabunPSK"/>
-          <w:sz w:val="32"/>
-          <w:szCs w:val="32"/>
-          <w:cs/>
-        </w:rPr>
-        <w:t>ราว์เซอร์ที่แตกต่างกัน ต้องใช้ทรัพยากรการทดสอบและการพัฒนาเพิ่มเติมเพื่อให้มั่นใจถึงความเข้ากันได้</w:t>
+        <w:t>ปัญหาความเข้ากันได้ของเบราว์เซอร์ : เว็บแอปอาจทำงานไม่ถูกต้องบนเว็บเบราว์เซอร์ที่แตกต่างกัน ต้องใช้ทรัพยากรการทดสอบและการพัฒนาเพิ่มเติมเพื่อให้มั่นใจถึงความเข้ากันได้</w:t>
       </w:r>
     </w:p>
     <w:p>
@@ -10938,27 +10423,7 @@
           <w:szCs w:val="32"/>
           <w:cs/>
         </w:rPr>
-        <w:t>เว็บแอปแบบคงที่ : เป็นเว็บแอปธรรมดาที่ไม่ต้องใช้การประมวลผลฝั่ง</w:t>
-      </w:r>
-      <w:proofErr w:type="spellStart"/>
-      <w:r>
-        <w:rPr>
-          <w:rFonts w:ascii="TH SarabunPSK" w:hAnsi="TH SarabunPSK" w:cs="TH SarabunPSK"/>
-          <w:sz w:val="32"/>
-          <w:szCs w:val="32"/>
-          <w:cs/>
-        </w:rPr>
-        <w:t>เซิร์ฟเวอร์</w:t>
-      </w:r>
-      <w:proofErr w:type="spellEnd"/>
-      <w:r>
-        <w:rPr>
-          <w:rFonts w:ascii="TH SarabunPSK" w:hAnsi="TH SarabunPSK" w:cs="TH SarabunPSK"/>
-          <w:sz w:val="32"/>
-          <w:szCs w:val="32"/>
-          <w:cs/>
-        </w:rPr>
-        <w:t xml:space="preserve"> โดยหลักแล้วประกอบด้วยไฟล์ </w:t>
+        <w:t xml:space="preserve">เว็บแอปแบบคงที่ : เป็นเว็บแอปธรรมดาที่ไม่ต้องใช้การประมวลผลฝั่งเซิร์ฟเวอร์ โดยหลักแล้วประกอบด้วยไฟล์ </w:t>
       </w:r>
       <w:r>
         <w:rPr>
@@ -11078,147 +10543,7 @@
           <w:szCs w:val="32"/>
           <w:cs/>
         </w:rPr>
-        <w:t>แอปพลิเคชันเว็บแบบ</w:t>
-      </w:r>
-      <w:proofErr w:type="spellStart"/>
-      <w:r>
-        <w:rPr>
-          <w:rFonts w:ascii="TH SarabunPSK" w:hAnsi="TH SarabunPSK" w:cs="TH SarabunPSK"/>
-          <w:sz w:val="32"/>
-          <w:szCs w:val="32"/>
-          <w:cs/>
-        </w:rPr>
-        <w:t>ได</w:t>
-      </w:r>
-      <w:proofErr w:type="spellEnd"/>
-      <w:r>
-        <w:rPr>
-          <w:rFonts w:ascii="TH SarabunPSK" w:hAnsi="TH SarabunPSK" w:cs="TH SarabunPSK"/>
-          <w:sz w:val="32"/>
-          <w:szCs w:val="32"/>
-          <w:cs/>
-        </w:rPr>
-        <w:t>นา</w:t>
-      </w:r>
-      <w:proofErr w:type="spellStart"/>
-      <w:r>
-        <w:rPr>
-          <w:rFonts w:ascii="TH SarabunPSK" w:hAnsi="TH SarabunPSK" w:cs="TH SarabunPSK"/>
-          <w:sz w:val="32"/>
-          <w:szCs w:val="32"/>
-          <w:cs/>
-        </w:rPr>
-        <w:t>มิก</w:t>
-      </w:r>
-      <w:proofErr w:type="spellEnd"/>
-      <w:r>
-        <w:rPr>
-          <w:rFonts w:ascii="TH SarabunPSK" w:hAnsi="TH SarabunPSK" w:cs="TH SarabunPSK"/>
-          <w:sz w:val="32"/>
-          <w:szCs w:val="32"/>
-          <w:cs/>
-        </w:rPr>
-        <w:t xml:space="preserve"> : เว็บแอปเหล่านี้ใช้สคริปต์ฝั่ง</w:t>
-      </w:r>
-      <w:proofErr w:type="spellStart"/>
-      <w:r>
-        <w:rPr>
-          <w:rFonts w:ascii="TH SarabunPSK" w:hAnsi="TH SarabunPSK" w:cs="TH SarabunPSK"/>
-          <w:sz w:val="32"/>
-          <w:szCs w:val="32"/>
-          <w:cs/>
-        </w:rPr>
-        <w:t>เซิร์ฟเวอร์</w:t>
-      </w:r>
-      <w:proofErr w:type="spellEnd"/>
-      <w:r>
-        <w:rPr>
-          <w:rFonts w:ascii="TH SarabunPSK" w:hAnsi="TH SarabunPSK" w:cs="TH SarabunPSK"/>
-          <w:sz w:val="32"/>
-          <w:szCs w:val="32"/>
-          <w:cs/>
-        </w:rPr>
-        <w:t>เพื่อสร้างเนื้อหาแบบ</w:t>
-      </w:r>
-      <w:proofErr w:type="spellStart"/>
-      <w:r>
-        <w:rPr>
-          <w:rFonts w:ascii="TH SarabunPSK" w:hAnsi="TH SarabunPSK" w:cs="TH SarabunPSK"/>
-          <w:sz w:val="32"/>
-          <w:szCs w:val="32"/>
-          <w:cs/>
-        </w:rPr>
-        <w:t>ได</w:t>
-      </w:r>
-      <w:proofErr w:type="spellEnd"/>
-      <w:r>
-        <w:rPr>
-          <w:rFonts w:ascii="TH SarabunPSK" w:hAnsi="TH SarabunPSK" w:cs="TH SarabunPSK"/>
-          <w:sz w:val="32"/>
-          <w:szCs w:val="32"/>
-          <w:cs/>
-        </w:rPr>
-        <w:t>นา</w:t>
-      </w:r>
-      <w:proofErr w:type="spellStart"/>
-      <w:r>
-        <w:rPr>
-          <w:rFonts w:ascii="TH SarabunPSK" w:hAnsi="TH SarabunPSK" w:cs="TH SarabunPSK"/>
-          <w:sz w:val="32"/>
-          <w:szCs w:val="32"/>
-          <w:cs/>
-        </w:rPr>
-        <w:t>มิก</w:t>
-      </w:r>
-      <w:proofErr w:type="spellEnd"/>
-      <w:r>
-        <w:rPr>
-          <w:rFonts w:ascii="TH SarabunPSK" w:hAnsi="TH SarabunPSK" w:cs="TH SarabunPSK"/>
-          <w:sz w:val="32"/>
-          <w:szCs w:val="32"/>
-          <w:cs/>
-        </w:rPr>
-        <w:t xml:space="preserve"> เช่น ข้อมูลเฉพาะผู้ใช้ แบบฟอร์มเชิงโต้ตอบ และเว็บไซต์อีคอมเมิร์ซ พวกเขามักจะใช้เทคโนโลยี</w:t>
-      </w:r>
-      <w:proofErr w:type="spellStart"/>
-      <w:r>
-        <w:rPr>
-          <w:rFonts w:ascii="TH SarabunPSK" w:hAnsi="TH SarabunPSK" w:cs="TH SarabunPSK"/>
-          <w:sz w:val="32"/>
-          <w:szCs w:val="32"/>
-          <w:cs/>
-        </w:rPr>
-        <w:t>แบ็ก</w:t>
-      </w:r>
-      <w:proofErr w:type="spellEnd"/>
-      <w:r>
-        <w:rPr>
-          <w:rFonts w:ascii="TH SarabunPSK" w:hAnsi="TH SarabunPSK" w:cs="TH SarabunPSK"/>
-          <w:sz w:val="32"/>
-          <w:szCs w:val="32"/>
-          <w:cs/>
-        </w:rPr>
-        <w:t>เอน</w:t>
-      </w:r>
-      <w:proofErr w:type="spellStart"/>
-      <w:r>
-        <w:rPr>
-          <w:rFonts w:ascii="TH SarabunPSK" w:hAnsi="TH SarabunPSK" w:cs="TH SarabunPSK"/>
-          <w:sz w:val="32"/>
-          <w:szCs w:val="32"/>
-          <w:cs/>
-        </w:rPr>
-        <w:t>ด์</w:t>
-      </w:r>
-      <w:proofErr w:type="spellEnd"/>
-      <w:r>
-        <w:rPr>
-          <w:rFonts w:ascii="TH SarabunPSK" w:hAnsi="TH SarabunPSK" w:cs="TH SarabunPSK"/>
-          <w:sz w:val="32"/>
-          <w:szCs w:val="32"/>
-          <w:cs/>
-        </w:rPr>
-        <w:t xml:space="preserve"> เช่น </w:t>
+        <w:t xml:space="preserve">แอปพลิเคชันเว็บแบบไดนามิก : เว็บแอปเหล่านี้ใช้สคริปต์ฝั่งเซิร์ฟเวอร์เพื่อสร้างเนื้อหาแบบไดนามิก เช่น ข้อมูลเฉพาะผู้ใช้ แบบฟอร์มเชิงโต้ตอบ และเว็บไซต์อีคอมเมิร์ซ พวกเขามักจะใช้เทคโนโลยีแบ็กเอนด์ เช่น </w:t>
       </w:r>
       <w:r>
         <w:rPr>
@@ -11363,67 +10688,7 @@
           <w:szCs w:val="32"/>
           <w:cs/>
         </w:rPr>
-        <w:t>เดียวและ</w:t>
-      </w:r>
-      <w:proofErr w:type="spellStart"/>
-      <w:r>
-        <w:rPr>
-          <w:rFonts w:ascii="TH SarabunPSK" w:hAnsi="TH SarabunPSK" w:cs="TH SarabunPSK"/>
-          <w:sz w:val="32"/>
-          <w:szCs w:val="32"/>
-          <w:cs/>
-        </w:rPr>
-        <w:t>อัป</w:t>
-      </w:r>
-      <w:proofErr w:type="spellEnd"/>
-      <w:r>
-        <w:rPr>
-          <w:rFonts w:ascii="TH SarabunPSK" w:hAnsi="TH SarabunPSK" w:cs="TH SarabunPSK"/>
-          <w:sz w:val="32"/>
-          <w:szCs w:val="32"/>
-          <w:cs/>
-        </w:rPr>
-        <w:t>เดตเนื้อหาแบบ</w:t>
-      </w:r>
-      <w:proofErr w:type="spellStart"/>
-      <w:r>
-        <w:rPr>
-          <w:rFonts w:ascii="TH SarabunPSK" w:hAnsi="TH SarabunPSK" w:cs="TH SarabunPSK"/>
-          <w:sz w:val="32"/>
-          <w:szCs w:val="32"/>
-          <w:cs/>
-        </w:rPr>
-        <w:t>ได</w:t>
-      </w:r>
-      <w:proofErr w:type="spellEnd"/>
-      <w:r>
-        <w:rPr>
-          <w:rFonts w:ascii="TH SarabunPSK" w:hAnsi="TH SarabunPSK" w:cs="TH SarabunPSK"/>
-          <w:sz w:val="32"/>
-          <w:szCs w:val="32"/>
-          <w:cs/>
-        </w:rPr>
-        <w:t>นาม</w:t>
-      </w:r>
-      <w:proofErr w:type="spellStart"/>
-      <w:r>
-        <w:rPr>
-          <w:rFonts w:ascii="TH SarabunPSK" w:hAnsi="TH SarabunPSK" w:cs="TH SarabunPSK"/>
-          <w:sz w:val="32"/>
-          <w:szCs w:val="32"/>
-          <w:cs/>
-        </w:rPr>
-        <w:t>ิก</w:t>
-      </w:r>
-      <w:proofErr w:type="spellEnd"/>
-      <w:r>
-        <w:rPr>
-          <w:rFonts w:ascii="TH SarabunPSK" w:hAnsi="TH SarabunPSK" w:cs="TH SarabunPSK"/>
-          <w:sz w:val="32"/>
-          <w:szCs w:val="32"/>
-          <w:cs/>
-        </w:rPr>
-        <w:t xml:space="preserve">โดยใช้ </w:t>
+        <w:t xml:space="preserve">เดียวและอัปเดตเนื้อหาแบบไดนามิกโดยใช้ </w:t>
       </w:r>
       <w:r>
         <w:rPr>
@@ -11741,67 +11006,7 @@
           <w:szCs w:val="32"/>
           <w:cs/>
         </w:rPr>
-        <w:t>แอปพลิเคชันเว็บพอร์ท</w:t>
-      </w:r>
-      <w:proofErr w:type="spellStart"/>
-      <w:r>
-        <w:rPr>
-          <w:rFonts w:ascii="TH SarabunPSK" w:hAnsi="TH SarabunPSK" w:cs="TH SarabunPSK"/>
-          <w:sz w:val="32"/>
-          <w:szCs w:val="32"/>
-          <w:cs/>
-        </w:rPr>
-        <w:t>ัล</w:t>
-      </w:r>
-      <w:proofErr w:type="spellEnd"/>
-      <w:r>
-        <w:rPr>
-          <w:rFonts w:ascii="TH SarabunPSK" w:hAnsi="TH SarabunPSK" w:cs="TH SarabunPSK"/>
-          <w:sz w:val="32"/>
-          <w:szCs w:val="32"/>
-          <w:cs/>
-        </w:rPr>
-        <w:t xml:space="preserve"> : เว็บแอปพลิเคชันเหล่านี้มอบเกตเวย์แบบรวมไปยังแหล่งข้อมูลที่แตกต่างกัน เช่น ข่าวสาร อีเมล และโซ</w:t>
-      </w:r>
-      <w:proofErr w:type="spellStart"/>
-      <w:r>
-        <w:rPr>
-          <w:rFonts w:ascii="TH SarabunPSK" w:hAnsi="TH SarabunPSK" w:cs="TH SarabunPSK"/>
-          <w:sz w:val="32"/>
-          <w:szCs w:val="32"/>
-          <w:cs/>
-        </w:rPr>
-        <w:t>เชีย</w:t>
-      </w:r>
-      <w:proofErr w:type="spellEnd"/>
-      <w:r>
-        <w:rPr>
-          <w:rFonts w:ascii="TH SarabunPSK" w:hAnsi="TH SarabunPSK" w:cs="TH SarabunPSK"/>
-          <w:sz w:val="32"/>
-          <w:szCs w:val="32"/>
-          <w:cs/>
-        </w:rPr>
-        <w:t>ลมีเดีย มักใช้เป็นพอร์ท</w:t>
-      </w:r>
-      <w:proofErr w:type="spellStart"/>
-      <w:r>
-        <w:rPr>
-          <w:rFonts w:ascii="TH SarabunPSK" w:hAnsi="TH SarabunPSK" w:cs="TH SarabunPSK"/>
-          <w:sz w:val="32"/>
-          <w:szCs w:val="32"/>
-          <w:cs/>
-        </w:rPr>
-        <w:t>ัล</w:t>
-      </w:r>
-      <w:proofErr w:type="spellEnd"/>
-      <w:r>
-        <w:rPr>
-          <w:rFonts w:ascii="TH SarabunPSK" w:hAnsi="TH SarabunPSK" w:cs="TH SarabunPSK"/>
-          <w:sz w:val="32"/>
-          <w:szCs w:val="32"/>
-          <w:cs/>
-        </w:rPr>
-        <w:t>อินทราเน็ตในองค์กรขนาดใหญ่</w:t>
+        <w:t>แอปพลิเคชันเว็บพอร์ทัล : เว็บแอปพลิเคชันเหล่านี้มอบเกตเวย์แบบรวมไปยังแหล่งข้อมูลที่แตกต่างกัน เช่น ข่าวสาร อีเมล และโซเชียลมีเดีย มักใช้เป็นพอร์ทัลอินทราเน็ตในองค์กรขนาดใหญ่</w:t>
       </w:r>
     </w:p>
     <w:p>
@@ -12095,7 +11300,6 @@
         <w:t>(</w:t>
       </w:r>
       <w:bookmarkStart w:id="7" w:name="_Hlk177048191"/>
-      <w:proofErr w:type="spellStart"/>
       <w:r>
         <w:rPr>
           <w:rFonts w:ascii="TH SarabunPSK" w:hAnsi="TH SarabunPSK" w:cs="TH SarabunPSK"/>
@@ -12105,7 +11309,6 @@
         <w:t>GaMeDeV</w:t>
       </w:r>
       <w:bookmarkEnd w:id="7"/>
-      <w:proofErr w:type="spellEnd"/>
       <w:r>
         <w:rPr>
           <w:rFonts w:ascii="TH SarabunPSK" w:hAnsi="TH SarabunPSK" w:cs="TH SarabunPSK"/>
@@ -12425,23 +11628,13 @@
         </w:rPr>
         <w:tab/>
       </w:r>
-      <w:proofErr w:type="spellStart"/>
-      <w:r>
-        <w:rPr>
-          <w:rFonts w:ascii="TH SarabunPSK" w:hAnsi="TH SarabunPSK" w:cs="TH SarabunPSK"/>
-          <w:sz w:val="32"/>
-          <w:szCs w:val="32"/>
-        </w:rPr>
-        <w:t>Vscode</w:t>
-      </w:r>
-      <w:proofErr w:type="spellEnd"/>
-      <w:r>
-        <w:rPr>
-          <w:rFonts w:ascii="TH SarabunPSK" w:hAnsi="TH SarabunPSK" w:cs="TH SarabunPSK"/>
-          <w:sz w:val="32"/>
-          <w:szCs w:val="32"/>
-        </w:rPr>
-        <w:t xml:space="preserve"> (Visual Studio Code) </w:t>
+      <w:r>
+        <w:rPr>
+          <w:rFonts w:ascii="TH SarabunPSK" w:hAnsi="TH SarabunPSK" w:cs="TH SarabunPSK"/>
+          <w:sz w:val="32"/>
+          <w:szCs w:val="32"/>
+        </w:rPr>
+        <w:t xml:space="preserve">Vscode (Visual Studio Code) </w:t>
       </w:r>
       <w:r>
         <w:rPr>
@@ -12597,7 +11790,6 @@
         </w:rPr>
         <w:t xml:space="preserve">คีย์ลัดใน </w:t>
       </w:r>
-      <w:proofErr w:type="spellStart"/>
       <w:r>
         <w:rPr>
           <w:rFonts w:ascii="TH SarabunPSK" w:hAnsi="TH SarabunPSK" w:cs="TH SarabunPSK"/>
@@ -12606,7 +11798,6 @@
         </w:rPr>
         <w:t>Vscode</w:t>
       </w:r>
-      <w:proofErr w:type="spellEnd"/>
     </w:p>
     <w:p>
       <w:pPr>
@@ -12675,23 +11866,13 @@
         </w:rPr>
         <w:t>**</w:t>
       </w:r>
-      <w:proofErr w:type="spellStart"/>
-      <w:r>
-        <w:rPr>
-          <w:rFonts w:ascii="TH SarabunPSK" w:hAnsi="TH SarabunPSK" w:cs="TH SarabunPSK"/>
-          <w:sz w:val="32"/>
-          <w:szCs w:val="32"/>
-        </w:rPr>
-        <w:t>Crtl</w:t>
-      </w:r>
-      <w:proofErr w:type="spellEnd"/>
-      <w:r>
-        <w:rPr>
-          <w:rFonts w:ascii="TH SarabunPSK" w:hAnsi="TH SarabunPSK" w:cs="TH SarabunPSK"/>
-          <w:sz w:val="32"/>
-          <w:szCs w:val="32"/>
-        </w:rPr>
-        <w:t xml:space="preserve"> + Enter – </w:t>
+      <w:r>
+        <w:rPr>
+          <w:rFonts w:ascii="TH SarabunPSK" w:hAnsi="TH SarabunPSK" w:cs="TH SarabunPSK"/>
+          <w:sz w:val="32"/>
+          <w:szCs w:val="32"/>
+        </w:rPr>
+        <w:t xml:space="preserve">Crtl + Enter – </w:t>
       </w:r>
       <w:r>
         <w:rPr>
@@ -12751,7 +11932,6 @@
         </w:rPr>
         <w:t>**</w:t>
       </w:r>
-      <w:proofErr w:type="spellStart"/>
       <w:r>
         <w:rPr>
           <w:rFonts w:ascii="TH SarabunPSK" w:hAnsi="TH SarabunPSK" w:cs="TH SarabunPSK"/>
@@ -12766,9 +11946,198 @@
           <w:sz w:val="32"/>
           <w:szCs w:val="32"/>
         </w:rPr>
-        <w:t>rtl+Shift+Enter</w:t>
-      </w:r>
-      <w:proofErr w:type="spellEnd"/>
+        <w:t xml:space="preserve">rtl+Shift+Enter – </w:t>
+      </w:r>
+      <w:r>
+        <w:rPr>
+          <w:rFonts w:ascii="TH SarabunPSK" w:hAnsi="TH SarabunPSK" w:cs="TH SarabunPSK"/>
+          <w:sz w:val="32"/>
+          <w:szCs w:val="32"/>
+          <w:cs/>
+        </w:rPr>
+        <w:t>เป็นการขึ้นบรรทัดใหม่ด้านบน หรือ กระโดนข้ามบรรทัดแต่ขึ้นด้านบน</w:t>
+      </w:r>
+      <w:r>
+        <w:rPr>
+          <w:rFonts w:ascii="TH SarabunPSK" w:hAnsi="TH SarabunPSK" w:cs="TH SarabunPSK"/>
+          <w:sz w:val="32"/>
+          <w:szCs w:val="32"/>
+          <w:cs/>
+        </w:rPr>
+        <w:tab/>
+      </w:r>
+      <w:r>
+        <w:rPr>
+          <w:rFonts w:ascii="TH SarabunPSK" w:hAnsi="TH SarabunPSK" w:cs="TH SarabunPSK"/>
+          <w:sz w:val="32"/>
+          <w:szCs w:val="32"/>
+          <w:cs/>
+        </w:rPr>
+        <w:tab/>
+      </w:r>
+    </w:p>
+    <w:p>
+      <w:pPr>
+        <w:tabs>
+          <w:tab w:val="left" w:pos="567"/>
+          <w:tab w:val="left" w:pos="2127"/>
+        </w:tabs>
+        <w:jc w:val="thaiDistribute"/>
+        <w:rPr>
+          <w:rFonts w:ascii="TH SarabunPSK" w:hAnsi="TH SarabunPSK" w:cs="TH SarabunPSK"/>
+          <w:sz w:val="32"/>
+          <w:szCs w:val="32"/>
+        </w:rPr>
+      </w:pPr>
+      <w:r>
+        <w:rPr>
+          <w:rFonts w:ascii="TH SarabunPSK" w:hAnsi="TH SarabunPSK" w:cs="TH SarabunPSK"/>
+          <w:sz w:val="32"/>
+          <w:szCs w:val="32"/>
+        </w:rPr>
+        <w:tab/>
+      </w:r>
+      <w:r>
+        <w:rPr>
+          <w:rFonts w:ascii="TH SarabunPSK" w:hAnsi="TH SarabunPSK" w:cs="TH SarabunPSK"/>
+          <w:sz w:val="32"/>
+          <w:szCs w:val="32"/>
+        </w:rPr>
+        <w:tab/>
+        <w:t>3)</w:t>
+      </w:r>
+      <w:r>
+        <w:rPr>
+          <w:rFonts w:ascii="TH SarabunPSK" w:hAnsi="TH SarabunPSK" w:cs="TH SarabunPSK"/>
+          <w:color w:val="FFFFFF" w:themeColor="background1"/>
+          <w:sz w:val="32"/>
+          <w:szCs w:val="32"/>
+        </w:rPr>
+        <w:t>**</w:t>
+      </w:r>
+      <w:r>
+        <w:rPr>
+          <w:rFonts w:ascii="TH SarabunPSK" w:hAnsi="TH SarabunPSK" w:cs="TH SarabunPSK"/>
+          <w:sz w:val="32"/>
+          <w:szCs w:val="32"/>
+        </w:rPr>
+        <w:t xml:space="preserve">Alt + Left Click to choose – </w:t>
+      </w:r>
+      <w:r>
+        <w:rPr>
+          <w:rFonts w:ascii="TH SarabunPSK" w:hAnsi="TH SarabunPSK" w:cs="TH SarabunPSK"/>
+          <w:sz w:val="32"/>
+          <w:szCs w:val="32"/>
+          <w:cs/>
+        </w:rPr>
+        <w:t xml:space="preserve">เป็นการเลือก </w:t>
+      </w:r>
+      <w:r>
+        <w:rPr>
+          <w:rFonts w:ascii="TH SarabunPSK" w:hAnsi="TH SarabunPSK" w:cs="TH SarabunPSK"/>
+          <w:sz w:val="32"/>
+          <w:szCs w:val="32"/>
+        </w:rPr>
+        <w:t xml:space="preserve">Element </w:t>
+      </w:r>
+      <w:r>
+        <w:rPr>
+          <w:rFonts w:ascii="TH SarabunPSK" w:hAnsi="TH SarabunPSK" w:cs="TH SarabunPSK"/>
+          <w:sz w:val="32"/>
+          <w:szCs w:val="32"/>
+          <w:cs/>
+        </w:rPr>
+        <w:t xml:space="preserve">หลายๆตัวเพื่อที่จะทำบางอย่างพร้อมๆกัน ใช้โดยกด </w:t>
+      </w:r>
+      <w:r>
+        <w:rPr>
+          <w:rFonts w:ascii="TH SarabunPSK" w:hAnsi="TH SarabunPSK" w:cs="TH SarabunPSK"/>
+          <w:sz w:val="32"/>
+          <w:szCs w:val="32"/>
+        </w:rPr>
+        <w:t xml:space="preserve">Alt </w:t>
+      </w:r>
+      <w:r>
+        <w:rPr>
+          <w:rFonts w:ascii="TH SarabunPSK" w:hAnsi="TH SarabunPSK" w:cs="TH SarabunPSK"/>
+          <w:sz w:val="32"/>
+          <w:szCs w:val="32"/>
+          <w:cs/>
+        </w:rPr>
+        <w:t>ค้างแล้ว คลิกซ้ายเพื่อเลือกในสิ่งที่ต้องการ</w:t>
+      </w:r>
+    </w:p>
+    <w:p>
+      <w:pPr>
+        <w:tabs>
+          <w:tab w:val="left" w:pos="567"/>
+          <w:tab w:val="left" w:pos="2127"/>
+        </w:tabs>
+        <w:jc w:val="thaiDistribute"/>
+        <w:rPr>
+          <w:rFonts w:ascii="TH SarabunPSK" w:hAnsi="TH SarabunPSK" w:cs="TH SarabunPSK"/>
+          <w:sz w:val="32"/>
+          <w:szCs w:val="32"/>
+        </w:rPr>
+      </w:pPr>
+      <w:r>
+        <w:rPr>
+          <w:rFonts w:ascii="TH SarabunPSK" w:hAnsi="TH SarabunPSK" w:cs="TH SarabunPSK"/>
+          <w:sz w:val="32"/>
+          <w:szCs w:val="32"/>
+        </w:rPr>
+        <w:tab/>
+      </w:r>
+      <w:r>
+        <w:rPr>
+          <w:rFonts w:ascii="TH SarabunPSK" w:hAnsi="TH SarabunPSK" w:cs="TH SarabunPSK"/>
+          <w:sz w:val="32"/>
+          <w:szCs w:val="32"/>
+        </w:rPr>
+        <w:tab/>
+        <w:t>4)</w:t>
+      </w:r>
+      <w:r>
+        <w:rPr>
+          <w:rFonts w:ascii="TH SarabunPSK" w:hAnsi="TH SarabunPSK" w:cs="TH SarabunPSK"/>
+          <w:color w:val="FFFFFF" w:themeColor="background1"/>
+          <w:sz w:val="32"/>
+          <w:szCs w:val="32"/>
+        </w:rPr>
+        <w:t>**</w:t>
+      </w:r>
+      <w:r>
+        <w:rPr>
+          <w:rFonts w:ascii="TH SarabunPSK" w:hAnsi="TH SarabunPSK" w:cs="TH SarabunPSK"/>
+          <w:sz w:val="32"/>
+          <w:szCs w:val="32"/>
+        </w:rPr>
+        <w:t xml:space="preserve">Crtl + Shift + </w:t>
+      </w:r>
+      <w:r>
+        <w:rPr>
+          <w:rFonts w:ascii="Cambria Math" w:hAnsi="Cambria Math" w:cs="Cambria Math"/>
+          <w:sz w:val="32"/>
+          <w:szCs w:val="32"/>
+        </w:rPr>
+        <w:t>⇧</w:t>
+      </w:r>
+      <w:r>
+        <w:rPr>
+          <w:rFonts w:ascii="TH SarabunPSK" w:hAnsi="TH SarabunPSK" w:cs="TH SarabunPSK"/>
+          <w:sz w:val="32"/>
+          <w:szCs w:val="32"/>
+        </w:rPr>
+        <w:t xml:space="preserve"> </w:t>
+      </w:r>
+      <w:r>
+        <w:rPr>
+          <w:rFonts w:ascii="Cambria Math" w:hAnsi="Cambria Math" w:cs="Cambria Math"/>
+          <w:sz w:val="32"/>
+          <w:szCs w:val="32"/>
+        </w:rPr>
+        <w:t>⇩</w:t>
+      </w:r>
       <w:r>
         <w:rPr>
           <w:rFonts w:ascii="TH SarabunPSK" w:hAnsi="TH SarabunPSK" w:cs="TH SarabunPSK"/>
@@ -12784,25 +12153,41 @@
           <w:szCs w:val="32"/>
           <w:cs/>
         </w:rPr>
-        <w:t>เป็นการขึ้นบรรทัดใหม่ด้านบน หรือ กระโดนข้ามบรรทัดแต่ขึ้นด้านบน</w:t>
-      </w:r>
-      <w:r>
-        <w:rPr>
-          <w:rFonts w:ascii="TH SarabunPSK" w:hAnsi="TH SarabunPSK" w:cs="TH SarabunPSK"/>
-          <w:sz w:val="32"/>
-          <w:szCs w:val="32"/>
-          <w:cs/>
-        </w:rPr>
-        <w:tab/>
-      </w:r>
-      <w:r>
-        <w:rPr>
-          <w:rFonts w:ascii="TH SarabunPSK" w:hAnsi="TH SarabunPSK" w:cs="TH SarabunPSK"/>
-          <w:sz w:val="32"/>
-          <w:szCs w:val="32"/>
-          <w:cs/>
-        </w:rPr>
-        <w:tab/>
+        <w:t xml:space="preserve">เป็นการ </w:t>
+      </w:r>
+      <w:r>
+        <w:rPr>
+          <w:rFonts w:ascii="TH SarabunPSK" w:hAnsi="TH SarabunPSK" w:cs="TH SarabunPSK"/>
+          <w:sz w:val="32"/>
+          <w:szCs w:val="32"/>
+        </w:rPr>
+        <w:t xml:space="preserve">Copy Code </w:t>
+      </w:r>
+      <w:r>
+        <w:rPr>
+          <w:rFonts w:ascii="TH SarabunPSK" w:hAnsi="TH SarabunPSK" w:cs="TH SarabunPSK"/>
+          <w:sz w:val="32"/>
+          <w:szCs w:val="32"/>
+          <w:cs/>
+        </w:rPr>
+        <w:t xml:space="preserve">จากบรรทัดที่เราเลือกไว้สามารถจะ </w:t>
+      </w:r>
+      <w:r>
+        <w:rPr>
+          <w:rFonts w:ascii="TH SarabunPSK" w:hAnsi="TH SarabunPSK" w:cs="TH SarabunPSK"/>
+          <w:sz w:val="32"/>
+          <w:szCs w:val="32"/>
+        </w:rPr>
+        <w:t xml:space="preserve">Copy </w:t>
+      </w:r>
+      <w:r>
+        <w:rPr>
+          <w:rFonts w:ascii="TH SarabunPSK" w:hAnsi="TH SarabunPSK" w:cs="TH SarabunPSK"/>
+          <w:sz w:val="32"/>
+          <w:szCs w:val="32"/>
+          <w:cs/>
+        </w:rPr>
+        <w:t>ขึ้นหรือลงก็ได้ตามลูกศร</w:t>
       </w:r>
     </w:p>
     <w:p>
@@ -12833,6 +12218,1215 @@
           <w:szCs w:val="32"/>
         </w:rPr>
         <w:tab/>
+        <w:t>5)</w:t>
+      </w:r>
+      <w:r>
+        <w:rPr>
+          <w:rFonts w:ascii="TH SarabunPSK" w:hAnsi="TH SarabunPSK" w:cs="TH SarabunPSK"/>
+          <w:color w:val="FFFFFF" w:themeColor="background1"/>
+          <w:sz w:val="32"/>
+          <w:szCs w:val="32"/>
+        </w:rPr>
+        <w:t>**</w:t>
+      </w:r>
+      <w:r>
+        <w:rPr>
+          <w:rFonts w:ascii="TH SarabunPSK" w:hAnsi="TH SarabunPSK" w:cs="TH SarabunPSK"/>
+          <w:sz w:val="32"/>
+          <w:szCs w:val="32"/>
+        </w:rPr>
+        <w:t xml:space="preserve">Crtl + P – </w:t>
+      </w:r>
+      <w:r>
+        <w:rPr>
+          <w:rFonts w:ascii="TH SarabunPSK" w:hAnsi="TH SarabunPSK" w:cs="TH SarabunPSK"/>
+          <w:sz w:val="32"/>
+          <w:szCs w:val="32"/>
+          <w:cs/>
+        </w:rPr>
+        <w:t>เป็นการเปิดไฟล์อย่างรวดเร็ว หลังจากที่ใช้คีย์ลัดนี้จะมีช่องกรอกชื่อไฟล์ขึ้นมาให้เรากรอกได้เลย</w:t>
+      </w:r>
+    </w:p>
+    <w:p>
+      <w:pPr>
+        <w:tabs>
+          <w:tab w:val="left" w:pos="567"/>
+          <w:tab w:val="left" w:pos="2127"/>
+        </w:tabs>
+        <w:jc w:val="thaiDistribute"/>
+        <w:rPr>
+          <w:rFonts w:ascii="TH SarabunPSK" w:hAnsi="TH SarabunPSK" w:cs="TH SarabunPSK"/>
+          <w:sz w:val="32"/>
+          <w:szCs w:val="32"/>
+        </w:rPr>
+      </w:pPr>
+      <w:r>
+        <w:rPr>
+          <w:rFonts w:ascii="TH SarabunPSK" w:hAnsi="TH SarabunPSK" w:cs="TH SarabunPSK"/>
+          <w:sz w:val="32"/>
+          <w:szCs w:val="32"/>
+        </w:rPr>
+        <w:tab/>
+      </w:r>
+      <w:r>
+        <w:rPr>
+          <w:rFonts w:ascii="TH SarabunPSK" w:hAnsi="TH SarabunPSK" w:cs="TH SarabunPSK"/>
+          <w:sz w:val="32"/>
+          <w:szCs w:val="32"/>
+        </w:rPr>
+        <w:tab/>
+        <w:t>6)</w:t>
+      </w:r>
+      <w:r>
+        <w:rPr>
+          <w:rFonts w:ascii="TH SarabunPSK" w:hAnsi="TH SarabunPSK" w:cs="TH SarabunPSK"/>
+          <w:color w:val="FFFFFF" w:themeColor="background1"/>
+          <w:sz w:val="32"/>
+          <w:szCs w:val="32"/>
+        </w:rPr>
+        <w:t>**</w:t>
+      </w:r>
+      <w:r>
+        <w:rPr>
+          <w:rFonts w:ascii="TH SarabunPSK" w:hAnsi="TH SarabunPSK" w:cs="TH SarabunPSK"/>
+          <w:sz w:val="32"/>
+          <w:szCs w:val="32"/>
+        </w:rPr>
+        <w:t xml:space="preserve">Crtl + B – </w:t>
+      </w:r>
+      <w:r>
+        <w:rPr>
+          <w:rFonts w:ascii="TH SarabunPSK" w:hAnsi="TH SarabunPSK" w:cs="TH SarabunPSK"/>
+          <w:sz w:val="32"/>
+          <w:szCs w:val="32"/>
+          <w:cs/>
+        </w:rPr>
+        <w:t xml:space="preserve">เป็นการเปิดปิด </w:t>
+      </w:r>
+      <w:r>
+        <w:rPr>
+          <w:rFonts w:ascii="TH SarabunPSK" w:hAnsi="TH SarabunPSK" w:cs="TH SarabunPSK"/>
+          <w:sz w:val="32"/>
+          <w:szCs w:val="32"/>
+        </w:rPr>
+        <w:t xml:space="preserve">Sidebar </w:t>
+      </w:r>
+      <w:r>
+        <w:rPr>
+          <w:rFonts w:ascii="TH SarabunPSK" w:hAnsi="TH SarabunPSK" w:cs="TH SarabunPSK"/>
+          <w:sz w:val="32"/>
+          <w:szCs w:val="32"/>
+          <w:cs/>
+        </w:rPr>
+        <w:t>หรือ ไอแถบด้านขวานั่นแหละ</w:t>
+      </w:r>
+    </w:p>
+    <w:p>
+      <w:pPr>
+        <w:tabs>
+          <w:tab w:val="left" w:pos="567"/>
+          <w:tab w:val="left" w:pos="2127"/>
+        </w:tabs>
+        <w:jc w:val="thaiDistribute"/>
+        <w:rPr>
+          <w:rFonts w:ascii="TH SarabunPSK" w:hAnsi="TH SarabunPSK" w:cs="TH SarabunPSK"/>
+          <w:sz w:val="32"/>
+          <w:szCs w:val="32"/>
+        </w:rPr>
+      </w:pPr>
+      <w:r>
+        <w:rPr>
+          <w:rFonts w:ascii="TH SarabunPSK" w:hAnsi="TH SarabunPSK" w:cs="TH SarabunPSK"/>
+          <w:sz w:val="32"/>
+          <w:szCs w:val="32"/>
+        </w:rPr>
+        <w:lastRenderedPageBreak/>
+        <w:tab/>
+      </w:r>
+      <w:r>
+        <w:rPr>
+          <w:rFonts w:ascii="TH SarabunPSK" w:hAnsi="TH SarabunPSK" w:cs="TH SarabunPSK"/>
+          <w:sz w:val="32"/>
+          <w:szCs w:val="32"/>
+        </w:rPr>
+        <w:tab/>
+        <w:t>7)</w:t>
+      </w:r>
+      <w:r>
+        <w:rPr>
+          <w:rFonts w:ascii="TH SarabunPSK" w:hAnsi="TH SarabunPSK" w:cs="TH SarabunPSK"/>
+          <w:color w:val="FFFFFF" w:themeColor="background1"/>
+          <w:sz w:val="32"/>
+          <w:szCs w:val="32"/>
+        </w:rPr>
+        <w:t>**</w:t>
+      </w:r>
+      <w:r>
+        <w:rPr>
+          <w:rFonts w:ascii="TH SarabunPSK" w:hAnsi="TH SarabunPSK" w:cs="TH SarabunPSK"/>
+          <w:sz w:val="32"/>
+          <w:szCs w:val="32"/>
+        </w:rPr>
+        <w:t xml:space="preserve">Crtl + Alt + R – </w:t>
+      </w:r>
+      <w:r>
+        <w:rPr>
+          <w:rFonts w:ascii="TH SarabunPSK" w:hAnsi="TH SarabunPSK" w:cs="TH SarabunPSK"/>
+          <w:sz w:val="32"/>
+          <w:szCs w:val="32"/>
+          <w:cs/>
+        </w:rPr>
+        <w:t xml:space="preserve">เป็นการ </w:t>
+      </w:r>
+      <w:r>
+        <w:rPr>
+          <w:rFonts w:ascii="TH SarabunPSK" w:hAnsi="TH SarabunPSK" w:cs="TH SarabunPSK"/>
+          <w:sz w:val="32"/>
+          <w:szCs w:val="32"/>
+        </w:rPr>
+        <w:t xml:space="preserve">Reload </w:t>
+      </w:r>
+      <w:r>
+        <w:rPr>
+          <w:rFonts w:ascii="TH SarabunPSK" w:hAnsi="TH SarabunPSK" w:cs="TH SarabunPSK"/>
+          <w:sz w:val="32"/>
+          <w:szCs w:val="32"/>
+          <w:cs/>
+        </w:rPr>
+        <w:t xml:space="preserve">หน้า </w:t>
+      </w:r>
+      <w:r>
+        <w:rPr>
+          <w:rFonts w:ascii="TH SarabunPSK" w:hAnsi="TH SarabunPSK" w:cs="TH SarabunPSK"/>
+          <w:sz w:val="32"/>
+          <w:szCs w:val="32"/>
+        </w:rPr>
+        <w:t xml:space="preserve">Vscode </w:t>
+      </w:r>
+      <w:r>
+        <w:rPr>
+          <w:rFonts w:ascii="TH SarabunPSK" w:hAnsi="TH SarabunPSK" w:cs="TH SarabunPSK"/>
+          <w:sz w:val="32"/>
+          <w:szCs w:val="32"/>
+          <w:cs/>
+        </w:rPr>
+        <w:t xml:space="preserve">หรือ การ </w:t>
+      </w:r>
+      <w:r>
+        <w:rPr>
+          <w:rFonts w:ascii="TH SarabunPSK" w:hAnsi="TH SarabunPSK" w:cs="TH SarabunPSK"/>
+          <w:sz w:val="32"/>
+          <w:szCs w:val="32"/>
+        </w:rPr>
+        <w:t xml:space="preserve">refresh </w:t>
+      </w:r>
+      <w:r>
+        <w:rPr>
+          <w:rFonts w:ascii="TH SarabunPSK" w:hAnsi="TH SarabunPSK" w:cs="TH SarabunPSK"/>
+          <w:sz w:val="32"/>
+          <w:szCs w:val="32"/>
+          <w:cs/>
+        </w:rPr>
+        <w:t>หน้าต่าง</w:t>
+      </w:r>
+    </w:p>
+    <w:p>
+      <w:pPr>
+        <w:tabs>
+          <w:tab w:val="left" w:pos="567"/>
+          <w:tab w:val="left" w:pos="2127"/>
+        </w:tabs>
+        <w:jc w:val="thaiDistribute"/>
+        <w:rPr>
+          <w:rFonts w:ascii="TH SarabunPSK" w:hAnsi="TH SarabunPSK" w:cs="TH SarabunPSK"/>
+          <w:sz w:val="32"/>
+          <w:szCs w:val="32"/>
+        </w:rPr>
+      </w:pPr>
+      <w:r>
+        <w:rPr>
+          <w:rFonts w:ascii="TH SarabunPSK" w:hAnsi="TH SarabunPSK" w:cs="TH SarabunPSK"/>
+          <w:sz w:val="32"/>
+          <w:szCs w:val="32"/>
+        </w:rPr>
+        <w:tab/>
+      </w:r>
+      <w:r>
+        <w:rPr>
+          <w:rFonts w:ascii="TH SarabunPSK" w:hAnsi="TH SarabunPSK" w:cs="TH SarabunPSK"/>
+          <w:sz w:val="32"/>
+          <w:szCs w:val="32"/>
+        </w:rPr>
+        <w:tab/>
+        <w:t>8)</w:t>
+      </w:r>
+      <w:r>
+        <w:rPr>
+          <w:rFonts w:ascii="TH SarabunPSK" w:hAnsi="TH SarabunPSK" w:cs="TH SarabunPSK"/>
+          <w:color w:val="FFFFFF" w:themeColor="background1"/>
+          <w:sz w:val="32"/>
+          <w:szCs w:val="32"/>
+        </w:rPr>
+        <w:t>**</w:t>
+      </w:r>
+      <w:r>
+        <w:rPr>
+          <w:rFonts w:ascii="TH SarabunPSK" w:hAnsi="TH SarabunPSK" w:cs="TH SarabunPSK"/>
+          <w:sz w:val="32"/>
+          <w:szCs w:val="32"/>
+        </w:rPr>
+        <w:t xml:space="preserve">Crtl + Shift + K – </w:t>
+      </w:r>
+      <w:r>
+        <w:rPr>
+          <w:rFonts w:ascii="TH SarabunPSK" w:hAnsi="TH SarabunPSK" w:cs="TH SarabunPSK"/>
+          <w:sz w:val="32"/>
+          <w:szCs w:val="32"/>
+          <w:cs/>
+        </w:rPr>
+        <w:t xml:space="preserve">เป็นการลบ </w:t>
+      </w:r>
+      <w:r>
+        <w:rPr>
+          <w:rFonts w:ascii="TH SarabunPSK" w:hAnsi="TH SarabunPSK" w:cs="TH SarabunPSK"/>
+          <w:sz w:val="32"/>
+          <w:szCs w:val="32"/>
+        </w:rPr>
+        <w:t xml:space="preserve">Code </w:t>
+      </w:r>
+      <w:r>
+        <w:rPr>
+          <w:rFonts w:ascii="TH SarabunPSK" w:hAnsi="TH SarabunPSK" w:cs="TH SarabunPSK"/>
+          <w:sz w:val="32"/>
+          <w:szCs w:val="32"/>
+          <w:cs/>
+        </w:rPr>
+        <w:t>ทั้งบรรทัด</w:t>
+      </w:r>
+    </w:p>
+    <w:p>
+      <w:pPr>
+        <w:tabs>
+          <w:tab w:val="left" w:pos="567"/>
+          <w:tab w:val="left" w:pos="2127"/>
+        </w:tabs>
+        <w:jc w:val="thaiDistribute"/>
+        <w:rPr>
+          <w:rFonts w:ascii="TH SarabunPSK" w:hAnsi="TH SarabunPSK" w:cs="TH SarabunPSK"/>
+          <w:sz w:val="32"/>
+          <w:szCs w:val="32"/>
+        </w:rPr>
+      </w:pPr>
+      <w:r>
+        <w:rPr>
+          <w:rFonts w:ascii="TH SarabunPSK" w:hAnsi="TH SarabunPSK" w:cs="TH SarabunPSK"/>
+          <w:sz w:val="32"/>
+          <w:szCs w:val="32"/>
+        </w:rPr>
+        <w:tab/>
+      </w:r>
+      <w:r>
+        <w:rPr>
+          <w:rFonts w:ascii="TH SarabunPSK" w:hAnsi="TH SarabunPSK" w:cs="TH SarabunPSK"/>
+          <w:sz w:val="32"/>
+          <w:szCs w:val="32"/>
+        </w:rPr>
+        <w:tab/>
+        <w:t>9)</w:t>
+      </w:r>
+      <w:r>
+        <w:rPr>
+          <w:rFonts w:ascii="TH SarabunPSK" w:hAnsi="TH SarabunPSK" w:cs="TH SarabunPSK"/>
+          <w:color w:val="FFFFFF" w:themeColor="background1"/>
+          <w:sz w:val="32"/>
+          <w:szCs w:val="32"/>
+        </w:rPr>
+        <w:t>**</w:t>
+      </w:r>
+      <w:r>
+        <w:rPr>
+          <w:rFonts w:ascii="TH SarabunPSK" w:hAnsi="TH SarabunPSK" w:cs="TH SarabunPSK"/>
+          <w:sz w:val="32"/>
+          <w:szCs w:val="32"/>
+        </w:rPr>
+        <w:t xml:space="preserve">Alt + </w:t>
+      </w:r>
+      <w:r>
+        <w:rPr>
+          <w:rFonts w:ascii="Cambria Math" w:hAnsi="Cambria Math" w:cs="Cambria Math"/>
+          <w:sz w:val="32"/>
+          <w:szCs w:val="32"/>
+        </w:rPr>
+        <w:t>⇧</w:t>
+      </w:r>
+      <w:r>
+        <w:rPr>
+          <w:rFonts w:ascii="TH SarabunPSK" w:hAnsi="TH SarabunPSK" w:cs="TH SarabunPSK"/>
+          <w:sz w:val="32"/>
+          <w:szCs w:val="32"/>
+        </w:rPr>
+        <w:t xml:space="preserve"> </w:t>
+      </w:r>
+      <w:r>
+        <w:rPr>
+          <w:rFonts w:ascii="Cambria Math" w:hAnsi="Cambria Math" w:cs="Cambria Math"/>
+          <w:sz w:val="32"/>
+          <w:szCs w:val="32"/>
+        </w:rPr>
+        <w:t>⇩</w:t>
+      </w:r>
+      <w:r>
+        <w:rPr>
+          <w:rFonts w:ascii="TH SarabunPSK" w:hAnsi="TH SarabunPSK" w:cs="TH SarabunPSK"/>
+          <w:sz w:val="32"/>
+          <w:szCs w:val="32"/>
+        </w:rPr>
+        <w:t xml:space="preserve"> – </w:t>
+      </w:r>
+      <w:r>
+        <w:rPr>
+          <w:rFonts w:ascii="TH SarabunPSK" w:hAnsi="TH SarabunPSK" w:cs="TH SarabunPSK"/>
+          <w:sz w:val="32"/>
+          <w:szCs w:val="32"/>
+          <w:cs/>
+        </w:rPr>
+        <w:t>เป็นการเลื่อนบรรทัดที่เลือกนั้นขึ้นหรือลงก็ได้</w:t>
+      </w:r>
+    </w:p>
+    <w:p>
+      <w:pPr>
+        <w:tabs>
+          <w:tab w:val="left" w:pos="567"/>
+          <w:tab w:val="left" w:pos="2127"/>
+        </w:tabs>
+        <w:jc w:val="thaiDistribute"/>
+        <w:rPr>
+          <w:rFonts w:ascii="TH SarabunPSK" w:hAnsi="TH SarabunPSK" w:cs="TH SarabunPSK"/>
+          <w:sz w:val="32"/>
+          <w:szCs w:val="32"/>
+        </w:rPr>
+      </w:pPr>
+      <w:r>
+        <w:rPr>
+          <w:rFonts w:ascii="TH SarabunPSK" w:hAnsi="TH SarabunPSK" w:cs="TH SarabunPSK"/>
+          <w:sz w:val="32"/>
+          <w:szCs w:val="32"/>
+        </w:rPr>
+        <w:tab/>
+      </w:r>
+      <w:r>
+        <w:rPr>
+          <w:rFonts w:ascii="TH SarabunPSK" w:hAnsi="TH SarabunPSK" w:cs="TH SarabunPSK"/>
+          <w:sz w:val="32"/>
+          <w:szCs w:val="32"/>
+        </w:rPr>
+        <w:tab/>
+        <w:t>10)</w:t>
+      </w:r>
+      <w:r>
+        <w:rPr>
+          <w:rFonts w:ascii="TH SarabunPSK" w:hAnsi="TH SarabunPSK" w:cs="TH SarabunPSK"/>
+          <w:color w:val="FFFFFF" w:themeColor="background1"/>
+          <w:sz w:val="32"/>
+          <w:szCs w:val="32"/>
+        </w:rPr>
+        <w:t>**</w:t>
+      </w:r>
+      <w:r>
+        <w:rPr>
+          <w:rFonts w:ascii="TH SarabunPSK" w:hAnsi="TH SarabunPSK" w:cs="TH SarabunPSK"/>
+          <w:sz w:val="32"/>
+          <w:szCs w:val="32"/>
+        </w:rPr>
+        <w:t xml:space="preserve">Ctrl+Shift+l – </w:t>
+      </w:r>
+      <w:r>
+        <w:rPr>
+          <w:rFonts w:ascii="TH SarabunPSK" w:hAnsi="TH SarabunPSK" w:cs="TH SarabunPSK"/>
+          <w:sz w:val="32"/>
+          <w:szCs w:val="32"/>
+          <w:cs/>
+        </w:rPr>
+        <w:t>เลือกส่วนเดียวกันทั้งหมดในหน้าต่าง</w:t>
+      </w:r>
+    </w:p>
+    <w:p>
+      <w:pPr>
+        <w:tabs>
+          <w:tab w:val="left" w:pos="567"/>
+          <w:tab w:val="left" w:pos="2127"/>
+        </w:tabs>
+        <w:jc w:val="thaiDistribute"/>
+        <w:rPr>
+          <w:rFonts w:ascii="TH SarabunPSK" w:hAnsi="TH SarabunPSK" w:cs="TH SarabunPSK"/>
+          <w:sz w:val="32"/>
+          <w:szCs w:val="32"/>
+        </w:rPr>
+      </w:pPr>
+      <w:r>
+        <w:rPr>
+          <w:rFonts w:ascii="TH SarabunPSK" w:hAnsi="TH SarabunPSK" w:cs="TH SarabunPSK"/>
+          <w:sz w:val="32"/>
+          <w:szCs w:val="32"/>
+        </w:rPr>
+        <w:tab/>
+      </w:r>
+      <w:r>
+        <w:rPr>
+          <w:rFonts w:ascii="TH SarabunPSK" w:hAnsi="TH SarabunPSK" w:cs="TH SarabunPSK"/>
+          <w:sz w:val="32"/>
+          <w:szCs w:val="32"/>
+        </w:rPr>
+        <w:tab/>
+        <w:t>11)</w:t>
+      </w:r>
+      <w:r>
+        <w:rPr>
+          <w:rFonts w:ascii="TH SarabunPSK" w:hAnsi="TH SarabunPSK" w:cs="TH SarabunPSK"/>
+          <w:color w:val="FFFFFF" w:themeColor="background1"/>
+          <w:sz w:val="32"/>
+          <w:szCs w:val="32"/>
+        </w:rPr>
+        <w:t>**</w:t>
+      </w:r>
+      <w:r>
+        <w:t xml:space="preserve"> </w:t>
+      </w:r>
+      <w:r>
+        <w:rPr>
+          <w:rFonts w:ascii="TH SarabunPSK" w:hAnsi="TH SarabunPSK" w:cs="TH SarabunPSK"/>
+          <w:sz w:val="32"/>
+          <w:szCs w:val="32"/>
+        </w:rPr>
+        <w:t xml:space="preserve">Crtl + S – </w:t>
+      </w:r>
+      <w:r>
+        <w:rPr>
+          <w:rFonts w:ascii="TH SarabunPSK" w:hAnsi="TH SarabunPSK" w:cs="TH SarabunPSK"/>
+          <w:sz w:val="32"/>
+          <w:szCs w:val="32"/>
+          <w:cs/>
+        </w:rPr>
+        <w:t xml:space="preserve">เป็นการ </w:t>
+      </w:r>
+      <w:r>
+        <w:rPr>
+          <w:rFonts w:ascii="TH SarabunPSK" w:hAnsi="TH SarabunPSK" w:cs="TH SarabunPSK"/>
+          <w:sz w:val="32"/>
+          <w:szCs w:val="32"/>
+        </w:rPr>
+        <w:t xml:space="preserve">Save File </w:t>
+      </w:r>
+      <w:r>
+        <w:rPr>
+          <w:rFonts w:ascii="TH SarabunPSK" w:hAnsi="TH SarabunPSK" w:cs="TH SarabunPSK"/>
+          <w:sz w:val="32"/>
+          <w:szCs w:val="32"/>
+          <w:cs/>
+        </w:rPr>
+        <w:t>ทั่วๆไป</w:t>
+      </w:r>
+    </w:p>
+    <w:p>
+      <w:pPr>
+        <w:tabs>
+          <w:tab w:val="left" w:pos="567"/>
+          <w:tab w:val="left" w:pos="2127"/>
+        </w:tabs>
+        <w:jc w:val="thaiDistribute"/>
+        <w:rPr>
+          <w:rFonts w:ascii="TH SarabunPSK" w:hAnsi="TH SarabunPSK" w:cs="TH SarabunPSK"/>
+          <w:sz w:val="32"/>
+          <w:szCs w:val="32"/>
+        </w:rPr>
+      </w:pPr>
+      <w:r>
+        <w:rPr>
+          <w:rFonts w:ascii="TH SarabunPSK" w:hAnsi="TH SarabunPSK" w:cs="TH SarabunPSK"/>
+          <w:sz w:val="32"/>
+          <w:szCs w:val="32"/>
+        </w:rPr>
+        <w:tab/>
+      </w:r>
+      <w:r>
+        <w:rPr>
+          <w:rFonts w:ascii="TH SarabunPSK" w:hAnsi="TH SarabunPSK" w:cs="TH SarabunPSK"/>
+          <w:sz w:val="32"/>
+          <w:szCs w:val="32"/>
+        </w:rPr>
+        <w:tab/>
+        <w:t>12)</w:t>
+      </w:r>
+      <w:r>
+        <w:rPr>
+          <w:rFonts w:ascii="TH SarabunPSK" w:hAnsi="TH SarabunPSK" w:cs="TH SarabunPSK"/>
+          <w:color w:val="FFFFFF" w:themeColor="background1"/>
+          <w:sz w:val="32"/>
+          <w:szCs w:val="32"/>
+        </w:rPr>
+        <w:t>**</w:t>
+      </w:r>
+      <w:r>
+        <w:t xml:space="preserve"> </w:t>
+      </w:r>
+      <w:r>
+        <w:rPr>
+          <w:rFonts w:ascii="TH SarabunPSK" w:hAnsi="TH SarabunPSK" w:cs="TH SarabunPSK"/>
+          <w:sz w:val="32"/>
+          <w:szCs w:val="32"/>
+        </w:rPr>
+        <w:t xml:space="preserve">Crtl + F – </w:t>
+      </w:r>
+      <w:r>
+        <w:rPr>
+          <w:rFonts w:ascii="TH SarabunPSK" w:hAnsi="TH SarabunPSK" w:cs="TH SarabunPSK"/>
+          <w:sz w:val="32"/>
+          <w:szCs w:val="32"/>
+          <w:cs/>
+        </w:rPr>
+        <w:t xml:space="preserve">ค้นหาคำใน </w:t>
+      </w:r>
+      <w:r>
+        <w:rPr>
+          <w:rFonts w:ascii="TH SarabunPSK" w:hAnsi="TH SarabunPSK" w:cs="TH SarabunPSK"/>
+          <w:sz w:val="32"/>
+          <w:szCs w:val="32"/>
+        </w:rPr>
+        <w:t xml:space="preserve">File </w:t>
+      </w:r>
+      <w:r>
+        <w:rPr>
+          <w:rFonts w:ascii="TH SarabunPSK" w:hAnsi="TH SarabunPSK" w:cs="TH SarabunPSK"/>
+          <w:sz w:val="32"/>
+          <w:szCs w:val="32"/>
+          <w:cs/>
+        </w:rPr>
+        <w:t>ของเราทั้งหน้าต่าง</w:t>
+      </w:r>
+    </w:p>
+    <w:p>
+      <w:pPr>
+        <w:tabs>
+          <w:tab w:val="left" w:pos="567"/>
+          <w:tab w:val="left" w:pos="1276"/>
+          <w:tab w:val="left" w:pos="2127"/>
+        </w:tabs>
+        <w:jc w:val="thaiDistribute"/>
+        <w:rPr>
+          <w:rFonts w:ascii="TH SarabunPSK" w:hAnsi="TH SarabunPSK" w:cs="TH SarabunPSK"/>
+          <w:sz w:val="32"/>
+          <w:szCs w:val="32"/>
+        </w:rPr>
+      </w:pPr>
+      <w:r>
+        <w:rPr>
+          <w:rFonts w:ascii="TH SarabunPSK" w:hAnsi="TH SarabunPSK" w:cs="TH SarabunPSK"/>
+          <w:sz w:val="32"/>
+          <w:szCs w:val="32"/>
+        </w:rPr>
+        <w:tab/>
+      </w:r>
+      <w:r>
+        <w:rPr>
+          <w:rFonts w:ascii="TH SarabunPSK" w:hAnsi="TH SarabunPSK" w:cs="TH SarabunPSK"/>
+          <w:sz w:val="32"/>
+          <w:szCs w:val="32"/>
+        </w:rPr>
+        <w:tab/>
+        <w:t>2.4.1.2</w:t>
+      </w:r>
+      <w:r>
+        <w:rPr>
+          <w:rFonts w:ascii="TH SarabunPSK" w:hAnsi="TH SarabunPSK" w:cs="TH SarabunPSK"/>
+          <w:color w:val="FFFFFF" w:themeColor="background1"/>
+          <w:sz w:val="32"/>
+          <w:szCs w:val="32"/>
+        </w:rPr>
+        <w:t>**</w:t>
+      </w:r>
+      <w:r>
+        <w:rPr>
+          <w:rFonts w:ascii="TH SarabunPSK" w:hAnsi="TH SarabunPSK" w:cs="TH SarabunPSK"/>
+          <w:sz w:val="32"/>
+          <w:szCs w:val="32"/>
+        </w:rPr>
+        <w:t xml:space="preserve">Extensions </w:t>
+      </w:r>
+      <w:r>
+        <w:rPr>
+          <w:rFonts w:ascii="TH SarabunPSK" w:hAnsi="TH SarabunPSK" w:cs="TH SarabunPSK"/>
+          <w:sz w:val="32"/>
+          <w:szCs w:val="32"/>
+          <w:cs/>
+        </w:rPr>
+        <w:t xml:space="preserve">ใน </w:t>
+      </w:r>
+      <w:r>
+        <w:rPr>
+          <w:rFonts w:ascii="TH SarabunPSK" w:hAnsi="TH SarabunPSK" w:cs="TH SarabunPSK"/>
+          <w:sz w:val="32"/>
+          <w:szCs w:val="32"/>
+        </w:rPr>
+        <w:t>Vscode</w:t>
+      </w:r>
+      <w:r>
+        <w:rPr>
+          <w:rFonts w:ascii="TH SarabunPSK" w:hAnsi="TH SarabunPSK" w:cs="TH SarabunPSK"/>
+          <w:sz w:val="32"/>
+          <w:szCs w:val="32"/>
+        </w:rPr>
+        <w:t xml:space="preserve"> </w:t>
+      </w:r>
+    </w:p>
+    <w:p>
+      <w:pPr>
+        <w:tabs>
+          <w:tab w:val="left" w:pos="567"/>
+          <w:tab w:val="left" w:pos="1276"/>
+          <w:tab w:val="left" w:pos="2127"/>
+        </w:tabs>
+        <w:jc w:val="thaiDistribute"/>
+        <w:rPr>
+          <w:rFonts w:ascii="TH SarabunPSK" w:hAnsi="TH SarabunPSK" w:cs="TH SarabunPSK"/>
+          <w:sz w:val="32"/>
+          <w:szCs w:val="32"/>
+        </w:rPr>
+      </w:pPr>
+      <w:r>
+        <w:rPr>
+          <w:rFonts w:ascii="TH SarabunPSK" w:hAnsi="TH SarabunPSK" w:cs="TH SarabunPSK"/>
+          <w:sz w:val="32"/>
+          <w:szCs w:val="32"/>
+        </w:rPr>
+        <w:tab/>
+      </w:r>
+      <w:r>
+        <w:rPr>
+          <w:rFonts w:ascii="TH SarabunPSK" w:hAnsi="TH SarabunPSK" w:cs="TH SarabunPSK"/>
+          <w:sz w:val="32"/>
+          <w:szCs w:val="32"/>
+        </w:rPr>
+        <w:t xml:space="preserve">Extensions </w:t>
+      </w:r>
+      <w:r>
+        <w:rPr>
+          <w:rFonts w:ascii="TH SarabunPSK" w:hAnsi="TH SarabunPSK" w:cs="TH SarabunPSK"/>
+          <w:sz w:val="32"/>
+          <w:szCs w:val="32"/>
+          <w:cs/>
+        </w:rPr>
+        <w:t xml:space="preserve">คือ ส่วนขยายหรือเครื่องมือเพิ่มเติมที่ไว้ช่วยเพิ่มความสะดวกในการใช้งานให้แก้ผู้ใช้นั่นเอง ซึ่งจำเป็นต้อง </w:t>
+      </w:r>
+      <w:r>
+        <w:rPr>
+          <w:rFonts w:ascii="TH SarabunPSK" w:hAnsi="TH SarabunPSK" w:cs="TH SarabunPSK"/>
+          <w:sz w:val="32"/>
+          <w:szCs w:val="32"/>
+        </w:rPr>
+        <w:t xml:space="preserve">Download </w:t>
+      </w:r>
+      <w:r>
+        <w:rPr>
+          <w:rFonts w:ascii="TH SarabunPSK" w:hAnsi="TH SarabunPSK" w:cs="TH SarabunPSK"/>
+          <w:sz w:val="32"/>
+          <w:szCs w:val="32"/>
+          <w:cs/>
+        </w:rPr>
+        <w:t xml:space="preserve">ในตัว </w:t>
+      </w:r>
+      <w:r>
+        <w:rPr>
+          <w:rFonts w:ascii="TH SarabunPSK" w:hAnsi="TH SarabunPSK" w:cs="TH SarabunPSK"/>
+          <w:sz w:val="32"/>
+          <w:szCs w:val="32"/>
+        </w:rPr>
+        <w:t xml:space="preserve">Vscode </w:t>
+      </w:r>
+      <w:r>
+        <w:rPr>
+          <w:rFonts w:ascii="TH SarabunPSK" w:hAnsi="TH SarabunPSK" w:cs="TH SarabunPSK"/>
+          <w:sz w:val="32"/>
+          <w:szCs w:val="32"/>
+          <w:cs/>
+        </w:rPr>
+        <w:t xml:space="preserve">เพื่อนำมาใช้งานน้า โดยที่เจ้าตัว </w:t>
+      </w:r>
+      <w:r>
+        <w:rPr>
+          <w:rFonts w:ascii="TH SarabunPSK" w:hAnsi="TH SarabunPSK" w:cs="TH SarabunPSK"/>
+          <w:sz w:val="32"/>
+          <w:szCs w:val="32"/>
+        </w:rPr>
+        <w:t xml:space="preserve">Extensions </w:t>
+      </w:r>
+      <w:r>
+        <w:rPr>
+          <w:rFonts w:ascii="TH SarabunPSK" w:hAnsi="TH SarabunPSK" w:cs="TH SarabunPSK"/>
+          <w:sz w:val="32"/>
+          <w:szCs w:val="32"/>
+          <w:cs/>
+        </w:rPr>
+        <w:t>นั้นจะเป็นการโหลดมาใช้แบบฟรี ! และ ขั้นตอนการโหลดที่ไม่ยุ่งยากด้วย ก่อนอื่นเลยมาดูวิธีการดาวน์โหลดกัน</w:t>
+      </w:r>
+      <w:r>
+        <w:rPr>
+          <w:rFonts w:ascii="TH SarabunPSK" w:hAnsi="TH SarabunPSK" w:cs="TH SarabunPSK"/>
+          <w:sz w:val="32"/>
+          <w:szCs w:val="32"/>
+        </w:rPr>
+        <w:tab/>
+      </w:r>
+    </w:p>
+    <w:p>
+      <w:pPr>
+        <w:tabs>
+          <w:tab w:val="left" w:pos="567"/>
+          <w:tab w:val="left" w:pos="1276"/>
+          <w:tab w:val="left" w:pos="2127"/>
+        </w:tabs>
+        <w:jc w:val="thaiDistribute"/>
+        <w:rPr>
+          <w:rFonts w:ascii="TH SarabunPSK" w:hAnsi="TH SarabunPSK" w:cs="TH SarabunPSK"/>
+          <w:sz w:val="32"/>
+          <w:szCs w:val="32"/>
+        </w:rPr>
+      </w:pPr>
+      <w:r>
+        <w:rPr>
+          <w:rFonts w:ascii="TH SarabunPSK" w:hAnsi="TH SarabunPSK" w:cs="TH SarabunPSK"/>
+          <w:sz w:val="32"/>
+          <w:szCs w:val="32"/>
+        </w:rPr>
+        <w:tab/>
+      </w:r>
+      <w:r>
+        <w:rPr>
+          <w:rFonts w:ascii="TH SarabunPSK" w:hAnsi="TH SarabunPSK" w:cs="TH SarabunPSK"/>
+          <w:sz w:val="32"/>
+          <w:szCs w:val="32"/>
+        </w:rPr>
+        <w:tab/>
+      </w:r>
+      <w:r>
+        <w:rPr>
+          <w:rFonts w:ascii="TH SarabunPSK" w:hAnsi="TH SarabunPSK" w:cs="TH SarabunPSK"/>
+          <w:sz w:val="32"/>
+          <w:szCs w:val="32"/>
+        </w:rPr>
+        <w:tab/>
+        <w:t>1)</w:t>
+      </w:r>
+      <w:r>
+        <w:rPr>
+          <w:rFonts w:ascii="TH SarabunPSK" w:hAnsi="TH SarabunPSK" w:cs="TH SarabunPSK"/>
+          <w:color w:val="FFFFFF" w:themeColor="background1"/>
+          <w:sz w:val="32"/>
+          <w:szCs w:val="32"/>
+        </w:rPr>
+        <w:t>**</w:t>
+      </w:r>
+      <w:r>
+        <w:rPr>
+          <w:rFonts w:ascii="TH SarabunPSK" w:hAnsi="TH SarabunPSK" w:cs="TH SarabunPSK"/>
+          <w:sz w:val="32"/>
+          <w:szCs w:val="32"/>
+        </w:rPr>
+        <w:t>Auto Rename-tag</w:t>
+      </w:r>
+      <w:r>
+        <w:rPr>
+          <w:rFonts w:ascii="TH SarabunPSK" w:hAnsi="TH SarabunPSK" w:cs="TH SarabunPSK"/>
+          <w:sz w:val="32"/>
+          <w:szCs w:val="32"/>
+        </w:rPr>
+        <w:t xml:space="preserve"> </w:t>
+      </w:r>
+      <w:r>
+        <w:rPr>
+          <w:rFonts w:ascii="TH SarabunPSK" w:hAnsi="TH SarabunPSK" w:cs="TH SarabunPSK"/>
+          <w:sz w:val="32"/>
+          <w:szCs w:val="32"/>
+          <w:cs/>
+        </w:rPr>
+        <w:t xml:space="preserve">นั้นจะช่วยในการแก้ไข </w:t>
+      </w:r>
+      <w:r>
+        <w:rPr>
+          <w:rFonts w:ascii="TH SarabunPSK" w:hAnsi="TH SarabunPSK" w:cs="TH SarabunPSK"/>
+          <w:sz w:val="32"/>
+          <w:szCs w:val="32"/>
+        </w:rPr>
+        <w:t xml:space="preserve">Tag </w:t>
+      </w:r>
+      <w:r>
+        <w:rPr>
+          <w:rFonts w:ascii="TH SarabunPSK" w:hAnsi="TH SarabunPSK" w:cs="TH SarabunPSK"/>
+          <w:sz w:val="32"/>
+          <w:szCs w:val="32"/>
+          <w:cs/>
+        </w:rPr>
+        <w:t xml:space="preserve">ที่มาเป็นคู่ๆ เช่น ต้องการแก้ไข </w:t>
+      </w:r>
+      <w:r>
+        <w:rPr>
+          <w:rFonts w:ascii="TH SarabunPSK" w:hAnsi="TH SarabunPSK" w:cs="TH SarabunPSK"/>
+          <w:sz w:val="32"/>
+          <w:szCs w:val="32"/>
+        </w:rPr>
+        <w:t xml:space="preserve">tag &lt;h1&gt;&lt;/h1&gt; </w:t>
+      </w:r>
+      <w:r>
+        <w:rPr>
+          <w:rFonts w:ascii="TH SarabunPSK" w:hAnsi="TH SarabunPSK" w:cs="TH SarabunPSK"/>
+          <w:sz w:val="32"/>
+          <w:szCs w:val="32"/>
+          <w:cs/>
+        </w:rPr>
+        <w:t xml:space="preserve">ไปเป็น </w:t>
+      </w:r>
+      <w:r>
+        <w:rPr>
+          <w:rFonts w:ascii="TH SarabunPSK" w:hAnsi="TH SarabunPSK" w:cs="TH SarabunPSK"/>
+          <w:sz w:val="32"/>
+          <w:szCs w:val="32"/>
+        </w:rPr>
+        <w:t xml:space="preserve">&lt;h2&gt;&lt;/h2&gt; </w:t>
+      </w:r>
+      <w:r>
+        <w:rPr>
+          <w:rFonts w:ascii="TH SarabunPSK" w:hAnsi="TH SarabunPSK" w:cs="TH SarabunPSK"/>
+          <w:sz w:val="32"/>
+          <w:szCs w:val="32"/>
+          <w:cs/>
+        </w:rPr>
+        <w:t xml:space="preserve">แทน ซึ่งเราอาจจะต้องแก้ในส่วนของ </w:t>
+      </w:r>
+      <w:r>
+        <w:rPr>
+          <w:rFonts w:ascii="TH SarabunPSK" w:hAnsi="TH SarabunPSK" w:cs="TH SarabunPSK"/>
+          <w:sz w:val="32"/>
+          <w:szCs w:val="32"/>
+        </w:rPr>
+        <w:t xml:space="preserve">h1 </w:t>
+      </w:r>
+      <w:r>
+        <w:rPr>
+          <w:rFonts w:ascii="TH SarabunPSK" w:hAnsi="TH SarabunPSK" w:cs="TH SarabunPSK"/>
+          <w:sz w:val="32"/>
+          <w:szCs w:val="32"/>
+          <w:cs/>
+        </w:rPr>
+        <w:t xml:space="preserve">ทั้ง </w:t>
+      </w:r>
+      <w:r>
+        <w:rPr>
+          <w:rFonts w:ascii="TH SarabunPSK" w:hAnsi="TH SarabunPSK" w:cs="TH SarabunPSK"/>
+          <w:sz w:val="32"/>
+          <w:szCs w:val="32"/>
+        </w:rPr>
+        <w:t xml:space="preserve">Tag </w:t>
+      </w:r>
+      <w:r>
+        <w:rPr>
+          <w:rFonts w:ascii="TH SarabunPSK" w:hAnsi="TH SarabunPSK" w:cs="TH SarabunPSK"/>
+          <w:sz w:val="32"/>
+          <w:szCs w:val="32"/>
+          <w:cs/>
+        </w:rPr>
+        <w:t xml:space="preserve">เปิดและปิดใช่ไหมครับ แต่ว่าเจ้า </w:t>
+      </w:r>
+      <w:r>
+        <w:rPr>
+          <w:rFonts w:ascii="TH SarabunPSK" w:hAnsi="TH SarabunPSK" w:cs="TH SarabunPSK"/>
+          <w:sz w:val="32"/>
+          <w:szCs w:val="32"/>
+        </w:rPr>
+        <w:t xml:space="preserve">Auto Rename-Tag </w:t>
+      </w:r>
+      <w:r>
+        <w:rPr>
+          <w:rFonts w:ascii="TH SarabunPSK" w:hAnsi="TH SarabunPSK" w:cs="TH SarabunPSK"/>
+          <w:sz w:val="32"/>
+          <w:szCs w:val="32"/>
+          <w:cs/>
+        </w:rPr>
+        <w:t xml:space="preserve">นั้นหลังจากที่เราแก้ไขตรง </w:t>
+      </w:r>
+      <w:r>
+        <w:rPr>
+          <w:rFonts w:ascii="TH SarabunPSK" w:hAnsi="TH SarabunPSK" w:cs="TH SarabunPSK"/>
+          <w:sz w:val="32"/>
+          <w:szCs w:val="32"/>
+        </w:rPr>
+        <w:t xml:space="preserve">Tag </w:t>
+      </w:r>
+      <w:r>
+        <w:rPr>
+          <w:rFonts w:ascii="TH SarabunPSK" w:hAnsi="TH SarabunPSK" w:cs="TH SarabunPSK"/>
+          <w:sz w:val="32"/>
+          <w:szCs w:val="32"/>
+          <w:cs/>
+        </w:rPr>
+        <w:t xml:space="preserve">เปิดเขาก็จะแก้ไขตรง </w:t>
+      </w:r>
+      <w:r>
+        <w:rPr>
+          <w:rFonts w:ascii="TH SarabunPSK" w:hAnsi="TH SarabunPSK" w:cs="TH SarabunPSK"/>
+          <w:sz w:val="32"/>
+          <w:szCs w:val="32"/>
+        </w:rPr>
+        <w:t xml:space="preserve">Tag </w:t>
+      </w:r>
+      <w:r>
+        <w:rPr>
+          <w:rFonts w:ascii="TH SarabunPSK" w:hAnsi="TH SarabunPSK" w:cs="TH SarabunPSK"/>
+          <w:sz w:val="32"/>
+          <w:szCs w:val="32"/>
+          <w:cs/>
+        </w:rPr>
+        <w:t>ปิดให้ด้วยเลย</w:t>
+      </w:r>
+    </w:p>
+    <w:p>
+      <w:pPr>
+        <w:tabs>
+          <w:tab w:val="left" w:pos="567"/>
+          <w:tab w:val="left" w:pos="1276"/>
+          <w:tab w:val="left" w:pos="2127"/>
+        </w:tabs>
+        <w:jc w:val="thaiDistribute"/>
+        <w:rPr>
+          <w:rFonts w:ascii="TH SarabunPSK" w:hAnsi="TH SarabunPSK" w:cs="TH SarabunPSK"/>
+          <w:sz w:val="32"/>
+          <w:szCs w:val="32"/>
+        </w:rPr>
+      </w:pPr>
+      <w:r>
+        <w:rPr>
+          <w:rFonts w:ascii="TH SarabunPSK" w:hAnsi="TH SarabunPSK" w:cs="TH SarabunPSK"/>
+          <w:sz w:val="32"/>
+          <w:szCs w:val="32"/>
+        </w:rPr>
+        <w:tab/>
+      </w:r>
+      <w:r>
+        <w:rPr>
+          <w:rFonts w:ascii="TH SarabunPSK" w:hAnsi="TH SarabunPSK" w:cs="TH SarabunPSK"/>
+          <w:sz w:val="32"/>
+          <w:szCs w:val="32"/>
+        </w:rPr>
+        <w:tab/>
+      </w:r>
+      <w:r>
+        <w:rPr>
+          <w:rFonts w:ascii="TH SarabunPSK" w:hAnsi="TH SarabunPSK" w:cs="TH SarabunPSK"/>
+          <w:sz w:val="32"/>
+          <w:szCs w:val="32"/>
+        </w:rPr>
+        <w:tab/>
+        <w:t>2)</w:t>
+      </w:r>
+      <w:r>
+        <w:rPr>
+          <w:rFonts w:ascii="TH SarabunPSK" w:hAnsi="TH SarabunPSK" w:cs="TH SarabunPSK"/>
+          <w:color w:val="FFFFFF" w:themeColor="background1"/>
+          <w:sz w:val="32"/>
+          <w:szCs w:val="32"/>
+        </w:rPr>
+        <w:t>**</w:t>
+      </w:r>
+      <w:r>
+        <w:rPr>
+          <w:rFonts w:ascii="TH SarabunPSK" w:hAnsi="TH SarabunPSK" w:cs="TH SarabunPSK"/>
+          <w:sz w:val="32"/>
+          <w:szCs w:val="32"/>
+        </w:rPr>
+        <w:t>Live server</w:t>
+      </w:r>
+      <w:r>
+        <w:rPr>
+          <w:rFonts w:ascii="TH SarabunPSK" w:hAnsi="TH SarabunPSK" w:cs="TH SarabunPSK"/>
+          <w:sz w:val="32"/>
+          <w:szCs w:val="32"/>
+        </w:rPr>
+        <w:t xml:space="preserve"> </w:t>
+      </w:r>
+      <w:r>
+        <w:rPr>
+          <w:rFonts w:ascii="TH SarabunPSK" w:hAnsi="TH SarabunPSK" w:cs="TH SarabunPSK"/>
+          <w:sz w:val="32"/>
+          <w:szCs w:val="32"/>
+          <w:cs/>
+        </w:rPr>
+        <w:t xml:space="preserve">นั้นจะทำให้หน้า </w:t>
+      </w:r>
+      <w:r>
+        <w:rPr>
+          <w:rFonts w:ascii="TH SarabunPSK" w:hAnsi="TH SarabunPSK" w:cs="TH SarabunPSK"/>
+          <w:sz w:val="32"/>
+          <w:szCs w:val="32"/>
+        </w:rPr>
+        <w:t xml:space="preserve">Website </w:t>
+      </w:r>
+      <w:r>
+        <w:rPr>
+          <w:rFonts w:ascii="TH SarabunPSK" w:hAnsi="TH SarabunPSK" w:cs="TH SarabunPSK"/>
+          <w:sz w:val="32"/>
+          <w:szCs w:val="32"/>
+          <w:cs/>
+        </w:rPr>
+        <w:t xml:space="preserve">ของเราไม่ต้องมานั่งกดปุ่ม </w:t>
+      </w:r>
+      <w:r>
+        <w:rPr>
+          <w:rFonts w:ascii="TH SarabunPSK" w:hAnsi="TH SarabunPSK" w:cs="TH SarabunPSK"/>
+          <w:sz w:val="32"/>
+          <w:szCs w:val="32"/>
+        </w:rPr>
+        <w:t xml:space="preserve">refresh </w:t>
+      </w:r>
+      <w:r>
+        <w:rPr>
+          <w:rFonts w:ascii="TH SarabunPSK" w:hAnsi="TH SarabunPSK" w:cs="TH SarabunPSK"/>
+          <w:sz w:val="32"/>
+          <w:szCs w:val="32"/>
+          <w:cs/>
+        </w:rPr>
+        <w:t xml:space="preserve">เพื่อดู </w:t>
+      </w:r>
+      <w:r>
+        <w:rPr>
+          <w:rFonts w:ascii="TH SarabunPSK" w:hAnsi="TH SarabunPSK" w:cs="TH SarabunPSK"/>
+          <w:sz w:val="32"/>
+          <w:szCs w:val="32"/>
+        </w:rPr>
+        <w:t xml:space="preserve">Code </w:t>
+      </w:r>
+      <w:r>
+        <w:rPr>
+          <w:rFonts w:ascii="TH SarabunPSK" w:hAnsi="TH SarabunPSK" w:cs="TH SarabunPSK"/>
+          <w:sz w:val="32"/>
+          <w:szCs w:val="32"/>
+          <w:cs/>
+        </w:rPr>
+        <w:t xml:space="preserve">เวลา </w:t>
+      </w:r>
+      <w:r>
+        <w:rPr>
+          <w:rFonts w:ascii="TH SarabunPSK" w:hAnsi="TH SarabunPSK" w:cs="TH SarabunPSK"/>
+          <w:sz w:val="32"/>
+          <w:szCs w:val="32"/>
+        </w:rPr>
+        <w:t xml:space="preserve">Save </w:t>
+      </w:r>
+      <w:r>
+        <w:rPr>
+          <w:rFonts w:ascii="TH SarabunPSK" w:hAnsi="TH SarabunPSK" w:cs="TH SarabunPSK"/>
+          <w:sz w:val="32"/>
+          <w:szCs w:val="32"/>
+          <w:cs/>
+        </w:rPr>
+        <w:t xml:space="preserve">งานเสร็จ ซึ่งช่วยในการทำ </w:t>
+      </w:r>
+      <w:r>
+        <w:rPr>
+          <w:rFonts w:ascii="TH SarabunPSK" w:hAnsi="TH SarabunPSK" w:cs="TH SarabunPSK"/>
+          <w:sz w:val="32"/>
+          <w:szCs w:val="32"/>
+        </w:rPr>
+        <w:t xml:space="preserve">Website </w:t>
+      </w:r>
+      <w:r>
+        <w:rPr>
+          <w:rFonts w:ascii="TH SarabunPSK" w:hAnsi="TH SarabunPSK" w:cs="TH SarabunPSK"/>
+          <w:sz w:val="32"/>
+          <w:szCs w:val="32"/>
+          <w:cs/>
+        </w:rPr>
+        <w:t xml:space="preserve">อย่างมาก เพราะว่า หลังจาก </w:t>
+      </w:r>
+      <w:r>
+        <w:rPr>
+          <w:rFonts w:ascii="TH SarabunPSK" w:hAnsi="TH SarabunPSK" w:cs="TH SarabunPSK"/>
+          <w:sz w:val="32"/>
+          <w:szCs w:val="32"/>
+        </w:rPr>
+        <w:t xml:space="preserve">Save </w:t>
+      </w:r>
+      <w:r>
+        <w:rPr>
+          <w:rFonts w:ascii="TH SarabunPSK" w:hAnsi="TH SarabunPSK" w:cs="TH SarabunPSK"/>
+          <w:sz w:val="32"/>
+          <w:szCs w:val="32"/>
+          <w:cs/>
+        </w:rPr>
+        <w:t xml:space="preserve">เสร็จก็สามารถเปิดหน้า </w:t>
+      </w:r>
+      <w:r>
+        <w:rPr>
+          <w:rFonts w:ascii="TH SarabunPSK" w:hAnsi="TH SarabunPSK" w:cs="TH SarabunPSK"/>
+          <w:sz w:val="32"/>
+          <w:szCs w:val="32"/>
+        </w:rPr>
+        <w:t xml:space="preserve">Website </w:t>
+      </w:r>
+      <w:r>
+        <w:rPr>
+          <w:rFonts w:ascii="TH SarabunPSK" w:hAnsi="TH SarabunPSK" w:cs="TH SarabunPSK"/>
+          <w:sz w:val="32"/>
+          <w:szCs w:val="32"/>
+          <w:cs/>
+        </w:rPr>
+        <w:t>เพื่อดูผลลัพธ์ได้เลย</w:t>
+      </w:r>
+    </w:p>
+    <w:p>
+      <w:pPr>
+        <w:tabs>
+          <w:tab w:val="left" w:pos="567"/>
+          <w:tab w:val="left" w:pos="1276"/>
+          <w:tab w:val="left" w:pos="2127"/>
+        </w:tabs>
+        <w:jc w:val="thaiDistribute"/>
+        <w:rPr>
+          <w:rFonts w:ascii="TH SarabunPSK" w:hAnsi="TH SarabunPSK" w:cs="TH SarabunPSK"/>
+          <w:sz w:val="32"/>
+          <w:szCs w:val="32"/>
+        </w:rPr>
+      </w:pPr>
+      <w:r>
+        <w:rPr>
+          <w:rFonts w:ascii="TH SarabunPSK" w:hAnsi="TH SarabunPSK" w:cs="TH SarabunPSK"/>
+          <w:sz w:val="32"/>
+          <w:szCs w:val="32"/>
+          <w:cs/>
+        </w:rPr>
+        <w:tab/>
+      </w:r>
+      <w:r>
+        <w:rPr>
+          <w:rFonts w:ascii="TH SarabunPSK" w:hAnsi="TH SarabunPSK" w:cs="TH SarabunPSK"/>
+          <w:sz w:val="32"/>
+          <w:szCs w:val="32"/>
+          <w:cs/>
+        </w:rPr>
+        <w:tab/>
+      </w:r>
+      <w:r>
+        <w:rPr>
+          <w:rFonts w:ascii="TH SarabunPSK" w:hAnsi="TH SarabunPSK" w:cs="TH SarabunPSK"/>
+          <w:sz w:val="32"/>
+          <w:szCs w:val="32"/>
+          <w:cs/>
+        </w:rPr>
+        <w:tab/>
+      </w:r>
+      <w:r>
+        <w:rPr>
+          <w:rFonts w:ascii="TH SarabunPSK" w:hAnsi="TH SarabunPSK" w:cs="TH SarabunPSK"/>
+          <w:sz w:val="32"/>
+          <w:szCs w:val="32"/>
+        </w:rPr>
         <w:t>3)</w:t>
       </w:r>
       <w:r>
@@ -12850,116 +13444,7 @@
           <w:sz w:val="32"/>
           <w:szCs w:val="32"/>
         </w:rPr>
-        <w:t xml:space="preserve">Alt + Left Click to choose – </w:t>
-      </w:r>
-      <w:r>
-        <w:rPr>
-          <w:rFonts w:ascii="TH SarabunPSK" w:hAnsi="TH SarabunPSK" w:cs="TH SarabunPSK"/>
-          <w:sz w:val="32"/>
-          <w:szCs w:val="32"/>
-          <w:cs/>
-        </w:rPr>
-        <w:t xml:space="preserve">เป็นการเลือก </w:t>
-      </w:r>
-      <w:r>
-        <w:rPr>
-          <w:rFonts w:ascii="TH SarabunPSK" w:hAnsi="TH SarabunPSK" w:cs="TH SarabunPSK"/>
-          <w:sz w:val="32"/>
-          <w:szCs w:val="32"/>
-        </w:rPr>
-        <w:t xml:space="preserve">Element </w:t>
-      </w:r>
-      <w:r>
-        <w:rPr>
-          <w:rFonts w:ascii="TH SarabunPSK" w:hAnsi="TH SarabunPSK" w:cs="TH SarabunPSK"/>
-          <w:sz w:val="32"/>
-          <w:szCs w:val="32"/>
-          <w:cs/>
-        </w:rPr>
-        <w:t xml:space="preserve">หลายๆตัวเพื่อที่จะทำบางอย่างพร้อมๆกัน ใช้โดยกด </w:t>
-      </w:r>
-      <w:r>
-        <w:rPr>
-          <w:rFonts w:ascii="TH SarabunPSK" w:hAnsi="TH SarabunPSK" w:cs="TH SarabunPSK"/>
-          <w:sz w:val="32"/>
-          <w:szCs w:val="32"/>
-        </w:rPr>
-        <w:t xml:space="preserve">Alt </w:t>
-      </w:r>
-      <w:r>
-        <w:rPr>
-          <w:rFonts w:ascii="TH SarabunPSK" w:hAnsi="TH SarabunPSK" w:cs="TH SarabunPSK"/>
-          <w:sz w:val="32"/>
-          <w:szCs w:val="32"/>
-          <w:cs/>
-        </w:rPr>
-        <w:t>ค้างแล้ว คลิกซ้ายเพื่อเลือกในสิ่งที่ต้องการ</w:t>
-      </w:r>
-    </w:p>
-    <w:p>
-      <w:pPr>
-        <w:tabs>
-          <w:tab w:val="left" w:pos="567"/>
-          <w:tab w:val="left" w:pos="2127"/>
-        </w:tabs>
-        <w:jc w:val="thaiDistribute"/>
-        <w:rPr>
-          <w:rFonts w:ascii="TH SarabunPSK" w:hAnsi="TH SarabunPSK" w:cs="TH SarabunPSK"/>
-          <w:sz w:val="32"/>
-          <w:szCs w:val="32"/>
-        </w:rPr>
-      </w:pPr>
-      <w:r>
-        <w:rPr>
-          <w:rFonts w:ascii="TH SarabunPSK" w:hAnsi="TH SarabunPSK" w:cs="TH SarabunPSK"/>
-          <w:sz w:val="32"/>
-          <w:szCs w:val="32"/>
-        </w:rPr>
-        <w:tab/>
-      </w:r>
-      <w:r>
-        <w:rPr>
-          <w:rFonts w:ascii="TH SarabunPSK" w:hAnsi="TH SarabunPSK" w:cs="TH SarabunPSK"/>
-          <w:sz w:val="32"/>
-          <w:szCs w:val="32"/>
-        </w:rPr>
-        <w:tab/>
-        <w:t>4)</w:t>
-      </w:r>
-      <w:r>
-        <w:rPr>
-          <w:rFonts w:ascii="TH SarabunPSK" w:hAnsi="TH SarabunPSK" w:cs="TH SarabunPSK"/>
-          <w:color w:val="FFFFFF" w:themeColor="background1"/>
-          <w:sz w:val="32"/>
-          <w:szCs w:val="32"/>
-        </w:rPr>
-        <w:t>**</w:t>
-      </w:r>
-      <w:proofErr w:type="spellStart"/>
-      <w:r>
-        <w:rPr>
-          <w:rFonts w:ascii="TH SarabunPSK" w:hAnsi="TH SarabunPSK" w:cs="TH SarabunPSK"/>
-          <w:sz w:val="32"/>
-          <w:szCs w:val="32"/>
-        </w:rPr>
-        <w:t>Crtl</w:t>
-      </w:r>
-      <w:proofErr w:type="spellEnd"/>
-      <w:r>
-        <w:rPr>
-          <w:rFonts w:ascii="TH SarabunPSK" w:hAnsi="TH SarabunPSK" w:cs="TH SarabunPSK"/>
-          <w:sz w:val="32"/>
-          <w:szCs w:val="32"/>
-        </w:rPr>
-        <w:t xml:space="preserve"> + Shift + </w:t>
-      </w:r>
-      <w:r>
-        <w:rPr>
-          <w:rFonts w:ascii="Cambria Math" w:hAnsi="Cambria Math" w:cs="Cambria Math"/>
-          <w:sz w:val="32"/>
-          <w:szCs w:val="32"/>
-        </w:rPr>
-        <w:t>⇧</w:t>
+        <w:t>Code spell checker</w:t>
       </w:r>
       <w:r>
         <w:rPr>
@@ -12971,409 +13456,12 @@
       </w:r>
       <w:r>
         <w:rPr>
-          <w:rFonts w:ascii="Cambria Math" w:hAnsi="Cambria Math" w:cs="Cambria Math"/>
-          <w:sz w:val="32"/>
-          <w:szCs w:val="32"/>
-        </w:rPr>
-        <w:t>⇩</w:t>
-      </w:r>
-      <w:r>
-        <w:rPr>
-          <w:rFonts w:ascii="TH SarabunPSK" w:hAnsi="TH SarabunPSK" w:cs="TH SarabunPSK"/>
-          <w:sz w:val="32"/>
-          <w:szCs w:val="32"/>
-        </w:rPr>
-        <w:t xml:space="preserve"> – </w:t>
-      </w:r>
-      <w:r>
-        <w:rPr>
-          <w:rFonts w:ascii="TH SarabunPSK" w:hAnsi="TH SarabunPSK" w:cs="TH SarabunPSK"/>
-          <w:sz w:val="32"/>
-          <w:szCs w:val="32"/>
-          <w:cs/>
-        </w:rPr>
-        <w:t xml:space="preserve">เป็นการ </w:t>
-      </w:r>
-      <w:r>
-        <w:rPr>
-          <w:rFonts w:ascii="TH SarabunPSK" w:hAnsi="TH SarabunPSK" w:cs="TH SarabunPSK"/>
-          <w:sz w:val="32"/>
-          <w:szCs w:val="32"/>
-        </w:rPr>
-        <w:t xml:space="preserve">Copy Code </w:t>
-      </w:r>
-      <w:r>
-        <w:rPr>
-          <w:rFonts w:ascii="TH SarabunPSK" w:hAnsi="TH SarabunPSK" w:cs="TH SarabunPSK"/>
-          <w:sz w:val="32"/>
-          <w:szCs w:val="32"/>
-          <w:cs/>
-        </w:rPr>
-        <w:t xml:space="preserve">จากบรรทัดที่เราเลือกไว้สามารถจะ </w:t>
-      </w:r>
-      <w:r>
-        <w:rPr>
-          <w:rFonts w:ascii="TH SarabunPSK" w:hAnsi="TH SarabunPSK" w:cs="TH SarabunPSK"/>
-          <w:sz w:val="32"/>
-          <w:szCs w:val="32"/>
-        </w:rPr>
-        <w:t xml:space="preserve">Copy </w:t>
-      </w:r>
-      <w:r>
-        <w:rPr>
-          <w:rFonts w:ascii="TH SarabunPSK" w:hAnsi="TH SarabunPSK" w:cs="TH SarabunPSK"/>
-          <w:sz w:val="32"/>
-          <w:szCs w:val="32"/>
-          <w:cs/>
-        </w:rPr>
-        <w:t>ขึ้นหรือลงก็ได้ตามลูกศร</w:t>
-      </w:r>
-    </w:p>
-    <w:p>
-      <w:pPr>
-        <w:tabs>
-          <w:tab w:val="left" w:pos="567"/>
-          <w:tab w:val="left" w:pos="2127"/>
-        </w:tabs>
-        <w:jc w:val="thaiDistribute"/>
-        <w:rPr>
-          <w:rFonts w:ascii="TH SarabunPSK" w:hAnsi="TH SarabunPSK" w:cs="TH SarabunPSK"/>
-          <w:sz w:val="32"/>
-          <w:szCs w:val="32"/>
-        </w:rPr>
-      </w:pPr>
-      <w:r>
-        <w:rPr>
-          <w:rFonts w:ascii="TH SarabunPSK" w:hAnsi="TH SarabunPSK" w:cs="TH SarabunPSK"/>
-          <w:sz w:val="32"/>
-          <w:szCs w:val="32"/>
-        </w:rPr>
-        <w:tab/>
-      </w:r>
-      <w:r>
-        <w:rPr>
-          <w:rFonts w:ascii="TH SarabunPSK" w:hAnsi="TH SarabunPSK" w:cs="TH SarabunPSK"/>
-          <w:sz w:val="32"/>
-          <w:szCs w:val="32"/>
-        </w:rPr>
-        <w:tab/>
-        <w:t>5)</w:t>
-      </w:r>
-      <w:r>
-        <w:rPr>
-          <w:rFonts w:ascii="TH SarabunPSK" w:hAnsi="TH SarabunPSK" w:cs="TH SarabunPSK"/>
-          <w:color w:val="FFFFFF" w:themeColor="background1"/>
-          <w:sz w:val="32"/>
-          <w:szCs w:val="32"/>
-        </w:rPr>
-        <w:t>**</w:t>
-      </w:r>
-      <w:proofErr w:type="spellStart"/>
-      <w:r>
-        <w:rPr>
-          <w:rFonts w:ascii="TH SarabunPSK" w:hAnsi="TH SarabunPSK" w:cs="TH SarabunPSK"/>
-          <w:sz w:val="32"/>
-          <w:szCs w:val="32"/>
-        </w:rPr>
-        <w:t>Crtl</w:t>
-      </w:r>
-      <w:proofErr w:type="spellEnd"/>
-      <w:r>
-        <w:rPr>
-          <w:rFonts w:ascii="TH SarabunPSK" w:hAnsi="TH SarabunPSK" w:cs="TH SarabunPSK"/>
-          <w:sz w:val="32"/>
-          <w:szCs w:val="32"/>
-        </w:rPr>
-        <w:t xml:space="preserve"> + P – </w:t>
-      </w:r>
-      <w:r>
-        <w:rPr>
-          <w:rFonts w:ascii="TH SarabunPSK" w:hAnsi="TH SarabunPSK" w:cs="TH SarabunPSK"/>
-          <w:sz w:val="32"/>
-          <w:szCs w:val="32"/>
-          <w:cs/>
-        </w:rPr>
-        <w:t>เป็นการเปิดไฟล์อย่างรวดเร็ว หลังจากที่ใช้คีย์ลัดนี้จะมีช่องกรอกชื่อไฟล์ขึ้นมาให้เรากรอกได้เลย</w:t>
-      </w:r>
-    </w:p>
-    <w:p>
-      <w:pPr>
-        <w:tabs>
-          <w:tab w:val="left" w:pos="567"/>
-          <w:tab w:val="left" w:pos="2127"/>
-        </w:tabs>
-        <w:jc w:val="thaiDistribute"/>
-        <w:rPr>
-          <w:rFonts w:ascii="TH SarabunPSK" w:hAnsi="TH SarabunPSK" w:cs="TH SarabunPSK"/>
-          <w:sz w:val="32"/>
-          <w:szCs w:val="32"/>
-        </w:rPr>
-      </w:pPr>
-      <w:r>
-        <w:rPr>
-          <w:rFonts w:ascii="TH SarabunPSK" w:hAnsi="TH SarabunPSK" w:cs="TH SarabunPSK"/>
-          <w:sz w:val="32"/>
-          <w:szCs w:val="32"/>
-        </w:rPr>
-        <w:tab/>
-      </w:r>
-      <w:r>
-        <w:rPr>
-          <w:rFonts w:ascii="TH SarabunPSK" w:hAnsi="TH SarabunPSK" w:cs="TH SarabunPSK"/>
-          <w:sz w:val="32"/>
-          <w:szCs w:val="32"/>
-        </w:rPr>
-        <w:tab/>
-        <w:t>6)</w:t>
-      </w:r>
-      <w:r>
-        <w:rPr>
-          <w:rFonts w:ascii="TH SarabunPSK" w:hAnsi="TH SarabunPSK" w:cs="TH SarabunPSK"/>
-          <w:color w:val="FFFFFF" w:themeColor="background1"/>
-          <w:sz w:val="32"/>
-          <w:szCs w:val="32"/>
-        </w:rPr>
-        <w:t>**</w:t>
-      </w:r>
-      <w:proofErr w:type="spellStart"/>
-      <w:r>
-        <w:rPr>
-          <w:rFonts w:ascii="TH SarabunPSK" w:hAnsi="TH SarabunPSK" w:cs="TH SarabunPSK"/>
-          <w:sz w:val="32"/>
-          <w:szCs w:val="32"/>
-        </w:rPr>
-        <w:t>Crtl</w:t>
-      </w:r>
-      <w:proofErr w:type="spellEnd"/>
-      <w:r>
-        <w:rPr>
-          <w:rFonts w:ascii="TH SarabunPSK" w:hAnsi="TH SarabunPSK" w:cs="TH SarabunPSK"/>
-          <w:sz w:val="32"/>
-          <w:szCs w:val="32"/>
-        </w:rPr>
-        <w:t xml:space="preserve"> + B – </w:t>
-      </w:r>
-      <w:r>
-        <w:rPr>
-          <w:rFonts w:ascii="TH SarabunPSK" w:hAnsi="TH SarabunPSK" w:cs="TH SarabunPSK"/>
-          <w:sz w:val="32"/>
-          <w:szCs w:val="32"/>
-          <w:cs/>
-        </w:rPr>
-        <w:t xml:space="preserve">เป็นการเปิดปิด </w:t>
-      </w:r>
-      <w:r>
-        <w:rPr>
-          <w:rFonts w:ascii="TH SarabunPSK" w:hAnsi="TH SarabunPSK" w:cs="TH SarabunPSK"/>
-          <w:sz w:val="32"/>
-          <w:szCs w:val="32"/>
-        </w:rPr>
-        <w:t xml:space="preserve">Sidebar </w:t>
-      </w:r>
-      <w:r>
-        <w:rPr>
-          <w:rFonts w:ascii="TH SarabunPSK" w:hAnsi="TH SarabunPSK" w:cs="TH SarabunPSK"/>
-          <w:sz w:val="32"/>
-          <w:szCs w:val="32"/>
-          <w:cs/>
-        </w:rPr>
-        <w:t>หรือ ไอแถบด้านขวานั่นแหละ</w:t>
-      </w:r>
-    </w:p>
-    <w:p>
-      <w:pPr>
-        <w:tabs>
-          <w:tab w:val="left" w:pos="567"/>
-          <w:tab w:val="left" w:pos="2127"/>
-        </w:tabs>
-        <w:jc w:val="thaiDistribute"/>
-        <w:rPr>
-          <w:rFonts w:ascii="TH SarabunPSK" w:hAnsi="TH SarabunPSK" w:cs="TH SarabunPSK"/>
-          <w:sz w:val="32"/>
-          <w:szCs w:val="32"/>
-        </w:rPr>
-      </w:pPr>
-      <w:r>
-        <w:rPr>
-          <w:rFonts w:ascii="TH SarabunPSK" w:hAnsi="TH SarabunPSK" w:cs="TH SarabunPSK"/>
-          <w:sz w:val="32"/>
-          <w:szCs w:val="32"/>
-        </w:rPr>
-        <w:lastRenderedPageBreak/>
-        <w:tab/>
-      </w:r>
-      <w:r>
-        <w:rPr>
-          <w:rFonts w:ascii="TH SarabunPSK" w:hAnsi="TH SarabunPSK" w:cs="TH SarabunPSK"/>
-          <w:sz w:val="32"/>
-          <w:szCs w:val="32"/>
-        </w:rPr>
-        <w:tab/>
-        <w:t>7)</w:t>
-      </w:r>
-      <w:r>
-        <w:rPr>
-          <w:rFonts w:ascii="TH SarabunPSK" w:hAnsi="TH SarabunPSK" w:cs="TH SarabunPSK"/>
-          <w:color w:val="FFFFFF" w:themeColor="background1"/>
-          <w:sz w:val="32"/>
-          <w:szCs w:val="32"/>
-        </w:rPr>
-        <w:t>**</w:t>
-      </w:r>
-      <w:proofErr w:type="spellStart"/>
-      <w:r>
-        <w:rPr>
-          <w:rFonts w:ascii="TH SarabunPSK" w:hAnsi="TH SarabunPSK" w:cs="TH SarabunPSK"/>
-          <w:sz w:val="32"/>
-          <w:szCs w:val="32"/>
-        </w:rPr>
-        <w:t>Crtl</w:t>
-      </w:r>
-      <w:proofErr w:type="spellEnd"/>
-      <w:r>
-        <w:rPr>
-          <w:rFonts w:ascii="TH SarabunPSK" w:hAnsi="TH SarabunPSK" w:cs="TH SarabunPSK"/>
-          <w:sz w:val="32"/>
-          <w:szCs w:val="32"/>
-        </w:rPr>
-        <w:t xml:space="preserve"> + Alt + R – </w:t>
-      </w:r>
-      <w:r>
-        <w:rPr>
-          <w:rFonts w:ascii="TH SarabunPSK" w:hAnsi="TH SarabunPSK" w:cs="TH SarabunPSK"/>
-          <w:sz w:val="32"/>
-          <w:szCs w:val="32"/>
-          <w:cs/>
-        </w:rPr>
-        <w:t xml:space="preserve">เป็นการ </w:t>
-      </w:r>
-      <w:r>
-        <w:rPr>
-          <w:rFonts w:ascii="TH SarabunPSK" w:hAnsi="TH SarabunPSK" w:cs="TH SarabunPSK"/>
-          <w:sz w:val="32"/>
-          <w:szCs w:val="32"/>
-        </w:rPr>
-        <w:t xml:space="preserve">Reload </w:t>
-      </w:r>
-      <w:r>
-        <w:rPr>
-          <w:rFonts w:ascii="TH SarabunPSK" w:hAnsi="TH SarabunPSK" w:cs="TH SarabunPSK"/>
-          <w:sz w:val="32"/>
-          <w:szCs w:val="32"/>
-          <w:cs/>
-        </w:rPr>
-        <w:t xml:space="preserve">หน้า </w:t>
-      </w:r>
-      <w:proofErr w:type="spellStart"/>
-      <w:r>
-        <w:rPr>
-          <w:rFonts w:ascii="TH SarabunPSK" w:hAnsi="TH SarabunPSK" w:cs="TH SarabunPSK"/>
-          <w:sz w:val="32"/>
-          <w:szCs w:val="32"/>
-        </w:rPr>
-        <w:t>Vscode</w:t>
-      </w:r>
-      <w:proofErr w:type="spellEnd"/>
-      <w:r>
-        <w:rPr>
-          <w:rFonts w:ascii="TH SarabunPSK" w:hAnsi="TH SarabunPSK" w:cs="TH SarabunPSK"/>
-          <w:sz w:val="32"/>
-          <w:szCs w:val="32"/>
-        </w:rPr>
-        <w:t xml:space="preserve"> </w:t>
-      </w:r>
-      <w:r>
-        <w:rPr>
-          <w:rFonts w:ascii="TH SarabunPSK" w:hAnsi="TH SarabunPSK" w:cs="TH SarabunPSK"/>
-          <w:sz w:val="32"/>
-          <w:szCs w:val="32"/>
-          <w:cs/>
-        </w:rPr>
-        <w:t xml:space="preserve">หรือ การ </w:t>
-      </w:r>
-      <w:r>
-        <w:rPr>
-          <w:rFonts w:ascii="TH SarabunPSK" w:hAnsi="TH SarabunPSK" w:cs="TH SarabunPSK"/>
-          <w:sz w:val="32"/>
-          <w:szCs w:val="32"/>
-        </w:rPr>
-        <w:t xml:space="preserve">refresh </w:t>
-      </w:r>
-      <w:r>
-        <w:rPr>
-          <w:rFonts w:ascii="TH SarabunPSK" w:hAnsi="TH SarabunPSK" w:cs="TH SarabunPSK"/>
-          <w:sz w:val="32"/>
-          <w:szCs w:val="32"/>
-          <w:cs/>
-        </w:rPr>
-        <w:t>หน้าต่าง</w:t>
-      </w:r>
-    </w:p>
-    <w:p>
-      <w:pPr>
-        <w:tabs>
-          <w:tab w:val="left" w:pos="567"/>
-          <w:tab w:val="left" w:pos="2127"/>
-        </w:tabs>
-        <w:jc w:val="thaiDistribute"/>
-        <w:rPr>
-          <w:rFonts w:ascii="TH SarabunPSK" w:hAnsi="TH SarabunPSK" w:cs="TH SarabunPSK"/>
-          <w:sz w:val="32"/>
-          <w:szCs w:val="32"/>
-        </w:rPr>
-      </w:pPr>
-      <w:r>
-        <w:rPr>
-          <w:rFonts w:ascii="TH SarabunPSK" w:hAnsi="TH SarabunPSK" w:cs="TH SarabunPSK"/>
-          <w:sz w:val="32"/>
-          <w:szCs w:val="32"/>
-        </w:rPr>
-        <w:tab/>
-      </w:r>
-      <w:r>
-        <w:rPr>
-          <w:rFonts w:ascii="TH SarabunPSK" w:hAnsi="TH SarabunPSK" w:cs="TH SarabunPSK"/>
-          <w:sz w:val="32"/>
-          <w:szCs w:val="32"/>
-        </w:rPr>
-        <w:tab/>
-        <w:t>8)</w:t>
-      </w:r>
-      <w:r>
-        <w:rPr>
-          <w:rFonts w:ascii="TH SarabunPSK" w:hAnsi="TH SarabunPSK" w:cs="TH SarabunPSK"/>
-          <w:color w:val="FFFFFF" w:themeColor="background1"/>
-          <w:sz w:val="32"/>
-          <w:szCs w:val="32"/>
-        </w:rPr>
-        <w:t>**</w:t>
-      </w:r>
-      <w:proofErr w:type="spellStart"/>
-      <w:r>
-        <w:rPr>
-          <w:rFonts w:ascii="TH SarabunPSK" w:hAnsi="TH SarabunPSK" w:cs="TH SarabunPSK"/>
-          <w:sz w:val="32"/>
-          <w:szCs w:val="32"/>
-        </w:rPr>
-        <w:t>Crtl</w:t>
-      </w:r>
-      <w:proofErr w:type="spellEnd"/>
-      <w:r>
-        <w:rPr>
-          <w:rFonts w:ascii="TH SarabunPSK" w:hAnsi="TH SarabunPSK" w:cs="TH SarabunPSK"/>
-          <w:sz w:val="32"/>
-          <w:szCs w:val="32"/>
-        </w:rPr>
-        <w:t xml:space="preserve"> + Shift + K – </w:t>
-      </w:r>
-      <w:r>
-        <w:rPr>
-          <w:rFonts w:ascii="TH SarabunPSK" w:hAnsi="TH SarabunPSK" w:cs="TH SarabunPSK"/>
-          <w:sz w:val="32"/>
-          <w:szCs w:val="32"/>
-          <w:cs/>
-        </w:rPr>
-        <w:t xml:space="preserve">เป็นการลบ </w:t>
+          <w:rFonts w:ascii="TH SarabunPSK" w:hAnsi="TH SarabunPSK" w:cs="TH SarabunPSK"/>
+          <w:sz w:val="32"/>
+          <w:szCs w:val="32"/>
+          <w:cs/>
+        </w:rPr>
+        <w:t xml:space="preserve">นั้นจะช่วยเราในการตรวจคำที่ผิดใน </w:t>
       </w:r>
       <w:r>
         <w:rPr>
@@ -13390,1086 +13478,7 @@
           <w:szCs w:val="32"/>
           <w:cs/>
         </w:rPr>
-        <w:t>ทั้งบรรทัด</w:t>
-      </w:r>
-    </w:p>
-    <w:p>
-      <w:pPr>
-        <w:tabs>
-          <w:tab w:val="left" w:pos="567"/>
-          <w:tab w:val="left" w:pos="2127"/>
-        </w:tabs>
-        <w:jc w:val="thaiDistribute"/>
-        <w:rPr>
-          <w:rFonts w:ascii="TH SarabunPSK" w:hAnsi="TH SarabunPSK" w:cs="TH SarabunPSK"/>
-          <w:sz w:val="32"/>
-          <w:szCs w:val="32"/>
-        </w:rPr>
-      </w:pPr>
-      <w:r>
-        <w:rPr>
-          <w:rFonts w:ascii="TH SarabunPSK" w:hAnsi="TH SarabunPSK" w:cs="TH SarabunPSK"/>
-          <w:sz w:val="32"/>
-          <w:szCs w:val="32"/>
-        </w:rPr>
-        <w:tab/>
-      </w:r>
-      <w:r>
-        <w:rPr>
-          <w:rFonts w:ascii="TH SarabunPSK" w:hAnsi="TH SarabunPSK" w:cs="TH SarabunPSK"/>
-          <w:sz w:val="32"/>
-          <w:szCs w:val="32"/>
-        </w:rPr>
-        <w:tab/>
-        <w:t>9)</w:t>
-      </w:r>
-      <w:r>
-        <w:rPr>
-          <w:rFonts w:ascii="TH SarabunPSK" w:hAnsi="TH SarabunPSK" w:cs="TH SarabunPSK"/>
-          <w:color w:val="FFFFFF" w:themeColor="background1"/>
-          <w:sz w:val="32"/>
-          <w:szCs w:val="32"/>
-        </w:rPr>
-        <w:t>**</w:t>
-      </w:r>
-      <w:r>
-        <w:rPr>
-          <w:rFonts w:ascii="TH SarabunPSK" w:hAnsi="TH SarabunPSK" w:cs="TH SarabunPSK"/>
-          <w:sz w:val="32"/>
-          <w:szCs w:val="32"/>
-        </w:rPr>
-        <w:t xml:space="preserve">Alt + </w:t>
-      </w:r>
-      <w:r>
-        <w:rPr>
-          <w:rFonts w:ascii="Cambria Math" w:hAnsi="Cambria Math" w:cs="Cambria Math"/>
-          <w:sz w:val="32"/>
-          <w:szCs w:val="32"/>
-        </w:rPr>
-        <w:t>⇧</w:t>
-      </w:r>
-      <w:r>
-        <w:rPr>
-          <w:rFonts w:ascii="TH SarabunPSK" w:hAnsi="TH SarabunPSK" w:cs="TH SarabunPSK"/>
-          <w:sz w:val="32"/>
-          <w:szCs w:val="32"/>
-        </w:rPr>
-        <w:t xml:space="preserve"> </w:t>
-      </w:r>
-      <w:r>
-        <w:rPr>
-          <w:rFonts w:ascii="Cambria Math" w:hAnsi="Cambria Math" w:cs="Cambria Math"/>
-          <w:sz w:val="32"/>
-          <w:szCs w:val="32"/>
-        </w:rPr>
-        <w:t>⇩</w:t>
-      </w:r>
-      <w:r>
-        <w:rPr>
-          <w:rFonts w:ascii="TH SarabunPSK" w:hAnsi="TH SarabunPSK" w:cs="TH SarabunPSK"/>
-          <w:sz w:val="32"/>
-          <w:szCs w:val="32"/>
-        </w:rPr>
-        <w:t xml:space="preserve"> – </w:t>
-      </w:r>
-      <w:r>
-        <w:rPr>
-          <w:rFonts w:ascii="TH SarabunPSK" w:hAnsi="TH SarabunPSK" w:cs="TH SarabunPSK"/>
-          <w:sz w:val="32"/>
-          <w:szCs w:val="32"/>
-          <w:cs/>
-        </w:rPr>
-        <w:t>เป็นการเลื่อนบรรทัดที่เลือกนั้นขึ้นหรือลงก็ได้</w:t>
-      </w:r>
-    </w:p>
-    <w:p>
-      <w:pPr>
-        <w:tabs>
-          <w:tab w:val="left" w:pos="567"/>
-          <w:tab w:val="left" w:pos="2127"/>
-        </w:tabs>
-        <w:jc w:val="thaiDistribute"/>
-        <w:rPr>
-          <w:rFonts w:ascii="TH SarabunPSK" w:hAnsi="TH SarabunPSK" w:cs="TH SarabunPSK"/>
-          <w:sz w:val="32"/>
-          <w:szCs w:val="32"/>
-        </w:rPr>
-      </w:pPr>
-      <w:r>
-        <w:rPr>
-          <w:rFonts w:ascii="TH SarabunPSK" w:hAnsi="TH SarabunPSK" w:cs="TH SarabunPSK"/>
-          <w:sz w:val="32"/>
-          <w:szCs w:val="32"/>
-        </w:rPr>
-        <w:tab/>
-      </w:r>
-      <w:r>
-        <w:rPr>
-          <w:rFonts w:ascii="TH SarabunPSK" w:hAnsi="TH SarabunPSK" w:cs="TH SarabunPSK"/>
-          <w:sz w:val="32"/>
-          <w:szCs w:val="32"/>
-        </w:rPr>
-        <w:tab/>
-        <w:t>10)</w:t>
-      </w:r>
-      <w:r>
-        <w:rPr>
-          <w:rFonts w:ascii="TH SarabunPSK" w:hAnsi="TH SarabunPSK" w:cs="TH SarabunPSK"/>
-          <w:color w:val="FFFFFF" w:themeColor="background1"/>
-          <w:sz w:val="32"/>
-          <w:szCs w:val="32"/>
-        </w:rPr>
-        <w:t>**</w:t>
-      </w:r>
-      <w:proofErr w:type="spellStart"/>
-      <w:r>
-        <w:rPr>
-          <w:rFonts w:ascii="TH SarabunPSK" w:hAnsi="TH SarabunPSK" w:cs="TH SarabunPSK"/>
-          <w:sz w:val="32"/>
-          <w:szCs w:val="32"/>
-        </w:rPr>
-        <w:t>Ctrl+Shift+l</w:t>
-      </w:r>
-      <w:proofErr w:type="spellEnd"/>
-      <w:r>
-        <w:rPr>
-          <w:rFonts w:ascii="TH SarabunPSK" w:hAnsi="TH SarabunPSK" w:cs="TH SarabunPSK"/>
-          <w:sz w:val="32"/>
-          <w:szCs w:val="32"/>
-        </w:rPr>
-        <w:t xml:space="preserve"> – </w:t>
-      </w:r>
-      <w:r>
-        <w:rPr>
-          <w:rFonts w:ascii="TH SarabunPSK" w:hAnsi="TH SarabunPSK" w:cs="TH SarabunPSK"/>
-          <w:sz w:val="32"/>
-          <w:szCs w:val="32"/>
-          <w:cs/>
-        </w:rPr>
-        <w:t>เลือกส่วนเดียวกันทั้งหมดในหน้าต่าง</w:t>
-      </w:r>
-    </w:p>
-    <w:p>
-      <w:pPr>
-        <w:tabs>
-          <w:tab w:val="left" w:pos="567"/>
-          <w:tab w:val="left" w:pos="2127"/>
-        </w:tabs>
-        <w:jc w:val="thaiDistribute"/>
-        <w:rPr>
-          <w:rFonts w:ascii="TH SarabunPSK" w:hAnsi="TH SarabunPSK" w:cs="TH SarabunPSK"/>
-          <w:sz w:val="32"/>
-          <w:szCs w:val="32"/>
-        </w:rPr>
-      </w:pPr>
-      <w:r>
-        <w:rPr>
-          <w:rFonts w:ascii="TH SarabunPSK" w:hAnsi="TH SarabunPSK" w:cs="TH SarabunPSK"/>
-          <w:sz w:val="32"/>
-          <w:szCs w:val="32"/>
-        </w:rPr>
-        <w:tab/>
-      </w:r>
-      <w:r>
-        <w:rPr>
-          <w:rFonts w:ascii="TH SarabunPSK" w:hAnsi="TH SarabunPSK" w:cs="TH SarabunPSK"/>
-          <w:sz w:val="32"/>
-          <w:szCs w:val="32"/>
-        </w:rPr>
-        <w:tab/>
-        <w:t>11)</w:t>
-      </w:r>
-      <w:r>
-        <w:rPr>
-          <w:rFonts w:ascii="TH SarabunPSK" w:hAnsi="TH SarabunPSK" w:cs="TH SarabunPSK"/>
-          <w:color w:val="FFFFFF" w:themeColor="background1"/>
-          <w:sz w:val="32"/>
-          <w:szCs w:val="32"/>
-        </w:rPr>
-        <w:t>**</w:t>
-      </w:r>
-      <w:r>
-        <w:t xml:space="preserve"> </w:t>
-      </w:r>
-      <w:proofErr w:type="spellStart"/>
-      <w:r>
-        <w:rPr>
-          <w:rFonts w:ascii="TH SarabunPSK" w:hAnsi="TH SarabunPSK" w:cs="TH SarabunPSK"/>
-          <w:sz w:val="32"/>
-          <w:szCs w:val="32"/>
-        </w:rPr>
-        <w:t>Crtl</w:t>
-      </w:r>
-      <w:proofErr w:type="spellEnd"/>
-      <w:r>
-        <w:rPr>
-          <w:rFonts w:ascii="TH SarabunPSK" w:hAnsi="TH SarabunPSK" w:cs="TH SarabunPSK"/>
-          <w:sz w:val="32"/>
-          <w:szCs w:val="32"/>
-        </w:rPr>
-        <w:t xml:space="preserve"> + S – </w:t>
-      </w:r>
-      <w:r>
-        <w:rPr>
-          <w:rFonts w:ascii="TH SarabunPSK" w:hAnsi="TH SarabunPSK" w:cs="TH SarabunPSK"/>
-          <w:sz w:val="32"/>
-          <w:szCs w:val="32"/>
-          <w:cs/>
-        </w:rPr>
-        <w:t xml:space="preserve">เป็นการ </w:t>
-      </w:r>
-      <w:r>
-        <w:rPr>
-          <w:rFonts w:ascii="TH SarabunPSK" w:hAnsi="TH SarabunPSK" w:cs="TH SarabunPSK"/>
-          <w:sz w:val="32"/>
-          <w:szCs w:val="32"/>
-        </w:rPr>
-        <w:t xml:space="preserve">Save File </w:t>
-      </w:r>
-      <w:r>
-        <w:rPr>
-          <w:rFonts w:ascii="TH SarabunPSK" w:hAnsi="TH SarabunPSK" w:cs="TH SarabunPSK"/>
-          <w:sz w:val="32"/>
-          <w:szCs w:val="32"/>
-          <w:cs/>
-        </w:rPr>
-        <w:t>ทั่วๆไป</w:t>
-      </w:r>
-    </w:p>
-    <w:p>
-      <w:pPr>
-        <w:tabs>
-          <w:tab w:val="left" w:pos="567"/>
-          <w:tab w:val="left" w:pos="2127"/>
-        </w:tabs>
-        <w:jc w:val="thaiDistribute"/>
-        <w:rPr>
-          <w:rFonts w:ascii="TH SarabunPSK" w:hAnsi="TH SarabunPSK" w:cs="TH SarabunPSK"/>
-          <w:sz w:val="32"/>
-          <w:szCs w:val="32"/>
-        </w:rPr>
-      </w:pPr>
-      <w:r>
-        <w:rPr>
-          <w:rFonts w:ascii="TH SarabunPSK" w:hAnsi="TH SarabunPSK" w:cs="TH SarabunPSK"/>
-          <w:sz w:val="32"/>
-          <w:szCs w:val="32"/>
-        </w:rPr>
-        <w:tab/>
-      </w:r>
-      <w:r>
-        <w:rPr>
-          <w:rFonts w:ascii="TH SarabunPSK" w:hAnsi="TH SarabunPSK" w:cs="TH SarabunPSK"/>
-          <w:sz w:val="32"/>
-          <w:szCs w:val="32"/>
-        </w:rPr>
-        <w:tab/>
-        <w:t>12)</w:t>
-      </w:r>
-      <w:r>
-        <w:rPr>
-          <w:rFonts w:ascii="TH SarabunPSK" w:hAnsi="TH SarabunPSK" w:cs="TH SarabunPSK"/>
-          <w:color w:val="FFFFFF" w:themeColor="background1"/>
-          <w:sz w:val="32"/>
-          <w:szCs w:val="32"/>
-        </w:rPr>
-        <w:t>**</w:t>
-      </w:r>
-      <w:r>
-        <w:t xml:space="preserve"> </w:t>
-      </w:r>
-      <w:proofErr w:type="spellStart"/>
-      <w:r>
-        <w:rPr>
-          <w:rFonts w:ascii="TH SarabunPSK" w:hAnsi="TH SarabunPSK" w:cs="TH SarabunPSK"/>
-          <w:sz w:val="32"/>
-          <w:szCs w:val="32"/>
-        </w:rPr>
-        <w:t>Crtl</w:t>
-      </w:r>
-      <w:proofErr w:type="spellEnd"/>
-      <w:r>
-        <w:rPr>
-          <w:rFonts w:ascii="TH SarabunPSK" w:hAnsi="TH SarabunPSK" w:cs="TH SarabunPSK"/>
-          <w:sz w:val="32"/>
-          <w:szCs w:val="32"/>
-        </w:rPr>
-        <w:t xml:space="preserve"> + F – </w:t>
-      </w:r>
-      <w:r>
-        <w:rPr>
-          <w:rFonts w:ascii="TH SarabunPSK" w:hAnsi="TH SarabunPSK" w:cs="TH SarabunPSK"/>
-          <w:sz w:val="32"/>
-          <w:szCs w:val="32"/>
-          <w:cs/>
-        </w:rPr>
-        <w:t xml:space="preserve">ค้นหาคำใน </w:t>
-      </w:r>
-      <w:r>
-        <w:rPr>
-          <w:rFonts w:ascii="TH SarabunPSK" w:hAnsi="TH SarabunPSK" w:cs="TH SarabunPSK"/>
-          <w:sz w:val="32"/>
-          <w:szCs w:val="32"/>
-        </w:rPr>
-        <w:t xml:space="preserve">File </w:t>
-      </w:r>
-      <w:r>
-        <w:rPr>
-          <w:rFonts w:ascii="TH SarabunPSK" w:hAnsi="TH SarabunPSK" w:cs="TH SarabunPSK"/>
-          <w:sz w:val="32"/>
-          <w:szCs w:val="32"/>
-          <w:cs/>
-        </w:rPr>
-        <w:t>ของเราทั้งหน้าต่าง</w:t>
-      </w:r>
-    </w:p>
-    <w:p>
-      <w:pPr>
-        <w:tabs>
-          <w:tab w:val="left" w:pos="567"/>
-          <w:tab w:val="left" w:pos="1276"/>
-          <w:tab w:val="left" w:pos="2127"/>
-        </w:tabs>
-        <w:jc w:val="thaiDistribute"/>
-        <w:rPr>
-          <w:rFonts w:ascii="TH SarabunPSK" w:hAnsi="TH SarabunPSK" w:cs="TH SarabunPSK"/>
-          <w:sz w:val="32"/>
-          <w:szCs w:val="32"/>
-        </w:rPr>
-      </w:pPr>
-      <w:r>
-        <w:rPr>
-          <w:rFonts w:ascii="TH SarabunPSK" w:hAnsi="TH SarabunPSK" w:cs="TH SarabunPSK"/>
-          <w:sz w:val="32"/>
-          <w:szCs w:val="32"/>
-        </w:rPr>
-        <w:tab/>
-      </w:r>
-      <w:r>
-        <w:rPr>
-          <w:rFonts w:ascii="TH SarabunPSK" w:hAnsi="TH SarabunPSK" w:cs="TH SarabunPSK"/>
-          <w:sz w:val="32"/>
-          <w:szCs w:val="32"/>
-        </w:rPr>
-        <w:tab/>
-        <w:t>2.4.1.2</w:t>
-      </w:r>
-      <w:r>
-        <w:rPr>
-          <w:rFonts w:ascii="TH SarabunPSK" w:hAnsi="TH SarabunPSK" w:cs="TH SarabunPSK"/>
-          <w:color w:val="FFFFFF" w:themeColor="background1"/>
-          <w:sz w:val="32"/>
-          <w:szCs w:val="32"/>
-        </w:rPr>
-        <w:t>**</w:t>
-      </w:r>
-      <w:r>
-        <w:rPr>
-          <w:rFonts w:ascii="TH SarabunPSK" w:hAnsi="TH SarabunPSK" w:cs="TH SarabunPSK"/>
-          <w:sz w:val="32"/>
-          <w:szCs w:val="32"/>
-        </w:rPr>
-        <w:t xml:space="preserve">Extensions </w:t>
-      </w:r>
-      <w:r>
-        <w:rPr>
-          <w:rFonts w:ascii="TH SarabunPSK" w:hAnsi="TH SarabunPSK" w:cs="TH SarabunPSK"/>
-          <w:sz w:val="32"/>
-          <w:szCs w:val="32"/>
-          <w:cs/>
-        </w:rPr>
-        <w:t xml:space="preserve">ใน </w:t>
-      </w:r>
-      <w:proofErr w:type="spellStart"/>
-      <w:r>
-        <w:rPr>
-          <w:rFonts w:ascii="TH SarabunPSK" w:hAnsi="TH SarabunPSK" w:cs="TH SarabunPSK"/>
-          <w:sz w:val="32"/>
-          <w:szCs w:val="32"/>
-        </w:rPr>
-        <w:t>Vscode</w:t>
-      </w:r>
-      <w:proofErr w:type="spellEnd"/>
-      <w:r>
-        <w:rPr>
-          <w:rFonts w:ascii="TH SarabunPSK" w:hAnsi="TH SarabunPSK" w:cs="TH SarabunPSK"/>
-          <w:sz w:val="32"/>
-          <w:szCs w:val="32"/>
-        </w:rPr>
-        <w:t xml:space="preserve"> </w:t>
-      </w:r>
-    </w:p>
-    <w:p>
-      <w:pPr>
-        <w:tabs>
-          <w:tab w:val="left" w:pos="567"/>
-          <w:tab w:val="left" w:pos="1276"/>
-          <w:tab w:val="left" w:pos="2127"/>
-        </w:tabs>
-        <w:jc w:val="thaiDistribute"/>
-        <w:rPr>
-          <w:rFonts w:ascii="TH SarabunPSK" w:hAnsi="TH SarabunPSK" w:cs="TH SarabunPSK"/>
-          <w:sz w:val="32"/>
-          <w:szCs w:val="32"/>
-        </w:rPr>
-      </w:pPr>
-      <w:r>
-        <w:rPr>
-          <w:rFonts w:ascii="TH SarabunPSK" w:hAnsi="TH SarabunPSK" w:cs="TH SarabunPSK"/>
-          <w:sz w:val="32"/>
-          <w:szCs w:val="32"/>
-        </w:rPr>
-        <w:tab/>
-      </w:r>
-      <w:r>
-        <w:rPr>
-          <w:rFonts w:ascii="TH SarabunPSK" w:hAnsi="TH SarabunPSK" w:cs="TH SarabunPSK"/>
-          <w:sz w:val="32"/>
-          <w:szCs w:val="32"/>
-        </w:rPr>
-        <w:t xml:space="preserve">Extensions </w:t>
-      </w:r>
-      <w:r>
-        <w:rPr>
-          <w:rFonts w:ascii="TH SarabunPSK" w:hAnsi="TH SarabunPSK" w:cs="TH SarabunPSK"/>
-          <w:sz w:val="32"/>
-          <w:szCs w:val="32"/>
-          <w:cs/>
-        </w:rPr>
-        <w:t xml:space="preserve">คือ ส่วนขยายหรือเครื่องมือเพิ่มเติมที่ไว้ช่วยเพิ่มความสะดวกในการใช้งานให้แก้ผู้ใช้นั่นเอง ซึ่งจำเป็นต้อง </w:t>
-      </w:r>
-      <w:r>
-        <w:rPr>
-          <w:rFonts w:ascii="TH SarabunPSK" w:hAnsi="TH SarabunPSK" w:cs="TH SarabunPSK"/>
-          <w:sz w:val="32"/>
-          <w:szCs w:val="32"/>
-        </w:rPr>
-        <w:t xml:space="preserve">Download </w:t>
-      </w:r>
-      <w:r>
-        <w:rPr>
-          <w:rFonts w:ascii="TH SarabunPSK" w:hAnsi="TH SarabunPSK" w:cs="TH SarabunPSK"/>
-          <w:sz w:val="32"/>
-          <w:szCs w:val="32"/>
-          <w:cs/>
-        </w:rPr>
-        <w:t xml:space="preserve">ในตัว </w:t>
-      </w:r>
-      <w:proofErr w:type="spellStart"/>
-      <w:r>
-        <w:rPr>
-          <w:rFonts w:ascii="TH SarabunPSK" w:hAnsi="TH SarabunPSK" w:cs="TH SarabunPSK"/>
-          <w:sz w:val="32"/>
-          <w:szCs w:val="32"/>
-        </w:rPr>
-        <w:t>Vscode</w:t>
-      </w:r>
-      <w:proofErr w:type="spellEnd"/>
-      <w:r>
-        <w:rPr>
-          <w:rFonts w:ascii="TH SarabunPSK" w:hAnsi="TH SarabunPSK" w:cs="TH SarabunPSK"/>
-          <w:sz w:val="32"/>
-          <w:szCs w:val="32"/>
-        </w:rPr>
-        <w:t xml:space="preserve"> </w:t>
-      </w:r>
-      <w:r>
-        <w:rPr>
-          <w:rFonts w:ascii="TH SarabunPSK" w:hAnsi="TH SarabunPSK" w:cs="TH SarabunPSK"/>
-          <w:sz w:val="32"/>
-          <w:szCs w:val="32"/>
-          <w:cs/>
-        </w:rPr>
-        <w:t xml:space="preserve">เพื่อนำมาใช้งานน้า โดยที่เจ้าตัว </w:t>
-      </w:r>
-      <w:r>
-        <w:rPr>
-          <w:rFonts w:ascii="TH SarabunPSK" w:hAnsi="TH SarabunPSK" w:cs="TH SarabunPSK"/>
-          <w:sz w:val="32"/>
-          <w:szCs w:val="32"/>
-        </w:rPr>
-        <w:t xml:space="preserve">Extensions </w:t>
-      </w:r>
-      <w:r>
-        <w:rPr>
-          <w:rFonts w:ascii="TH SarabunPSK" w:hAnsi="TH SarabunPSK" w:cs="TH SarabunPSK"/>
-          <w:sz w:val="32"/>
-          <w:szCs w:val="32"/>
-          <w:cs/>
-        </w:rPr>
-        <w:t>นั้นจะเป็นการโหลดมาใช้แบบฟรี ! และ ขั้นตอนการโหลดที่ไม่ยุ่งยากด้วย ก่อนอื่นเลยมาดูวิธีการดาวน์โหลดกัน</w:t>
-      </w:r>
-      <w:r>
-        <w:rPr>
-          <w:rFonts w:ascii="TH SarabunPSK" w:hAnsi="TH SarabunPSK" w:cs="TH SarabunPSK"/>
-          <w:sz w:val="32"/>
-          <w:szCs w:val="32"/>
-        </w:rPr>
-        <w:tab/>
-      </w:r>
-    </w:p>
-    <w:p>
-      <w:pPr>
-        <w:tabs>
-          <w:tab w:val="left" w:pos="567"/>
-          <w:tab w:val="left" w:pos="1276"/>
-          <w:tab w:val="left" w:pos="2127"/>
-        </w:tabs>
-        <w:jc w:val="thaiDistribute"/>
-        <w:rPr>
-          <w:rFonts w:ascii="TH SarabunPSK" w:hAnsi="TH SarabunPSK" w:cs="TH SarabunPSK"/>
-          <w:sz w:val="32"/>
-          <w:szCs w:val="32"/>
-        </w:rPr>
-      </w:pPr>
-      <w:r>
-        <w:rPr>
-          <w:rFonts w:ascii="TH SarabunPSK" w:hAnsi="TH SarabunPSK" w:cs="TH SarabunPSK"/>
-          <w:sz w:val="32"/>
-          <w:szCs w:val="32"/>
-        </w:rPr>
-        <w:tab/>
-      </w:r>
-      <w:r>
-        <w:rPr>
-          <w:rFonts w:ascii="TH SarabunPSK" w:hAnsi="TH SarabunPSK" w:cs="TH SarabunPSK"/>
-          <w:sz w:val="32"/>
-          <w:szCs w:val="32"/>
-        </w:rPr>
-        <w:tab/>
-      </w:r>
-      <w:r>
-        <w:rPr>
-          <w:rFonts w:ascii="TH SarabunPSK" w:hAnsi="TH SarabunPSK" w:cs="TH SarabunPSK"/>
-          <w:sz w:val="32"/>
-          <w:szCs w:val="32"/>
-        </w:rPr>
-        <w:tab/>
-        <w:t>1)</w:t>
-      </w:r>
-      <w:r>
-        <w:rPr>
-          <w:rFonts w:ascii="TH SarabunPSK" w:hAnsi="TH SarabunPSK" w:cs="TH SarabunPSK"/>
-          <w:color w:val="FFFFFF" w:themeColor="background1"/>
-          <w:sz w:val="32"/>
-          <w:szCs w:val="32"/>
-        </w:rPr>
-        <w:t>**</w:t>
-      </w:r>
-      <w:r>
-        <w:rPr>
-          <w:rFonts w:ascii="TH SarabunPSK" w:hAnsi="TH SarabunPSK" w:cs="TH SarabunPSK"/>
-          <w:sz w:val="32"/>
-          <w:szCs w:val="32"/>
-        </w:rPr>
-        <w:t>Auto Rename-tag</w:t>
-      </w:r>
-      <w:r>
-        <w:rPr>
-          <w:rFonts w:ascii="TH SarabunPSK" w:hAnsi="TH SarabunPSK" w:cs="TH SarabunPSK"/>
-          <w:sz w:val="32"/>
-          <w:szCs w:val="32"/>
-        </w:rPr>
-        <w:t xml:space="preserve"> </w:t>
-      </w:r>
-      <w:r>
-        <w:rPr>
-          <w:rFonts w:ascii="TH SarabunPSK" w:hAnsi="TH SarabunPSK" w:cs="TH SarabunPSK"/>
-          <w:sz w:val="32"/>
-          <w:szCs w:val="32"/>
-          <w:cs/>
-        </w:rPr>
-        <w:t xml:space="preserve">นั้นจะช่วยในการแก้ไข </w:t>
-      </w:r>
-      <w:r>
-        <w:rPr>
-          <w:rFonts w:ascii="TH SarabunPSK" w:hAnsi="TH SarabunPSK" w:cs="TH SarabunPSK"/>
-          <w:sz w:val="32"/>
-          <w:szCs w:val="32"/>
-        </w:rPr>
-        <w:t xml:space="preserve">Tag </w:t>
-      </w:r>
-      <w:r>
-        <w:rPr>
-          <w:rFonts w:ascii="TH SarabunPSK" w:hAnsi="TH SarabunPSK" w:cs="TH SarabunPSK"/>
-          <w:sz w:val="32"/>
-          <w:szCs w:val="32"/>
-          <w:cs/>
-        </w:rPr>
-        <w:t>ที่มาเป็น</w:t>
-      </w:r>
-      <w:proofErr w:type="spellStart"/>
-      <w:r>
-        <w:rPr>
-          <w:rFonts w:ascii="TH SarabunPSK" w:hAnsi="TH SarabunPSK" w:cs="TH SarabunPSK"/>
-          <w:sz w:val="32"/>
-          <w:szCs w:val="32"/>
-          <w:cs/>
-        </w:rPr>
-        <w:t>คู่ๆ</w:t>
-      </w:r>
-      <w:proofErr w:type="spellEnd"/>
-      <w:r>
-        <w:rPr>
-          <w:rFonts w:ascii="TH SarabunPSK" w:hAnsi="TH SarabunPSK" w:cs="TH SarabunPSK"/>
-          <w:sz w:val="32"/>
-          <w:szCs w:val="32"/>
-          <w:cs/>
-        </w:rPr>
-        <w:t xml:space="preserve"> เช่น ต้องการแก้ไข </w:t>
-      </w:r>
-      <w:r>
-        <w:rPr>
-          <w:rFonts w:ascii="TH SarabunPSK" w:hAnsi="TH SarabunPSK" w:cs="TH SarabunPSK"/>
-          <w:sz w:val="32"/>
-          <w:szCs w:val="32"/>
-        </w:rPr>
-        <w:t xml:space="preserve">tag &lt;h1&gt;&lt;/h1&gt; </w:t>
-      </w:r>
-      <w:r>
-        <w:rPr>
-          <w:rFonts w:ascii="TH SarabunPSK" w:hAnsi="TH SarabunPSK" w:cs="TH SarabunPSK"/>
-          <w:sz w:val="32"/>
-          <w:szCs w:val="32"/>
-          <w:cs/>
-        </w:rPr>
-        <w:t xml:space="preserve">ไปเป็น </w:t>
-      </w:r>
-      <w:r>
-        <w:rPr>
-          <w:rFonts w:ascii="TH SarabunPSK" w:hAnsi="TH SarabunPSK" w:cs="TH SarabunPSK"/>
-          <w:sz w:val="32"/>
-          <w:szCs w:val="32"/>
-        </w:rPr>
-        <w:t xml:space="preserve">&lt;h2&gt;&lt;/h2&gt; </w:t>
-      </w:r>
-      <w:r>
-        <w:rPr>
-          <w:rFonts w:ascii="TH SarabunPSK" w:hAnsi="TH SarabunPSK" w:cs="TH SarabunPSK"/>
-          <w:sz w:val="32"/>
-          <w:szCs w:val="32"/>
-          <w:cs/>
-        </w:rPr>
-        <w:t xml:space="preserve">แทน ซึ่งเราอาจจะต้องแก้ในส่วนของ </w:t>
-      </w:r>
-      <w:r>
-        <w:rPr>
-          <w:rFonts w:ascii="TH SarabunPSK" w:hAnsi="TH SarabunPSK" w:cs="TH SarabunPSK"/>
-          <w:sz w:val="32"/>
-          <w:szCs w:val="32"/>
-        </w:rPr>
-        <w:t xml:space="preserve">h1 </w:t>
-      </w:r>
-      <w:r>
-        <w:rPr>
-          <w:rFonts w:ascii="TH SarabunPSK" w:hAnsi="TH SarabunPSK" w:cs="TH SarabunPSK"/>
-          <w:sz w:val="32"/>
-          <w:szCs w:val="32"/>
-          <w:cs/>
-        </w:rPr>
-        <w:t xml:space="preserve">ทั้ง </w:t>
-      </w:r>
-      <w:r>
-        <w:rPr>
-          <w:rFonts w:ascii="TH SarabunPSK" w:hAnsi="TH SarabunPSK" w:cs="TH SarabunPSK"/>
-          <w:sz w:val="32"/>
-          <w:szCs w:val="32"/>
-        </w:rPr>
-        <w:t xml:space="preserve">Tag </w:t>
-      </w:r>
-      <w:r>
-        <w:rPr>
-          <w:rFonts w:ascii="TH SarabunPSK" w:hAnsi="TH SarabunPSK" w:cs="TH SarabunPSK"/>
-          <w:sz w:val="32"/>
-          <w:szCs w:val="32"/>
-          <w:cs/>
-        </w:rPr>
-        <w:t xml:space="preserve">เปิดและปิดใช่ไหมครับ แต่ว่าเจ้า </w:t>
-      </w:r>
-      <w:r>
-        <w:rPr>
-          <w:rFonts w:ascii="TH SarabunPSK" w:hAnsi="TH SarabunPSK" w:cs="TH SarabunPSK"/>
-          <w:sz w:val="32"/>
-          <w:szCs w:val="32"/>
-        </w:rPr>
-        <w:t xml:space="preserve">Auto Rename-Tag </w:t>
-      </w:r>
-      <w:r>
-        <w:rPr>
-          <w:rFonts w:ascii="TH SarabunPSK" w:hAnsi="TH SarabunPSK" w:cs="TH SarabunPSK"/>
-          <w:sz w:val="32"/>
-          <w:szCs w:val="32"/>
-          <w:cs/>
-        </w:rPr>
-        <w:t xml:space="preserve">นั้นหลังจากที่เราแก้ไขตรง </w:t>
-      </w:r>
-      <w:r>
-        <w:rPr>
-          <w:rFonts w:ascii="TH SarabunPSK" w:hAnsi="TH SarabunPSK" w:cs="TH SarabunPSK"/>
-          <w:sz w:val="32"/>
-          <w:szCs w:val="32"/>
-        </w:rPr>
-        <w:t xml:space="preserve">Tag </w:t>
-      </w:r>
-      <w:r>
-        <w:rPr>
-          <w:rFonts w:ascii="TH SarabunPSK" w:hAnsi="TH SarabunPSK" w:cs="TH SarabunPSK"/>
-          <w:sz w:val="32"/>
-          <w:szCs w:val="32"/>
-          <w:cs/>
-        </w:rPr>
-        <w:t xml:space="preserve">เปิดเขาก็จะแก้ไขตรง </w:t>
-      </w:r>
-      <w:r>
-        <w:rPr>
-          <w:rFonts w:ascii="TH SarabunPSK" w:hAnsi="TH SarabunPSK" w:cs="TH SarabunPSK"/>
-          <w:sz w:val="32"/>
-          <w:szCs w:val="32"/>
-        </w:rPr>
-        <w:t xml:space="preserve">Tag </w:t>
-      </w:r>
-      <w:r>
-        <w:rPr>
-          <w:rFonts w:ascii="TH SarabunPSK" w:hAnsi="TH SarabunPSK" w:cs="TH SarabunPSK"/>
-          <w:sz w:val="32"/>
-          <w:szCs w:val="32"/>
-          <w:cs/>
-        </w:rPr>
-        <w:t>ปิดให้ด้วยเลย</w:t>
-      </w:r>
-    </w:p>
-    <w:p>
-      <w:pPr>
-        <w:tabs>
-          <w:tab w:val="left" w:pos="567"/>
-          <w:tab w:val="left" w:pos="1276"/>
-          <w:tab w:val="left" w:pos="2127"/>
-        </w:tabs>
-        <w:jc w:val="thaiDistribute"/>
-        <w:rPr>
-          <w:rFonts w:ascii="TH SarabunPSK" w:hAnsi="TH SarabunPSK" w:cs="TH SarabunPSK"/>
-          <w:sz w:val="32"/>
-          <w:szCs w:val="32"/>
-        </w:rPr>
-      </w:pPr>
-      <w:r>
-        <w:rPr>
-          <w:rFonts w:ascii="TH SarabunPSK" w:hAnsi="TH SarabunPSK" w:cs="TH SarabunPSK"/>
-          <w:sz w:val="32"/>
-          <w:szCs w:val="32"/>
-        </w:rPr>
-        <w:tab/>
-      </w:r>
-      <w:r>
-        <w:rPr>
-          <w:rFonts w:ascii="TH SarabunPSK" w:hAnsi="TH SarabunPSK" w:cs="TH SarabunPSK"/>
-          <w:sz w:val="32"/>
-          <w:szCs w:val="32"/>
-        </w:rPr>
-        <w:tab/>
-      </w:r>
-      <w:r>
-        <w:rPr>
-          <w:rFonts w:ascii="TH SarabunPSK" w:hAnsi="TH SarabunPSK" w:cs="TH SarabunPSK"/>
-          <w:sz w:val="32"/>
-          <w:szCs w:val="32"/>
-        </w:rPr>
-        <w:tab/>
-        <w:t>2)</w:t>
-      </w:r>
-      <w:r>
-        <w:rPr>
-          <w:rFonts w:ascii="TH SarabunPSK" w:hAnsi="TH SarabunPSK" w:cs="TH SarabunPSK"/>
-          <w:color w:val="FFFFFF" w:themeColor="background1"/>
-          <w:sz w:val="32"/>
-          <w:szCs w:val="32"/>
-        </w:rPr>
-        <w:t>**</w:t>
-      </w:r>
-      <w:r>
-        <w:rPr>
-          <w:rFonts w:ascii="TH SarabunPSK" w:hAnsi="TH SarabunPSK" w:cs="TH SarabunPSK"/>
-          <w:sz w:val="32"/>
-          <w:szCs w:val="32"/>
-        </w:rPr>
-        <w:t>Live server</w:t>
-      </w:r>
-      <w:r>
-        <w:rPr>
-          <w:rFonts w:ascii="TH SarabunPSK" w:hAnsi="TH SarabunPSK" w:cs="TH SarabunPSK"/>
-          <w:sz w:val="32"/>
-          <w:szCs w:val="32"/>
-        </w:rPr>
-        <w:t xml:space="preserve"> </w:t>
-      </w:r>
-      <w:r>
-        <w:rPr>
-          <w:rFonts w:ascii="TH SarabunPSK" w:hAnsi="TH SarabunPSK" w:cs="TH SarabunPSK"/>
-          <w:sz w:val="32"/>
-          <w:szCs w:val="32"/>
-          <w:cs/>
-        </w:rPr>
-        <w:t xml:space="preserve">นั้นจะทำให้หน้า </w:t>
-      </w:r>
-      <w:r>
-        <w:rPr>
-          <w:rFonts w:ascii="TH SarabunPSK" w:hAnsi="TH SarabunPSK" w:cs="TH SarabunPSK"/>
-          <w:sz w:val="32"/>
-          <w:szCs w:val="32"/>
-        </w:rPr>
-        <w:t xml:space="preserve">Website </w:t>
-      </w:r>
-      <w:r>
-        <w:rPr>
-          <w:rFonts w:ascii="TH SarabunPSK" w:hAnsi="TH SarabunPSK" w:cs="TH SarabunPSK"/>
-          <w:sz w:val="32"/>
-          <w:szCs w:val="32"/>
-          <w:cs/>
-        </w:rPr>
-        <w:t xml:space="preserve">ของเราไม่ต้องมานั่งกดปุ่ม </w:t>
-      </w:r>
-      <w:r>
-        <w:rPr>
-          <w:rFonts w:ascii="TH SarabunPSK" w:hAnsi="TH SarabunPSK" w:cs="TH SarabunPSK"/>
-          <w:sz w:val="32"/>
-          <w:szCs w:val="32"/>
-        </w:rPr>
-        <w:t xml:space="preserve">refresh </w:t>
-      </w:r>
-      <w:r>
-        <w:rPr>
-          <w:rFonts w:ascii="TH SarabunPSK" w:hAnsi="TH SarabunPSK" w:cs="TH SarabunPSK"/>
-          <w:sz w:val="32"/>
-          <w:szCs w:val="32"/>
-          <w:cs/>
-        </w:rPr>
-        <w:t xml:space="preserve">เพื่อดู </w:t>
-      </w:r>
-      <w:r>
-        <w:rPr>
-          <w:rFonts w:ascii="TH SarabunPSK" w:hAnsi="TH SarabunPSK" w:cs="TH SarabunPSK"/>
-          <w:sz w:val="32"/>
-          <w:szCs w:val="32"/>
-        </w:rPr>
-        <w:t xml:space="preserve">Code </w:t>
-      </w:r>
-      <w:r>
-        <w:rPr>
-          <w:rFonts w:ascii="TH SarabunPSK" w:hAnsi="TH SarabunPSK" w:cs="TH SarabunPSK"/>
-          <w:sz w:val="32"/>
-          <w:szCs w:val="32"/>
-          <w:cs/>
-        </w:rPr>
-        <w:t xml:space="preserve">เวลา </w:t>
-      </w:r>
-      <w:r>
-        <w:rPr>
-          <w:rFonts w:ascii="TH SarabunPSK" w:hAnsi="TH SarabunPSK" w:cs="TH SarabunPSK"/>
-          <w:sz w:val="32"/>
-          <w:szCs w:val="32"/>
-        </w:rPr>
-        <w:t xml:space="preserve">Save </w:t>
-      </w:r>
-      <w:r>
-        <w:rPr>
-          <w:rFonts w:ascii="TH SarabunPSK" w:hAnsi="TH SarabunPSK" w:cs="TH SarabunPSK"/>
-          <w:sz w:val="32"/>
-          <w:szCs w:val="32"/>
-          <w:cs/>
-        </w:rPr>
-        <w:t xml:space="preserve">งานเสร็จ ซึ่งช่วยในการทำ </w:t>
-      </w:r>
-      <w:r>
-        <w:rPr>
-          <w:rFonts w:ascii="TH SarabunPSK" w:hAnsi="TH SarabunPSK" w:cs="TH SarabunPSK"/>
-          <w:sz w:val="32"/>
-          <w:szCs w:val="32"/>
-        </w:rPr>
-        <w:t xml:space="preserve">Website </w:t>
-      </w:r>
-      <w:r>
-        <w:rPr>
-          <w:rFonts w:ascii="TH SarabunPSK" w:hAnsi="TH SarabunPSK" w:cs="TH SarabunPSK"/>
-          <w:sz w:val="32"/>
-          <w:szCs w:val="32"/>
-          <w:cs/>
-        </w:rPr>
-        <w:t xml:space="preserve">อย่างมาก เพราะว่า หลังจาก </w:t>
-      </w:r>
-      <w:r>
-        <w:rPr>
-          <w:rFonts w:ascii="TH SarabunPSK" w:hAnsi="TH SarabunPSK" w:cs="TH SarabunPSK"/>
-          <w:sz w:val="32"/>
-          <w:szCs w:val="32"/>
-        </w:rPr>
-        <w:t xml:space="preserve">Save </w:t>
-      </w:r>
-      <w:r>
-        <w:rPr>
-          <w:rFonts w:ascii="TH SarabunPSK" w:hAnsi="TH SarabunPSK" w:cs="TH SarabunPSK"/>
-          <w:sz w:val="32"/>
-          <w:szCs w:val="32"/>
-          <w:cs/>
-        </w:rPr>
-        <w:t xml:space="preserve">เสร็จก็สามารถเปิดหน้า </w:t>
-      </w:r>
-      <w:r>
-        <w:rPr>
-          <w:rFonts w:ascii="TH SarabunPSK" w:hAnsi="TH SarabunPSK" w:cs="TH SarabunPSK"/>
-          <w:sz w:val="32"/>
-          <w:szCs w:val="32"/>
-        </w:rPr>
-        <w:t xml:space="preserve">Website </w:t>
-      </w:r>
-      <w:r>
-        <w:rPr>
-          <w:rFonts w:ascii="TH SarabunPSK" w:hAnsi="TH SarabunPSK" w:cs="TH SarabunPSK"/>
-          <w:sz w:val="32"/>
-          <w:szCs w:val="32"/>
-          <w:cs/>
-        </w:rPr>
-        <w:t>เพื่อดูผลลัพธ์ได้เลย</w:t>
-      </w:r>
-    </w:p>
-    <w:p>
-      <w:pPr>
-        <w:tabs>
-          <w:tab w:val="left" w:pos="567"/>
-          <w:tab w:val="left" w:pos="1276"/>
-          <w:tab w:val="left" w:pos="2127"/>
-        </w:tabs>
-        <w:jc w:val="thaiDistribute"/>
-        <w:rPr>
-          <w:rFonts w:ascii="TH SarabunPSK" w:hAnsi="TH SarabunPSK" w:cs="TH SarabunPSK"/>
-          <w:sz w:val="32"/>
-          <w:szCs w:val="32"/>
-        </w:rPr>
-      </w:pPr>
-      <w:r>
-        <w:rPr>
-          <w:rFonts w:ascii="TH SarabunPSK" w:hAnsi="TH SarabunPSK" w:cs="TH SarabunPSK"/>
-          <w:sz w:val="32"/>
-          <w:szCs w:val="32"/>
-          <w:cs/>
-        </w:rPr>
-        <w:tab/>
-      </w:r>
-      <w:r>
-        <w:rPr>
-          <w:rFonts w:ascii="TH SarabunPSK" w:hAnsi="TH SarabunPSK" w:cs="TH SarabunPSK"/>
-          <w:sz w:val="32"/>
-          <w:szCs w:val="32"/>
-          <w:cs/>
-        </w:rPr>
-        <w:tab/>
-      </w:r>
-      <w:r>
-        <w:rPr>
-          <w:rFonts w:ascii="TH SarabunPSK" w:hAnsi="TH SarabunPSK" w:cs="TH SarabunPSK"/>
-          <w:sz w:val="32"/>
-          <w:szCs w:val="32"/>
-          <w:cs/>
-        </w:rPr>
-        <w:tab/>
-      </w:r>
-      <w:r>
-        <w:rPr>
-          <w:rFonts w:ascii="TH SarabunPSK" w:hAnsi="TH SarabunPSK" w:cs="TH SarabunPSK"/>
-          <w:sz w:val="32"/>
-          <w:szCs w:val="32"/>
-        </w:rPr>
-        <w:t>3)</w:t>
-      </w:r>
-      <w:r>
-        <w:rPr>
-          <w:rFonts w:ascii="TH SarabunPSK" w:hAnsi="TH SarabunPSK" w:cs="TH SarabunPSK"/>
-          <w:color w:val="FFFFFF" w:themeColor="background1"/>
-          <w:sz w:val="32"/>
-          <w:szCs w:val="32"/>
-        </w:rPr>
-        <w:t>**</w:t>
-      </w:r>
-      <w:r>
-        <w:rPr>
-          <w:rFonts w:ascii="TH SarabunPSK" w:hAnsi="TH SarabunPSK" w:cs="TH SarabunPSK"/>
-          <w:sz w:val="32"/>
-          <w:szCs w:val="32"/>
-        </w:rPr>
-        <w:t>Code spell checker</w:t>
-      </w:r>
-      <w:r>
-        <w:rPr>
-          <w:rFonts w:ascii="TH SarabunPSK" w:hAnsi="TH SarabunPSK" w:cs="TH SarabunPSK"/>
-          <w:sz w:val="32"/>
-          <w:szCs w:val="32"/>
-        </w:rPr>
-        <w:t xml:space="preserve"> </w:t>
-      </w:r>
-      <w:r>
-        <w:rPr>
-          <w:rFonts w:ascii="TH SarabunPSK" w:hAnsi="TH SarabunPSK" w:cs="TH SarabunPSK"/>
-          <w:sz w:val="32"/>
-          <w:szCs w:val="32"/>
-          <w:cs/>
-        </w:rPr>
-        <w:t xml:space="preserve">นั้นจะช่วยเราในการตรวจคำที่ผิดใน </w:t>
-      </w:r>
-      <w:r>
-        <w:rPr>
-          <w:rFonts w:ascii="TH SarabunPSK" w:hAnsi="TH SarabunPSK" w:cs="TH SarabunPSK"/>
-          <w:sz w:val="32"/>
-          <w:szCs w:val="32"/>
-        </w:rPr>
-        <w:t xml:space="preserve">Code </w:t>
-      </w:r>
-      <w:r>
-        <w:rPr>
-          <w:rFonts w:ascii="TH SarabunPSK" w:hAnsi="TH SarabunPSK" w:cs="TH SarabunPSK"/>
-          <w:sz w:val="32"/>
-          <w:szCs w:val="32"/>
-          <w:cs/>
-        </w:rPr>
-        <w:t>ของเรา ซึ่งเวลาเกิด</w:t>
-      </w:r>
-      <w:proofErr w:type="spellStart"/>
-      <w:r>
-        <w:rPr>
-          <w:rFonts w:ascii="TH SarabunPSK" w:hAnsi="TH SarabunPSK" w:cs="TH SarabunPSK"/>
-          <w:sz w:val="32"/>
-          <w:szCs w:val="32"/>
-          <w:cs/>
-        </w:rPr>
-        <w:t>คำผิด</w:t>
-      </w:r>
-      <w:proofErr w:type="spellEnd"/>
-      <w:r>
-        <w:rPr>
-          <w:rFonts w:ascii="TH SarabunPSK" w:hAnsi="TH SarabunPSK" w:cs="TH SarabunPSK"/>
-          <w:sz w:val="32"/>
-          <w:szCs w:val="32"/>
-          <w:cs/>
-        </w:rPr>
-        <w:t>ก็จะขึ้นขีดสีเขียวเตือนว่า ดูเหมือนมี</w:t>
-      </w:r>
-      <w:proofErr w:type="spellStart"/>
-      <w:r>
-        <w:rPr>
-          <w:rFonts w:ascii="TH SarabunPSK" w:hAnsi="TH SarabunPSK" w:cs="TH SarabunPSK"/>
-          <w:sz w:val="32"/>
-          <w:szCs w:val="32"/>
-          <w:cs/>
-        </w:rPr>
-        <w:t>คำผิด</w:t>
-      </w:r>
-      <w:proofErr w:type="spellEnd"/>
-      <w:r>
-        <w:rPr>
-          <w:rFonts w:ascii="TH SarabunPSK" w:hAnsi="TH SarabunPSK" w:cs="TH SarabunPSK"/>
-          <w:sz w:val="32"/>
-          <w:szCs w:val="32"/>
-          <w:cs/>
-        </w:rPr>
-        <w:t>อะไรทำนองนี้</w:t>
+        <w:t>ของเรา ซึ่งเวลาเกิดคำผิดก็จะขึ้นขีดสีเขียวเตือนว่า ดูเหมือนมีคำผิดอะไรทำนองนี้</w:t>
       </w:r>
     </w:p>
     <w:p>
@@ -14877,7 +13886,6 @@
         </w:rPr>
         <w:t>(</w:t>
       </w:r>
-      <w:proofErr w:type="spellStart"/>
       <w:r>
         <w:rPr>
           <w:rFonts w:ascii="TH SarabunPSK" w:hAnsi="TH SarabunPSK" w:cs="TH SarabunPSK"/>
@@ -14886,7 +13894,6 @@
         </w:rPr>
         <w:t>codinggun</w:t>
       </w:r>
-      <w:proofErr w:type="spellEnd"/>
       <w:r>
         <w:rPr>
           <w:rFonts w:ascii="TH SarabunPSK" w:hAnsi="TH SarabunPSK" w:cs="TH SarabunPSK"/>
@@ -15825,7 +14832,6 @@
         </w:rPr>
         <w:t>(</w:t>
       </w:r>
-      <w:proofErr w:type="spellStart"/>
       <w:r>
         <w:rPr>
           <w:rFonts w:ascii="TH SarabunPSK" w:hAnsi="TH SarabunPSK" w:cs="TH SarabunPSK"/>
@@ -15834,7 +14840,6 @@
         </w:rPr>
         <w:t>iplandigital</w:t>
       </w:r>
-      <w:proofErr w:type="spellEnd"/>
       <w:r>
         <w:rPr>
           <w:rFonts w:ascii="TH SarabunPSK" w:hAnsi="TH SarabunPSK" w:cs="TH SarabunPSK"/>
@@ -16409,27 +15414,7 @@
           <w:szCs w:val="32"/>
           <w:cs/>
         </w:rPr>
-        <w:t>ลงทะเบียนและสร้างโปรเจก</w:t>
-      </w:r>
-      <w:proofErr w:type="spellStart"/>
-      <w:r>
-        <w:rPr>
-          <w:rFonts w:ascii="TH SarabunPSK" w:hAnsi="TH SarabunPSK" w:cs="TH SarabunPSK"/>
-          <w:sz w:val="32"/>
-          <w:szCs w:val="32"/>
-          <w:cs/>
-        </w:rPr>
-        <w:t>ต์</w:t>
-      </w:r>
-      <w:proofErr w:type="spellEnd"/>
-      <w:r>
-        <w:rPr>
-          <w:rFonts w:ascii="TH SarabunPSK" w:hAnsi="TH SarabunPSK" w:cs="TH SarabunPSK"/>
-          <w:sz w:val="32"/>
-          <w:szCs w:val="32"/>
-          <w:cs/>
-        </w:rPr>
-        <w:t xml:space="preserve">ใน </w:t>
+        <w:t xml:space="preserve">ลงทะเบียนและสร้างโปรเจกต์ใน </w:t>
       </w:r>
       <w:r>
         <w:rPr>
@@ -16472,27 +15457,7 @@
           <w:szCs w:val="32"/>
           <w:cs/>
         </w:rPr>
-        <w:t>และสร้างโปรเจก</w:t>
-      </w:r>
-      <w:proofErr w:type="spellStart"/>
-      <w:r>
-        <w:rPr>
-          <w:rFonts w:ascii="TH SarabunPSK" w:hAnsi="TH SarabunPSK" w:cs="TH SarabunPSK"/>
-          <w:sz w:val="32"/>
-          <w:szCs w:val="32"/>
-          <w:cs/>
-        </w:rPr>
-        <w:t>ต์</w:t>
-      </w:r>
-      <w:proofErr w:type="spellEnd"/>
-      <w:r>
-        <w:rPr>
-          <w:rFonts w:ascii="TH SarabunPSK" w:hAnsi="TH SarabunPSK" w:cs="TH SarabunPSK"/>
-          <w:sz w:val="32"/>
-          <w:szCs w:val="32"/>
-          <w:cs/>
-        </w:rPr>
-        <w:t xml:space="preserve">ใหม่เพื่อรับ </w:t>
+        <w:t xml:space="preserve">และสร้างโปรเจกต์ใหม่เพื่อรับ </w:t>
       </w:r>
       <w:r>
         <w:rPr>
@@ -16664,19 +15629,8 @@
           <w:szCs w:val="32"/>
           <w:cs/>
         </w:rPr>
-        <w:t>ใช้ทั้งสมาร์ทโฟนและแท็บ</w:t>
-      </w:r>
-      <w:proofErr w:type="spellStart"/>
-      <w:r>
-        <w:rPr>
-          <w:rFonts w:ascii="TH SarabunPSK" w:hAnsi="TH SarabunPSK" w:cs="TH SarabunPSK"/>
-          <w:sz w:val="32"/>
-          <w:szCs w:val="32"/>
-          <w:cs/>
-        </w:rPr>
-        <w:t>เล็ต</w:t>
-      </w:r>
-      <w:proofErr w:type="spellEnd"/>
+        <w:t>ใช้ทั้งสมาร์ทโฟนและแท็บเล็ต</w:t>
+      </w:r>
     </w:p>
     <w:p>
       <w:pPr>
@@ -17817,23 +16771,13 @@
         </w:rPr>
         <w:t>**</w:t>
       </w:r>
-      <w:proofErr w:type="spellStart"/>
-      <w:r>
-        <w:rPr>
-          <w:rFonts w:ascii="TH SarabunPSK" w:hAnsi="TH SarabunPSK" w:cs="TH SarabunPSK"/>
-          <w:sz w:val="32"/>
-          <w:szCs w:val="32"/>
-        </w:rPr>
-        <w:t>Supabase</w:t>
-      </w:r>
-      <w:proofErr w:type="spellEnd"/>
-      <w:r>
-        <w:rPr>
-          <w:rFonts w:ascii="TH SarabunPSK" w:hAnsi="TH SarabunPSK" w:cs="TH SarabunPSK"/>
-          <w:sz w:val="32"/>
-          <w:szCs w:val="32"/>
-        </w:rPr>
-        <w:t xml:space="preserve"> </w:t>
+      <w:r>
+        <w:rPr>
+          <w:rFonts w:ascii="TH SarabunPSK" w:hAnsi="TH SarabunPSK" w:cs="TH SarabunPSK"/>
+          <w:sz w:val="32"/>
+          <w:szCs w:val="32"/>
+        </w:rPr>
+        <w:t xml:space="preserve">Supabase </w:t>
       </w:r>
       <w:r>
         <w:rPr>
@@ -18055,7 +16999,17 @@
           <w:szCs w:val="32"/>
           <w:cs/>
         </w:rPr>
-        <w:t>ภาพที่ 2-5</w:t>
+        <w:t>ภาพที่ 2-</w:t>
+      </w:r>
+      <w:r>
+        <w:rPr>
+          <w:rFonts w:ascii="TH SarabunPSK" w:hAnsi="TH SarabunPSK" w:cs="TH SarabunPSK"/>
+          <w:b/>
+          <w:bCs/>
+          <w:sz w:val="32"/>
+          <w:szCs w:val="32"/>
+        </w:rPr>
+        <w:t>6</w:t>
       </w:r>
       <w:r>
         <w:rPr>
@@ -18066,23 +17020,13 @@
         </w:rPr>
         <w:t xml:space="preserve"> </w:t>
       </w:r>
-      <w:proofErr w:type="spellStart"/>
-      <w:r>
-        <w:rPr>
-          <w:rFonts w:ascii="TH SarabunPSK" w:hAnsi="TH SarabunPSK" w:cs="TH SarabunPSK"/>
-          <w:sz w:val="32"/>
-          <w:szCs w:val="32"/>
-        </w:rPr>
-        <w:t>Supabase</w:t>
-      </w:r>
-      <w:proofErr w:type="spellEnd"/>
-      <w:r>
-        <w:rPr>
-          <w:rFonts w:ascii="TH SarabunPSK" w:hAnsi="TH SarabunPSK" w:cs="TH SarabunPSK"/>
-          <w:sz w:val="32"/>
-          <w:szCs w:val="32"/>
-        </w:rPr>
-        <w:t xml:space="preserve"> Logo</w:t>
+      <w:r>
+        <w:rPr>
+          <w:rFonts w:ascii="TH SarabunPSK" w:hAnsi="TH SarabunPSK" w:cs="TH SarabunPSK"/>
+          <w:sz w:val="32"/>
+          <w:szCs w:val="32"/>
+        </w:rPr>
+        <w:t>Supabase Logo</w:t>
       </w:r>
     </w:p>
     <w:p>
@@ -18109,7 +17053,203 @@
         </w:rPr>
         <w:tab/>
       </w:r>
-      <w:proofErr w:type="spellStart"/>
+      <w:r>
+        <w:rPr>
+          <w:rFonts w:ascii="TH SarabunPSK" w:hAnsi="TH SarabunPSK" w:cs="TH SarabunPSK"/>
+          <w:sz w:val="32"/>
+          <w:szCs w:val="32"/>
+        </w:rPr>
+        <w:t xml:space="preserve">Supabase </w:t>
+      </w:r>
+      <w:r>
+        <w:rPr>
+          <w:rFonts w:ascii="TH SarabunPSK" w:hAnsi="TH SarabunPSK" w:cs="TH SarabunPSK"/>
+          <w:sz w:val="32"/>
+          <w:szCs w:val="32"/>
+          <w:cs/>
+        </w:rPr>
+        <w:t>คือแพลตฟอร์มการให้บริการระบบส่วนหลัง (</w:t>
+      </w:r>
+      <w:r>
+        <w:rPr>
+          <w:rFonts w:ascii="TH SarabunPSK" w:hAnsi="TH SarabunPSK" w:cs="TH SarabunPSK"/>
+          <w:sz w:val="32"/>
+          <w:szCs w:val="32"/>
+        </w:rPr>
+        <w:t xml:space="preserve">Backend-as-a-Service </w:t>
+      </w:r>
+      <w:r>
+        <w:rPr>
+          <w:rFonts w:ascii="TH SarabunPSK" w:hAnsi="TH SarabunPSK" w:cs="TH SarabunPSK"/>
+          <w:sz w:val="32"/>
+          <w:szCs w:val="32"/>
+          <w:cs/>
+        </w:rPr>
+        <w:t xml:space="preserve">หรือ </w:t>
+      </w:r>
+      <w:r>
+        <w:rPr>
+          <w:rFonts w:ascii="TH SarabunPSK" w:hAnsi="TH SarabunPSK" w:cs="TH SarabunPSK"/>
+          <w:sz w:val="32"/>
+          <w:szCs w:val="32"/>
+        </w:rPr>
+        <w:t xml:space="preserve">BaaS) </w:t>
+      </w:r>
+      <w:r>
+        <w:rPr>
+          <w:rFonts w:ascii="TH SarabunPSK" w:hAnsi="TH SarabunPSK" w:cs="TH SarabunPSK"/>
+          <w:sz w:val="32"/>
+          <w:szCs w:val="32"/>
+          <w:cs/>
+        </w:rPr>
+        <w:t>ในรูปแบบโอเพนซอร์ส (</w:t>
+      </w:r>
+      <w:r>
+        <w:rPr>
+          <w:rFonts w:ascii="TH SarabunPSK" w:hAnsi="TH SarabunPSK" w:cs="TH SarabunPSK"/>
+          <w:sz w:val="32"/>
+          <w:szCs w:val="32"/>
+        </w:rPr>
+        <w:t xml:space="preserve">Open-source) </w:t>
+      </w:r>
+      <w:r>
+        <w:rPr>
+          <w:rFonts w:ascii="TH SarabunPSK" w:hAnsi="TH SarabunPSK" w:cs="TH SarabunPSK"/>
+          <w:sz w:val="32"/>
+          <w:szCs w:val="32"/>
+          <w:cs/>
+        </w:rPr>
+        <w:t xml:space="preserve">ซึ่งช่วยให้นักพัฒนาสามารถเข้าถึงระบบส่วนหลังที่รองรับการทำงานแบบเรียลไทม์และสามารถปรับขยายขนาดได้อย่างรวดเร็วเพียงไม่กี่ขั้นตอน แพลตฟอร์มนี้มาพร้อมกับชุดเครื่องมือที่ครบครัน ได้แก่ ฐานข้อมูล </w:t>
+      </w:r>
+      <w:r>
+        <w:rPr>
+          <w:rFonts w:ascii="TH SarabunPSK" w:hAnsi="TH SarabunPSK" w:cs="TH SarabunPSK"/>
+          <w:sz w:val="32"/>
+          <w:szCs w:val="32"/>
+        </w:rPr>
+        <w:t xml:space="preserve">PostgreSQL </w:t>
+      </w:r>
+      <w:r>
+        <w:rPr>
+          <w:rFonts w:ascii="TH SarabunPSK" w:hAnsi="TH SarabunPSK" w:cs="TH SarabunPSK"/>
+          <w:sz w:val="32"/>
+          <w:szCs w:val="32"/>
+          <w:cs/>
+        </w:rPr>
+        <w:t>ที่มีการบริหารจัดการให้ (</w:t>
+      </w:r>
+      <w:r>
+        <w:rPr>
+          <w:rFonts w:ascii="TH SarabunPSK" w:hAnsi="TH SarabunPSK" w:cs="TH SarabunPSK"/>
+          <w:sz w:val="32"/>
+          <w:szCs w:val="32"/>
+        </w:rPr>
+        <w:t xml:space="preserve">Managed Database), </w:t>
+      </w:r>
+      <w:r>
+        <w:rPr>
+          <w:rFonts w:ascii="TH SarabunPSK" w:hAnsi="TH SarabunPSK" w:cs="TH SarabunPSK"/>
+          <w:sz w:val="32"/>
+          <w:szCs w:val="32"/>
+          <w:cs/>
+        </w:rPr>
+        <w:t>การซิงโครไนซ์ข้อมูลแบบเรียลไทม์</w:t>
+      </w:r>
+      <w:r>
+        <w:rPr>
+          <w:rFonts w:ascii="TH SarabunPSK" w:hAnsi="TH SarabunPSK" w:cs="TH SarabunPSK"/>
+          <w:sz w:val="32"/>
+          <w:szCs w:val="32"/>
+        </w:rPr>
+        <w:t xml:space="preserve">, </w:t>
+      </w:r>
+      <w:r>
+        <w:rPr>
+          <w:rFonts w:ascii="TH SarabunPSK" w:hAnsi="TH SarabunPSK" w:cs="TH SarabunPSK"/>
+          <w:sz w:val="32"/>
+          <w:szCs w:val="32"/>
+          <w:cs/>
+        </w:rPr>
+        <w:t>ระบบยืนยันตัวตน</w:t>
+      </w:r>
+      <w:r>
+        <w:rPr>
+          <w:rFonts w:ascii="TH SarabunPSK" w:hAnsi="TH SarabunPSK" w:cs="TH SarabunPSK"/>
+          <w:sz w:val="32"/>
+          <w:szCs w:val="32"/>
+        </w:rPr>
+        <w:t xml:space="preserve">, </w:t>
+      </w:r>
+      <w:r>
+        <w:rPr>
+          <w:rFonts w:ascii="TH SarabunPSK" w:hAnsi="TH SarabunPSK" w:cs="TH SarabunPSK"/>
+          <w:sz w:val="32"/>
+          <w:szCs w:val="32"/>
+          <w:cs/>
+        </w:rPr>
+        <w:t xml:space="preserve">พื้นที่จัดเก็บข้อมูล </w:t>
+      </w:r>
+      <w:r>
+        <w:rPr>
+          <w:rFonts w:ascii="TH SarabunPSK" w:hAnsi="TH SarabunPSK" w:cs="TH SarabunPSK"/>
+          <w:sz w:val="32"/>
+          <w:szCs w:val="32"/>
+          <w:cs/>
+        </w:rPr>
+        <w:lastRenderedPageBreak/>
+        <w:t>และฟังก์ชันแบบไร้เซิร์ฟเวอร์ (</w:t>
+      </w:r>
+      <w:r>
+        <w:rPr>
+          <w:rFonts w:ascii="TH SarabunPSK" w:hAnsi="TH SarabunPSK" w:cs="TH SarabunPSK"/>
+          <w:sz w:val="32"/>
+          <w:szCs w:val="32"/>
+        </w:rPr>
+        <w:t xml:space="preserve">Serverless Functions) </w:t>
+      </w:r>
+      <w:r>
+        <w:rPr>
+          <w:rFonts w:ascii="TH SarabunPSK" w:hAnsi="TH SarabunPSK" w:cs="TH SarabunPSK"/>
+          <w:sz w:val="32"/>
+          <w:szCs w:val="32"/>
+          <w:cs/>
+        </w:rPr>
+        <w:t xml:space="preserve">โดย </w:t>
+      </w:r>
+      <w:r>
+        <w:rPr>
+          <w:rFonts w:ascii="TH SarabunPSK" w:hAnsi="TH SarabunPSK" w:cs="TH SarabunPSK"/>
+          <w:sz w:val="32"/>
+          <w:szCs w:val="32"/>
+        </w:rPr>
+        <w:t xml:space="preserve">Supabase </w:t>
+      </w:r>
+      <w:r>
+        <w:rPr>
+          <w:rFonts w:ascii="TH SarabunPSK" w:hAnsi="TH SarabunPSK" w:cs="TH SarabunPSK"/>
+          <w:sz w:val="32"/>
+          <w:szCs w:val="32"/>
+          <w:cs/>
+        </w:rPr>
+        <w:t>ได้รับการออกแบบมาเพื่อลดความซับซ้อนในกระบวนการพัฒนาระบบส่วนหลัง ช่วยให้นักพัฒนาสามารถมุ่งเน้นไปที่การสร้างแอปพลิเคชันแทนที่จะต้องเสียเวลาบริหารจัดการโครงสร้างพื้นฐาน</w:t>
+      </w:r>
+      <w:r>
+        <w:rPr>
+          <w:rFonts w:ascii="TH SarabunPSK" w:hAnsi="TH SarabunPSK" w:cs="TH SarabunPSK"/>
+          <w:sz w:val="32"/>
+          <w:szCs w:val="32"/>
+        </w:rPr>
+        <w:t xml:space="preserve"> </w:t>
+      </w:r>
+      <w:r>
+        <w:rPr>
+          <w:rFonts w:ascii="TH SarabunPSK" w:hAnsi="TH SarabunPSK" w:cs="TH SarabunPSK"/>
+          <w:sz w:val="32"/>
+          <w:szCs w:val="32"/>
+          <w:cs/>
+        </w:rPr>
+        <w:t xml:space="preserve">คุณสมบัติหลักของ </w:t>
+      </w:r>
       <w:r>
         <w:rPr>
           <w:rFonts w:ascii="TH SarabunPSK" w:hAnsi="TH SarabunPSK" w:cs="TH SarabunPSK"/>
@@ -18118,284 +17258,6 @@
         </w:rPr>
         <w:t>Supabase</w:t>
       </w:r>
-      <w:proofErr w:type="spellEnd"/>
-      <w:r>
-        <w:rPr>
-          <w:rFonts w:ascii="TH SarabunPSK" w:hAnsi="TH SarabunPSK" w:cs="TH SarabunPSK"/>
-          <w:sz w:val="32"/>
-          <w:szCs w:val="32"/>
-        </w:rPr>
-        <w:t xml:space="preserve"> </w:t>
-      </w:r>
-      <w:r>
-        <w:rPr>
-          <w:rFonts w:ascii="TH SarabunPSK" w:hAnsi="TH SarabunPSK" w:cs="TH SarabunPSK"/>
-          <w:sz w:val="32"/>
-          <w:szCs w:val="32"/>
-          <w:cs/>
-        </w:rPr>
-        <w:t>คือแพลตฟอร์มการให้บริการระบบส่วนหลัง (</w:t>
-      </w:r>
-      <w:r>
-        <w:rPr>
-          <w:rFonts w:ascii="TH SarabunPSK" w:hAnsi="TH SarabunPSK" w:cs="TH SarabunPSK"/>
-          <w:sz w:val="32"/>
-          <w:szCs w:val="32"/>
-        </w:rPr>
-        <w:t xml:space="preserve">Backend-as-a-Service </w:t>
-      </w:r>
-      <w:r>
-        <w:rPr>
-          <w:rFonts w:ascii="TH SarabunPSK" w:hAnsi="TH SarabunPSK" w:cs="TH SarabunPSK"/>
-          <w:sz w:val="32"/>
-          <w:szCs w:val="32"/>
-          <w:cs/>
-        </w:rPr>
-        <w:t xml:space="preserve">หรือ </w:t>
-      </w:r>
-      <w:r>
-        <w:rPr>
-          <w:rFonts w:ascii="TH SarabunPSK" w:hAnsi="TH SarabunPSK" w:cs="TH SarabunPSK"/>
-          <w:sz w:val="32"/>
-          <w:szCs w:val="32"/>
-        </w:rPr>
-        <w:t xml:space="preserve">BaaS) </w:t>
-      </w:r>
-      <w:r>
-        <w:rPr>
-          <w:rFonts w:ascii="TH SarabunPSK" w:hAnsi="TH SarabunPSK" w:cs="TH SarabunPSK"/>
-          <w:sz w:val="32"/>
-          <w:szCs w:val="32"/>
-          <w:cs/>
-        </w:rPr>
-        <w:t>ในรูปแบบโอเพนซอร์ส (</w:t>
-      </w:r>
-      <w:r>
-        <w:rPr>
-          <w:rFonts w:ascii="TH SarabunPSK" w:hAnsi="TH SarabunPSK" w:cs="TH SarabunPSK"/>
-          <w:sz w:val="32"/>
-          <w:szCs w:val="32"/>
-        </w:rPr>
-        <w:t xml:space="preserve">Open-source) </w:t>
-      </w:r>
-      <w:r>
-        <w:rPr>
-          <w:rFonts w:ascii="TH SarabunPSK" w:hAnsi="TH SarabunPSK" w:cs="TH SarabunPSK"/>
-          <w:sz w:val="32"/>
-          <w:szCs w:val="32"/>
-          <w:cs/>
-        </w:rPr>
-        <w:t xml:space="preserve">ซึ่งช่วยให้นักพัฒนาสามารถเข้าถึงระบบส่วนหลังที่รองรับการทำงานแบบเรียลไทม์และสามารถปรับขยายขนาดได้อย่างรวดเร็วเพียงไม่กี่ขั้นตอน แพลตฟอร์มนี้มาพร้อมกับชุดเครื่องมือที่ครบครัน ได้แก่ ฐานข้อมูล </w:t>
-      </w:r>
-      <w:r>
-        <w:rPr>
-          <w:rFonts w:ascii="TH SarabunPSK" w:hAnsi="TH SarabunPSK" w:cs="TH SarabunPSK"/>
-          <w:sz w:val="32"/>
-          <w:szCs w:val="32"/>
-        </w:rPr>
-        <w:t xml:space="preserve">PostgreSQL </w:t>
-      </w:r>
-      <w:r>
-        <w:rPr>
-          <w:rFonts w:ascii="TH SarabunPSK" w:hAnsi="TH SarabunPSK" w:cs="TH SarabunPSK"/>
-          <w:sz w:val="32"/>
-          <w:szCs w:val="32"/>
-          <w:cs/>
-        </w:rPr>
-        <w:t>ที่มีการบริหารจัดการให้ (</w:t>
-      </w:r>
-      <w:r>
-        <w:rPr>
-          <w:rFonts w:ascii="TH SarabunPSK" w:hAnsi="TH SarabunPSK" w:cs="TH SarabunPSK"/>
-          <w:sz w:val="32"/>
-          <w:szCs w:val="32"/>
-        </w:rPr>
-        <w:t xml:space="preserve">Managed Database), </w:t>
-      </w:r>
-      <w:r>
-        <w:rPr>
-          <w:rFonts w:ascii="TH SarabunPSK" w:hAnsi="TH SarabunPSK" w:cs="TH SarabunPSK"/>
-          <w:sz w:val="32"/>
-          <w:szCs w:val="32"/>
-          <w:cs/>
-        </w:rPr>
-        <w:t>การ</w:t>
-      </w:r>
-      <w:proofErr w:type="spellStart"/>
-      <w:r>
-        <w:rPr>
-          <w:rFonts w:ascii="TH SarabunPSK" w:hAnsi="TH SarabunPSK" w:cs="TH SarabunPSK"/>
-          <w:sz w:val="32"/>
-          <w:szCs w:val="32"/>
-          <w:cs/>
-        </w:rPr>
-        <w:t>ซิงโคร</w:t>
-      </w:r>
-      <w:proofErr w:type="spellEnd"/>
-      <w:r>
-        <w:rPr>
-          <w:rFonts w:ascii="TH SarabunPSK" w:hAnsi="TH SarabunPSK" w:cs="TH SarabunPSK"/>
-          <w:sz w:val="32"/>
-          <w:szCs w:val="32"/>
-          <w:cs/>
-        </w:rPr>
-        <w:t>ไน</w:t>
-      </w:r>
-      <w:proofErr w:type="spellStart"/>
-      <w:r>
-        <w:rPr>
-          <w:rFonts w:ascii="TH SarabunPSK" w:hAnsi="TH SarabunPSK" w:cs="TH SarabunPSK"/>
-          <w:sz w:val="32"/>
-          <w:szCs w:val="32"/>
-          <w:cs/>
-        </w:rPr>
-        <w:t>ซ์</w:t>
-      </w:r>
-      <w:proofErr w:type="spellEnd"/>
-      <w:r>
-        <w:rPr>
-          <w:rFonts w:ascii="TH SarabunPSK" w:hAnsi="TH SarabunPSK" w:cs="TH SarabunPSK"/>
-          <w:sz w:val="32"/>
-          <w:szCs w:val="32"/>
-          <w:cs/>
-        </w:rPr>
-        <w:t>ข้อมูลแบบเรียลไทม์</w:t>
-      </w:r>
-      <w:r>
-        <w:rPr>
-          <w:rFonts w:ascii="TH SarabunPSK" w:hAnsi="TH SarabunPSK" w:cs="TH SarabunPSK"/>
-          <w:sz w:val="32"/>
-          <w:szCs w:val="32"/>
-        </w:rPr>
-        <w:t xml:space="preserve">, </w:t>
-      </w:r>
-      <w:r>
-        <w:rPr>
-          <w:rFonts w:ascii="TH SarabunPSK" w:hAnsi="TH SarabunPSK" w:cs="TH SarabunPSK"/>
-          <w:sz w:val="32"/>
-          <w:szCs w:val="32"/>
-          <w:cs/>
-        </w:rPr>
-        <w:t>ระบบยืนยันตัวตน</w:t>
-      </w:r>
-      <w:r>
-        <w:rPr>
-          <w:rFonts w:ascii="TH SarabunPSK" w:hAnsi="TH SarabunPSK" w:cs="TH SarabunPSK"/>
-          <w:sz w:val="32"/>
-          <w:szCs w:val="32"/>
-        </w:rPr>
-        <w:t xml:space="preserve">, </w:t>
-      </w:r>
-      <w:r>
-        <w:rPr>
-          <w:rFonts w:ascii="TH SarabunPSK" w:hAnsi="TH SarabunPSK" w:cs="TH SarabunPSK"/>
-          <w:sz w:val="32"/>
-          <w:szCs w:val="32"/>
-          <w:cs/>
-        </w:rPr>
-        <w:t xml:space="preserve">พื้นที่จัดเก็บข้อมูล </w:t>
-      </w:r>
-      <w:r>
-        <w:rPr>
-          <w:rFonts w:ascii="TH SarabunPSK" w:hAnsi="TH SarabunPSK" w:cs="TH SarabunPSK"/>
-          <w:sz w:val="32"/>
-          <w:szCs w:val="32"/>
-          <w:cs/>
-        </w:rPr>
-        <w:lastRenderedPageBreak/>
-        <w:t>และฟังก์ชันแบบไร้</w:t>
-      </w:r>
-      <w:proofErr w:type="spellStart"/>
-      <w:r>
-        <w:rPr>
-          <w:rFonts w:ascii="TH SarabunPSK" w:hAnsi="TH SarabunPSK" w:cs="TH SarabunPSK"/>
-          <w:sz w:val="32"/>
-          <w:szCs w:val="32"/>
-          <w:cs/>
-        </w:rPr>
-        <w:t>เซิร์ฟเวอร์</w:t>
-      </w:r>
-      <w:proofErr w:type="spellEnd"/>
-      <w:r>
-        <w:rPr>
-          <w:rFonts w:ascii="TH SarabunPSK" w:hAnsi="TH SarabunPSK" w:cs="TH SarabunPSK"/>
-          <w:sz w:val="32"/>
-          <w:szCs w:val="32"/>
-          <w:cs/>
-        </w:rPr>
-        <w:t xml:space="preserve"> (</w:t>
-      </w:r>
-      <w:r>
-        <w:rPr>
-          <w:rFonts w:ascii="TH SarabunPSK" w:hAnsi="TH SarabunPSK" w:cs="TH SarabunPSK"/>
-          <w:sz w:val="32"/>
-          <w:szCs w:val="32"/>
-        </w:rPr>
-        <w:t xml:space="preserve">Serverless Functions) </w:t>
-      </w:r>
-      <w:r>
-        <w:rPr>
-          <w:rFonts w:ascii="TH SarabunPSK" w:hAnsi="TH SarabunPSK" w:cs="TH SarabunPSK"/>
-          <w:sz w:val="32"/>
-          <w:szCs w:val="32"/>
-          <w:cs/>
-        </w:rPr>
-        <w:t xml:space="preserve">โดย </w:t>
-      </w:r>
-      <w:proofErr w:type="spellStart"/>
-      <w:r>
-        <w:rPr>
-          <w:rFonts w:ascii="TH SarabunPSK" w:hAnsi="TH SarabunPSK" w:cs="TH SarabunPSK"/>
-          <w:sz w:val="32"/>
-          <w:szCs w:val="32"/>
-        </w:rPr>
-        <w:t>Supabase</w:t>
-      </w:r>
-      <w:proofErr w:type="spellEnd"/>
-      <w:r>
-        <w:rPr>
-          <w:rFonts w:ascii="TH SarabunPSK" w:hAnsi="TH SarabunPSK" w:cs="TH SarabunPSK"/>
-          <w:sz w:val="32"/>
-          <w:szCs w:val="32"/>
-        </w:rPr>
-        <w:t xml:space="preserve"> </w:t>
-      </w:r>
-      <w:r>
-        <w:rPr>
-          <w:rFonts w:ascii="TH SarabunPSK" w:hAnsi="TH SarabunPSK" w:cs="TH SarabunPSK"/>
-          <w:sz w:val="32"/>
-          <w:szCs w:val="32"/>
-          <w:cs/>
-        </w:rPr>
-        <w:t>ได้รับการออกแบบมาเพื่อลดความซับซ้อนในกระบวนการพัฒนาระบบส่วนหลัง ช่วยให้นักพัฒนาสามารถมุ่งเน้นไปที่การสร้างแอปพลิเคชันแทนที่จะต้องเสียเวลาบริหารจัดการโครงสร้างพื้นฐาน</w:t>
-      </w:r>
-      <w:r>
-        <w:rPr>
-          <w:rFonts w:ascii="TH SarabunPSK" w:hAnsi="TH SarabunPSK" w:cs="TH SarabunPSK"/>
-          <w:sz w:val="32"/>
-          <w:szCs w:val="32"/>
-        </w:rPr>
-        <w:t xml:space="preserve"> </w:t>
-      </w:r>
-      <w:r>
-        <w:rPr>
-          <w:rFonts w:ascii="TH SarabunPSK" w:hAnsi="TH SarabunPSK" w:cs="TH SarabunPSK"/>
-          <w:sz w:val="32"/>
-          <w:szCs w:val="32"/>
-          <w:cs/>
-        </w:rPr>
-        <w:t xml:space="preserve">คุณสมบัติหลักของ </w:t>
-      </w:r>
-      <w:proofErr w:type="spellStart"/>
-      <w:r>
-        <w:rPr>
-          <w:rFonts w:ascii="TH SarabunPSK" w:hAnsi="TH SarabunPSK" w:cs="TH SarabunPSK"/>
-          <w:sz w:val="32"/>
-          <w:szCs w:val="32"/>
-        </w:rPr>
-        <w:t>Supabase</w:t>
-      </w:r>
-      <w:proofErr w:type="spellEnd"/>
     </w:p>
     <w:p>
       <w:pPr>
@@ -19014,27 +17876,7 @@
           <w:szCs w:val="32"/>
           <w:cs/>
         </w:rPr>
-        <w:t>การเข้าสู่ระบบผ่านบัญชีโซ</w:t>
-      </w:r>
-      <w:proofErr w:type="spellStart"/>
-      <w:r>
-        <w:rPr>
-          <w:rFonts w:ascii="TH SarabunPSK" w:hAnsi="TH SarabunPSK" w:cs="TH SarabunPSK"/>
-          <w:sz w:val="32"/>
-          <w:szCs w:val="32"/>
-          <w:cs/>
-        </w:rPr>
-        <w:t>เชีย</w:t>
-      </w:r>
-      <w:proofErr w:type="spellEnd"/>
-      <w:r>
-        <w:rPr>
-          <w:rFonts w:ascii="TH SarabunPSK" w:hAnsi="TH SarabunPSK" w:cs="TH SarabunPSK"/>
-          <w:sz w:val="32"/>
-          <w:szCs w:val="32"/>
-          <w:cs/>
-        </w:rPr>
-        <w:t xml:space="preserve">ลมีเดีย (เช่น </w:t>
+        <w:t xml:space="preserve">การเข้าสู่ระบบผ่านบัญชีโซเชียลมีเดีย (เช่น </w:t>
       </w:r>
       <w:r>
         <w:rPr>
@@ -19271,47 +18113,7 @@
           <w:szCs w:val="32"/>
           <w:cs/>
         </w:rPr>
-        <w:t>เปิดใช้งานการ</w:t>
-      </w:r>
-      <w:proofErr w:type="spellStart"/>
-      <w:r>
-        <w:rPr>
-          <w:rFonts w:ascii="TH SarabunPSK" w:hAnsi="TH SarabunPSK" w:cs="TH SarabunPSK"/>
-          <w:sz w:val="32"/>
-          <w:szCs w:val="32"/>
-          <w:cs/>
-        </w:rPr>
-        <w:t>ซิงโคร</w:t>
-      </w:r>
-      <w:proofErr w:type="spellEnd"/>
-      <w:r>
-        <w:rPr>
-          <w:rFonts w:ascii="TH SarabunPSK" w:hAnsi="TH SarabunPSK" w:cs="TH SarabunPSK"/>
-          <w:sz w:val="32"/>
-          <w:szCs w:val="32"/>
-          <w:cs/>
-        </w:rPr>
-        <w:t>ไน</w:t>
-      </w:r>
-      <w:proofErr w:type="spellStart"/>
-      <w:r>
-        <w:rPr>
-          <w:rFonts w:ascii="TH SarabunPSK" w:hAnsi="TH SarabunPSK" w:cs="TH SarabunPSK"/>
-          <w:sz w:val="32"/>
-          <w:szCs w:val="32"/>
-          <w:cs/>
-        </w:rPr>
-        <w:t>ซ์</w:t>
-      </w:r>
-      <w:proofErr w:type="spellEnd"/>
-      <w:r>
-        <w:rPr>
-          <w:rFonts w:ascii="TH SarabunPSK" w:hAnsi="TH SarabunPSK" w:cs="TH SarabunPSK"/>
-          <w:sz w:val="32"/>
-          <w:szCs w:val="32"/>
-          <w:cs/>
-        </w:rPr>
-        <w:t>ข้อมูลแบบเรียลไทม์โดยอาศัยคุณสมบัติการทำสำเนาข้อมูล (</w:t>
+        <w:t>เปิดใช้งานการซิงโครไนซ์ข้อมูลแบบเรียลไทม์โดยอาศัยคุณสมบัติการทำสำเนาข้อมูล (</w:t>
       </w:r>
       <w:r>
         <w:rPr>
@@ -19733,7 +18535,6 @@
         </w:rPr>
         <w:t>(</w:t>
       </w:r>
-      <w:proofErr w:type="spellStart"/>
       <w:r>
         <w:rPr>
           <w:rFonts w:ascii="TH SarabunPSK" w:hAnsi="TH SarabunPSK" w:cs="TH SarabunPSK"/>
@@ -19742,7 +18543,6 @@
         </w:rPr>
         <w:t>borntodev</w:t>
       </w:r>
-      <w:proofErr w:type="spellEnd"/>
       <w:r>
         <w:rPr>
           <w:rFonts w:ascii="TH SarabunPSK" w:hAnsi="TH SarabunPSK" w:cs="TH SarabunPSK"/>
@@ -19980,7 +18780,17 @@
           <w:szCs w:val="32"/>
           <w:cs/>
         </w:rPr>
-        <w:t>ภาพที่ 2-6</w:t>
+        <w:t>ภาพที่ 2-</w:t>
+      </w:r>
+      <w:r>
+        <w:rPr>
+          <w:rFonts w:ascii="TH SarabunPSK" w:hAnsi="TH SarabunPSK" w:cs="TH SarabunPSK"/>
+          <w:b/>
+          <w:bCs/>
+          <w:sz w:val="32"/>
+          <w:szCs w:val="32"/>
+        </w:rPr>
+        <w:t>7</w:t>
       </w:r>
       <w:r>
         <w:rPr>
@@ -20066,47 +18876,7 @@
           <w:szCs w:val="32"/>
           <w:cs/>
         </w:rPr>
-        <w:t>มิได้หมายความว่า "ปราศจาก</w:t>
-      </w:r>
-      <w:proofErr w:type="spellStart"/>
-      <w:r>
-        <w:rPr>
-          <w:rFonts w:ascii="TH SarabunPSK" w:hAnsi="TH SarabunPSK" w:cs="TH SarabunPSK"/>
-          <w:sz w:val="32"/>
-          <w:szCs w:val="32"/>
-          <w:cs/>
-        </w:rPr>
-        <w:t>เซิร์ฟเวอร์</w:t>
-      </w:r>
-      <w:proofErr w:type="spellEnd"/>
-      <w:r>
-        <w:rPr>
-          <w:rFonts w:ascii="TH SarabunPSK" w:hAnsi="TH SarabunPSK" w:cs="TH SarabunPSK"/>
-          <w:sz w:val="32"/>
-          <w:szCs w:val="32"/>
-          <w:cs/>
-        </w:rPr>
-        <w:t>" โดยสิ้นเชิง แม้ชื่อจะสื่อความหมายไปในทิศทางนั้น แต่ในทางปฏิบัติ โปรแกรมหรือแอปพลิเคชันยังคงประมวลผลอยู่บนเครื่อง</w:t>
-      </w:r>
-      <w:proofErr w:type="spellStart"/>
-      <w:r>
-        <w:rPr>
-          <w:rFonts w:ascii="TH SarabunPSK" w:hAnsi="TH SarabunPSK" w:cs="TH SarabunPSK"/>
-          <w:sz w:val="32"/>
-          <w:szCs w:val="32"/>
-          <w:cs/>
-        </w:rPr>
-        <w:t>เซิร์ฟเวอร์</w:t>
-      </w:r>
-      <w:proofErr w:type="spellEnd"/>
-      <w:r>
-        <w:rPr>
-          <w:rFonts w:ascii="TH SarabunPSK" w:hAnsi="TH SarabunPSK" w:cs="TH SarabunPSK"/>
-          <w:sz w:val="32"/>
-          <w:szCs w:val="32"/>
-          <w:cs/>
-        </w:rPr>
-        <w:t xml:space="preserve"> เพียงแต่รูปแบบการทำงานจะเป็นลักษณะ "ทำตามคำร้องขอ" (</w:t>
+        <w:t>มิได้หมายความว่า "ปราศจากเซิร์ฟเวอร์" โดยสิ้นเชิง แม้ชื่อจะสื่อความหมายไปในทิศทางนั้น แต่ในทางปฏิบัติ โปรแกรมหรือแอปพลิเคชันยังคงประมวลผลอยู่บนเครื่องเซิร์ฟเวอร์ เพียงแต่รูปแบบการทำงานจะเป็นลักษณะ "ทำตามคำร้องขอ" (</w:t>
       </w:r>
       <w:r>
         <w:rPr>
@@ -20435,23 +19205,13 @@
         </w:rPr>
         <w:t xml:space="preserve">ทำความรู้จักกับ </w:t>
       </w:r>
-      <w:proofErr w:type="spellStart"/>
-      <w:r>
-        <w:rPr>
-          <w:rFonts w:ascii="TH SarabunPSK" w:hAnsi="TH SarabunPSK" w:cs="TH SarabunPSK"/>
-          <w:sz w:val="32"/>
-          <w:szCs w:val="32"/>
-        </w:rPr>
-        <w:t>Vercel</w:t>
-      </w:r>
-      <w:proofErr w:type="spellEnd"/>
-      <w:r>
-        <w:rPr>
-          <w:rFonts w:ascii="TH SarabunPSK" w:hAnsi="TH SarabunPSK" w:cs="TH SarabunPSK"/>
-          <w:sz w:val="32"/>
-          <w:szCs w:val="32"/>
-        </w:rPr>
-        <w:t xml:space="preserve"> Functions</w:t>
+      <w:r>
+        <w:rPr>
+          <w:rFonts w:ascii="TH SarabunPSK" w:hAnsi="TH SarabunPSK" w:cs="TH SarabunPSK"/>
+          <w:sz w:val="32"/>
+          <w:szCs w:val="32"/>
+        </w:rPr>
+        <w:t>Vercel Functions</w:t>
       </w:r>
       <w:bookmarkEnd w:id="10"/>
       <w:r>
@@ -20470,7 +19230,6 @@
         </w:rPr>
         <w:t>(</w:t>
       </w:r>
-      <w:proofErr w:type="spellStart"/>
       <w:r>
         <w:rPr>
           <w:rFonts w:ascii="TH SarabunPSK" w:hAnsi="TH SarabunPSK" w:cs="TH SarabunPSK"/>
@@ -20479,7 +19238,6 @@
         </w:rPr>
         <w:t>borntodev</w:t>
       </w:r>
-      <w:proofErr w:type="spellEnd"/>
       <w:r>
         <w:rPr>
           <w:rFonts w:ascii="TH SarabunPSK" w:hAnsi="TH SarabunPSK" w:cs="TH SarabunPSK"/>
@@ -20736,7 +19494,17 @@
           <w:szCs w:val="32"/>
           <w:cs/>
         </w:rPr>
-        <w:t>ภาพที่ 2-7</w:t>
+        <w:t>ภาพที่ 2-</w:t>
+      </w:r>
+      <w:r>
+        <w:rPr>
+          <w:rFonts w:ascii="TH SarabunPSK" w:hAnsi="TH SarabunPSK" w:cs="TH SarabunPSK"/>
+          <w:b/>
+          <w:bCs/>
+          <w:sz w:val="32"/>
+          <w:szCs w:val="32"/>
+        </w:rPr>
+        <w:t>8</w:t>
       </w:r>
       <w:r>
         <w:rPr>
@@ -20747,23 +19515,13 @@
         </w:rPr>
         <w:t xml:space="preserve"> </w:t>
       </w:r>
-      <w:proofErr w:type="spellStart"/>
-      <w:r>
-        <w:rPr>
-          <w:rFonts w:ascii="TH SarabunPSK" w:hAnsi="TH SarabunPSK" w:cs="TH SarabunPSK"/>
-          <w:sz w:val="32"/>
-          <w:szCs w:val="32"/>
-        </w:rPr>
-        <w:t>Vercel</w:t>
-      </w:r>
-      <w:proofErr w:type="spellEnd"/>
-      <w:r>
-        <w:rPr>
-          <w:rFonts w:ascii="TH SarabunPSK" w:hAnsi="TH SarabunPSK" w:cs="TH SarabunPSK"/>
-          <w:sz w:val="32"/>
-          <w:szCs w:val="32"/>
-        </w:rPr>
-        <w:t xml:space="preserve"> Logo</w:t>
+      <w:r>
+        <w:rPr>
+          <w:rFonts w:ascii="TH SarabunPSK" w:hAnsi="TH SarabunPSK" w:cs="TH SarabunPSK"/>
+          <w:sz w:val="32"/>
+          <w:szCs w:val="32"/>
+        </w:rPr>
+        <w:t>Vercel Logo</w:t>
       </w:r>
     </w:p>
     <w:p>
@@ -20807,72 +19565,22 @@
         </w:rPr>
         <w:tab/>
       </w:r>
-      <w:proofErr w:type="spellStart"/>
-      <w:r>
-        <w:rPr>
-          <w:rFonts w:ascii="TH SarabunPSK" w:hAnsi="TH SarabunPSK" w:cs="TH SarabunPSK"/>
-          <w:sz w:val="32"/>
-          <w:szCs w:val="32"/>
-        </w:rPr>
-        <w:t>Vercel</w:t>
-      </w:r>
-      <w:proofErr w:type="spellEnd"/>
-      <w:r>
-        <w:rPr>
-          <w:rFonts w:ascii="TH SarabunPSK" w:hAnsi="TH SarabunPSK" w:cs="TH SarabunPSK"/>
-          <w:sz w:val="32"/>
-          <w:szCs w:val="32"/>
-        </w:rPr>
-        <w:t xml:space="preserve"> Functions </w:t>
-      </w:r>
-      <w:r>
-        <w:rPr>
-          <w:rFonts w:ascii="TH SarabunPSK" w:hAnsi="TH SarabunPSK" w:cs="TH SarabunPSK"/>
-          <w:sz w:val="32"/>
-          <w:szCs w:val="32"/>
-          <w:cs/>
-        </w:rPr>
-        <w:t>คือบริการประมวลผลบนคลาว</w:t>
-      </w:r>
-      <w:proofErr w:type="spellStart"/>
-      <w:r>
-        <w:rPr>
-          <w:rFonts w:ascii="TH SarabunPSK" w:hAnsi="TH SarabunPSK" w:cs="TH SarabunPSK"/>
-          <w:sz w:val="32"/>
-          <w:szCs w:val="32"/>
-          <w:cs/>
-        </w:rPr>
-        <w:t>ด์</w:t>
-      </w:r>
-      <w:proofErr w:type="spellEnd"/>
-      <w:r>
-        <w:rPr>
-          <w:rFonts w:ascii="TH SarabunPSK" w:hAnsi="TH SarabunPSK" w:cs="TH SarabunPSK"/>
-          <w:sz w:val="32"/>
-          <w:szCs w:val="32"/>
-          <w:cs/>
-        </w:rPr>
-        <w:t>แบบไร้</w:t>
-      </w:r>
-      <w:proofErr w:type="spellStart"/>
-      <w:r>
-        <w:rPr>
-          <w:rFonts w:ascii="TH SarabunPSK" w:hAnsi="TH SarabunPSK" w:cs="TH SarabunPSK"/>
-          <w:sz w:val="32"/>
-          <w:szCs w:val="32"/>
-          <w:cs/>
-        </w:rPr>
-        <w:t>เซิร์ฟเวอร์</w:t>
-      </w:r>
-      <w:proofErr w:type="spellEnd"/>
-      <w:r>
-        <w:rPr>
-          <w:rFonts w:ascii="TH SarabunPSK" w:hAnsi="TH SarabunPSK" w:cs="TH SarabunPSK"/>
-          <w:sz w:val="32"/>
-          <w:szCs w:val="32"/>
-          <w:cs/>
-        </w:rPr>
-        <w:t xml:space="preserve"> (</w:t>
+      <w:r>
+        <w:rPr>
+          <w:rFonts w:ascii="TH SarabunPSK" w:hAnsi="TH SarabunPSK" w:cs="TH SarabunPSK"/>
+          <w:sz w:val="32"/>
+          <w:szCs w:val="32"/>
+        </w:rPr>
+        <w:t xml:space="preserve">Vercel Functions </w:t>
+      </w:r>
+      <w:r>
+        <w:rPr>
+          <w:rFonts w:ascii="TH SarabunPSK" w:hAnsi="TH SarabunPSK" w:cs="TH SarabunPSK"/>
+          <w:sz w:val="32"/>
+          <w:szCs w:val="32"/>
+          <w:cs/>
+        </w:rPr>
+        <w:t>คือบริการประมวลผลบนคลาวด์แบบไร้เซิร์ฟเวอร์ (</w:t>
       </w:r>
       <w:r>
         <w:rPr>
@@ -20891,52 +19599,22 @@
         </w:rPr>
         <w:t xml:space="preserve">จากผู้ให้บริการ </w:t>
       </w:r>
-      <w:proofErr w:type="spellStart"/>
-      <w:r>
-        <w:rPr>
-          <w:rFonts w:ascii="TH SarabunPSK" w:hAnsi="TH SarabunPSK" w:cs="TH SarabunPSK"/>
-          <w:sz w:val="32"/>
-          <w:szCs w:val="32"/>
-        </w:rPr>
-        <w:t>Vercel</w:t>
-      </w:r>
-      <w:proofErr w:type="spellEnd"/>
-      <w:r>
-        <w:rPr>
-          <w:rFonts w:ascii="TH SarabunPSK" w:hAnsi="TH SarabunPSK" w:cs="TH SarabunPSK"/>
-          <w:sz w:val="32"/>
-          <w:szCs w:val="32"/>
-        </w:rPr>
-        <w:t xml:space="preserve"> </w:t>
-      </w:r>
-      <w:r>
-        <w:rPr>
-          <w:rFonts w:ascii="TH SarabunPSK" w:hAnsi="TH SarabunPSK" w:cs="TH SarabunPSK"/>
-          <w:sz w:val="32"/>
-          <w:szCs w:val="32"/>
-          <w:cs/>
-        </w:rPr>
-        <w:t>ซึ่งถูกพัฒนาขึ้นเพื่อรองรับการประมวลผลในฝั่ง</w:t>
-      </w:r>
-      <w:proofErr w:type="spellStart"/>
-      <w:r>
-        <w:rPr>
-          <w:rFonts w:ascii="TH SarabunPSK" w:hAnsi="TH SarabunPSK" w:cs="TH SarabunPSK"/>
-          <w:sz w:val="32"/>
-          <w:szCs w:val="32"/>
-          <w:cs/>
-        </w:rPr>
-        <w:t>เซิร์ฟเวอร์</w:t>
-      </w:r>
-      <w:proofErr w:type="spellEnd"/>
-      <w:r>
-        <w:rPr>
-          <w:rFonts w:ascii="TH SarabunPSK" w:hAnsi="TH SarabunPSK" w:cs="TH SarabunPSK"/>
-          <w:sz w:val="32"/>
-          <w:szCs w:val="32"/>
-          <w:cs/>
-        </w:rPr>
-        <w:t xml:space="preserve"> (</w:t>
+      <w:r>
+        <w:rPr>
+          <w:rFonts w:ascii="TH SarabunPSK" w:hAnsi="TH SarabunPSK" w:cs="TH SarabunPSK"/>
+          <w:sz w:val="32"/>
+          <w:szCs w:val="32"/>
+        </w:rPr>
+        <w:t xml:space="preserve">Vercel </w:t>
+      </w:r>
+      <w:r>
+        <w:rPr>
+          <w:rFonts w:ascii="TH SarabunPSK" w:hAnsi="TH SarabunPSK" w:cs="TH SarabunPSK"/>
+          <w:sz w:val="32"/>
+          <w:szCs w:val="32"/>
+          <w:cs/>
+        </w:rPr>
+        <w:t>ซึ่งถูกพัฒนาขึ้นเพื่อรองรับการประมวลผลในฝั่งเซิร์ฟเวอร์ (</w:t>
       </w:r>
       <w:r>
         <w:rPr>
@@ -21048,23 +19726,13 @@
         </w:rPr>
         <w:t xml:space="preserve">จุดเด่นและการใช้งาน ทาง </w:t>
       </w:r>
-      <w:proofErr w:type="spellStart"/>
-      <w:r>
-        <w:rPr>
-          <w:rFonts w:ascii="TH SarabunPSK" w:hAnsi="TH SarabunPSK" w:cs="TH SarabunPSK"/>
-          <w:sz w:val="32"/>
-          <w:szCs w:val="32"/>
-        </w:rPr>
-        <w:t>Vercel</w:t>
-      </w:r>
-      <w:proofErr w:type="spellEnd"/>
-      <w:r>
-        <w:rPr>
-          <w:rFonts w:ascii="TH SarabunPSK" w:hAnsi="TH SarabunPSK" w:cs="TH SarabunPSK"/>
-          <w:sz w:val="32"/>
-          <w:szCs w:val="32"/>
-        </w:rPr>
-        <w:t xml:space="preserve"> </w:t>
+      <w:r>
+        <w:rPr>
+          <w:rFonts w:ascii="TH SarabunPSK" w:hAnsi="TH SarabunPSK" w:cs="TH SarabunPSK"/>
+          <w:sz w:val="32"/>
+          <w:szCs w:val="32"/>
+        </w:rPr>
+        <w:t xml:space="preserve">Vercel </w:t>
       </w:r>
       <w:r>
         <w:rPr>
@@ -21241,23 +19909,13 @@
         <w:t>**</w:t>
       </w:r>
       <w:bookmarkStart w:id="11" w:name="_Hlk228204545"/>
-      <w:proofErr w:type="spellStart"/>
-      <w:r>
-        <w:rPr>
-          <w:rFonts w:ascii="TH SarabunPSK" w:hAnsi="TH SarabunPSK" w:cs="TH SarabunPSK"/>
-          <w:sz w:val="32"/>
-          <w:szCs w:val="32"/>
-        </w:rPr>
-        <w:t>Shadcn</w:t>
-      </w:r>
-      <w:proofErr w:type="spellEnd"/>
-      <w:r>
-        <w:rPr>
-          <w:rFonts w:ascii="TH SarabunPSK" w:hAnsi="TH SarabunPSK" w:cs="TH SarabunPSK"/>
-          <w:sz w:val="32"/>
-          <w:szCs w:val="32"/>
-        </w:rPr>
-        <w:t xml:space="preserve"> UI </w:t>
+      <w:r>
+        <w:rPr>
+          <w:rFonts w:ascii="TH SarabunPSK" w:hAnsi="TH SarabunPSK" w:cs="TH SarabunPSK"/>
+          <w:sz w:val="32"/>
+          <w:szCs w:val="32"/>
+        </w:rPr>
+        <w:t xml:space="preserve">Shadcn UI </w:t>
       </w:r>
       <w:r>
         <w:rPr>
@@ -21286,7 +19944,6 @@
         </w:rPr>
         <w:t>(</w:t>
       </w:r>
-      <w:proofErr w:type="spellStart"/>
       <w:r>
         <w:rPr>
           <w:rFonts w:ascii="TH SarabunPSK" w:hAnsi="TH SarabunPSK" w:cs="TH SarabunPSK"/>
@@ -21295,7 +19952,6 @@
         </w:rPr>
         <w:t>peerlist</w:t>
       </w:r>
-      <w:proofErr w:type="spellEnd"/>
       <w:r>
         <w:rPr>
           <w:rFonts w:ascii="TH SarabunPSK" w:hAnsi="TH SarabunPSK" w:cs="TH SarabunPSK"/>
@@ -21550,7 +20206,17 @@
           <w:szCs w:val="32"/>
           <w:cs/>
         </w:rPr>
-        <w:t>ภาพที่ 2-8</w:t>
+        <w:t>ภาพที่ 2-</w:t>
+      </w:r>
+      <w:r>
+        <w:rPr>
+          <w:rFonts w:ascii="TH SarabunPSK" w:hAnsi="TH SarabunPSK" w:cs="TH SarabunPSK"/>
+          <w:b/>
+          <w:bCs/>
+          <w:sz w:val="32"/>
+          <w:szCs w:val="32"/>
+        </w:rPr>
+        <w:t>9</w:t>
       </w:r>
       <w:r>
         <w:rPr>
@@ -21561,23 +20227,13 @@
         </w:rPr>
         <w:t xml:space="preserve"> </w:t>
       </w:r>
-      <w:proofErr w:type="spellStart"/>
-      <w:r>
-        <w:rPr>
-          <w:rFonts w:ascii="TH SarabunPSK" w:hAnsi="TH SarabunPSK" w:cs="TH SarabunPSK"/>
-          <w:sz w:val="32"/>
-          <w:szCs w:val="32"/>
-        </w:rPr>
-        <w:t>Shadcn</w:t>
-      </w:r>
-      <w:proofErr w:type="spellEnd"/>
-      <w:r>
-        <w:rPr>
-          <w:rFonts w:ascii="TH SarabunPSK" w:hAnsi="TH SarabunPSK" w:cs="TH SarabunPSK"/>
-          <w:sz w:val="32"/>
-          <w:szCs w:val="32"/>
-        </w:rPr>
-        <w:t xml:space="preserve"> Logo</w:t>
+      <w:r>
+        <w:rPr>
+          <w:rFonts w:ascii="TH SarabunPSK" w:hAnsi="TH SarabunPSK" w:cs="TH SarabunPSK"/>
+          <w:sz w:val="32"/>
+          <w:szCs w:val="32"/>
+        </w:rPr>
+        <w:t>Shadcn Logo</w:t>
       </w:r>
     </w:p>
     <w:p>
@@ -21630,41 +20286,13 @@
         </w:rPr>
         <w:t xml:space="preserve">เอกสารอย่างเป็นทางการระบุว่า </w:t>
       </w:r>
-      <w:proofErr w:type="spellStart"/>
-      <w:r>
-        <w:rPr>
-          <w:rFonts w:ascii="TH SarabunPSK" w:hAnsi="TH SarabunPSK" w:cs="TH SarabunPSK"/>
-          <w:sz w:val="32"/>
-          <w:szCs w:val="32"/>
-        </w:rPr>
-        <w:t>shadcn</w:t>
-      </w:r>
-      <w:proofErr w:type="spellEnd"/>
-      <w:r>
-        <w:rPr>
-          <w:rFonts w:ascii="TH SarabunPSK" w:hAnsi="TH SarabunPSK" w:cs="TH SarabunPSK"/>
-          <w:sz w:val="32"/>
-          <w:szCs w:val="32"/>
-        </w:rPr>
-        <w:t>/</w:t>
-      </w:r>
-      <w:proofErr w:type="spellStart"/>
-      <w:r>
-        <w:rPr>
-          <w:rFonts w:ascii="TH SarabunPSK" w:hAnsi="TH SarabunPSK" w:cs="TH SarabunPSK"/>
-          <w:sz w:val="32"/>
-          <w:szCs w:val="32"/>
-        </w:rPr>
-        <w:t>ui</w:t>
-      </w:r>
-      <w:proofErr w:type="spellEnd"/>
-      <w:r>
-        <w:rPr>
-          <w:rFonts w:ascii="TH SarabunPSK" w:hAnsi="TH SarabunPSK" w:cs="TH SarabunPSK"/>
-          <w:sz w:val="32"/>
-          <w:szCs w:val="32"/>
-        </w:rPr>
-        <w:t xml:space="preserve"> </w:t>
+      <w:r>
+        <w:rPr>
+          <w:rFonts w:ascii="TH SarabunPSK" w:hAnsi="TH SarabunPSK" w:cs="TH SarabunPSK"/>
+          <w:sz w:val="32"/>
+          <w:szCs w:val="32"/>
+        </w:rPr>
+        <w:t xml:space="preserve">shadcn/ui </w:t>
       </w:r>
       <w:r>
         <w:rPr>
@@ -21785,41 +20413,13 @@
         </w:rPr>
         <w:tab/>
       </w:r>
-      <w:proofErr w:type="spellStart"/>
-      <w:r>
-        <w:rPr>
-          <w:rFonts w:ascii="TH SarabunPSK" w:hAnsi="TH SarabunPSK" w:cs="TH SarabunPSK"/>
-          <w:sz w:val="32"/>
-          <w:szCs w:val="32"/>
-        </w:rPr>
-        <w:t>Shadcn</w:t>
-      </w:r>
-      <w:proofErr w:type="spellEnd"/>
-      <w:r>
-        <w:rPr>
-          <w:rFonts w:ascii="TH SarabunPSK" w:hAnsi="TH SarabunPSK" w:cs="TH SarabunPSK"/>
-          <w:sz w:val="32"/>
-          <w:szCs w:val="32"/>
-        </w:rPr>
-        <w:t xml:space="preserve"> UI </w:t>
-      </w:r>
-      <w:proofErr w:type="spellStart"/>
-      <w:r>
-        <w:rPr>
-          <w:rFonts w:ascii="TH SarabunPSK" w:hAnsi="TH SarabunPSK" w:cs="TH SarabunPSK"/>
-          <w:sz w:val="32"/>
-          <w:szCs w:val="32"/>
-        </w:rPr>
-        <w:t>Shadcn</w:t>
-      </w:r>
-      <w:proofErr w:type="spellEnd"/>
-      <w:r>
-        <w:rPr>
-          <w:rFonts w:ascii="TH SarabunPSK" w:hAnsi="TH SarabunPSK" w:cs="TH SarabunPSK"/>
-          <w:sz w:val="32"/>
-          <w:szCs w:val="32"/>
-        </w:rPr>
-        <w:t xml:space="preserve"> UI </w:t>
+      <w:r>
+        <w:rPr>
+          <w:rFonts w:ascii="TH SarabunPSK" w:hAnsi="TH SarabunPSK" w:cs="TH SarabunPSK"/>
+          <w:sz w:val="32"/>
+          <w:szCs w:val="32"/>
+        </w:rPr>
+        <w:t xml:space="preserve">Shadcn UI Shadcn UI </w:t>
       </w:r>
       <w:r>
         <w:rPr>
@@ -21915,41 +20515,13 @@
         </w:rPr>
         <w:t xml:space="preserve">จุดเด่นสำคัญคือ </w:t>
       </w:r>
-      <w:proofErr w:type="spellStart"/>
-      <w:r>
-        <w:rPr>
-          <w:rFonts w:ascii="TH SarabunPSK" w:hAnsi="TH SarabunPSK" w:cs="TH SarabunPSK"/>
-          <w:sz w:val="32"/>
-          <w:szCs w:val="32"/>
-        </w:rPr>
-        <w:t>shadcn</w:t>
-      </w:r>
-      <w:proofErr w:type="spellEnd"/>
-      <w:r>
-        <w:rPr>
-          <w:rFonts w:ascii="TH SarabunPSK" w:hAnsi="TH SarabunPSK" w:cs="TH SarabunPSK"/>
-          <w:sz w:val="32"/>
-          <w:szCs w:val="32"/>
-        </w:rPr>
-        <w:t>/</w:t>
-      </w:r>
-      <w:proofErr w:type="spellStart"/>
-      <w:r>
-        <w:rPr>
-          <w:rFonts w:ascii="TH SarabunPSK" w:hAnsi="TH SarabunPSK" w:cs="TH SarabunPSK"/>
-          <w:sz w:val="32"/>
-          <w:szCs w:val="32"/>
-        </w:rPr>
-        <w:t>ui</w:t>
-      </w:r>
-      <w:proofErr w:type="spellEnd"/>
-      <w:r>
-        <w:rPr>
-          <w:rFonts w:ascii="TH SarabunPSK" w:hAnsi="TH SarabunPSK" w:cs="TH SarabunPSK"/>
-          <w:sz w:val="32"/>
-          <w:szCs w:val="32"/>
-        </w:rPr>
-        <w:t xml:space="preserve"> </w:t>
+      <w:r>
+        <w:rPr>
+          <w:rFonts w:ascii="TH SarabunPSK" w:hAnsi="TH SarabunPSK" w:cs="TH SarabunPSK"/>
+          <w:sz w:val="32"/>
+          <w:szCs w:val="32"/>
+        </w:rPr>
+        <w:t xml:space="preserve">shadcn/ui </w:t>
       </w:r>
       <w:r>
         <w:rPr>
@@ -22045,7 +20617,6 @@
         </w:rPr>
         <w:t xml:space="preserve"> (</w:t>
       </w:r>
-      <w:proofErr w:type="spellStart"/>
       <w:r>
         <w:rPr>
           <w:rFonts w:ascii="TH SarabunPSK" w:hAnsi="TH SarabunPSK" w:cs="TH SarabunPSK"/>
@@ -22054,7 +20625,6 @@
         </w:rPr>
         <w:t>knmasters</w:t>
       </w:r>
-      <w:proofErr w:type="spellEnd"/>
       <w:r>
         <w:rPr>
           <w:rFonts w:ascii="TH SarabunPSK" w:hAnsi="TH SarabunPSK" w:cs="TH SarabunPSK"/>
@@ -22275,7 +20845,17 @@
           <w:szCs w:val="32"/>
           <w:cs/>
         </w:rPr>
-        <w:t>ภาพที่ 2-9</w:t>
+        <w:t>ภาพที่ 2-</w:t>
+      </w:r>
+      <w:r>
+        <w:rPr>
+          <w:rFonts w:ascii="TH SarabunPSK" w:hAnsi="TH SarabunPSK" w:cs="TH SarabunPSK"/>
+          <w:b/>
+          <w:bCs/>
+          <w:sz w:val="32"/>
+          <w:szCs w:val="32"/>
+        </w:rPr>
+        <w:t>10</w:t>
       </w:r>
       <w:r>
         <w:rPr>
@@ -22454,27 +21034,7 @@
           <w:szCs w:val="32"/>
           <w:cs/>
         </w:rPr>
-        <w:t>ซึ่งทำให้มันสามารถทำงานบน</w:t>
-      </w:r>
-      <w:proofErr w:type="spellStart"/>
-      <w:r>
-        <w:rPr>
-          <w:rFonts w:ascii="TH SarabunPSK" w:hAnsi="TH SarabunPSK" w:cs="TH SarabunPSK"/>
-          <w:sz w:val="32"/>
-          <w:szCs w:val="32"/>
-          <w:cs/>
-        </w:rPr>
-        <w:t>เบ</w:t>
-      </w:r>
-      <w:proofErr w:type="spellEnd"/>
-      <w:r>
-        <w:rPr>
-          <w:rFonts w:ascii="TH SarabunPSK" w:hAnsi="TH SarabunPSK" w:cs="TH SarabunPSK"/>
-          <w:sz w:val="32"/>
-          <w:szCs w:val="32"/>
-          <w:cs/>
-        </w:rPr>
-        <w:t xml:space="preserve">ราว์เซอร์ทุกตัวที่รองรับ </w:t>
+        <w:t xml:space="preserve">ซึ่งทำให้มันสามารถทำงานบนเบราว์เซอร์ทุกตัวที่รองรับ </w:t>
       </w:r>
       <w:r>
         <w:rPr>
@@ -22576,27 +21136,7 @@
           <w:szCs w:val="32"/>
           <w:cs/>
         </w:rPr>
-        <w:t>การใช้อินเทอร</w:t>
-      </w:r>
-      <w:proofErr w:type="spellStart"/>
-      <w:r>
-        <w:rPr>
-          <w:rFonts w:ascii="TH SarabunPSK" w:hAnsi="TH SarabunPSK" w:cs="TH SarabunPSK"/>
-          <w:sz w:val="32"/>
-          <w:szCs w:val="32"/>
-          <w:cs/>
-        </w:rPr>
-        <w:t>์เฟซ</w:t>
-      </w:r>
-      <w:proofErr w:type="spellEnd"/>
-      <w:r>
-        <w:rPr>
-          <w:rFonts w:ascii="TH SarabunPSK" w:hAnsi="TH SarabunPSK" w:cs="TH SarabunPSK"/>
-          <w:sz w:val="32"/>
-          <w:szCs w:val="32"/>
-          <w:cs/>
-        </w:rPr>
-        <w:t xml:space="preserve"> (</w:t>
+        <w:t>การใช้อินเทอร์เฟซ (</w:t>
       </w:r>
       <w:r>
         <w:rPr>
@@ -22875,27 +21415,7 @@
           <w:szCs w:val="32"/>
           <w:cs/>
         </w:rPr>
-        <w:t>การใช้คลาสและอินเทอร</w:t>
-      </w:r>
-      <w:proofErr w:type="spellStart"/>
-      <w:r>
-        <w:rPr>
-          <w:rFonts w:ascii="TH SarabunPSK" w:hAnsi="TH SarabunPSK" w:cs="TH SarabunPSK"/>
-          <w:sz w:val="32"/>
-          <w:szCs w:val="32"/>
-          <w:cs/>
-        </w:rPr>
-        <w:t>์เฟซ</w:t>
-      </w:r>
-      <w:proofErr w:type="spellEnd"/>
-      <w:r>
-        <w:rPr>
-          <w:rFonts w:ascii="TH SarabunPSK" w:hAnsi="TH SarabunPSK" w:cs="TH SarabunPSK"/>
-          <w:sz w:val="32"/>
-          <w:szCs w:val="32"/>
-          <w:cs/>
-        </w:rPr>
-        <w:t xml:space="preserve"> (</w:t>
+        <w:t>การใช้คลาสและอินเทอร์เฟซ (</w:t>
       </w:r>
       <w:r>
         <w:rPr>
@@ -22963,27 +21483,7 @@
           <w:szCs w:val="32"/>
           <w:cs/>
         </w:rPr>
-        <w:t>และอินเทอร</w:t>
-      </w:r>
-      <w:proofErr w:type="spellStart"/>
-      <w:r>
-        <w:rPr>
-          <w:rFonts w:ascii="TH SarabunPSK" w:hAnsi="TH SarabunPSK" w:cs="TH SarabunPSK"/>
-          <w:sz w:val="32"/>
-          <w:szCs w:val="32"/>
-          <w:cs/>
-        </w:rPr>
-        <w:t>์เฟซ</w:t>
-      </w:r>
-      <w:proofErr w:type="spellEnd"/>
-      <w:r>
-        <w:rPr>
-          <w:rFonts w:ascii="TH SarabunPSK" w:hAnsi="TH SarabunPSK" w:cs="TH SarabunPSK"/>
-          <w:sz w:val="32"/>
-          <w:szCs w:val="32"/>
-          <w:cs/>
-        </w:rPr>
-        <w:t xml:space="preserve"> (</w:t>
+        <w:t>และอินเทอร์เฟซ (</w:t>
       </w:r>
       <w:r>
         <w:rPr>
@@ -23522,27 +22022,7 @@
           <w:szCs w:val="32"/>
           <w:cs/>
         </w:rPr>
-        <w:t>ซึ่งทำให้โค้ดสามารถทำงานได้บนทุก</w:t>
-      </w:r>
-      <w:proofErr w:type="spellStart"/>
-      <w:r>
-        <w:rPr>
-          <w:rFonts w:ascii="TH SarabunPSK" w:hAnsi="TH SarabunPSK" w:cs="TH SarabunPSK"/>
-          <w:sz w:val="32"/>
-          <w:szCs w:val="32"/>
-          <w:cs/>
-        </w:rPr>
-        <w:t>เบ</w:t>
-      </w:r>
-      <w:proofErr w:type="spellEnd"/>
-      <w:r>
-        <w:rPr>
-          <w:rFonts w:ascii="TH SarabunPSK" w:hAnsi="TH SarabunPSK" w:cs="TH SarabunPSK"/>
-          <w:sz w:val="32"/>
-          <w:szCs w:val="32"/>
-          <w:cs/>
-        </w:rPr>
-        <w:t xml:space="preserve">ราว์เซอร์หรือในทุกสภาพแวดล้อมที่รองรับ </w:t>
+        <w:t xml:space="preserve">ซึ่งทำให้โค้ดสามารถทำงานได้บนทุกเบราว์เซอร์หรือในทุกสภาพแวดล้อมที่รองรับ </w:t>
       </w:r>
       <w:r>
         <w:rPr>
@@ -23937,7 +22417,17 @@
           <w:szCs w:val="32"/>
           <w:cs/>
         </w:rPr>
-        <w:t>ภาพที่ 2-10</w:t>
+        <w:t>ภาพที่ 2-1</w:t>
+      </w:r>
+      <w:r>
+        <w:rPr>
+          <w:rFonts w:ascii="TH SarabunPSK" w:hAnsi="TH SarabunPSK" w:cs="TH SarabunPSK"/>
+          <w:b/>
+          <w:bCs/>
+          <w:sz w:val="32"/>
+          <w:szCs w:val="32"/>
+        </w:rPr>
+        <w:t>1</w:t>
       </w:r>
       <w:r>
         <w:rPr>
@@ -24013,47 +22503,7 @@
           <w:szCs w:val="32"/>
           <w:cs/>
         </w:rPr>
-        <w:t>เป็นภาษาโปรแกรมที่นักพัฒนาใช้ในการสร้างหน้าเว็บแบบอินเทอร์แอคทีฟ ตั้งแต่การรี</w:t>
-      </w:r>
-      <w:proofErr w:type="spellStart"/>
-      <w:r>
-        <w:rPr>
-          <w:rFonts w:ascii="TH SarabunPSK" w:hAnsi="TH SarabunPSK" w:cs="TH SarabunPSK"/>
-          <w:sz w:val="32"/>
-          <w:szCs w:val="32"/>
-          <w:cs/>
-        </w:rPr>
-        <w:t>เฟรชฟีด</w:t>
-      </w:r>
-      <w:proofErr w:type="spellEnd"/>
-      <w:r>
-        <w:rPr>
-          <w:rFonts w:ascii="TH SarabunPSK" w:hAnsi="TH SarabunPSK" w:cs="TH SarabunPSK"/>
-          <w:sz w:val="32"/>
-          <w:szCs w:val="32"/>
-          <w:cs/>
-        </w:rPr>
-        <w:t>สื่อโซ</w:t>
-      </w:r>
-      <w:proofErr w:type="spellStart"/>
-      <w:r>
-        <w:rPr>
-          <w:rFonts w:ascii="TH SarabunPSK" w:hAnsi="TH SarabunPSK" w:cs="TH SarabunPSK"/>
-          <w:sz w:val="32"/>
-          <w:szCs w:val="32"/>
-          <w:cs/>
-        </w:rPr>
-        <w:t>เชีย</w:t>
-      </w:r>
-      <w:proofErr w:type="spellEnd"/>
-      <w:r>
-        <w:rPr>
-          <w:rFonts w:ascii="TH SarabunPSK" w:hAnsi="TH SarabunPSK" w:cs="TH SarabunPSK"/>
-          <w:sz w:val="32"/>
-          <w:szCs w:val="32"/>
-          <w:cs/>
-        </w:rPr>
-        <w:t xml:space="preserve">ลไปจนถึงการแสดงภาพเคลื่อนไหวและแผนที่แบบอินเทอร์แอคทีฟ ฟังก์ชันของ </w:t>
+        <w:t xml:space="preserve">เป็นภาษาโปรแกรมที่นักพัฒนาใช้ในการสร้างหน้าเว็บแบบอินเทอร์แอคทีฟ ตั้งแต่การรีเฟรชฟีดสื่อโซเชียลไปจนถึงการแสดงภาพเคลื่อนไหวและแผนที่แบบอินเทอร์แอคทีฟ ฟังก์ชันของ </w:t>
       </w:r>
       <w:r>
         <w:rPr>
@@ -24070,27 +22520,7 @@
           <w:szCs w:val="32"/>
           <w:cs/>
         </w:rPr>
-        <w:t>สามารถปรับปรุงประสบการณ์ที่ผู้ใช้จะได้รับจากการใช้งานเว็บไซต์ และในฐานะที่เป็นภาษาในการเขียนสคริปต์ฝั่งไคลเอ็น</w:t>
-      </w:r>
-      <w:proofErr w:type="spellStart"/>
-      <w:r>
-        <w:rPr>
-          <w:rFonts w:ascii="TH SarabunPSK" w:hAnsi="TH SarabunPSK" w:cs="TH SarabunPSK"/>
-          <w:sz w:val="32"/>
-          <w:szCs w:val="32"/>
-          <w:cs/>
-        </w:rPr>
-        <w:t>ต์</w:t>
-      </w:r>
-      <w:proofErr w:type="spellEnd"/>
-      <w:r>
-        <w:rPr>
-          <w:rFonts w:ascii="TH SarabunPSK" w:hAnsi="TH SarabunPSK" w:cs="TH SarabunPSK"/>
-          <w:sz w:val="32"/>
-          <w:szCs w:val="32"/>
-          <w:cs/>
-        </w:rPr>
-        <w:t xml:space="preserve"> จึงเป็นหนึ่งในเทคโนโลยีหลักของ </w:t>
+        <w:t xml:space="preserve">สามารถปรับปรุงประสบการณ์ที่ผู้ใช้จะได้รับจากการใช้งานเว็บไซต์ และในฐานะที่เป็นภาษาในการเขียนสคริปต์ฝั่งไคลเอ็นต์ จึงเป็นหนึ่งในเทคโนโลยีหลักของ </w:t>
       </w:r>
       <w:r>
         <w:rPr>
@@ -24107,47 +22537,7 @@
           <w:szCs w:val="32"/>
           <w:cs/>
         </w:rPr>
-        <w:t>ยกตัวอย่างเช่น เมื่อคุณท่องเว็บแล้วเห็นภาพสไลด์ เมนูดร็อปดาวน์แบบคลิกให้แสดงผล หรือสีองค์ประกอบที่เปลี่ยนแบบ</w:t>
-      </w:r>
-      <w:proofErr w:type="spellStart"/>
-      <w:r>
-        <w:rPr>
-          <w:rFonts w:ascii="TH SarabunPSK" w:hAnsi="TH SarabunPSK" w:cs="TH SarabunPSK"/>
-          <w:sz w:val="32"/>
-          <w:szCs w:val="32"/>
-          <w:cs/>
-        </w:rPr>
-        <w:t>ได</w:t>
-      </w:r>
-      <w:proofErr w:type="spellEnd"/>
-      <w:r>
-        <w:rPr>
-          <w:rFonts w:ascii="TH SarabunPSK" w:hAnsi="TH SarabunPSK" w:cs="TH SarabunPSK"/>
-          <w:sz w:val="32"/>
-          <w:szCs w:val="32"/>
-          <w:cs/>
-        </w:rPr>
-        <w:t>นามิกบนหน้าเว็บ นั่นคือคุณเห็นเอฟเฟก</w:t>
-      </w:r>
-      <w:proofErr w:type="spellStart"/>
-      <w:r>
-        <w:rPr>
-          <w:rFonts w:ascii="TH SarabunPSK" w:hAnsi="TH SarabunPSK" w:cs="TH SarabunPSK"/>
-          <w:sz w:val="32"/>
-          <w:szCs w:val="32"/>
-          <w:cs/>
-        </w:rPr>
-        <w:t>ต์</w:t>
-      </w:r>
-      <w:proofErr w:type="spellEnd"/>
-      <w:r>
-        <w:rPr>
-          <w:rFonts w:ascii="TH SarabunPSK" w:hAnsi="TH SarabunPSK" w:cs="TH SarabunPSK"/>
-          <w:sz w:val="32"/>
-          <w:szCs w:val="32"/>
-          <w:cs/>
-        </w:rPr>
-        <w:t xml:space="preserve">ของ </w:t>
+        <w:t xml:space="preserve">ยกตัวอย่างเช่น เมื่อคุณท่องเว็บแล้วเห็นภาพสไลด์ เมนูดร็อปดาวน์แบบคลิกให้แสดงผล หรือสีองค์ประกอบที่เปลี่ยนแบบไดนามิกบนหน้าเว็บ นั่นคือคุณเห็นเอฟเฟกต์ของ </w:t>
       </w:r>
       <w:r>
         <w:rPr>
@@ -24229,7 +22619,6 @@
         </w:rPr>
         <w:t xml:space="preserve"> (</w:t>
       </w:r>
-      <w:proofErr w:type="spellStart"/>
       <w:r>
         <w:rPr>
           <w:rFonts w:ascii="TH SarabunPSK" w:hAnsi="TH SarabunPSK" w:cs="TH SarabunPSK"/>
@@ -24238,7 +22627,6 @@
         </w:rPr>
         <w:t>cloud.google</w:t>
       </w:r>
-      <w:proofErr w:type="spellEnd"/>
       <w:r>
         <w:rPr>
           <w:rFonts w:ascii="TH SarabunPSK" w:hAnsi="TH SarabunPSK" w:cs="TH SarabunPSK"/>
@@ -24520,7 +22908,17 @@
           <w:szCs w:val="32"/>
           <w:cs/>
         </w:rPr>
-        <w:t>ภาพที่ 2-11</w:t>
+        <w:t>ภาพที่ 2-1</w:t>
+      </w:r>
+      <w:r>
+        <w:rPr>
+          <w:rFonts w:ascii="TH SarabunPSK" w:hAnsi="TH SarabunPSK" w:cs="TH SarabunPSK"/>
+          <w:b/>
+          <w:bCs/>
+          <w:sz w:val="32"/>
+          <w:szCs w:val="32"/>
+        </w:rPr>
+        <w:t>2</w:t>
       </w:r>
       <w:r>
         <w:rPr>
@@ -24897,23 +23295,13 @@
         </w:rPr>
         <w:t xml:space="preserve">และ </w:t>
       </w:r>
-      <w:proofErr w:type="spellStart"/>
-      <w:r>
-        <w:rPr>
-          <w:rFonts w:ascii="TH SarabunPSK" w:hAnsi="TH SarabunPSK" w:cs="TH SarabunPSK"/>
-          <w:sz w:val="32"/>
-          <w:szCs w:val="32"/>
-        </w:rPr>
-        <w:t>gRPC</w:t>
-      </w:r>
-      <w:proofErr w:type="spellEnd"/>
-      <w:r>
-        <w:rPr>
-          <w:rFonts w:ascii="TH SarabunPSK" w:hAnsi="TH SarabunPSK" w:cs="TH SarabunPSK"/>
-          <w:sz w:val="32"/>
-          <w:szCs w:val="32"/>
-        </w:rPr>
-        <w:t xml:space="preserve"> </w:t>
+      <w:r>
+        <w:rPr>
+          <w:rFonts w:ascii="TH SarabunPSK" w:hAnsi="TH SarabunPSK" w:cs="TH SarabunPSK"/>
+          <w:sz w:val="32"/>
+          <w:szCs w:val="32"/>
+        </w:rPr>
+        <w:t xml:space="preserve">gRPC </w:t>
       </w:r>
       <w:r>
         <w:rPr>
@@ -25040,27 +23428,7 @@
           <w:szCs w:val="32"/>
           <w:cs/>
         </w:rPr>
-        <w:t>ที่คิดค่าบริการและนับโควตาตาม "โปรเจก</w:t>
-      </w:r>
-      <w:proofErr w:type="spellStart"/>
-      <w:r>
-        <w:rPr>
-          <w:rFonts w:ascii="TH SarabunPSK" w:hAnsi="TH SarabunPSK" w:cs="TH SarabunPSK"/>
-          <w:sz w:val="32"/>
-          <w:szCs w:val="32"/>
-          <w:cs/>
-        </w:rPr>
-        <w:t>ต์</w:t>
-      </w:r>
-      <w:proofErr w:type="spellEnd"/>
-      <w:r>
-        <w:rPr>
-          <w:rFonts w:ascii="TH SarabunPSK" w:hAnsi="TH SarabunPSK" w:cs="TH SarabunPSK"/>
-          <w:sz w:val="32"/>
-          <w:szCs w:val="32"/>
-          <w:cs/>
-        </w:rPr>
-        <w:t>ที่เป็นเจ้าของทรัพยากร" ที่ถูกเข้าถึง</w:t>
+        <w:t>ที่คิดค่าบริการและนับโควตาตาม "โปรเจกต์ที่เป็นเจ้าของทรัพยากร" ที่ถูกเข้าถึง</w:t>
       </w:r>
     </w:p>
     <w:p>
@@ -25128,47 +23496,7 @@
           <w:szCs w:val="32"/>
           <w:cs/>
         </w:rPr>
-        <w:t>ที่คิดค่าบริการและนับโควตาตาม "โปรเจก</w:t>
-      </w:r>
-      <w:proofErr w:type="spellStart"/>
-      <w:r>
-        <w:rPr>
-          <w:rFonts w:ascii="TH SarabunPSK" w:hAnsi="TH SarabunPSK" w:cs="TH SarabunPSK"/>
-          <w:sz w:val="32"/>
-          <w:szCs w:val="32"/>
-          <w:cs/>
-        </w:rPr>
-        <w:t>ต์</w:t>
-      </w:r>
-      <w:proofErr w:type="spellEnd"/>
-      <w:r>
-        <w:rPr>
-          <w:rFonts w:ascii="TH SarabunPSK" w:hAnsi="TH SarabunPSK" w:cs="TH SarabunPSK"/>
-          <w:sz w:val="32"/>
-          <w:szCs w:val="32"/>
-          <w:cs/>
-        </w:rPr>
-        <w:t>ของไคลเอ็น</w:t>
-      </w:r>
-      <w:proofErr w:type="spellStart"/>
-      <w:r>
-        <w:rPr>
-          <w:rFonts w:ascii="TH SarabunPSK" w:hAnsi="TH SarabunPSK" w:cs="TH SarabunPSK"/>
-          <w:sz w:val="32"/>
-          <w:szCs w:val="32"/>
-          <w:cs/>
-        </w:rPr>
-        <w:t>ต์</w:t>
-      </w:r>
-      <w:proofErr w:type="spellEnd"/>
-      <w:r>
-        <w:rPr>
-          <w:rFonts w:ascii="TH SarabunPSK" w:hAnsi="TH SarabunPSK" w:cs="TH SarabunPSK"/>
-          <w:sz w:val="32"/>
-          <w:szCs w:val="32"/>
-          <w:cs/>
-        </w:rPr>
-        <w:t>" ที่ทำการเข้าถึงทรัพยากรนั้น</w:t>
+        <w:t>ที่คิดค่าบริการและนับโควตาตาม "โปรเจกต์ของไคลเอ็นต์" ที่ทำการเข้าถึงทรัพยากรนั้น</w:t>
       </w:r>
     </w:p>
     <w:p>
@@ -25260,7 +23588,6 @@
         </w:rPr>
         <w:t>(</w:t>
       </w:r>
-      <w:proofErr w:type="spellStart"/>
       <w:r>
         <w:rPr>
           <w:rFonts w:ascii="TH SarabunPSK" w:hAnsi="TH SarabunPSK" w:cs="TH SarabunPSK"/>
@@ -25269,7 +23596,6 @@
         </w:rPr>
         <w:t>foxbith</w:t>
       </w:r>
-      <w:proofErr w:type="spellEnd"/>
       <w:r>
         <w:rPr>
           <w:rFonts w:ascii="TH SarabunPSK" w:hAnsi="TH SarabunPSK" w:cs="TH SarabunPSK"/>
@@ -25490,7 +23816,17 @@
           <w:szCs w:val="32"/>
           <w:cs/>
         </w:rPr>
-        <w:t>ภาพที่ 2-12</w:t>
+        <w:t>ภาพที่ 2-1</w:t>
+      </w:r>
+      <w:r>
+        <w:rPr>
+          <w:rFonts w:ascii="TH SarabunPSK" w:hAnsi="TH SarabunPSK" w:cs="TH SarabunPSK"/>
+          <w:b/>
+          <w:bCs/>
+          <w:sz w:val="32"/>
+          <w:szCs w:val="32"/>
+        </w:rPr>
+        <w:t>3</w:t>
       </w:r>
       <w:r>
         <w:rPr>
@@ -26338,25 +24674,7 @@
           <w:sz w:val="32"/>
           <w:szCs w:val="32"/>
         </w:rPr>
-        <w:t xml:space="preserve"> (</w:t>
-      </w:r>
-      <w:proofErr w:type="spellStart"/>
-      <w:r>
-        <w:rPr>
-          <w:rFonts w:ascii="TH SarabunPSK" w:hAnsi="TH SarabunPSK" w:cs="TH SarabunPSK"/>
-          <w:sz w:val="32"/>
-          <w:szCs w:val="32"/>
-        </w:rPr>
-        <w:t>davoy.tech</w:t>
-      </w:r>
-      <w:proofErr w:type="spellEnd"/>
-      <w:r>
-        <w:rPr>
-          <w:rFonts w:ascii="TH SarabunPSK" w:hAnsi="TH SarabunPSK" w:cs="TH SarabunPSK"/>
-          <w:sz w:val="32"/>
-          <w:szCs w:val="32"/>
-        </w:rPr>
-        <w:t>, 2568)</w:t>
+        <w:t xml:space="preserve"> (davoy.tech, 2568)</w:t>
       </w:r>
     </w:p>
     <w:p>
@@ -26531,7 +24849,18 @@
           <w:szCs w:val="32"/>
           <w:cs/>
         </w:rPr>
-        <w:t>ภาพที่ 2-13</w:t>
+        <w:t>ภาพที่ 2-1</w:t>
+      </w:r>
+      <w:r>
+        <w:rPr>
+          <w:rFonts w:ascii="TH SarabunPSK" w:hAnsi="TH SarabunPSK" w:cs="TH SarabunPSK"/>
+          <w:b/>
+          <w:bCs/>
+          <w:color w:val="000000" w:themeColor="text1"/>
+          <w:sz w:val="32"/>
+          <w:szCs w:val="32"/>
+        </w:rPr>
+        <w:t>4</w:t>
       </w:r>
       <w:r>
         <w:rPr>
@@ -26543,7 +24872,6 @@
         </w:rPr>
         <w:t xml:space="preserve"> </w:t>
       </w:r>
-      <w:proofErr w:type="spellStart"/>
       <w:r>
         <w:rPr>
           <w:rFonts w:ascii="TH SarabunPSK" w:hAnsi="TH SarabunPSK" w:cs="TH SarabunPSK"/>
@@ -26551,17 +24879,7 @@
           <w:sz w:val="32"/>
           <w:szCs w:val="32"/>
         </w:rPr>
-        <w:t>OpenRouter</w:t>
-      </w:r>
-      <w:proofErr w:type="spellEnd"/>
-      <w:r>
-        <w:rPr>
-          <w:rFonts w:ascii="TH SarabunPSK" w:hAnsi="TH SarabunPSK" w:cs="TH SarabunPSK"/>
-          <w:color w:val="000000" w:themeColor="text1"/>
-          <w:sz w:val="32"/>
-          <w:szCs w:val="32"/>
-        </w:rPr>
-        <w:t xml:space="preserve"> Logo</w:t>
+        <w:t>OpenRouter Logo</w:t>
       </w:r>
     </w:p>
     <w:bookmarkEnd w:id="15"/>
@@ -26675,77 +24993,13 @@
         </w:rPr>
         <w:t xml:space="preserve">ต่างๆ ได้โดยไม่ต้องสมัครและเติมเงินแยกกับแต่ละผู้ให้บริการ จุดเด่นคือการเติมเงินเพียงครั้งเดียวแต่สามารถเลือกใช้โมเดลจากค่ายต่างๆ ได้ตามต้องการ ไม่ว่าจะเป็น </w:t>
       </w:r>
-      <w:proofErr w:type="spellStart"/>
-      <w:r>
-        <w:rPr>
-          <w:rFonts w:ascii="TH SarabunPSK" w:hAnsi="TH SarabunPSK" w:cs="TH SarabunPSK"/>
-          <w:sz w:val="32"/>
-          <w:szCs w:val="32"/>
-        </w:rPr>
-        <w:t>OpenAI</w:t>
-      </w:r>
-      <w:proofErr w:type="spellEnd"/>
-      <w:r>
-        <w:rPr>
-          <w:rFonts w:ascii="TH SarabunPSK" w:hAnsi="TH SarabunPSK" w:cs="TH SarabunPSK"/>
-          <w:sz w:val="32"/>
-          <w:szCs w:val="32"/>
-        </w:rPr>
-        <w:t xml:space="preserve"> (</w:t>
-      </w:r>
-      <w:proofErr w:type="spellStart"/>
-      <w:r>
-        <w:rPr>
-          <w:rFonts w:ascii="TH SarabunPSK" w:hAnsi="TH SarabunPSK" w:cs="TH SarabunPSK"/>
-          <w:sz w:val="32"/>
-          <w:szCs w:val="32"/>
-        </w:rPr>
-        <w:t>ChatGPT</w:t>
-      </w:r>
-      <w:proofErr w:type="spellEnd"/>
-      <w:r>
-        <w:rPr>
-          <w:rFonts w:ascii="TH SarabunPSK" w:hAnsi="TH SarabunPSK" w:cs="TH SarabunPSK"/>
-          <w:sz w:val="32"/>
-          <w:szCs w:val="32"/>
-        </w:rPr>
-        <w:t>), Alibaba (</w:t>
-      </w:r>
-      <w:proofErr w:type="spellStart"/>
-      <w:r>
-        <w:rPr>
-          <w:rFonts w:ascii="TH SarabunPSK" w:hAnsi="TH SarabunPSK" w:cs="TH SarabunPSK"/>
-          <w:sz w:val="32"/>
-          <w:szCs w:val="32"/>
-        </w:rPr>
-        <w:t>Qwen</w:t>
-      </w:r>
-      <w:proofErr w:type="spellEnd"/>
-      <w:r>
-        <w:rPr>
-          <w:rFonts w:ascii="TH SarabunPSK" w:hAnsi="TH SarabunPSK" w:cs="TH SarabunPSK"/>
-          <w:sz w:val="32"/>
-          <w:szCs w:val="32"/>
-        </w:rPr>
-        <w:t xml:space="preserve">), Anthropic (Claude), </w:t>
-      </w:r>
-      <w:proofErr w:type="spellStart"/>
-      <w:r>
-        <w:rPr>
-          <w:rFonts w:ascii="TH SarabunPSK" w:hAnsi="TH SarabunPSK" w:cs="TH SarabunPSK"/>
-          <w:sz w:val="32"/>
-          <w:szCs w:val="32"/>
-        </w:rPr>
-        <w:t>Deepseek</w:t>
-      </w:r>
-      <w:proofErr w:type="spellEnd"/>
-      <w:r>
-        <w:rPr>
-          <w:rFonts w:ascii="TH SarabunPSK" w:hAnsi="TH SarabunPSK" w:cs="TH SarabunPSK"/>
-          <w:sz w:val="32"/>
-          <w:szCs w:val="32"/>
-        </w:rPr>
-        <w:t xml:space="preserve">, Meta (Llama, Mistral, Amazon) </w:t>
+      <w:r>
+        <w:rPr>
+          <w:rFonts w:ascii="TH SarabunPSK" w:hAnsi="TH SarabunPSK" w:cs="TH SarabunPSK"/>
+          <w:sz w:val="32"/>
+          <w:szCs w:val="32"/>
+        </w:rPr>
+        <w:t xml:space="preserve">OpenAI (ChatGPT), Alibaba (Qwen), Anthropic (Claude), Deepseek, Meta (Llama, Mistral, Amazon) </w:t>
       </w:r>
       <w:r>
         <w:rPr>
@@ -26773,23 +25027,13 @@
         </w:rPr>
         <w:t xml:space="preserve">โดยความสามารถของ </w:t>
       </w:r>
-      <w:proofErr w:type="spellStart"/>
-      <w:r>
-        <w:rPr>
-          <w:rFonts w:ascii="TH SarabunPSK" w:hAnsi="TH SarabunPSK" w:cs="TH SarabunPSK"/>
-          <w:sz w:val="32"/>
-          <w:szCs w:val="32"/>
-        </w:rPr>
-        <w:t>OpenRouter</w:t>
-      </w:r>
-      <w:proofErr w:type="spellEnd"/>
-      <w:r>
-        <w:rPr>
-          <w:rFonts w:ascii="TH SarabunPSK" w:hAnsi="TH SarabunPSK" w:cs="TH SarabunPSK"/>
-          <w:sz w:val="32"/>
-          <w:szCs w:val="32"/>
-        </w:rPr>
-        <w:t xml:space="preserve"> </w:t>
+      <w:r>
+        <w:rPr>
+          <w:rFonts w:ascii="TH SarabunPSK" w:hAnsi="TH SarabunPSK" w:cs="TH SarabunPSK"/>
+          <w:sz w:val="32"/>
+          <w:szCs w:val="32"/>
+        </w:rPr>
+        <w:t xml:space="preserve">OpenRouter </w:t>
       </w:r>
       <w:r>
         <w:rPr>
@@ -27061,27 +25305,7 @@
           <w:szCs w:val="32"/>
           <w:cs/>
         </w:rPr>
-        <w:t>ใน</w:t>
-      </w:r>
-      <w:proofErr w:type="spellStart"/>
-      <w:r>
-        <w:rPr>
-          <w:rFonts w:ascii="TH SarabunPSK" w:hAnsi="TH SarabunPSK" w:cs="TH SarabunPSK"/>
-          <w:sz w:val="32"/>
-          <w:szCs w:val="32"/>
-          <w:cs/>
-        </w:rPr>
-        <w:t>เวิร์กโฟลว์</w:t>
-      </w:r>
-      <w:proofErr w:type="spellEnd"/>
-      <w:r>
-        <w:rPr>
-          <w:rFonts w:ascii="TH SarabunPSK" w:hAnsi="TH SarabunPSK" w:cs="TH SarabunPSK"/>
-          <w:sz w:val="32"/>
-          <w:szCs w:val="32"/>
-          <w:cs/>
-        </w:rPr>
-        <w:t xml:space="preserve">:  แพลตฟอร์มอย่าง </w:t>
+        <w:t xml:space="preserve">ในเวิร์กโฟลว์:  แพลตฟอร์มอย่าง </w:t>
       </w:r>
       <w:r>
         <w:rPr>
@@ -27366,25 +25590,7 @@
           <w:sz w:val="32"/>
           <w:szCs w:val="32"/>
         </w:rPr>
-        <w:t xml:space="preserve"> (</w:t>
-      </w:r>
-      <w:proofErr w:type="spellStart"/>
-      <w:r>
-        <w:rPr>
-          <w:rFonts w:ascii="TH SarabunPSK" w:hAnsi="TH SarabunPSK" w:cs="TH SarabunPSK"/>
-          <w:sz w:val="32"/>
-          <w:szCs w:val="32"/>
-        </w:rPr>
-        <w:t>thaiware</w:t>
-      </w:r>
-      <w:proofErr w:type="spellEnd"/>
-      <w:r>
-        <w:rPr>
-          <w:rFonts w:ascii="TH SarabunPSK" w:hAnsi="TH SarabunPSK" w:cs="TH SarabunPSK"/>
-          <w:sz w:val="32"/>
-          <w:szCs w:val="32"/>
-        </w:rPr>
-        <w:t>, 2567)</w:t>
+        <w:t xml:space="preserve"> (thaiware, 2567)</w:t>
       </w:r>
     </w:p>
     <w:p>
@@ -28020,23 +26226,13 @@
         </w:rPr>
         <w:t xml:space="preserve">ด้วย </w:t>
       </w:r>
-      <w:proofErr w:type="spellStart"/>
-      <w:r>
-        <w:rPr>
-          <w:rFonts w:ascii="TH SarabunPSK" w:hAnsi="TH SarabunPSK" w:cs="TH SarabunPSK"/>
-          <w:sz w:val="32"/>
-          <w:szCs w:val="32"/>
-        </w:rPr>
-        <w:t>Nerural</w:t>
-      </w:r>
-      <w:proofErr w:type="spellEnd"/>
-      <w:r>
-        <w:rPr>
-          <w:rFonts w:ascii="TH SarabunPSK" w:hAnsi="TH SarabunPSK" w:cs="TH SarabunPSK"/>
-          <w:sz w:val="32"/>
-          <w:szCs w:val="32"/>
-        </w:rPr>
-        <w:t xml:space="preserve"> Network </w:t>
+      <w:r>
+        <w:rPr>
+          <w:rFonts w:ascii="TH SarabunPSK" w:hAnsi="TH SarabunPSK" w:cs="TH SarabunPSK"/>
+          <w:sz w:val="32"/>
+          <w:szCs w:val="32"/>
+        </w:rPr>
+        <w:t xml:space="preserve">Nerural Network </w:t>
       </w:r>
       <w:r>
         <w:rPr>
@@ -28320,25 +26516,7 @@
           <w:sz w:val="32"/>
           <w:szCs w:val="32"/>
         </w:rPr>
-        <w:t>(</w:t>
-      </w:r>
-      <w:proofErr w:type="spellStart"/>
-      <w:r>
-        <w:rPr>
-          <w:rFonts w:ascii="TH SarabunPSK" w:hAnsi="TH SarabunPSK" w:cs="TH SarabunPSK"/>
-          <w:sz w:val="32"/>
-          <w:szCs w:val="32"/>
-        </w:rPr>
-        <w:t>learn.prompt</w:t>
-      </w:r>
-      <w:proofErr w:type="spellEnd"/>
-      <w:r>
-        <w:rPr>
-          <w:rFonts w:ascii="TH SarabunPSK" w:hAnsi="TH SarabunPSK" w:cs="TH SarabunPSK"/>
-          <w:sz w:val="32"/>
-          <w:szCs w:val="32"/>
-        </w:rPr>
-        <w:t>, 2567)</w:t>
+        <w:t>(learn.prompt, 2567)</w:t>
       </w:r>
       <w:r>
         <w:rPr>
@@ -29138,14 +27316,13 @@
       </w:r>
       <w:r>
         <w:rPr>
-          <w:rFonts w:ascii="TH SarabunPSK" w:hAnsi="TH SarabunPSK" w:cs="TH SarabunPSK" w:hint="cs"/>
+          <w:rFonts w:ascii="TH SarabunPSK" w:hAnsi="TH SarabunPSK" w:cs="TH SarabunPSK"/>
           <w:b/>
           <w:bCs/>
           <w:sz w:val="32"/>
           <w:szCs w:val="32"/>
-          <w:cs/>
-        </w:rPr>
-        <w:t>4</w:t>
+        </w:rPr>
+        <w:t>5</w:t>
       </w:r>
       <w:r>
         <w:rPr>
@@ -29769,14 +27946,13 @@
       </w:r>
       <w:r>
         <w:rPr>
-          <w:rFonts w:ascii="TH SarabunPSK" w:hAnsi="TH SarabunPSK" w:cs="TH SarabunPSK" w:hint="cs"/>
+          <w:rFonts w:ascii="TH SarabunPSK" w:hAnsi="TH SarabunPSK" w:cs="TH SarabunPSK"/>
           <w:b/>
           <w:bCs/>
           <w:sz w:val="32"/>
           <w:szCs w:val="32"/>
-          <w:cs/>
-        </w:rPr>
-        <w:t>5</w:t>
+        </w:rPr>
+        <w:t>6</w:t>
       </w:r>
       <w:r>
         <w:rPr>
@@ -30196,14 +28372,13 @@
       </w:r>
       <w:r>
         <w:rPr>
-          <w:rFonts w:ascii="TH SarabunPSK" w:hAnsi="TH SarabunPSK" w:cs="TH SarabunPSK" w:hint="cs"/>
+          <w:rFonts w:ascii="TH SarabunPSK" w:hAnsi="TH SarabunPSK" w:cs="TH SarabunPSK"/>
           <w:b/>
           <w:bCs/>
           <w:sz w:val="32"/>
           <w:szCs w:val="32"/>
-          <w:cs/>
-        </w:rPr>
-        <w:t>6</w:t>
+        </w:rPr>
+        <w:t>7</w:t>
       </w:r>
       <w:r>
         <w:rPr>
@@ -30829,14 +29004,13 @@
       </w:r>
       <w:r>
         <w:rPr>
-          <w:rFonts w:ascii="TH SarabunPSK" w:hAnsi="TH SarabunPSK" w:cs="TH SarabunPSK" w:hint="cs"/>
+          <w:rFonts w:ascii="TH SarabunPSK" w:hAnsi="TH SarabunPSK" w:cs="TH SarabunPSK"/>
           <w:b/>
           <w:bCs/>
           <w:sz w:val="32"/>
           <w:szCs w:val="32"/>
-          <w:cs/>
-        </w:rPr>
-        <w:t>7</w:t>
+        </w:rPr>
+        <w:t>8</w:t>
       </w:r>
       <w:r>
         <w:rPr>
@@ -30963,7 +29137,6 @@
         </w:rPr>
         <w:t>(</w:t>
       </w:r>
-      <w:proofErr w:type="spellStart"/>
       <w:r>
         <w:rPr>
           <w:rFonts w:ascii="TH SarabunPSK" w:hAnsi="TH SarabunPSK" w:cs="TH SarabunPSK"/>
@@ -30972,7 +29145,6 @@
         </w:rPr>
         <w:t>datawow</w:t>
       </w:r>
-      <w:proofErr w:type="spellEnd"/>
       <w:r>
         <w:rPr>
           <w:rFonts w:ascii="TH SarabunPSK" w:hAnsi="TH SarabunPSK" w:cs="TH SarabunPSK"/>
@@ -31021,27 +29193,7 @@
           <w:szCs w:val="32"/>
           <w:cs/>
         </w:rPr>
-        <w:t>คือ เทคโนโลยีใหม่ที่ช่วย</w:t>
-      </w:r>
-      <w:proofErr w:type="spellStart"/>
-      <w:r>
-        <w:rPr>
-          <w:rFonts w:ascii="TH SarabunPSK" w:hAnsi="TH SarabunPSK" w:cs="TH SarabunPSK"/>
-          <w:sz w:val="32"/>
-          <w:szCs w:val="32"/>
-          <w:cs/>
-        </w:rPr>
-        <w:t>ปล</w:t>
-      </w:r>
-      <w:proofErr w:type="spellEnd"/>
-      <w:r>
-        <w:rPr>
-          <w:rFonts w:ascii="TH SarabunPSK" w:hAnsi="TH SarabunPSK" w:cs="TH SarabunPSK"/>
-          <w:sz w:val="32"/>
-          <w:szCs w:val="32"/>
-          <w:cs/>
-        </w:rPr>
-        <w:t xml:space="preserve">ดล็อกศักยภาพของ </w:t>
+        <w:t xml:space="preserve">คือ เทคโนโลยีใหม่ที่ช่วยปลดล็อกศักยภาพของ </w:t>
       </w:r>
       <w:r>
         <w:rPr>
@@ -31060,23 +29212,13 @@
         </w:rPr>
         <w:t xml:space="preserve">อย่าง </w:t>
       </w:r>
-      <w:proofErr w:type="spellStart"/>
-      <w:r>
-        <w:rPr>
-          <w:rFonts w:ascii="TH SarabunPSK" w:hAnsi="TH SarabunPSK" w:cs="TH SarabunPSK"/>
-          <w:sz w:val="32"/>
-          <w:szCs w:val="32"/>
-        </w:rPr>
-        <w:t>ChatGPT</w:t>
-      </w:r>
-      <w:proofErr w:type="spellEnd"/>
-      <w:r>
-        <w:rPr>
-          <w:rFonts w:ascii="TH SarabunPSK" w:hAnsi="TH SarabunPSK" w:cs="TH SarabunPSK"/>
-          <w:sz w:val="32"/>
-          <w:szCs w:val="32"/>
-        </w:rPr>
-        <w:t xml:space="preserve"> </w:t>
+      <w:r>
+        <w:rPr>
+          <w:rFonts w:ascii="TH SarabunPSK" w:hAnsi="TH SarabunPSK" w:cs="TH SarabunPSK"/>
+          <w:sz w:val="32"/>
+          <w:szCs w:val="32"/>
+        </w:rPr>
+        <w:t xml:space="preserve">ChatGPT </w:t>
       </w:r>
       <w:r>
         <w:rPr>
@@ -32058,14 +30200,13 @@
       </w:r>
       <w:r>
         <w:rPr>
-          <w:rFonts w:ascii="TH SarabunPSK" w:hAnsi="TH SarabunPSK" w:cs="TH SarabunPSK" w:hint="cs"/>
+          <w:rFonts w:ascii="TH SarabunPSK" w:hAnsi="TH SarabunPSK" w:cs="TH SarabunPSK"/>
           <w:b/>
           <w:bCs/>
           <w:sz w:val="32"/>
           <w:szCs w:val="32"/>
-          <w:cs/>
-        </w:rPr>
-        <w:t>8</w:t>
+        </w:rPr>
+        <w:t>9</w:t>
       </w:r>
       <w:r>
         <w:rPr>
@@ -32340,25 +30481,14 @@
         </w:rPr>
         <w:t>**</w:t>
       </w:r>
-      <w:proofErr w:type="spellStart"/>
-      <w:r>
-        <w:rPr>
-          <w:rFonts w:ascii="TH SarabunPSK" w:hAnsi="TH SarabunPSK" w:cs="TH SarabunPSK"/>
-          <w:sz w:val="32"/>
-          <w:szCs w:val="32"/>
-          <w:cs/>
-        </w:rPr>
-        <w:t>อัป</w:t>
-      </w:r>
-      <w:proofErr w:type="spellEnd"/>
-      <w:r>
-        <w:rPr>
-          <w:rFonts w:ascii="TH SarabunPSK" w:hAnsi="TH SarabunPSK" w:cs="TH SarabunPSK"/>
-          <w:sz w:val="32"/>
-          <w:szCs w:val="32"/>
-          <w:cs/>
-        </w:rPr>
-        <w:t xml:space="preserve">เดตความรู้ไปยัง </w:t>
+      <w:r>
+        <w:rPr>
+          <w:rFonts w:ascii="TH SarabunPSK" w:hAnsi="TH SarabunPSK" w:cs="TH SarabunPSK"/>
+          <w:sz w:val="32"/>
+          <w:szCs w:val="32"/>
+          <w:cs/>
+        </w:rPr>
+        <w:t xml:space="preserve">อัปเดตความรู้ไปยัง </w:t>
       </w:r>
       <w:r>
         <w:rPr>
@@ -33324,27 +31454,7 @@
           <w:szCs w:val="32"/>
           <w:cs/>
         </w:rPr>
-        <w:t>ในโลกที่ขับเคลื่อนด้วยข้อมูลในปัจจุบัน ความสามารถในการจัดการและใช้ข้อมูลอย่างมีประสิทธิภาพมีความสำคัญอย่างยิ่งต่อความสำเร็จของธุรกิจทุกประเภท ตั้งแต่ธุรกิจสตาร์ท</w:t>
-      </w:r>
-      <w:proofErr w:type="spellStart"/>
-      <w:r>
-        <w:rPr>
-          <w:rFonts w:ascii="TH SarabunPSK" w:hAnsi="TH SarabunPSK" w:cs="TH SarabunPSK"/>
-          <w:sz w:val="32"/>
-          <w:szCs w:val="32"/>
-          <w:cs/>
-        </w:rPr>
-        <w:t>อัพ</w:t>
-      </w:r>
-      <w:proofErr w:type="spellEnd"/>
-      <w:r>
-        <w:rPr>
-          <w:rFonts w:ascii="TH SarabunPSK" w:hAnsi="TH SarabunPSK" w:cs="TH SarabunPSK"/>
-          <w:sz w:val="32"/>
-          <w:szCs w:val="32"/>
-          <w:cs/>
-        </w:rPr>
-        <w:t xml:space="preserve">ขนาดเล็กไปจนถึงบริษัทใหญ่ </w:t>
+        <w:t xml:space="preserve">ในโลกที่ขับเคลื่อนด้วยข้อมูลในปัจจุบัน ความสามารถในการจัดการและใช้ข้อมูลอย่างมีประสิทธิภาพมีความสำคัญอย่างยิ่งต่อความสำเร็จของธุรกิจทุกประเภท ตั้งแต่ธุรกิจสตาร์ทอัพขนาดเล็กไปจนถึงบริษัทใหญ่ </w:t>
       </w:r>
       <w:r>
         <w:rPr>
@@ -34397,27 +32507,7 @@
           <w:szCs w:val="32"/>
           <w:cs/>
         </w:rPr>
-        <w:t>ตัวอย่างเช่น แพลตฟอร์มโซ</w:t>
-      </w:r>
-      <w:proofErr w:type="spellStart"/>
-      <w:r>
-        <w:rPr>
-          <w:rFonts w:ascii="TH SarabunPSK" w:hAnsi="TH SarabunPSK" w:cs="TH SarabunPSK"/>
-          <w:sz w:val="32"/>
-          <w:szCs w:val="32"/>
-          <w:cs/>
-        </w:rPr>
-        <w:t>เชีย</w:t>
-      </w:r>
-      <w:proofErr w:type="spellEnd"/>
-      <w:r>
-        <w:rPr>
-          <w:rFonts w:ascii="TH SarabunPSK" w:hAnsi="TH SarabunPSK" w:cs="TH SarabunPSK"/>
-          <w:sz w:val="32"/>
-          <w:szCs w:val="32"/>
-          <w:cs/>
-        </w:rPr>
-        <w:t xml:space="preserve">ลมีเดียที่จัดเก็บข้อมูลจำนวนมากที่ไม่มีโครงสร้าง เช่น โพสต์ ความคิดเห็น และการโต้ตอบของผู้ใช้ </w:t>
+        <w:t xml:space="preserve">ตัวอย่างเช่น แพลตฟอร์มโซเชียลมีเดียที่จัดเก็บข้อมูลจำนวนมากที่ไม่มีโครงสร้าง เช่น โพสต์ ความคิดเห็น และการโต้ตอบของผู้ใช้ </w:t>
       </w:r>
       <w:r>
         <w:rPr>
@@ -34434,27 +32524,7 @@
           <w:szCs w:val="32"/>
           <w:cs/>
         </w:rPr>
-        <w:t>ได้รับการออกแบบมาสำหรับโมเดลข้อมูลเฉพาะ เช่น เอกสาร คีย์-ค่า กราฟ หรือคอลัมน์-</w:t>
-      </w:r>
-      <w:proofErr w:type="spellStart"/>
-      <w:r>
-        <w:rPr>
-          <w:rFonts w:ascii="TH SarabunPSK" w:hAnsi="TH SarabunPSK" w:cs="TH SarabunPSK"/>
-          <w:sz w:val="32"/>
-          <w:szCs w:val="32"/>
-          <w:cs/>
-        </w:rPr>
-        <w:t>แฟ</w:t>
-      </w:r>
-      <w:proofErr w:type="spellEnd"/>
-      <w:r>
-        <w:rPr>
-          <w:rFonts w:ascii="TH SarabunPSK" w:hAnsi="TH SarabunPSK" w:cs="TH SarabunPSK"/>
-          <w:sz w:val="32"/>
-          <w:szCs w:val="32"/>
-          <w:cs/>
-        </w:rPr>
-        <w:t>มิลี่ สามารถจัดการข้อมูลขนาดใหญ่และโหลดผู้ใช้จำนวนมากได้อย่างมีประสิทธิภาพ ให้ความยืดหยุ่นและความสามารถในการปรับขนาดสำหรับแอปพลิเคชันสมัยใหม่</w:t>
+        <w:t>ได้รับการออกแบบมาสำหรับโมเดลข้อมูลเฉพาะ เช่น เอกสาร คีย์-ค่า กราฟ หรือคอลัมน์-แฟมิลี่ สามารถจัดการข้อมูลขนาดใหญ่และโหลดผู้ใช้จำนวนมากได้อย่างมีประสิทธิภาพ ให้ความยืดหยุ่นและความสามารถในการปรับขนาดสำหรับแอปพลิเคชันสมัยใหม่</w:t>
       </w:r>
     </w:p>
     <w:p>
@@ -35134,27 +33204,7 @@
           <w:szCs w:val="32"/>
           <w:cs/>
         </w:rPr>
-        <w:t>ความสามารถในการปรับขนาดและประสิทธิภาพตัวอย่างเช่น แพลตฟอร์มอีคอมเมิร์ซปรับขนาดฐานข้อมูลเพื่อรองรับปริมาณการใช้งานที่สูงในช่วงฤดู</w:t>
-      </w:r>
-      <w:proofErr w:type="spellStart"/>
-      <w:r>
-        <w:rPr>
-          <w:rFonts w:ascii="TH SarabunPSK" w:hAnsi="TH SarabunPSK" w:cs="TH SarabunPSK"/>
-          <w:sz w:val="32"/>
-          <w:szCs w:val="32"/>
-          <w:cs/>
-        </w:rPr>
-        <w:t>ช้</w:t>
-      </w:r>
-      <w:proofErr w:type="spellEnd"/>
-      <w:r>
-        <w:rPr>
-          <w:rFonts w:ascii="TH SarabunPSK" w:hAnsi="TH SarabunPSK" w:cs="TH SarabunPSK"/>
-          <w:sz w:val="32"/>
-          <w:szCs w:val="32"/>
-          <w:cs/>
-        </w:rPr>
-        <w:t>อปปิ้งสูงสุด เพื่อให้มั่นใจว่าลูกค้าจะได้รับประสบการณ์ที่ราบรื่นและป้องกันการหยุดทำงาน</w:t>
+        <w:t>ความสามารถในการปรับขนาดและประสิทธิภาพตัวอย่างเช่น แพลตฟอร์มอีคอมเมิร์ซปรับขนาดฐานข้อมูลเพื่อรองรับปริมาณการใช้งานที่สูงในช่วงฤดูช้อปปิ้งสูงสุด เพื่อให้มั่นใจว่าลูกค้าจะได้รับประสบการณ์ที่ราบรื่นและป้องกันการหยุดทำงาน</w:t>
       </w:r>
     </w:p>
     <w:p>
@@ -35377,27 +33427,7 @@
           <w:szCs w:val="32"/>
           <w:cs/>
         </w:rPr>
-        <w:t>ตัวอย่าง: สำหรับธุรกิจค้าปลีก สิ่งนี้อาจเกี่ยวข้องกับความเข้าใจถึงความจำเป็นในการติดตามระดับสินค้าคงคลัง การทำธุรกรรมการขาย รายละเอียดลูกค้า และข้อมูล</w:t>
-      </w:r>
-      <w:proofErr w:type="spellStart"/>
-      <w:r>
-        <w:rPr>
-          <w:rFonts w:ascii="TH SarabunPSK" w:hAnsi="TH SarabunPSK" w:cs="TH SarabunPSK"/>
-          <w:sz w:val="32"/>
-          <w:szCs w:val="32"/>
-          <w:cs/>
-        </w:rPr>
-        <w:t>ซัพ</w:t>
-      </w:r>
-      <w:proofErr w:type="spellEnd"/>
-      <w:r>
-        <w:rPr>
-          <w:rFonts w:ascii="TH SarabunPSK" w:hAnsi="TH SarabunPSK" w:cs="TH SarabunPSK"/>
-          <w:sz w:val="32"/>
-          <w:szCs w:val="32"/>
-          <w:cs/>
-        </w:rPr>
-        <w:t>พลายเออร์</w:t>
+        <w:t>ตัวอย่าง: สำหรับธุรกิจค้าปลีก สิ่งนี้อาจเกี่ยวข้องกับความเข้าใจถึงความจำเป็นในการติดตามระดับสินค้าคงคลัง การทำธุรกรรมการขาย รายละเอียดลูกค้า และข้อมูลซัพพลายเออร์</w:t>
       </w:r>
     </w:p>
     <w:p>
@@ -35480,27 +33510,7 @@
           <w:szCs w:val="32"/>
           <w:cs/>
         </w:rPr>
-        <w:t>เพื่อสรุปเอนทิตีที่สำคัญ เช่น ลูกค้า คำสั่งซื้อ สินค้า และ</w:t>
-      </w:r>
-      <w:proofErr w:type="spellStart"/>
-      <w:r>
-        <w:rPr>
-          <w:rFonts w:ascii="TH SarabunPSK" w:hAnsi="TH SarabunPSK" w:cs="TH SarabunPSK"/>
-          <w:sz w:val="32"/>
-          <w:szCs w:val="32"/>
-          <w:cs/>
-        </w:rPr>
-        <w:t>ซัพ</w:t>
-      </w:r>
-      <w:proofErr w:type="spellEnd"/>
-      <w:r>
-        <w:rPr>
-          <w:rFonts w:ascii="TH SarabunPSK" w:hAnsi="TH SarabunPSK" w:cs="TH SarabunPSK"/>
-          <w:sz w:val="32"/>
-          <w:szCs w:val="32"/>
-          <w:cs/>
-        </w:rPr>
-        <w:t>พลายเออร์ และกำหนดว่าเอนทิตีเหล่านี้มีความสัมพันธ์กันอย่างไร ตัวอย่างเช่น แต่ละคำสั่งซื้อจะเชื่อมโยงกับลูกค้าและผลิตภัณฑ์อย่างน้อยหนึ่งรายการ</w:t>
+        <w:t>เพื่อสรุปเอนทิตีที่สำคัญ เช่น ลูกค้า คำสั่งซื้อ สินค้า และซัพพลายเออร์ และกำหนดว่าเอนทิตีเหล่านี้มีความสัมพันธ์กันอย่างไร ตัวอย่างเช่น แต่ละคำสั่งซื้อจะเชื่อมโยงกับลูกค้าและผลิตภัณฑ์อย่างน้อยหนึ่งรายการ</w:t>
       </w:r>
     </w:p>
     <w:p>
@@ -35600,67 +33610,7 @@
           <w:szCs w:val="32"/>
           <w:cs/>
         </w:rPr>
-        <w:t>เป็น</w:t>
-      </w:r>
-      <w:proofErr w:type="spellStart"/>
-      <w:r>
-        <w:rPr>
-          <w:rFonts w:ascii="TH SarabunPSK" w:hAnsi="TH SarabunPSK" w:cs="TH SarabunPSK"/>
-          <w:sz w:val="32"/>
-          <w:szCs w:val="32"/>
-          <w:cs/>
-        </w:rPr>
-        <w:t>สคี</w:t>
-      </w:r>
-      <w:proofErr w:type="spellEnd"/>
-      <w:r>
-        <w:rPr>
-          <w:rFonts w:ascii="TH SarabunPSK" w:hAnsi="TH SarabunPSK" w:cs="TH SarabunPSK"/>
-          <w:sz w:val="32"/>
-          <w:szCs w:val="32"/>
-          <w:cs/>
-        </w:rPr>
-        <w:t>มาเชิงสัมพันธ์ กำหนดตารางสำหรับแต่ละเอนทิตี (เช่น ลูกค้า คำสั่งซื้อ) และระบุคอลัมน์ (แอ</w:t>
-      </w:r>
-      <w:proofErr w:type="spellStart"/>
-      <w:r>
-        <w:rPr>
-          <w:rFonts w:ascii="TH SarabunPSK" w:hAnsi="TH SarabunPSK" w:cs="TH SarabunPSK"/>
-          <w:sz w:val="32"/>
-          <w:szCs w:val="32"/>
-          <w:cs/>
-        </w:rPr>
-        <w:t>ตท</w:t>
-      </w:r>
-      <w:proofErr w:type="spellEnd"/>
-      <w:r>
-        <w:rPr>
-          <w:rFonts w:ascii="TH SarabunPSK" w:hAnsi="TH SarabunPSK" w:cs="TH SarabunPSK"/>
-          <w:sz w:val="32"/>
-          <w:szCs w:val="32"/>
-          <w:cs/>
-        </w:rPr>
-        <w:t>ริบิว</w:t>
-      </w:r>
-      <w:proofErr w:type="spellStart"/>
-      <w:r>
-        <w:rPr>
-          <w:rFonts w:ascii="TH SarabunPSK" w:hAnsi="TH SarabunPSK" w:cs="TH SarabunPSK"/>
-          <w:sz w:val="32"/>
-          <w:szCs w:val="32"/>
-          <w:cs/>
-        </w:rPr>
-        <w:t>ต์</w:t>
-      </w:r>
-      <w:proofErr w:type="spellEnd"/>
-      <w:r>
-        <w:rPr>
-          <w:rFonts w:ascii="TH SarabunPSK" w:hAnsi="TH SarabunPSK" w:cs="TH SarabunPSK"/>
-          <w:sz w:val="32"/>
-          <w:szCs w:val="32"/>
-          <w:cs/>
-        </w:rPr>
-        <w:t>) สำหรับแต่ละตาราง เช่น รหัสลูกค้า ชื่อลูกค้า รหัสสั่งซื้อ วันที่สั่งซื้อ รหัสสินค้า และปริมาณ</w:t>
+        <w:t>เป็นสคีมาเชิงสัมพันธ์ กำหนดตารางสำหรับแต่ละเอนทิตี (เช่น ลูกค้า คำสั่งซื้อ) และระบุคอลัมน์ (แอตทริบิวต์) สำหรับแต่ละตาราง เช่น รหัสลูกค้า ชื่อลูกค้า รหัสสั่งซื้อ วันที่สั่งซื้อ รหัสสินค้า และปริมาณ</w:t>
       </w:r>
     </w:p>
     <w:p>
@@ -36057,27 +34007,7 @@
           <w:szCs w:val="32"/>
           <w:cs/>
         </w:rPr>
-        <w:t>ตัวอย่าง: วิเคราะห์ประสิทธิภาพการสืบค้นเป็นประจำ และปรับปรุงการสืบค้นที่ทำงานช้า ปรับกลยุทธ์การจัดทำดัชนี และดำเนินงานบำรุงรักษาฐานข้อมูล เช่น การอ</w:t>
-      </w:r>
-      <w:proofErr w:type="spellStart"/>
-      <w:r>
-        <w:rPr>
-          <w:rFonts w:ascii="TH SarabunPSK" w:hAnsi="TH SarabunPSK" w:cs="TH SarabunPSK"/>
-          <w:sz w:val="32"/>
-          <w:szCs w:val="32"/>
-          <w:cs/>
-        </w:rPr>
-        <w:t>ัป</w:t>
-      </w:r>
-      <w:proofErr w:type="spellEnd"/>
-      <w:r>
-        <w:rPr>
-          <w:rFonts w:ascii="TH SarabunPSK" w:hAnsi="TH SarabunPSK" w:cs="TH SarabunPSK"/>
-          <w:sz w:val="32"/>
-          <w:szCs w:val="32"/>
-          <w:cs/>
-        </w:rPr>
-        <w:t>เดตสถิติ และการจัดระเบียบข้อมูลที่กระจัดกระจาย</w:t>
+        <w:t>ตัวอย่าง: วิเคราะห์ประสิทธิภาพการสืบค้นเป็นประจำ และปรับปรุงการสืบค้นที่ทำงานช้า ปรับกลยุทธ์การจัดทำดัชนี และดำเนินงานบำรุงรักษาฐานข้อมูล เช่น การอัปเดตสถิติ และการจัดระเบียบข้อมูลที่กระจัดกระจาย</w:t>
       </w:r>
     </w:p>
     <w:p>
@@ -36212,23 +34142,13 @@
         </w:rPr>
         <w:t xml:space="preserve">ได้ทำการศึกษาเรื่อง การพัฒนาแชทบอทบริการลูกค้าที่เข้าใจบริบทและเลือกใช้เครื่องมือโดยอัตโนมัติด้วยแบบจำลองภาษาขนาดใหญ่และ </w:t>
       </w:r>
-      <w:proofErr w:type="spellStart"/>
-      <w:r>
-        <w:rPr>
-          <w:rFonts w:ascii="TH SarabunPSK" w:hAnsi="TH SarabunPSK" w:cs="TH SarabunPSK"/>
-          <w:sz w:val="32"/>
-          <w:szCs w:val="32"/>
-        </w:rPr>
-        <w:t>LangChain</w:t>
-      </w:r>
-      <w:proofErr w:type="spellEnd"/>
-      <w:r>
-        <w:rPr>
-          <w:rFonts w:ascii="TH SarabunPSK" w:hAnsi="TH SarabunPSK" w:cs="TH SarabunPSK"/>
-          <w:sz w:val="32"/>
-          <w:szCs w:val="32"/>
-        </w:rPr>
-        <w:t xml:space="preserve"> </w:t>
+      <w:r>
+        <w:rPr>
+          <w:rFonts w:ascii="TH SarabunPSK" w:hAnsi="TH SarabunPSK" w:cs="TH SarabunPSK"/>
+          <w:sz w:val="32"/>
+          <w:szCs w:val="32"/>
+        </w:rPr>
+        <w:t xml:space="preserve">LangChain </w:t>
       </w:r>
       <w:r>
         <w:rPr>
@@ -36362,27 +34282,7 @@
           <w:szCs w:val="32"/>
           <w:cs/>
         </w:rPr>
-        <w:t xml:space="preserve">ประสิทธิ์ชัย </w:t>
-      </w:r>
-      <w:proofErr w:type="spellStart"/>
-      <w:r>
-        <w:rPr>
-          <w:rFonts w:ascii="TH SarabunPSK" w:hAnsi="TH SarabunPSK" w:cs="TH SarabunPSK"/>
-          <w:sz w:val="32"/>
-          <w:szCs w:val="32"/>
-          <w:cs/>
-        </w:rPr>
-        <w:t>พิ</w:t>
-      </w:r>
-      <w:proofErr w:type="spellEnd"/>
-      <w:r>
-        <w:rPr>
-          <w:rFonts w:ascii="TH SarabunPSK" w:hAnsi="TH SarabunPSK" w:cs="TH SarabunPSK"/>
-          <w:sz w:val="32"/>
-          <w:szCs w:val="32"/>
-          <w:cs/>
-        </w:rPr>
-        <w:t>ภักดี (2568) ได้ทำการศึกษาเรื่อง เอเจนติกเอไอ : ปัญญาประดิษฐ์ตัวแทนอัจฉริยะ (</w:t>
+        <w:t>ประสิทธิ์ชัย พิภักดี (2568) ได้ทำการศึกษาเรื่อง เอเจนติกเอไอ : ปัญญาประดิษฐ์ตัวแทนอัจฉริยะ (</w:t>
       </w:r>
       <w:r>
         <w:rPr>
@@ -36433,27 +34333,7 @@
           <w:szCs w:val="32"/>
           <w:cs/>
         </w:rPr>
-        <w:t>สามารถทำงานอัตโนมัติที่ซับซ้อน เช่น การวางแผนโปรเจก</w:t>
-      </w:r>
-      <w:proofErr w:type="spellStart"/>
-      <w:r>
-        <w:rPr>
-          <w:rFonts w:ascii="TH SarabunPSK" w:hAnsi="TH SarabunPSK" w:cs="TH SarabunPSK"/>
-          <w:sz w:val="32"/>
-          <w:szCs w:val="32"/>
-          <w:cs/>
-        </w:rPr>
-        <w:t>ต์</w:t>
-      </w:r>
-      <w:proofErr w:type="spellEnd"/>
-      <w:r>
-        <w:rPr>
-          <w:rFonts w:ascii="TH SarabunPSK" w:hAnsi="TH SarabunPSK" w:cs="TH SarabunPSK"/>
-          <w:sz w:val="32"/>
-          <w:szCs w:val="32"/>
-          <w:cs/>
-        </w:rPr>
-        <w:t xml:space="preserve"> การวิเคราะห์ข้อมูล และการตัดสินใจที่รวดเร็วและแม่นยำขึ้นผ่านเทคโนโลยี </w:t>
+        <w:t xml:space="preserve">สามารถทำงานอัตโนมัติที่ซับซ้อน เช่น การวางแผนโปรเจกต์ การวิเคราะห์ข้อมูล และการตัดสินใจที่รวดเร็วและแม่นยำขึ้นผ่านเทคโนโลยี </w:t>
       </w:r>
       <w:r>
         <w:rPr>
@@ -36546,27 +34426,7 @@
           <w:szCs w:val="32"/>
           <w:cs/>
         </w:rPr>
-        <w:t>ได้ทำการศึกษาเรื่อง การอัตโนมัติกระแสงานของระบบการจัดการเนื้อหาด้วยพาว</w:t>
-      </w:r>
-      <w:proofErr w:type="spellStart"/>
-      <w:r>
-        <w:rPr>
-          <w:rFonts w:ascii="TH SarabunPSK" w:hAnsi="TH SarabunPSK" w:cs="TH SarabunPSK"/>
-          <w:sz w:val="32"/>
-          <w:szCs w:val="32"/>
-          <w:cs/>
-        </w:rPr>
-        <w:t>เวอร์</w:t>
-      </w:r>
-      <w:proofErr w:type="spellEnd"/>
-      <w:r>
-        <w:rPr>
-          <w:rFonts w:ascii="TH SarabunPSK" w:hAnsi="TH SarabunPSK" w:cs="TH SarabunPSK"/>
-          <w:sz w:val="32"/>
-          <w:szCs w:val="32"/>
-          <w:cs/>
-        </w:rPr>
-        <w:t xml:space="preserve">ออโตเมต โดยมีวัตถุประสงค์เพื่อพัฒนากระแสงานอัตโนมัติของ </w:t>
+        <w:t xml:space="preserve">ได้ทำการศึกษาเรื่อง การอัตโนมัติกระแสงานของระบบการจัดการเนื้อหาด้วยพาวเวอร์ออโตเมต โดยมีวัตถุประสงค์เพื่อพัฒนากระแสงานอัตโนมัติของ </w:t>
       </w:r>
       <w:r>
         <w:rPr>
@@ -36722,7 +34582,6 @@
         <w:tab/>
       </w:r>
       <w:bookmarkStart w:id="18" w:name="_Hlk228211461"/>
-      <w:proofErr w:type="spellStart"/>
       <w:r>
         <w:rPr>
           <w:rFonts w:ascii="TH SarabunPSK" w:hAnsi="TH SarabunPSK" w:cs="TH SarabunPSK"/>
@@ -36731,9 +34590,9 @@
           <w:szCs w:val="32"/>
           <w:cs/>
         </w:rPr>
-        <w:t>อัค</w:t>
-      </w:r>
-      <w:proofErr w:type="spellEnd"/>
+        <w:t>อัคริมา สุ่มมาตย์ และ คณะ</w:t>
+      </w:r>
+      <w:bookmarkEnd w:id="18"/>
       <w:r>
         <w:rPr>
           <w:rFonts w:ascii="TH SarabunPSK" w:hAnsi="TH SarabunPSK" w:cs="TH SarabunPSK"/>
@@ -36742,20 +34601,17 @@
           <w:szCs w:val="32"/>
           <w:cs/>
         </w:rPr>
-        <w:t>ริมา สุ่มมา</w:t>
-      </w:r>
-      <w:proofErr w:type="spellStart"/>
+        <w:t xml:space="preserve"> (2567) ได้ทำการศึกษาเรื่อง การพัฒนา </w:t>
+      </w:r>
       <w:r>
         <w:rPr>
           <w:rFonts w:ascii="TH SarabunPSK" w:hAnsi="TH SarabunPSK" w:cs="TH SarabunPSK"/>
           <w:color w:val="000000" w:themeColor="text1"/>
           <w:sz w:val="32"/>
           <w:szCs w:val="32"/>
-          <w:cs/>
-        </w:rPr>
-        <w:t>ตย์</w:t>
-      </w:r>
-      <w:proofErr w:type="spellEnd"/>
+        </w:rPr>
+        <w:t xml:space="preserve">Chatbot AI </w:t>
+      </w:r>
       <w:r>
         <w:rPr>
           <w:rFonts w:ascii="TH SarabunPSK" w:hAnsi="TH SarabunPSK" w:cs="TH SarabunPSK"/>
@@ -36764,18 +34620,16 @@
           <w:szCs w:val="32"/>
           <w:cs/>
         </w:rPr>
-        <w:t xml:space="preserve"> และ คณะ</w:t>
-      </w:r>
-      <w:bookmarkEnd w:id="18"/>
+        <w:t xml:space="preserve">ด้วยเครื่องมือ </w:t>
+      </w:r>
       <w:r>
         <w:rPr>
           <w:rFonts w:ascii="TH SarabunPSK" w:hAnsi="TH SarabunPSK" w:cs="TH SarabunPSK"/>
           <w:color w:val="000000" w:themeColor="text1"/>
           <w:sz w:val="32"/>
           <w:szCs w:val="32"/>
-          <w:cs/>
-        </w:rPr>
-        <w:t xml:space="preserve"> (2567) ได้ทำการศึกษาเรื่อง การพัฒนา </w:t>
+        </w:rPr>
+        <w:t xml:space="preserve">Dialogflow </w:t>
       </w:r>
       <w:r>
         <w:rPr>
@@ -36783,6 +34637,16 @@
           <w:color w:val="000000" w:themeColor="text1"/>
           <w:sz w:val="32"/>
           <w:szCs w:val="32"/>
+          <w:cs/>
+        </w:rPr>
+        <w:t xml:space="preserve">เพื่อเพิ่มประสิทธิภาพการทำงานด้านการตอบคำถามผู้ใช้บริการห้องสมุด โดยมีวัตถุประสงค์เพื่อพัฒนา </w:t>
+      </w:r>
+      <w:r>
+        <w:rPr>
+          <w:rFonts w:ascii="TH SarabunPSK" w:hAnsi="TH SarabunPSK" w:cs="TH SarabunPSK"/>
+          <w:color w:val="000000" w:themeColor="text1"/>
+          <w:sz w:val="32"/>
+          <w:szCs w:val="32"/>
         </w:rPr>
         <w:t xml:space="preserve">Chatbot AI </w:t>
       </w:r>
@@ -36796,7 +34660,6 @@
         </w:rPr>
         <w:t xml:space="preserve">ด้วยเครื่องมือ </w:t>
       </w:r>
-      <w:proofErr w:type="spellStart"/>
       <w:r>
         <w:rPr>
           <w:rFonts w:ascii="TH SarabunPSK" w:hAnsi="TH SarabunPSK" w:cs="TH SarabunPSK"/>
@@ -36804,15 +34667,418 @@
           <w:sz w:val="32"/>
           <w:szCs w:val="32"/>
         </w:rPr>
-        <w:t>Dialogflow</w:t>
-      </w:r>
-      <w:proofErr w:type="spellEnd"/>
+        <w:t xml:space="preserve">Dialogflow </w:t>
+      </w:r>
       <w:r>
         <w:rPr>
           <w:rFonts w:ascii="TH SarabunPSK" w:hAnsi="TH SarabunPSK" w:cs="TH SarabunPSK"/>
           <w:color w:val="000000" w:themeColor="text1"/>
           <w:sz w:val="32"/>
           <w:szCs w:val="32"/>
+          <w:cs/>
+        </w:rPr>
+        <w:t xml:space="preserve">เพื่อเพิ่มประสิทธิภาพการทำงานด้านตอบคำถามผู้ใช้บริการสำนักหอสมุด มหาวิทยาลัยขอนแก่น ให้ได้รับความสะดวก รวดเร็วในการตอบคำถามได้ตลอด 24 ชั่วโมง ผลการศึกษาพบว่า </w:t>
+      </w:r>
+      <w:r>
+        <w:rPr>
+          <w:rFonts w:ascii="TH SarabunPSK" w:hAnsi="TH SarabunPSK" w:cs="TH SarabunPSK"/>
+          <w:color w:val="000000" w:themeColor="text1"/>
+          <w:sz w:val="32"/>
+          <w:szCs w:val="32"/>
+        </w:rPr>
+        <w:t xml:space="preserve">Chatbot </w:t>
+      </w:r>
+      <w:r>
+        <w:rPr>
+          <w:rFonts w:ascii="TH SarabunPSK" w:hAnsi="TH SarabunPSK" w:cs="TH SarabunPSK"/>
+          <w:color w:val="000000" w:themeColor="text1"/>
+          <w:sz w:val="32"/>
+          <w:szCs w:val="32"/>
+          <w:cs/>
+        </w:rPr>
+        <w:t>สามารถทำงานทดแทนมนุษย์ในการตอบคำถามได้ 100% ช่วยลดเวลาปฏิบัติงานของเจ้าหน้าที่เหลือเพียงเดือนละ 3 ชั่วโมงสำหรับการตรวจสอบข้อมูล และสามารถตอบคำถามได้มากกว่ามนุษย์ถึง 3 เท่า โดยผู้ใช้บริการมีความพึงพอใจโดยรวมอยู่ที่ร้อยละ 89.7</w:t>
+      </w:r>
+    </w:p>
+    <w:p>
+      <w:pPr>
+        <w:tabs>
+          <w:tab w:val="left" w:pos="567"/>
+        </w:tabs>
+        <w:jc w:val="thaiDistribute"/>
+        <w:rPr>
+          <w:rFonts w:ascii="TH SarabunPSK" w:hAnsi="TH SarabunPSK" w:cs="TH SarabunPSK"/>
+          <w:color w:val="000000" w:themeColor="text1"/>
+          <w:sz w:val="32"/>
+          <w:szCs w:val="32"/>
+        </w:rPr>
+      </w:pPr>
+      <w:r>
+        <w:rPr>
+          <w:rFonts w:ascii="TH SarabunPSK" w:hAnsi="TH SarabunPSK" w:cs="TH SarabunPSK"/>
+          <w:color w:val="000000" w:themeColor="text1"/>
+          <w:sz w:val="32"/>
+          <w:szCs w:val="32"/>
+          <w:cs/>
+        </w:rPr>
+        <w:tab/>
+      </w:r>
+      <w:bookmarkStart w:id="19" w:name="_Hlk228212577"/>
+      <w:r>
+        <w:rPr>
+          <w:rFonts w:ascii="TH SarabunPSK" w:hAnsi="TH SarabunPSK" w:cs="TH SarabunPSK"/>
+          <w:color w:val="000000" w:themeColor="text1"/>
+          <w:sz w:val="32"/>
+          <w:szCs w:val="32"/>
+          <w:cs/>
+        </w:rPr>
+        <w:t xml:space="preserve">อับดุลรอมัน เจะแต และ คณะ </w:t>
+      </w:r>
+      <w:bookmarkEnd w:id="19"/>
+      <w:r>
+        <w:rPr>
+          <w:rFonts w:ascii="TH SarabunPSK" w:hAnsi="TH SarabunPSK" w:cs="TH SarabunPSK"/>
+          <w:color w:val="000000" w:themeColor="text1"/>
+          <w:sz w:val="32"/>
+          <w:szCs w:val="32"/>
+          <w:cs/>
+        </w:rPr>
+        <w:t xml:space="preserve">(2568) ได้ทำการศึกษาเรื่อง การพัฒนา </w:t>
+      </w:r>
+      <w:r>
+        <w:rPr>
+          <w:rFonts w:ascii="TH SarabunPSK" w:hAnsi="TH SarabunPSK" w:cs="TH SarabunPSK"/>
+          <w:color w:val="000000" w:themeColor="text1"/>
+          <w:sz w:val="32"/>
+          <w:szCs w:val="32"/>
+        </w:rPr>
+        <w:t xml:space="preserve">AI Agent </w:t>
+      </w:r>
+      <w:r>
+        <w:rPr>
+          <w:rFonts w:ascii="TH SarabunPSK" w:hAnsi="TH SarabunPSK" w:cs="TH SarabunPSK"/>
+          <w:color w:val="000000" w:themeColor="text1"/>
+          <w:sz w:val="32"/>
+          <w:szCs w:val="32"/>
+          <w:cs/>
+        </w:rPr>
+        <w:t xml:space="preserve">เพื่อส่งเสริมการเข้าถึงข้อมูลของร้านค้าในจังหวัดยะลาสู่ร้านค้าที่ยั่งยืน โดยมีวัตถุประสงค์เพื่อศึกษาความต้องการและพัฒนา </w:t>
+      </w:r>
+      <w:r>
+        <w:rPr>
+          <w:rFonts w:ascii="TH SarabunPSK" w:hAnsi="TH SarabunPSK" w:cs="TH SarabunPSK"/>
+          <w:color w:val="000000" w:themeColor="text1"/>
+          <w:sz w:val="32"/>
+          <w:szCs w:val="32"/>
+        </w:rPr>
+        <w:t xml:space="preserve">AI Agent </w:t>
+      </w:r>
+      <w:r>
+        <w:rPr>
+          <w:rFonts w:ascii="TH SarabunPSK" w:hAnsi="TH SarabunPSK" w:cs="TH SarabunPSK"/>
+          <w:color w:val="000000" w:themeColor="text1"/>
+          <w:sz w:val="32"/>
+          <w:szCs w:val="32"/>
+          <w:cs/>
+        </w:rPr>
+        <w:t xml:space="preserve">ที่สามารถให้ข้อมูล แนะนำ และตอบคำถามเกี่ยวกับการดำเนินธุรกิจของร้านค้าในจังหวัดยะลาได้อย่างถูกต้อง และประเมินคุณภาพและบริการของ </w:t>
+      </w:r>
+      <w:r>
+        <w:rPr>
+          <w:rFonts w:ascii="TH SarabunPSK" w:hAnsi="TH SarabunPSK" w:cs="TH SarabunPSK"/>
+          <w:color w:val="000000" w:themeColor="text1"/>
+          <w:sz w:val="32"/>
+          <w:szCs w:val="32"/>
+        </w:rPr>
+        <w:t xml:space="preserve">AI Agent </w:t>
+      </w:r>
+      <w:r>
+        <w:rPr>
+          <w:rFonts w:ascii="TH SarabunPSK" w:hAnsi="TH SarabunPSK" w:cs="TH SarabunPSK"/>
+          <w:color w:val="000000" w:themeColor="text1"/>
+          <w:sz w:val="32"/>
+          <w:szCs w:val="32"/>
+          <w:cs/>
+        </w:rPr>
+        <w:t xml:space="preserve">ในการส่งเสริมให้ร้านค้าสามารถดำเนินธุรกิจได้อย่างยั่งยืน ผลการศึกษาพบว่าผู้ประกอบการมีความต้องการใช้งาน </w:t>
+      </w:r>
+      <w:r>
+        <w:rPr>
+          <w:rFonts w:ascii="TH SarabunPSK" w:hAnsi="TH SarabunPSK" w:cs="TH SarabunPSK"/>
+          <w:color w:val="000000" w:themeColor="text1"/>
+          <w:sz w:val="32"/>
+          <w:szCs w:val="32"/>
+        </w:rPr>
+        <w:t xml:space="preserve">AI Agent </w:t>
+      </w:r>
+      <w:r>
+        <w:rPr>
+          <w:rFonts w:ascii="TH SarabunPSK" w:hAnsi="TH SarabunPSK" w:cs="TH SarabunPSK"/>
+          <w:color w:val="000000" w:themeColor="text1"/>
+          <w:sz w:val="32"/>
+          <w:szCs w:val="32"/>
+          <w:cs/>
+        </w:rPr>
+        <w:t xml:space="preserve">อยู่ในระดับมากที่สุด โดยด้านส่วนติดต่อผู้ใช้และด้านฟังก์ชันการทำงานมีค่าเฉลี่ยสูงสุดเท่ากันที่ 4.84 และด้านเนื้อหาเฉลี่ย 4.73 สำหรับผลการประเมินคุณภาพและบริการของระบบที่พัฒนาขึ้นพบว่าอยู่ในระดับมากที่สุด โดยด้านความพึงพอใจต่อเมนูหลักมีค่าเฉลี่ยสูงสุดที่ 4.88 รองลงมาคือด้านประโยชน์ที่คาดว่าจะได้รับเฉลี่ย 4.83 ด้านเนื้อหาเฉลี่ย 4.79 และด้านฟังก์ชันระบบเฉลี่ย 4.73 </w:t>
+      </w:r>
+    </w:p>
+    <w:p>
+      <w:pPr>
+        <w:tabs>
+          <w:tab w:val="left" w:pos="567"/>
+        </w:tabs>
+        <w:jc w:val="thaiDistribute"/>
+        <w:rPr>
+          <w:rFonts w:ascii="TH SarabunPSK" w:hAnsi="TH SarabunPSK" w:cs="TH SarabunPSK"/>
+          <w:color w:val="000000" w:themeColor="text1"/>
+          <w:sz w:val="32"/>
+          <w:szCs w:val="32"/>
+        </w:rPr>
+      </w:pPr>
+      <w:r>
+        <w:rPr>
+          <w:rFonts w:ascii="TH SarabunPSK" w:hAnsi="TH SarabunPSK" w:cs="TH SarabunPSK"/>
+          <w:color w:val="000000" w:themeColor="text1"/>
+          <w:sz w:val="32"/>
+          <w:szCs w:val="32"/>
+        </w:rPr>
+        <w:tab/>
+      </w:r>
+      <w:bookmarkStart w:id="20" w:name="_Hlk228213087"/>
+      <w:r>
+        <w:rPr>
+          <w:rFonts w:ascii="TH SarabunPSK" w:hAnsi="TH SarabunPSK" w:cs="TH SarabunPSK"/>
+          <w:color w:val="000000" w:themeColor="text1"/>
+          <w:sz w:val="32"/>
+          <w:szCs w:val="32"/>
+          <w:cs/>
+        </w:rPr>
+        <w:t xml:space="preserve">สุมนา บุษบก และ คณะ </w:t>
+      </w:r>
+      <w:bookmarkEnd w:id="20"/>
+      <w:r>
+        <w:rPr>
+          <w:rFonts w:ascii="TH SarabunPSK" w:hAnsi="TH SarabunPSK" w:cs="TH SarabunPSK"/>
+          <w:color w:val="000000" w:themeColor="text1"/>
+          <w:sz w:val="32"/>
+          <w:szCs w:val="32"/>
+          <w:cs/>
+        </w:rPr>
+        <w:t>(</w:t>
+      </w:r>
+      <w:r>
+        <w:rPr>
+          <w:rFonts w:ascii="TH SarabunPSK" w:hAnsi="TH SarabunPSK" w:cs="TH SarabunPSK"/>
+          <w:color w:val="000000" w:themeColor="text1"/>
+          <w:sz w:val="32"/>
+          <w:szCs w:val="32"/>
+        </w:rPr>
+        <w:t xml:space="preserve">2568) </w:t>
+      </w:r>
+      <w:r>
+        <w:rPr>
+          <w:rFonts w:ascii="TH SarabunPSK" w:hAnsi="TH SarabunPSK" w:cs="TH SarabunPSK"/>
+          <w:color w:val="000000" w:themeColor="text1"/>
+          <w:sz w:val="32"/>
+          <w:szCs w:val="32"/>
+          <w:cs/>
+        </w:rPr>
+        <w:t>ได้ทำการศึกษาเรื่อง การพัฒนาแชทบอทปัญญาประดิษฐ์เพื่อแนะนำข้อมูลการท่องเที่ยวในจังหวัดภูเก็ต ประเทศไทย โดยมีวัตถุประสงค์เพื่อพัฒนาและประเมินประสิทธิภาพของแชทบอทปัญญาประดิษฐ์ (</w:t>
+      </w:r>
+      <w:r>
+        <w:rPr>
+          <w:rFonts w:ascii="TH SarabunPSK" w:hAnsi="TH SarabunPSK" w:cs="TH SarabunPSK"/>
+          <w:color w:val="000000" w:themeColor="text1"/>
+          <w:sz w:val="32"/>
+          <w:szCs w:val="32"/>
+        </w:rPr>
+        <w:t xml:space="preserve">AI Chatbot) </w:t>
+      </w:r>
+      <w:r>
+        <w:rPr>
+          <w:rFonts w:ascii="TH SarabunPSK" w:hAnsi="TH SarabunPSK" w:cs="TH SarabunPSK"/>
+          <w:color w:val="000000" w:themeColor="text1"/>
+          <w:sz w:val="32"/>
+          <w:szCs w:val="32"/>
+          <w:cs/>
+        </w:rPr>
+        <w:t xml:space="preserve">สำหรับแนะนำข้อมูลการท่องเที่ยวในจังหวัดภูเก็ต ที่สามารถให้ข้อมูลที่ถูกต้อง รวดเร็ว และใช้งานง่ายผ่านแพลตฟอร์ม </w:t>
+      </w:r>
+      <w:r>
+        <w:rPr>
+          <w:rFonts w:ascii="TH SarabunPSK" w:hAnsi="TH SarabunPSK" w:cs="TH SarabunPSK"/>
+          <w:color w:val="000000" w:themeColor="text1"/>
+          <w:sz w:val="32"/>
+          <w:szCs w:val="32"/>
+        </w:rPr>
+        <w:t xml:space="preserve">LINE </w:t>
+      </w:r>
+      <w:r>
+        <w:rPr>
+          <w:rFonts w:ascii="TH SarabunPSK" w:hAnsi="TH SarabunPSK" w:cs="TH SarabunPSK"/>
+          <w:color w:val="000000" w:themeColor="text1"/>
+          <w:sz w:val="32"/>
+          <w:szCs w:val="32"/>
+          <w:cs/>
+        </w:rPr>
+        <w:t xml:space="preserve">ผลการศึกษาพบว่าระบบมีประสิทธิภาพในระดับดีเยี่ยมจากการประเมินของผู้เชี่ยวชาญ โดยด้านความเร็วในการตอบสนองมีค่าเฉลี่ย </w:t>
+      </w:r>
+      <w:r>
+        <w:rPr>
+          <w:rFonts w:ascii="TH SarabunPSK" w:hAnsi="TH SarabunPSK" w:cs="TH SarabunPSK"/>
+          <w:color w:val="000000" w:themeColor="text1"/>
+          <w:sz w:val="32"/>
+          <w:szCs w:val="32"/>
+        </w:rPr>
+        <w:t xml:space="preserve">4.61 </w:t>
+      </w:r>
+      <w:r>
+        <w:rPr>
+          <w:rFonts w:ascii="TH SarabunPSK" w:hAnsi="TH SarabunPSK" w:cs="TH SarabunPSK"/>
+          <w:color w:val="000000" w:themeColor="text1"/>
+          <w:sz w:val="32"/>
+          <w:szCs w:val="32"/>
+          <w:cs/>
+        </w:rPr>
+        <w:t xml:space="preserve">และด้านการใช้งานได้สะดวกมีค่าเฉลี่ย </w:t>
+      </w:r>
+      <w:r>
+        <w:rPr>
+          <w:rFonts w:ascii="TH SarabunPSK" w:hAnsi="TH SarabunPSK" w:cs="TH SarabunPSK"/>
+          <w:color w:val="000000" w:themeColor="text1"/>
+          <w:sz w:val="32"/>
+          <w:szCs w:val="32"/>
+        </w:rPr>
+        <w:t xml:space="preserve">4.42 </w:t>
+      </w:r>
+      <w:r>
+        <w:rPr>
+          <w:rFonts w:ascii="TH SarabunPSK" w:hAnsi="TH SarabunPSK" w:cs="TH SarabunPSK"/>
+          <w:color w:val="000000" w:themeColor="text1"/>
+          <w:sz w:val="32"/>
+          <w:szCs w:val="32"/>
+          <w:cs/>
+        </w:rPr>
+        <w:t xml:space="preserve">สำหรับความพึงพอใจของผู้ใช้งานพบว่าอยู่ในระดับสูง มีค่าเฉลี่ยโดยรวมอยู่ที่ </w:t>
+      </w:r>
+      <w:r>
+        <w:rPr>
+          <w:rFonts w:ascii="TH SarabunPSK" w:hAnsi="TH SarabunPSK" w:cs="TH SarabunPSK"/>
+          <w:color w:val="000000" w:themeColor="text1"/>
+          <w:sz w:val="32"/>
+          <w:szCs w:val="32"/>
+        </w:rPr>
+        <w:t xml:space="preserve">4.17 </w:t>
+      </w:r>
+      <w:r>
+        <w:rPr>
+          <w:rFonts w:ascii="TH SarabunPSK" w:hAnsi="TH SarabunPSK" w:cs="TH SarabunPSK"/>
+          <w:color w:val="000000" w:themeColor="text1"/>
+          <w:sz w:val="32"/>
+          <w:szCs w:val="32"/>
+          <w:cs/>
+        </w:rPr>
+        <w:t xml:space="preserve">โดยเฉพาะด้านความเร็วและเสถียรภาพของระบบที่มีค่าเฉลี่ยสูงสุดถึง </w:t>
+      </w:r>
+      <w:r>
+        <w:rPr>
+          <w:rFonts w:ascii="TH SarabunPSK" w:hAnsi="TH SarabunPSK" w:cs="TH SarabunPSK"/>
+          <w:color w:val="000000" w:themeColor="text1"/>
+          <w:sz w:val="32"/>
+          <w:szCs w:val="32"/>
+        </w:rPr>
+        <w:t>4.87</w:t>
+      </w:r>
+    </w:p>
+    <w:p>
+      <w:pPr>
+        <w:tabs>
+          <w:tab w:val="left" w:pos="567"/>
+        </w:tabs>
+        <w:jc w:val="thaiDistribute"/>
+        <w:rPr>
+          <w:rFonts w:ascii="TH SarabunPSK" w:hAnsi="TH SarabunPSK" w:cs="TH SarabunPSK"/>
+          <w:color w:val="000000" w:themeColor="text1"/>
+          <w:sz w:val="32"/>
+          <w:szCs w:val="32"/>
+        </w:rPr>
+      </w:pPr>
+      <w:r>
+        <w:rPr>
+          <w:rFonts w:ascii="TH SarabunPSK" w:hAnsi="TH SarabunPSK" w:cs="TH SarabunPSK"/>
+          <w:color w:val="000000" w:themeColor="text1"/>
+          <w:sz w:val="32"/>
+          <w:szCs w:val="32"/>
+        </w:rPr>
+        <w:tab/>
+      </w:r>
+      <w:bookmarkStart w:id="21" w:name="_Hlk228213534"/>
+      <w:r>
+        <w:rPr>
+          <w:rFonts w:ascii="TH SarabunPSK" w:hAnsi="TH SarabunPSK" w:cs="TH SarabunPSK"/>
+          <w:color w:val="000000" w:themeColor="text1"/>
+          <w:sz w:val="32"/>
+          <w:szCs w:val="32"/>
+          <w:cs/>
+        </w:rPr>
+        <w:t xml:space="preserve">กฤษฎิ์ภวิศ สูงสว่าง และ คณะ </w:t>
+      </w:r>
+      <w:bookmarkEnd w:id="21"/>
+      <w:r>
+        <w:rPr>
+          <w:rFonts w:ascii="TH SarabunPSK" w:hAnsi="TH SarabunPSK" w:cs="TH SarabunPSK"/>
+          <w:color w:val="000000" w:themeColor="text1"/>
+          <w:sz w:val="32"/>
+          <w:szCs w:val="32"/>
+          <w:cs/>
+        </w:rPr>
+        <w:t>(</w:t>
+      </w:r>
+      <w:r>
+        <w:rPr>
+          <w:rFonts w:ascii="TH SarabunPSK" w:hAnsi="TH SarabunPSK" w:cs="TH SarabunPSK"/>
+          <w:color w:val="000000" w:themeColor="text1"/>
+          <w:sz w:val="32"/>
+          <w:szCs w:val="32"/>
+        </w:rPr>
+        <w:t xml:space="preserve">2568) </w:t>
+      </w:r>
+      <w:r>
+        <w:rPr>
+          <w:rFonts w:ascii="TH SarabunPSK" w:hAnsi="TH SarabunPSK" w:cs="TH SarabunPSK"/>
+          <w:color w:val="000000" w:themeColor="text1"/>
+          <w:sz w:val="32"/>
+          <w:szCs w:val="32"/>
+          <w:cs/>
+        </w:rPr>
+        <w:t xml:space="preserve">ได้ทำการศึกษาเรื่อง </w:t>
+      </w:r>
+      <w:bookmarkStart w:id="22" w:name="_Hlk228213552"/>
+      <w:r>
+        <w:rPr>
+          <w:rFonts w:ascii="TH SarabunPSK" w:hAnsi="TH SarabunPSK" w:cs="TH SarabunPSK"/>
+          <w:color w:val="000000" w:themeColor="text1"/>
+          <w:sz w:val="32"/>
+          <w:szCs w:val="32"/>
+          <w:cs/>
+        </w:rPr>
+        <w:t xml:space="preserve">การพัฒนาระบบแชทบอทสำหรับเว็บไซต์มหาวิทยาลัยโดยใช้โมเดลภาษาขนาดใหญ่และการสร้างคำตอบด้วยการค้นคืนผ่านแพลตฟอร์ม </w:t>
+      </w:r>
+      <w:r>
+        <w:rPr>
+          <w:rFonts w:ascii="TH SarabunPSK" w:hAnsi="TH SarabunPSK" w:cs="TH SarabunPSK"/>
+          <w:color w:val="000000" w:themeColor="text1"/>
+          <w:sz w:val="32"/>
+          <w:szCs w:val="32"/>
+        </w:rPr>
+        <w:t>Flowise</w:t>
+      </w:r>
+      <w:bookmarkEnd w:id="22"/>
+      <w:r>
+        <w:rPr>
+          <w:rFonts w:ascii="TH SarabunPSK" w:hAnsi="TH SarabunPSK" w:cs="TH SarabunPSK"/>
+          <w:color w:val="000000" w:themeColor="text1"/>
+          <w:sz w:val="32"/>
+          <w:szCs w:val="32"/>
         </w:rPr>
         <w:t xml:space="preserve"> </w:t>
       </w:r>
@@ -36824,7 +35090,7 @@
           <w:szCs w:val="32"/>
           <w:cs/>
         </w:rPr>
-        <w:t xml:space="preserve">เพื่อเพิ่มประสิทธิภาพการทำงานด้านการตอบคำถามผู้ใช้บริการห้องสมุด โดยมีวัตถุประสงค์เพื่อพัฒนา </w:t>
+        <w:t xml:space="preserve">โดยมีวัตถุประสงค์เพื่อพัฒนาระบบแชทบอทสำหรับเว็บไซต์มหาวิทยาลัยโดยใช้ </w:t>
       </w:r>
       <w:r>
         <w:rPr>
@@ -36833,516 +35099,7 @@
           <w:sz w:val="32"/>
           <w:szCs w:val="32"/>
         </w:rPr>
-        <w:t xml:space="preserve">Chatbot AI </w:t>
-      </w:r>
-      <w:r>
-        <w:rPr>
-          <w:rFonts w:ascii="TH SarabunPSK" w:hAnsi="TH SarabunPSK" w:cs="TH SarabunPSK"/>
-          <w:color w:val="000000" w:themeColor="text1"/>
-          <w:sz w:val="32"/>
-          <w:szCs w:val="32"/>
-          <w:cs/>
-        </w:rPr>
-        <w:t xml:space="preserve">ด้วยเครื่องมือ </w:t>
-      </w:r>
-      <w:proofErr w:type="spellStart"/>
-      <w:r>
-        <w:rPr>
-          <w:rFonts w:ascii="TH SarabunPSK" w:hAnsi="TH SarabunPSK" w:cs="TH SarabunPSK"/>
-          <w:color w:val="000000" w:themeColor="text1"/>
-          <w:sz w:val="32"/>
-          <w:szCs w:val="32"/>
-        </w:rPr>
-        <w:t>Dialogflow</w:t>
-      </w:r>
-      <w:proofErr w:type="spellEnd"/>
-      <w:r>
-        <w:rPr>
-          <w:rFonts w:ascii="TH SarabunPSK" w:hAnsi="TH SarabunPSK" w:cs="TH SarabunPSK"/>
-          <w:color w:val="000000" w:themeColor="text1"/>
-          <w:sz w:val="32"/>
-          <w:szCs w:val="32"/>
-        </w:rPr>
-        <w:t xml:space="preserve"> </w:t>
-      </w:r>
-      <w:r>
-        <w:rPr>
-          <w:rFonts w:ascii="TH SarabunPSK" w:hAnsi="TH SarabunPSK" w:cs="TH SarabunPSK"/>
-          <w:color w:val="000000" w:themeColor="text1"/>
-          <w:sz w:val="32"/>
-          <w:szCs w:val="32"/>
-          <w:cs/>
-        </w:rPr>
-        <w:t xml:space="preserve">เพื่อเพิ่มประสิทธิภาพการทำงานด้านตอบคำถามผู้ใช้บริการสำนักหอสมุด มหาวิทยาลัยขอนแก่น ให้ได้รับความสะดวก รวดเร็วในการตอบคำถามได้ตลอด 24 ชั่วโมง ผลการศึกษาพบว่า </w:t>
-      </w:r>
-      <w:r>
-        <w:rPr>
-          <w:rFonts w:ascii="TH SarabunPSK" w:hAnsi="TH SarabunPSK" w:cs="TH SarabunPSK"/>
-          <w:color w:val="000000" w:themeColor="text1"/>
-          <w:sz w:val="32"/>
-          <w:szCs w:val="32"/>
-        </w:rPr>
-        <w:t xml:space="preserve">Chatbot </w:t>
-      </w:r>
-      <w:r>
-        <w:rPr>
-          <w:rFonts w:ascii="TH SarabunPSK" w:hAnsi="TH SarabunPSK" w:cs="TH SarabunPSK"/>
-          <w:color w:val="000000" w:themeColor="text1"/>
-          <w:sz w:val="32"/>
-          <w:szCs w:val="32"/>
-          <w:cs/>
-        </w:rPr>
-        <w:t>สามารถทำงานทดแทนมนุษย์ในการตอบคำถามได้ 100% ช่วยลดเวลาปฏิบัติงานของเจ้าหน้าที่เหลือเพียงเดือนละ 3 ชั่วโมงสำหรับการตรวจสอบข้อมูล และสามารถตอบคำถามได้มากกว่ามนุษย์ถึง 3 เท่า โดยผู้ใช้บริการมีความพึงพอใจโดยรวมอยู่ที่ร้อยละ 89.7</w:t>
-      </w:r>
-    </w:p>
-    <w:p>
-      <w:pPr>
-        <w:tabs>
-          <w:tab w:val="left" w:pos="567"/>
-        </w:tabs>
-        <w:jc w:val="thaiDistribute"/>
-        <w:rPr>
-          <w:rFonts w:ascii="TH SarabunPSK" w:hAnsi="TH SarabunPSK" w:cs="TH SarabunPSK"/>
-          <w:color w:val="000000" w:themeColor="text1"/>
-          <w:sz w:val="32"/>
-          <w:szCs w:val="32"/>
-        </w:rPr>
-      </w:pPr>
-      <w:r>
-        <w:rPr>
-          <w:rFonts w:ascii="TH SarabunPSK" w:hAnsi="TH SarabunPSK" w:cs="TH SarabunPSK"/>
-          <w:color w:val="000000" w:themeColor="text1"/>
-          <w:sz w:val="32"/>
-          <w:szCs w:val="32"/>
-          <w:cs/>
-        </w:rPr>
-        <w:tab/>
-      </w:r>
-      <w:bookmarkStart w:id="19" w:name="_Hlk228212577"/>
-      <w:r>
-        <w:rPr>
-          <w:rFonts w:ascii="TH SarabunPSK" w:hAnsi="TH SarabunPSK" w:cs="TH SarabunPSK"/>
-          <w:color w:val="000000" w:themeColor="text1"/>
-          <w:sz w:val="32"/>
-          <w:szCs w:val="32"/>
-          <w:cs/>
-        </w:rPr>
-        <w:t>อับดุลรอมัน เจะ</w:t>
-      </w:r>
-      <w:proofErr w:type="spellStart"/>
-      <w:r>
-        <w:rPr>
-          <w:rFonts w:ascii="TH SarabunPSK" w:hAnsi="TH SarabunPSK" w:cs="TH SarabunPSK"/>
-          <w:color w:val="000000" w:themeColor="text1"/>
-          <w:sz w:val="32"/>
-          <w:szCs w:val="32"/>
-          <w:cs/>
-        </w:rPr>
-        <w:t>แต</w:t>
-      </w:r>
-      <w:proofErr w:type="spellEnd"/>
-      <w:r>
-        <w:rPr>
-          <w:rFonts w:ascii="TH SarabunPSK" w:hAnsi="TH SarabunPSK" w:cs="TH SarabunPSK"/>
-          <w:color w:val="000000" w:themeColor="text1"/>
-          <w:sz w:val="32"/>
-          <w:szCs w:val="32"/>
-          <w:cs/>
-        </w:rPr>
-        <w:t xml:space="preserve"> และ คณะ </w:t>
-      </w:r>
-      <w:bookmarkEnd w:id="19"/>
-      <w:r>
-        <w:rPr>
-          <w:rFonts w:ascii="TH SarabunPSK" w:hAnsi="TH SarabunPSK" w:cs="TH SarabunPSK"/>
-          <w:color w:val="000000" w:themeColor="text1"/>
-          <w:sz w:val="32"/>
-          <w:szCs w:val="32"/>
-          <w:cs/>
-        </w:rPr>
-        <w:t xml:space="preserve">(2568) ได้ทำการศึกษาเรื่อง การพัฒนา </w:t>
-      </w:r>
-      <w:r>
-        <w:rPr>
-          <w:rFonts w:ascii="TH SarabunPSK" w:hAnsi="TH SarabunPSK" w:cs="TH SarabunPSK"/>
-          <w:color w:val="000000" w:themeColor="text1"/>
-          <w:sz w:val="32"/>
-          <w:szCs w:val="32"/>
-        </w:rPr>
-        <w:t xml:space="preserve">AI Agent </w:t>
-      </w:r>
-      <w:r>
-        <w:rPr>
-          <w:rFonts w:ascii="TH SarabunPSK" w:hAnsi="TH SarabunPSK" w:cs="TH SarabunPSK"/>
-          <w:color w:val="000000" w:themeColor="text1"/>
-          <w:sz w:val="32"/>
-          <w:szCs w:val="32"/>
-          <w:cs/>
-        </w:rPr>
-        <w:t xml:space="preserve">เพื่อส่งเสริมการเข้าถึงข้อมูลของร้านค้าในจังหวัดยะลาสู่ร้านค้าที่ยั่งยืน โดยมีวัตถุประสงค์เพื่อศึกษาความต้องการและพัฒนา </w:t>
-      </w:r>
-      <w:r>
-        <w:rPr>
-          <w:rFonts w:ascii="TH SarabunPSK" w:hAnsi="TH SarabunPSK" w:cs="TH SarabunPSK"/>
-          <w:color w:val="000000" w:themeColor="text1"/>
-          <w:sz w:val="32"/>
-          <w:szCs w:val="32"/>
-        </w:rPr>
-        <w:t xml:space="preserve">AI Agent </w:t>
-      </w:r>
-      <w:r>
-        <w:rPr>
-          <w:rFonts w:ascii="TH SarabunPSK" w:hAnsi="TH SarabunPSK" w:cs="TH SarabunPSK"/>
-          <w:color w:val="000000" w:themeColor="text1"/>
-          <w:sz w:val="32"/>
-          <w:szCs w:val="32"/>
-          <w:cs/>
-        </w:rPr>
-        <w:t xml:space="preserve">ที่สามารถให้ข้อมูล แนะนำ และตอบคำถามเกี่ยวกับการดำเนินธุรกิจของร้านค้าในจังหวัดยะลาได้อย่างถูกต้อง และประเมินคุณภาพและบริการของ </w:t>
-      </w:r>
-      <w:r>
-        <w:rPr>
-          <w:rFonts w:ascii="TH SarabunPSK" w:hAnsi="TH SarabunPSK" w:cs="TH SarabunPSK"/>
-          <w:color w:val="000000" w:themeColor="text1"/>
-          <w:sz w:val="32"/>
-          <w:szCs w:val="32"/>
-        </w:rPr>
-        <w:t xml:space="preserve">AI Agent </w:t>
-      </w:r>
-      <w:r>
-        <w:rPr>
-          <w:rFonts w:ascii="TH SarabunPSK" w:hAnsi="TH SarabunPSK" w:cs="TH SarabunPSK"/>
-          <w:color w:val="000000" w:themeColor="text1"/>
-          <w:sz w:val="32"/>
-          <w:szCs w:val="32"/>
-          <w:cs/>
-        </w:rPr>
-        <w:t xml:space="preserve">ในการส่งเสริมให้ร้านค้าสามารถดำเนินธุรกิจได้อย่างยั่งยืน ผลการศึกษาพบว่าผู้ประกอบการมีความต้องการใช้งาน </w:t>
-      </w:r>
-      <w:r>
-        <w:rPr>
-          <w:rFonts w:ascii="TH SarabunPSK" w:hAnsi="TH SarabunPSK" w:cs="TH SarabunPSK"/>
-          <w:color w:val="000000" w:themeColor="text1"/>
-          <w:sz w:val="32"/>
-          <w:szCs w:val="32"/>
-        </w:rPr>
-        <w:t xml:space="preserve">AI Agent </w:t>
-      </w:r>
-      <w:r>
-        <w:rPr>
-          <w:rFonts w:ascii="TH SarabunPSK" w:hAnsi="TH SarabunPSK" w:cs="TH SarabunPSK"/>
-          <w:color w:val="000000" w:themeColor="text1"/>
-          <w:sz w:val="32"/>
-          <w:szCs w:val="32"/>
-          <w:cs/>
-        </w:rPr>
-        <w:t xml:space="preserve">อยู่ในระดับมากที่สุด โดยด้านส่วนติดต่อผู้ใช้และด้านฟังก์ชันการทำงานมีค่าเฉลี่ยสูงสุดเท่ากันที่ 4.84 และด้านเนื้อหาเฉลี่ย 4.73 สำหรับผลการประเมินคุณภาพและบริการของระบบที่พัฒนาขึ้นพบว่าอยู่ในระดับมากที่สุด โดยด้านความพึงพอใจต่อเมนูหลักมีค่าเฉลี่ยสูงสุดที่ 4.88 รองลงมาคือด้านประโยชน์ที่คาดว่าจะได้รับเฉลี่ย 4.83 ด้านเนื้อหาเฉลี่ย 4.79 และด้านฟังก์ชันระบบเฉลี่ย 4.73 </w:t>
-      </w:r>
-    </w:p>
-    <w:p>
-      <w:pPr>
-        <w:tabs>
-          <w:tab w:val="left" w:pos="567"/>
-        </w:tabs>
-        <w:jc w:val="thaiDistribute"/>
-        <w:rPr>
-          <w:rFonts w:ascii="TH SarabunPSK" w:hAnsi="TH SarabunPSK" w:cs="TH SarabunPSK"/>
-          <w:color w:val="000000" w:themeColor="text1"/>
-          <w:sz w:val="32"/>
-          <w:szCs w:val="32"/>
-        </w:rPr>
-      </w:pPr>
-      <w:r>
-        <w:rPr>
-          <w:rFonts w:ascii="TH SarabunPSK" w:hAnsi="TH SarabunPSK" w:cs="TH SarabunPSK"/>
-          <w:color w:val="000000" w:themeColor="text1"/>
-          <w:sz w:val="32"/>
-          <w:szCs w:val="32"/>
-        </w:rPr>
-        <w:tab/>
-      </w:r>
-      <w:bookmarkStart w:id="20" w:name="_Hlk228213087"/>
-      <w:r>
-        <w:rPr>
-          <w:rFonts w:ascii="TH SarabunPSK" w:hAnsi="TH SarabunPSK" w:cs="TH SarabunPSK"/>
-          <w:color w:val="000000" w:themeColor="text1"/>
-          <w:sz w:val="32"/>
-          <w:szCs w:val="32"/>
-          <w:cs/>
-        </w:rPr>
-        <w:t xml:space="preserve">สุมนา บุษบก และ คณะ </w:t>
-      </w:r>
-      <w:bookmarkEnd w:id="20"/>
-      <w:r>
-        <w:rPr>
-          <w:rFonts w:ascii="TH SarabunPSK" w:hAnsi="TH SarabunPSK" w:cs="TH SarabunPSK"/>
-          <w:color w:val="000000" w:themeColor="text1"/>
-          <w:sz w:val="32"/>
-          <w:szCs w:val="32"/>
-          <w:cs/>
-        </w:rPr>
-        <w:t>(</w:t>
-      </w:r>
-      <w:r>
-        <w:rPr>
-          <w:rFonts w:ascii="TH SarabunPSK" w:hAnsi="TH SarabunPSK" w:cs="TH SarabunPSK"/>
-          <w:color w:val="000000" w:themeColor="text1"/>
-          <w:sz w:val="32"/>
-          <w:szCs w:val="32"/>
-        </w:rPr>
-        <w:t xml:space="preserve">2568) </w:t>
-      </w:r>
-      <w:r>
-        <w:rPr>
-          <w:rFonts w:ascii="TH SarabunPSK" w:hAnsi="TH SarabunPSK" w:cs="TH SarabunPSK"/>
-          <w:color w:val="000000" w:themeColor="text1"/>
-          <w:sz w:val="32"/>
-          <w:szCs w:val="32"/>
-          <w:cs/>
-        </w:rPr>
-        <w:t>ได้ทำการศึกษาเรื่อง การพัฒนาแชทบอทปัญญาประดิษฐ์เพื่อแนะนำข้อมูลการท่องเที่ยวในจังหวัดภูเก็ต ประเทศไทย โดยมีวัตถุประสงค์เพื่อพัฒนาและประเมินประสิทธิภาพของแชทบอทปัญญาประดิษฐ์ (</w:t>
-      </w:r>
-      <w:r>
-        <w:rPr>
-          <w:rFonts w:ascii="TH SarabunPSK" w:hAnsi="TH SarabunPSK" w:cs="TH SarabunPSK"/>
-          <w:color w:val="000000" w:themeColor="text1"/>
-          <w:sz w:val="32"/>
-          <w:szCs w:val="32"/>
-        </w:rPr>
-        <w:t xml:space="preserve">AI Chatbot) </w:t>
-      </w:r>
-      <w:r>
-        <w:rPr>
-          <w:rFonts w:ascii="TH SarabunPSK" w:hAnsi="TH SarabunPSK" w:cs="TH SarabunPSK"/>
-          <w:color w:val="000000" w:themeColor="text1"/>
-          <w:sz w:val="32"/>
-          <w:szCs w:val="32"/>
-          <w:cs/>
-        </w:rPr>
-        <w:t xml:space="preserve">สำหรับแนะนำข้อมูลการท่องเที่ยวในจังหวัดภูเก็ต ที่สามารถให้ข้อมูลที่ถูกต้อง รวดเร็ว และใช้งานง่ายผ่านแพลตฟอร์ม </w:t>
-      </w:r>
-      <w:r>
-        <w:rPr>
-          <w:rFonts w:ascii="TH SarabunPSK" w:hAnsi="TH SarabunPSK" w:cs="TH SarabunPSK"/>
-          <w:color w:val="000000" w:themeColor="text1"/>
-          <w:sz w:val="32"/>
-          <w:szCs w:val="32"/>
-        </w:rPr>
-        <w:t xml:space="preserve">LINE </w:t>
-      </w:r>
-      <w:r>
-        <w:rPr>
-          <w:rFonts w:ascii="TH SarabunPSK" w:hAnsi="TH SarabunPSK" w:cs="TH SarabunPSK"/>
-          <w:color w:val="000000" w:themeColor="text1"/>
-          <w:sz w:val="32"/>
-          <w:szCs w:val="32"/>
-          <w:cs/>
-        </w:rPr>
-        <w:t xml:space="preserve">ผลการศึกษาพบว่าระบบมีประสิทธิภาพในระดับดีเยี่ยมจากการประเมินของผู้เชี่ยวชาญ โดยด้านความเร็วในการตอบสนองมีค่าเฉลี่ย </w:t>
-      </w:r>
-      <w:r>
-        <w:rPr>
-          <w:rFonts w:ascii="TH SarabunPSK" w:hAnsi="TH SarabunPSK" w:cs="TH SarabunPSK"/>
-          <w:color w:val="000000" w:themeColor="text1"/>
-          <w:sz w:val="32"/>
-          <w:szCs w:val="32"/>
-        </w:rPr>
-        <w:t xml:space="preserve">4.61 </w:t>
-      </w:r>
-      <w:r>
-        <w:rPr>
-          <w:rFonts w:ascii="TH SarabunPSK" w:hAnsi="TH SarabunPSK" w:cs="TH SarabunPSK"/>
-          <w:color w:val="000000" w:themeColor="text1"/>
-          <w:sz w:val="32"/>
-          <w:szCs w:val="32"/>
-          <w:cs/>
-        </w:rPr>
-        <w:t xml:space="preserve">และด้านการใช้งานได้สะดวกมีค่าเฉลี่ย </w:t>
-      </w:r>
-      <w:r>
-        <w:rPr>
-          <w:rFonts w:ascii="TH SarabunPSK" w:hAnsi="TH SarabunPSK" w:cs="TH SarabunPSK"/>
-          <w:color w:val="000000" w:themeColor="text1"/>
-          <w:sz w:val="32"/>
-          <w:szCs w:val="32"/>
-        </w:rPr>
-        <w:t xml:space="preserve">4.42 </w:t>
-      </w:r>
-      <w:r>
-        <w:rPr>
-          <w:rFonts w:ascii="TH SarabunPSK" w:hAnsi="TH SarabunPSK" w:cs="TH SarabunPSK"/>
-          <w:color w:val="000000" w:themeColor="text1"/>
-          <w:sz w:val="32"/>
-          <w:szCs w:val="32"/>
-          <w:cs/>
-        </w:rPr>
-        <w:t xml:space="preserve">สำหรับความพึงพอใจของผู้ใช้งานพบว่าอยู่ในระดับสูง มีค่าเฉลี่ยโดยรวมอยู่ที่ </w:t>
-      </w:r>
-      <w:r>
-        <w:rPr>
-          <w:rFonts w:ascii="TH SarabunPSK" w:hAnsi="TH SarabunPSK" w:cs="TH SarabunPSK"/>
-          <w:color w:val="000000" w:themeColor="text1"/>
-          <w:sz w:val="32"/>
-          <w:szCs w:val="32"/>
-        </w:rPr>
-        <w:t xml:space="preserve">4.17 </w:t>
-      </w:r>
-      <w:r>
-        <w:rPr>
-          <w:rFonts w:ascii="TH SarabunPSK" w:hAnsi="TH SarabunPSK" w:cs="TH SarabunPSK"/>
-          <w:color w:val="000000" w:themeColor="text1"/>
-          <w:sz w:val="32"/>
-          <w:szCs w:val="32"/>
-          <w:cs/>
-        </w:rPr>
-        <w:t xml:space="preserve">โดยเฉพาะด้านความเร็วและเสถียรภาพของระบบที่มีค่าเฉลี่ยสูงสุดถึง </w:t>
-      </w:r>
-      <w:r>
-        <w:rPr>
-          <w:rFonts w:ascii="TH SarabunPSK" w:hAnsi="TH SarabunPSK" w:cs="TH SarabunPSK"/>
-          <w:color w:val="000000" w:themeColor="text1"/>
-          <w:sz w:val="32"/>
-          <w:szCs w:val="32"/>
-        </w:rPr>
-        <w:t>4.87</w:t>
-      </w:r>
-    </w:p>
-    <w:p>
-      <w:pPr>
-        <w:tabs>
-          <w:tab w:val="left" w:pos="567"/>
-        </w:tabs>
-        <w:jc w:val="thaiDistribute"/>
-        <w:rPr>
-          <w:rFonts w:ascii="TH SarabunPSK" w:hAnsi="TH SarabunPSK" w:cs="TH SarabunPSK"/>
-          <w:color w:val="000000" w:themeColor="text1"/>
-          <w:sz w:val="32"/>
-          <w:szCs w:val="32"/>
-        </w:rPr>
-      </w:pPr>
-      <w:r>
-        <w:rPr>
-          <w:rFonts w:ascii="TH SarabunPSK" w:hAnsi="TH SarabunPSK" w:cs="TH SarabunPSK"/>
-          <w:color w:val="000000" w:themeColor="text1"/>
-          <w:sz w:val="32"/>
-          <w:szCs w:val="32"/>
-        </w:rPr>
-        <w:tab/>
-      </w:r>
-      <w:bookmarkStart w:id="21" w:name="_Hlk228213534"/>
-      <w:proofErr w:type="spellStart"/>
-      <w:r>
-        <w:rPr>
-          <w:rFonts w:ascii="TH SarabunPSK" w:hAnsi="TH SarabunPSK" w:cs="TH SarabunPSK"/>
-          <w:color w:val="000000" w:themeColor="text1"/>
-          <w:sz w:val="32"/>
-          <w:szCs w:val="32"/>
-          <w:cs/>
-        </w:rPr>
-        <w:t>กฤษฎิ์ภวิศ</w:t>
-      </w:r>
-      <w:proofErr w:type="spellEnd"/>
-      <w:r>
-        <w:rPr>
-          <w:rFonts w:ascii="TH SarabunPSK" w:hAnsi="TH SarabunPSK" w:cs="TH SarabunPSK"/>
-          <w:color w:val="000000" w:themeColor="text1"/>
-          <w:sz w:val="32"/>
-          <w:szCs w:val="32"/>
-          <w:cs/>
-        </w:rPr>
-        <w:t xml:space="preserve"> สูงสว่าง และ คณะ </w:t>
-      </w:r>
-      <w:bookmarkEnd w:id="21"/>
-      <w:r>
-        <w:rPr>
-          <w:rFonts w:ascii="TH SarabunPSK" w:hAnsi="TH SarabunPSK" w:cs="TH SarabunPSK"/>
-          <w:color w:val="000000" w:themeColor="text1"/>
-          <w:sz w:val="32"/>
-          <w:szCs w:val="32"/>
-          <w:cs/>
-        </w:rPr>
-        <w:t>(</w:t>
-      </w:r>
-      <w:r>
-        <w:rPr>
-          <w:rFonts w:ascii="TH SarabunPSK" w:hAnsi="TH SarabunPSK" w:cs="TH SarabunPSK"/>
-          <w:color w:val="000000" w:themeColor="text1"/>
-          <w:sz w:val="32"/>
-          <w:szCs w:val="32"/>
-        </w:rPr>
-        <w:t xml:space="preserve">2568) </w:t>
-      </w:r>
-      <w:r>
-        <w:rPr>
-          <w:rFonts w:ascii="TH SarabunPSK" w:hAnsi="TH SarabunPSK" w:cs="TH SarabunPSK"/>
-          <w:color w:val="000000" w:themeColor="text1"/>
-          <w:sz w:val="32"/>
-          <w:szCs w:val="32"/>
-          <w:cs/>
-        </w:rPr>
-        <w:t xml:space="preserve">ได้ทำการศึกษาเรื่อง </w:t>
-      </w:r>
-      <w:bookmarkStart w:id="22" w:name="_Hlk228213552"/>
-      <w:r>
-        <w:rPr>
-          <w:rFonts w:ascii="TH SarabunPSK" w:hAnsi="TH SarabunPSK" w:cs="TH SarabunPSK"/>
-          <w:color w:val="000000" w:themeColor="text1"/>
-          <w:sz w:val="32"/>
-          <w:szCs w:val="32"/>
-          <w:cs/>
-        </w:rPr>
-        <w:t xml:space="preserve">การพัฒนาระบบแชทบอทสำหรับเว็บไซต์มหาวิทยาลัยโดยใช้โมเดลภาษาขนาดใหญ่และการสร้างคำตอบด้วยการค้นคืนผ่านแพลตฟอร์ม </w:t>
-      </w:r>
-      <w:proofErr w:type="spellStart"/>
-      <w:r>
-        <w:rPr>
-          <w:rFonts w:ascii="TH SarabunPSK" w:hAnsi="TH SarabunPSK" w:cs="TH SarabunPSK"/>
-          <w:color w:val="000000" w:themeColor="text1"/>
-          <w:sz w:val="32"/>
-          <w:szCs w:val="32"/>
-        </w:rPr>
-        <w:t>Flowise</w:t>
-      </w:r>
-      <w:bookmarkEnd w:id="22"/>
-      <w:proofErr w:type="spellEnd"/>
-      <w:r>
-        <w:rPr>
-          <w:rFonts w:ascii="TH SarabunPSK" w:hAnsi="TH SarabunPSK" w:cs="TH SarabunPSK"/>
-          <w:color w:val="000000" w:themeColor="text1"/>
-          <w:sz w:val="32"/>
-          <w:szCs w:val="32"/>
-        </w:rPr>
-        <w:t xml:space="preserve"> </w:t>
-      </w:r>
-      <w:r>
-        <w:rPr>
-          <w:rFonts w:ascii="TH SarabunPSK" w:hAnsi="TH SarabunPSK" w:cs="TH SarabunPSK"/>
-          <w:color w:val="000000" w:themeColor="text1"/>
-          <w:sz w:val="32"/>
-          <w:szCs w:val="32"/>
-          <w:cs/>
-        </w:rPr>
-        <w:t xml:space="preserve">โดยมีวัตถุประสงค์เพื่อพัฒนาระบบแชทบอทสำหรับเว็บไซต์มหาวิทยาลัยโดยใช้ </w:t>
-      </w:r>
-      <w:proofErr w:type="spellStart"/>
-      <w:r>
-        <w:rPr>
-          <w:rFonts w:ascii="TH SarabunPSK" w:hAnsi="TH SarabunPSK" w:cs="TH SarabunPSK"/>
-          <w:color w:val="000000" w:themeColor="text1"/>
-          <w:sz w:val="32"/>
-          <w:szCs w:val="32"/>
-        </w:rPr>
-        <w:t>Flowise</w:t>
-      </w:r>
-      <w:proofErr w:type="spellEnd"/>
-      <w:r>
-        <w:rPr>
-          <w:rFonts w:ascii="TH SarabunPSK" w:hAnsi="TH SarabunPSK" w:cs="TH SarabunPSK"/>
-          <w:color w:val="000000" w:themeColor="text1"/>
-          <w:sz w:val="32"/>
-          <w:szCs w:val="32"/>
-        </w:rPr>
-        <w:t xml:space="preserve"> </w:t>
+        <w:t xml:space="preserve">Flowise </w:t>
       </w:r>
       <w:r>
         <w:rPr>
@@ -37483,9 +35240,9 @@
           <w:szCs w:val="32"/>
           <w:cs/>
         </w:rPr>
-        <w:t>ชนา</w:t>
-      </w:r>
-      <w:proofErr w:type="spellStart"/>
+        <w:t xml:space="preserve">ชนาธิป ชื่นมนัส </w:t>
+      </w:r>
+      <w:bookmarkEnd w:id="23"/>
       <w:r>
         <w:rPr>
           <w:rFonts w:ascii="TH SarabunPSK" w:hAnsi="TH SarabunPSK" w:cs="TH SarabunPSK"/>
@@ -37494,20 +35251,17 @@
           <w:szCs w:val="32"/>
           <w:cs/>
         </w:rPr>
-        <w:t>ธิป</w:t>
-      </w:r>
-      <w:proofErr w:type="spellEnd"/>
+        <w:t>และ คณะ (2567) ได้ทำการศึกษาเรื่อง การวิจัยและพัฒนาระบบสนทนาอัตโนมัติในข้อมูลป้องกันประเทศ โดยมีวัตถุประสงค์เพื่อทดลองระบบจักรกลสนทนากับข้อมูลบทความในวารสารเทคโนโลยีป้องกันประเทศ ว่าสามารถให้ความรู้และตอบคำถามแก่บุคคลภายนอกเกี่ยวกับข้อมูลของเทคโนโลยีป้องกันประเทศได้แม่นยำเพียงใด โดยใช้เทคโนโลยีการดึงข้อมูลเชิงเพิ่มประสิทธิภาพ (</w:t>
+      </w:r>
       <w:r>
         <w:rPr>
           <w:rFonts w:ascii="TH SarabunPSK" w:hAnsi="TH SarabunPSK" w:cs="TH SarabunPSK"/>
           <w:color w:val="000000" w:themeColor="text1"/>
           <w:sz w:val="32"/>
           <w:szCs w:val="32"/>
-          <w:cs/>
-        </w:rPr>
-        <w:t xml:space="preserve"> ชื่นมนัส </w:t>
-      </w:r>
-      <w:bookmarkEnd w:id="23"/>
+        </w:rPr>
+        <w:t xml:space="preserve">Retrieval-Augmented Generation: RAG) </w:t>
+      </w:r>
       <w:r>
         <w:rPr>
           <w:rFonts w:ascii="TH SarabunPSK" w:hAnsi="TH SarabunPSK" w:cs="TH SarabunPSK"/>
@@ -37516,7 +35270,7 @@
           <w:szCs w:val="32"/>
           <w:cs/>
         </w:rPr>
-        <w:t>และ คณะ (2567) ได้ทำการศึกษาเรื่อง การวิจัยและพัฒนาระบบสนทนาอัตโนมัติในข้อมูลป้องกันประเทศ โดยมีวัตถุประสงค์เพื่อทดลองระบบจักรกลสนทนากับข้อมูลบทความในวารสารเทคโนโลยีป้องกันประเทศ ว่าสามารถให้ความรู้และตอบคำถามแก่บุคคลภายนอกเกี่ยวกับข้อมูลของเทคโนโลยีป้องกันประเทศได้แม่นยำเพียงใด โดยใช้เทคโนโลยีการดึงข้อมูลเชิงเพิ่มประสิทธิภาพ (</w:t>
+        <w:t xml:space="preserve">มาประยุกต์ใช้เพื่อแก้ปัญหา </w:t>
       </w:r>
       <w:r>
         <w:rPr>
@@ -37525,7 +35279,7 @@
           <w:sz w:val="32"/>
           <w:szCs w:val="32"/>
         </w:rPr>
-        <w:t xml:space="preserve">Retrieval-Augmented Generation: RAG) </w:t>
+        <w:t xml:space="preserve">Hallucination </w:t>
       </w:r>
       <w:r>
         <w:rPr>
@@ -37535,7 +35289,7 @@
           <w:szCs w:val="32"/>
           <w:cs/>
         </w:rPr>
-        <w:t xml:space="preserve">มาประยุกต์ใช้เพื่อแก้ปัญหา </w:t>
+        <w:t>ในโมเดลภาษาขนาดใหญ่ (</w:t>
       </w:r>
       <w:r>
         <w:rPr>
@@ -37544,7 +35298,7 @@
           <w:sz w:val="32"/>
           <w:szCs w:val="32"/>
         </w:rPr>
-        <w:t xml:space="preserve">Hallucination </w:t>
+        <w:t xml:space="preserve">LLM) </w:t>
       </w:r>
       <w:r>
         <w:rPr>
@@ -37554,7 +35308,7 @@
           <w:szCs w:val="32"/>
           <w:cs/>
         </w:rPr>
-        <w:t>ในโมเดลภาษาขนาดใหญ่ (</w:t>
+        <w:t xml:space="preserve">ผลการศึกษาพบว่าระบบจักรกลสนทนาที่ใช้เทคโนโลยี </w:t>
       </w:r>
       <w:r>
         <w:rPr>
@@ -37563,7 +35317,7 @@
           <w:sz w:val="32"/>
           <w:szCs w:val="32"/>
         </w:rPr>
-        <w:t xml:space="preserve">LLM) </w:t>
+        <w:t xml:space="preserve">RAG </w:t>
       </w:r>
       <w:r>
         <w:rPr>
@@ -37573,62 +35327,62 @@
           <w:szCs w:val="32"/>
           <w:cs/>
         </w:rPr>
-        <w:t xml:space="preserve">ผลการศึกษาพบว่าระบบจักรกลสนทนาที่ใช้เทคโนโลยี </w:t>
-      </w:r>
-      <w:r>
+        <w:t>มีประสิทธิภาพในการตอบคำถามได้อย่างถูกต้องถึง 93% ซึ่งสามารถตอบคำถามที่มีข้อมูลบทความในวารสารเทคโนโลยีป้องกันประเทศได้ถูกต้องดีมาก</w:t>
+      </w:r>
+    </w:p>
+    <w:p>
+      <w:pPr>
+        <w:tabs>
+          <w:tab w:val="left" w:pos="567"/>
+        </w:tabs>
+        <w:jc w:val="thaiDistribute"/>
         <w:rPr>
           <w:rFonts w:ascii="TH SarabunPSK" w:hAnsi="TH SarabunPSK" w:cs="TH SarabunPSK"/>
           <w:color w:val="000000" w:themeColor="text1"/>
           <w:sz w:val="32"/>
           <w:szCs w:val="32"/>
         </w:rPr>
-        <w:t xml:space="preserve">RAG </w:t>
-      </w:r>
+      </w:pPr>
       <w:r>
         <w:rPr>
           <w:rFonts w:ascii="TH SarabunPSK" w:hAnsi="TH SarabunPSK" w:cs="TH SarabunPSK"/>
           <w:color w:val="000000" w:themeColor="text1"/>
           <w:sz w:val="32"/>
           <w:szCs w:val="32"/>
-          <w:cs/>
-        </w:rPr>
-        <w:t>มีประสิทธิภาพในการตอบคำถามได้อย่างถูกต้องถึง 93% ซึ่งสามารถตอบคำถามที่มีข้อมูลบทความในวารสารเทคโนโลยีป้องกันประเทศได้ถูกต้องดีมาก</w:t>
-      </w:r>
-    </w:p>
-    <w:p>
-      <w:pPr>
-        <w:tabs>
-          <w:tab w:val="left" w:pos="567"/>
-        </w:tabs>
-        <w:jc w:val="thaiDistribute"/>
+        </w:rPr>
+        <w:tab/>
+      </w:r>
+      <w:bookmarkStart w:id="24" w:name="_Hlk228214163"/>
+      <w:r>
         <w:rPr>
           <w:rFonts w:ascii="TH SarabunPSK" w:hAnsi="TH SarabunPSK" w:cs="TH SarabunPSK"/>
           <w:color w:val="000000" w:themeColor="text1"/>
           <w:sz w:val="32"/>
           <w:szCs w:val="32"/>
-        </w:rPr>
-      </w:pPr>
+          <w:cs/>
+        </w:rPr>
+        <w:t xml:space="preserve">พิศาล สุขขี และ เจษฎา ชาตรี </w:t>
+      </w:r>
+      <w:bookmarkEnd w:id="24"/>
       <w:r>
         <w:rPr>
           <w:rFonts w:ascii="TH SarabunPSK" w:hAnsi="TH SarabunPSK" w:cs="TH SarabunPSK"/>
           <w:color w:val="000000" w:themeColor="text1"/>
           <w:sz w:val="32"/>
           <w:szCs w:val="32"/>
-        </w:rPr>
-        <w:tab/>
-      </w:r>
-      <w:bookmarkStart w:id="24" w:name="_Hlk228214163"/>
+          <w:cs/>
+        </w:rPr>
+        <w:t>(</w:t>
+      </w:r>
       <w:r>
         <w:rPr>
           <w:rFonts w:ascii="TH SarabunPSK" w:hAnsi="TH SarabunPSK" w:cs="TH SarabunPSK"/>
           <w:color w:val="000000" w:themeColor="text1"/>
           <w:sz w:val="32"/>
           <w:szCs w:val="32"/>
-          <w:cs/>
-        </w:rPr>
-        <w:t>พิศาล สุข</w:t>
-      </w:r>
-      <w:proofErr w:type="spellStart"/>
+        </w:rPr>
+        <w:t xml:space="preserve">2567) </w:t>
+      </w:r>
       <w:r>
         <w:rPr>
           <w:rFonts w:ascii="TH SarabunPSK" w:hAnsi="TH SarabunPSK" w:cs="TH SarabunPSK"/>
@@ -37637,20 +35391,17 @@
           <w:szCs w:val="32"/>
           <w:cs/>
         </w:rPr>
-        <w:t>ขี</w:t>
-      </w:r>
-      <w:proofErr w:type="spellEnd"/>
+        <w:t>ได้ทำการศึกษาเรื่อง การพัฒนาแอปพลิเคชัน “น้องลำดวน” ไลน์แชทบอทเพื่อแนะนำสถานที่ท่องเที่ยวในจังหวัดศรีสะเกษ โดยมีวัตถุประสงค์เพื่อออกแบบและพัฒนาแอปพลิเคชัน “น้องลำดวน” ไลน์แชทบอทเพื่อแนะนำสถานที่ท่องเที่ยวในจังหวัดศรีสะเกษ และเพื่อประเมินประสิทธิภาพของแอปพลิเคชัน ผลการศึกษาพบว่าประสิทธิภาพของแอปพลิเคชันโดยภาพรวมอยู่ในระดับมากที่สุด</w:t>
+      </w:r>
       <w:r>
         <w:rPr>
           <w:rFonts w:ascii="TH SarabunPSK" w:hAnsi="TH SarabunPSK" w:cs="TH SarabunPSK"/>
           <w:color w:val="000000" w:themeColor="text1"/>
           <w:sz w:val="32"/>
           <w:szCs w:val="32"/>
-          <w:cs/>
-        </w:rPr>
-        <w:t xml:space="preserve"> และ เจษฎา ชาตรี </w:t>
-      </w:r>
-      <w:bookmarkEnd w:id="24"/>
+        </w:rPr>
+        <w:t xml:space="preserve"> </w:t>
+      </w:r>
       <w:r>
         <w:rPr>
           <w:rFonts w:ascii="TH SarabunPSK" w:hAnsi="TH SarabunPSK" w:cs="TH SarabunPSK"/>
@@ -37659,7 +35410,7 @@
           <w:szCs w:val="32"/>
           <w:cs/>
         </w:rPr>
-        <w:t>(</w:t>
+        <w:t xml:space="preserve">โดยด้านการออกแบบมีค่าเฉลี่ยมากที่สุดที่ </w:t>
       </w:r>
       <w:r>
         <w:rPr>
@@ -37668,7 +35419,7 @@
           <w:sz w:val="32"/>
           <w:szCs w:val="32"/>
         </w:rPr>
-        <w:t xml:space="preserve">2567) </w:t>
+        <w:t xml:space="preserve">4.73 </w:t>
       </w:r>
       <w:r>
         <w:rPr>
@@ -37678,7 +35429,7 @@
           <w:szCs w:val="32"/>
           <w:cs/>
         </w:rPr>
-        <w:t>ได้ทำการศึกษาเรื่อง การพัฒนาแอปพลิเคชัน “น้องลำดวน” ไลน์แชทบอทเพื่อแนะนำสถานที่ท่องเที่ยวในจังหวัดศรีสะเกษ โดยมีวัตถุประสงค์เพื่อออกแบบและพัฒนาแอปพลิเคชัน “น้องลำดวน” ไลน์แชทบอทเพื่อแนะนำสถานที่ท่องเที่ยวในจังหวัดศรีสะเกษ และเพื่อประเมินประสิทธิภาพของแอปพลิเคชัน ผลการศึกษาพบว่าประสิทธิภาพของแอปพลิเคชันโดยภาพรวมอยู่ในระดับมากที่สุด</w:t>
+        <w:t xml:space="preserve">รองลงมาคือด้านเนื้อหาเฉลี่ย </w:t>
       </w:r>
       <w:r>
         <w:rPr>
@@ -37687,7 +35438,7 @@
           <w:sz w:val="32"/>
           <w:szCs w:val="32"/>
         </w:rPr>
-        <w:t xml:space="preserve"> </w:t>
+        <w:t xml:space="preserve">4.67 </w:t>
       </w:r>
       <w:r>
         <w:rPr>
@@ -37697,7 +35448,7 @@
           <w:szCs w:val="32"/>
           <w:cs/>
         </w:rPr>
-        <w:t xml:space="preserve">โดยด้านการออกแบบมีค่าเฉลี่ยมากที่สุดที่ </w:t>
+        <w:t xml:space="preserve">และด้านการใช้งานเฉลี่ย </w:t>
       </w:r>
       <w:r>
         <w:rPr>
@@ -37706,18 +35457,22 @@
           <w:sz w:val="32"/>
           <w:szCs w:val="32"/>
         </w:rPr>
-        <w:t xml:space="preserve">4.73 </w:t>
-      </w:r>
-      <w:r>
+        <w:t>4.64</w:t>
+      </w:r>
+    </w:p>
+    <w:p>
+      <w:pPr>
+        <w:tabs>
+          <w:tab w:val="left" w:pos="567"/>
+        </w:tabs>
+        <w:jc w:val="thaiDistribute"/>
         <w:rPr>
           <w:rFonts w:ascii="TH SarabunPSK" w:hAnsi="TH SarabunPSK" w:cs="TH SarabunPSK"/>
           <w:color w:val="000000" w:themeColor="text1"/>
           <w:sz w:val="32"/>
           <w:szCs w:val="32"/>
-          <w:cs/>
-        </w:rPr>
-        <w:t xml:space="preserve">รองลงมาคือด้านเนื้อหาเฉลี่ย </w:t>
-      </w:r>
+        </w:rPr>
+      </w:pPr>
       <w:r>
         <w:rPr>
           <w:rFonts w:ascii="TH SarabunPSK" w:hAnsi="TH SarabunPSK" w:cs="TH SarabunPSK"/>
@@ -37725,8 +35480,9 @@
           <w:sz w:val="32"/>
           <w:szCs w:val="32"/>
         </w:rPr>
-        <w:t xml:space="preserve">4.67 </w:t>
-      </w:r>
+        <w:tab/>
+      </w:r>
+      <w:bookmarkStart w:id="25" w:name="_Hlk228214369"/>
       <w:r>
         <w:rPr>
           <w:rFonts w:ascii="TH SarabunPSK" w:hAnsi="TH SarabunPSK" w:cs="TH SarabunPSK"/>
@@ -37735,94 +35491,7 @@
           <w:szCs w:val="32"/>
           <w:cs/>
         </w:rPr>
-        <w:t xml:space="preserve">และด้านการใช้งานเฉลี่ย </w:t>
-      </w:r>
-      <w:r>
-        <w:rPr>
-          <w:rFonts w:ascii="TH SarabunPSK" w:hAnsi="TH SarabunPSK" w:cs="TH SarabunPSK"/>
-          <w:color w:val="000000" w:themeColor="text1"/>
-          <w:sz w:val="32"/>
-          <w:szCs w:val="32"/>
-        </w:rPr>
-        <w:t>4.64</w:t>
-      </w:r>
-    </w:p>
-    <w:p>
-      <w:pPr>
-        <w:tabs>
-          <w:tab w:val="left" w:pos="567"/>
-        </w:tabs>
-        <w:jc w:val="thaiDistribute"/>
-        <w:rPr>
-          <w:rFonts w:ascii="TH SarabunPSK" w:hAnsi="TH SarabunPSK" w:cs="TH SarabunPSK"/>
-          <w:color w:val="000000" w:themeColor="text1"/>
-          <w:sz w:val="32"/>
-          <w:szCs w:val="32"/>
-        </w:rPr>
-      </w:pPr>
-      <w:r>
-        <w:rPr>
-          <w:rFonts w:ascii="TH SarabunPSK" w:hAnsi="TH SarabunPSK" w:cs="TH SarabunPSK"/>
-          <w:color w:val="000000" w:themeColor="text1"/>
-          <w:sz w:val="32"/>
-          <w:szCs w:val="32"/>
-        </w:rPr>
-        <w:tab/>
-      </w:r>
-      <w:bookmarkStart w:id="25" w:name="_Hlk228214369"/>
-      <w:r>
-        <w:rPr>
-          <w:rFonts w:ascii="TH SarabunPSK" w:hAnsi="TH SarabunPSK" w:cs="TH SarabunPSK"/>
-          <w:color w:val="000000" w:themeColor="text1"/>
-          <w:sz w:val="32"/>
-          <w:szCs w:val="32"/>
-          <w:cs/>
-        </w:rPr>
-        <w:t>กิตติ์ธัญ</w:t>
-      </w:r>
-      <w:proofErr w:type="spellStart"/>
-      <w:r>
-        <w:rPr>
-          <w:rFonts w:ascii="TH SarabunPSK" w:hAnsi="TH SarabunPSK" w:cs="TH SarabunPSK"/>
-          <w:color w:val="000000" w:themeColor="text1"/>
-          <w:sz w:val="32"/>
-          <w:szCs w:val="32"/>
-          <w:cs/>
-        </w:rPr>
-        <w:t>ญา</w:t>
-      </w:r>
-      <w:proofErr w:type="spellEnd"/>
-      <w:r>
-        <w:rPr>
-          <w:rFonts w:ascii="TH SarabunPSK" w:hAnsi="TH SarabunPSK" w:cs="TH SarabunPSK"/>
-          <w:color w:val="000000" w:themeColor="text1"/>
-          <w:sz w:val="32"/>
-          <w:szCs w:val="32"/>
-          <w:cs/>
-        </w:rPr>
-        <w:t xml:space="preserve"> </w:t>
-      </w:r>
-      <w:proofErr w:type="spellStart"/>
-      <w:r>
-        <w:rPr>
-          <w:rFonts w:ascii="TH SarabunPSK" w:hAnsi="TH SarabunPSK" w:cs="TH SarabunPSK"/>
-          <w:color w:val="000000" w:themeColor="text1"/>
-          <w:sz w:val="32"/>
-          <w:szCs w:val="32"/>
-          <w:cs/>
-        </w:rPr>
-        <w:t>เต</w:t>
-      </w:r>
-      <w:proofErr w:type="spellEnd"/>
-      <w:r>
-        <w:rPr>
-          <w:rFonts w:ascii="TH SarabunPSK" w:hAnsi="TH SarabunPSK" w:cs="TH SarabunPSK"/>
-          <w:color w:val="000000" w:themeColor="text1"/>
-          <w:sz w:val="32"/>
-          <w:szCs w:val="32"/>
-          <w:cs/>
-        </w:rPr>
-        <w:t>ชานนท์กุลวัฒน์ และ คณะ (</w:t>
+        <w:t>กิตติ์ธัญญา เตชานนท์กุลวัฒน์ และ คณะ (</w:t>
       </w:r>
       <w:r>
         <w:rPr>

--- a/บทที่ 2.docx
+++ b/บทที่ 2.docx
@@ -874,146 +874,6 @@
         <w:pStyle w:val="font-claude-response-body"/>
         <w:tabs>
           <w:tab w:val="left" w:pos="567"/>
-        </w:tabs>
-        <w:spacing w:before="0" w:beforeAutospacing="0" w:after="0" w:afterAutospacing="0"/>
-        <w:jc w:val="thaiDistribute"/>
-        <w:rPr>
-          <w:rFonts w:ascii="TH SarabunPSK" w:hAnsi="TH SarabunPSK" w:cs="TH SarabunPSK"/>
-          <w:sz w:val="32"/>
-          <w:szCs w:val="32"/>
-        </w:rPr>
-      </w:pPr>
-      <w:r>
-        <w:rPr>
-          <w:rFonts w:ascii="TH SarabunPSK" w:hAnsi="TH SarabunPSK" w:cs="TH SarabunPSK"/>
-          <w:sz w:val="32"/>
-          <w:szCs w:val="32"/>
-        </w:rPr>
-        <w:tab/>
-      </w:r>
-      <w:r>
-        <w:rPr>
-          <w:rFonts w:ascii="TH SarabunPSK" w:hAnsi="TH SarabunPSK" w:cs="TH SarabunPSK"/>
-          <w:sz w:val="32"/>
-          <w:szCs w:val="32"/>
-          <w:cs/>
-        </w:rPr>
-        <w:t xml:space="preserve">ในระดับองค์กร </w:t>
-      </w:r>
-      <w:r>
-        <w:rPr>
-          <w:rFonts w:ascii="TH SarabunPSK" w:hAnsi="TH SarabunPSK" w:cs="TH SarabunPSK"/>
-          <w:sz w:val="32"/>
-          <w:szCs w:val="32"/>
-        </w:rPr>
-        <w:t xml:space="preserve">AI Agents </w:t>
-      </w:r>
-      <w:r>
-        <w:rPr>
-          <w:rFonts w:ascii="TH SarabunPSK" w:hAnsi="TH SarabunPSK" w:cs="TH SarabunPSK"/>
-          <w:sz w:val="32"/>
-          <w:szCs w:val="32"/>
-          <w:cs/>
-        </w:rPr>
-        <w:t>สามารถช่วยแก้ไขภารกิจที่มีความซับซ้อนได้หลากหลายด้าน ตั้งแต่การออกแบบซอฟต์แวร์</w:t>
-      </w:r>
-      <w:r>
-        <w:rPr>
-          <w:rFonts w:ascii="TH SarabunPSK" w:hAnsi="TH SarabunPSK" w:cs="TH SarabunPSK"/>
-          <w:sz w:val="32"/>
-          <w:szCs w:val="32"/>
-        </w:rPr>
-        <w:t xml:space="preserve">, </w:t>
-      </w:r>
-      <w:r>
-        <w:rPr>
-          <w:rFonts w:ascii="TH SarabunPSK" w:hAnsi="TH SarabunPSK" w:cs="TH SarabunPSK"/>
-          <w:sz w:val="32"/>
-          <w:szCs w:val="32"/>
-          <w:cs/>
-        </w:rPr>
-        <w:t>การทำระบบไอทีอัตโนมัติ (</w:t>
-      </w:r>
-      <w:r>
-        <w:rPr>
-          <w:rFonts w:ascii="TH SarabunPSK" w:hAnsi="TH SarabunPSK" w:cs="TH SarabunPSK"/>
-          <w:sz w:val="32"/>
-          <w:szCs w:val="32"/>
-        </w:rPr>
-        <w:t xml:space="preserve">IT Automation), </w:t>
-      </w:r>
-      <w:r>
-        <w:rPr>
-          <w:rFonts w:ascii="TH SarabunPSK" w:hAnsi="TH SarabunPSK" w:cs="TH SarabunPSK"/>
-          <w:sz w:val="32"/>
-          <w:szCs w:val="32"/>
-          <w:cs/>
-        </w:rPr>
-        <w:t>การเขียนโค้ดโปรแกรม ไปจนถึงการทำหน้าที่เป็นผู้ช่วยสนทนา โดยระบบเหล่านี้จะใช้เทคนิคขั้นสูงของโมเดลภาษาขนาดใหญ่ (</w:t>
-      </w:r>
-      <w:r>
-        <w:rPr>
-          <w:rFonts w:ascii="TH SarabunPSK" w:hAnsi="TH SarabunPSK" w:cs="TH SarabunPSK"/>
-          <w:sz w:val="32"/>
-          <w:szCs w:val="32"/>
-        </w:rPr>
-        <w:t xml:space="preserve">LLMs) </w:t>
-      </w:r>
-      <w:r>
-        <w:rPr>
-          <w:rFonts w:ascii="TH SarabunPSK" w:hAnsi="TH SarabunPSK" w:cs="TH SarabunPSK"/>
-          <w:sz w:val="32"/>
-          <w:szCs w:val="32"/>
-          <w:cs/>
-        </w:rPr>
-        <w:t>ในการทำความเข้าใจและตอบสนองต่อคำสั่งของผู้ใช้งานอย่างเป็นลำดับขั้นตอน พร้อมทั้งมีความสามารถในการพิจารณาตัดสินใจได้เองว่าจะเรียกใช้งานเครื่องมือภายนอกเมื่อใดเพื่อให้งานสำเร็จลุล่วง</w:t>
-      </w:r>
-    </w:p>
-    <w:p>
-      <w:pPr>
-        <w:pStyle w:val="font-claude-response-body"/>
-        <w:tabs>
-          <w:tab w:val="left" w:pos="567"/>
-        </w:tabs>
-        <w:spacing w:before="0" w:beforeAutospacing="0" w:after="0" w:afterAutospacing="0"/>
-        <w:jc w:val="thaiDistribute"/>
-        <w:rPr>
-          <w:rFonts w:ascii="TH SarabunPSK" w:hAnsi="TH SarabunPSK" w:cs="TH SarabunPSK"/>
-          <w:sz w:val="32"/>
-          <w:szCs w:val="32"/>
-        </w:rPr>
-      </w:pPr>
-    </w:p>
-    <w:p>
-      <w:pPr>
-        <w:pStyle w:val="font-claude-response-body"/>
-        <w:tabs>
-          <w:tab w:val="left" w:pos="567"/>
-        </w:tabs>
-        <w:spacing w:before="0" w:beforeAutospacing="0" w:after="0" w:afterAutospacing="0"/>
-        <w:jc w:val="thaiDistribute"/>
-        <w:rPr>
-          <w:rFonts w:ascii="TH SarabunPSK" w:hAnsi="TH SarabunPSK" w:cs="TH SarabunPSK"/>
-          <w:sz w:val="32"/>
-          <w:szCs w:val="32"/>
-        </w:rPr>
-      </w:pPr>
-      <w:r>
-        <w:rPr>
-          <w:rFonts w:ascii="TH SarabunPSK" w:hAnsi="TH SarabunPSK" w:cs="TH SarabunPSK"/>
-          <w:sz w:val="32"/>
-          <w:szCs w:val="32"/>
-          <w:cs/>
-        </w:rPr>
-        <w:tab/>
-      </w:r>
-    </w:p>
-    <w:p>
-      <w:pPr>
-        <w:pStyle w:val="font-claude-response-body"/>
-        <w:tabs>
-          <w:tab w:val="left" w:pos="567"/>
-          <w:tab w:val="left" w:pos="1276"/>
         </w:tabs>
         <w:spacing w:before="0" w:beforeAutospacing="0" w:after="0" w:afterAutospacing="0"/>
         <w:jc w:val="thaiDistribute"/>
@@ -1037,6 +897,170 @@
           <w:rFonts w:ascii="TH SarabunPSK" w:hAnsi="TH SarabunPSK" w:cs="TH SarabunPSK"/>
           <w:sz w:val="32"/>
           <w:szCs w:val="32"/>
+        </w:rPr>
+        <w:tab/>
+      </w:r>
+      <w:r>
+        <w:rPr>
+          <w:rFonts w:ascii="TH SarabunPSK" w:hAnsi="TH SarabunPSK" w:cs="TH SarabunPSK"/>
+          <w:sz w:val="32"/>
+          <w:szCs w:val="32"/>
+          <w:cs/>
+        </w:rPr>
+        <w:t xml:space="preserve">ในระดับองค์กร </w:t>
+      </w:r>
+      <w:r>
+        <w:rPr>
+          <w:rFonts w:ascii="TH SarabunPSK" w:hAnsi="TH SarabunPSK" w:cs="TH SarabunPSK"/>
+          <w:sz w:val="32"/>
+          <w:szCs w:val="32"/>
+        </w:rPr>
+        <w:t xml:space="preserve">AI Agents </w:t>
+      </w:r>
+      <w:r>
+        <w:rPr>
+          <w:rFonts w:ascii="TH SarabunPSK" w:hAnsi="TH SarabunPSK" w:cs="TH SarabunPSK"/>
+          <w:sz w:val="32"/>
+          <w:szCs w:val="32"/>
+          <w:cs/>
+        </w:rPr>
+        <w:t>สามารถช่วยแก้ไขภารกิจที่มีความซับซ้อนได้หลากหลายด้าน ตั้งแต่การออกแบบซอฟต์แวร์</w:t>
+      </w:r>
+      <w:r>
+        <w:rPr>
+          <w:rFonts w:ascii="TH SarabunPSK" w:hAnsi="TH SarabunPSK" w:cs="TH SarabunPSK"/>
+          <w:sz w:val="32"/>
+          <w:szCs w:val="32"/>
+        </w:rPr>
+        <w:t xml:space="preserve">, </w:t>
+      </w:r>
+      <w:r>
+        <w:rPr>
+          <w:rFonts w:ascii="TH SarabunPSK" w:hAnsi="TH SarabunPSK" w:cs="TH SarabunPSK"/>
+          <w:sz w:val="32"/>
+          <w:szCs w:val="32"/>
+          <w:cs/>
+        </w:rPr>
+        <w:t>การทำระบบไอทีอัตโนมัติ (</w:t>
+      </w:r>
+      <w:r>
+        <w:rPr>
+          <w:rFonts w:ascii="TH SarabunPSK" w:hAnsi="TH SarabunPSK" w:cs="TH SarabunPSK"/>
+          <w:sz w:val="32"/>
+          <w:szCs w:val="32"/>
+        </w:rPr>
+        <w:t xml:space="preserve">IT Automation), </w:t>
+      </w:r>
+      <w:r>
+        <w:rPr>
+          <w:rFonts w:ascii="TH SarabunPSK" w:hAnsi="TH SarabunPSK" w:cs="TH SarabunPSK"/>
+          <w:sz w:val="32"/>
+          <w:szCs w:val="32"/>
+          <w:cs/>
+        </w:rPr>
+        <w:t>การเขียนโค้ดโปรแกรม ไปจนถึงการทำหน้าที่เป็นผู้ช่วยสนทนา โดยระบบเหล่านี้จะใช้เทคนิคขั้นสูงของโมเดลภาษาขนาดใหญ่ (</w:t>
+      </w:r>
+      <w:r>
+        <w:rPr>
+          <w:rFonts w:ascii="TH SarabunPSK" w:hAnsi="TH SarabunPSK" w:cs="TH SarabunPSK"/>
+          <w:sz w:val="32"/>
+          <w:szCs w:val="32"/>
+        </w:rPr>
+        <w:t xml:space="preserve">LLMs) </w:t>
+      </w:r>
+      <w:r>
+        <w:rPr>
+          <w:rFonts w:ascii="TH SarabunPSK" w:hAnsi="TH SarabunPSK" w:cs="TH SarabunPSK"/>
+          <w:sz w:val="32"/>
+          <w:szCs w:val="32"/>
+          <w:cs/>
+        </w:rPr>
+        <w:t>ในการทำความเข้าใจและตอบสนองต่อคำสั่งของผู้ใช้งานอย่างเป็นลำดับขั้นตอน พร้อมทั้งมีความสามารถในการพิจารณาตัดสินใจได้เองว่าจะเรียกใช้งานเครื่องมือภายนอกเมื่อใดเพื่อให้งานสำเร็จลุล่วง</w:t>
+      </w:r>
+    </w:p>
+    <w:p>
+      <w:pPr>
+        <w:pStyle w:val="font-claude-response-body"/>
+        <w:tabs>
+          <w:tab w:val="left" w:pos="567"/>
+        </w:tabs>
+        <w:spacing w:before="0" w:beforeAutospacing="0" w:after="0" w:afterAutospacing="0"/>
+        <w:jc w:val="thaiDistribute"/>
+        <w:rPr>
+          <w:rFonts w:ascii="TH SarabunPSK" w:hAnsi="TH SarabunPSK" w:cs="TH SarabunPSK"/>
+          <w:sz w:val="32"/>
+          <w:szCs w:val="32"/>
+        </w:rPr>
+      </w:pPr>
+    </w:p>
+    <w:p>
+      <w:pPr>
+        <w:pStyle w:val="font-claude-response-body"/>
+        <w:tabs>
+          <w:tab w:val="left" w:pos="567"/>
+        </w:tabs>
+        <w:spacing w:before="0" w:beforeAutospacing="0" w:after="0" w:afterAutospacing="0"/>
+        <w:jc w:val="thaiDistribute"/>
+        <w:rPr>
+          <w:rFonts w:ascii="TH SarabunPSK" w:hAnsi="TH SarabunPSK" w:cs="TH SarabunPSK"/>
+          <w:sz w:val="32"/>
+          <w:szCs w:val="32"/>
+        </w:rPr>
+      </w:pPr>
+    </w:p>
+    <w:p>
+      <w:pPr>
+        <w:pStyle w:val="font-claude-response-body"/>
+        <w:tabs>
+          <w:tab w:val="left" w:pos="567"/>
+        </w:tabs>
+        <w:spacing w:before="0" w:beforeAutospacing="0" w:after="0" w:afterAutospacing="0"/>
+        <w:jc w:val="thaiDistribute"/>
+        <w:rPr>
+          <w:rFonts w:ascii="TH SarabunPSK" w:hAnsi="TH SarabunPSK" w:cs="TH SarabunPSK"/>
+          <w:sz w:val="32"/>
+          <w:szCs w:val="32"/>
+        </w:rPr>
+      </w:pPr>
+      <w:r>
+        <w:rPr>
+          <w:rFonts w:ascii="TH SarabunPSK" w:hAnsi="TH SarabunPSK" w:cs="TH SarabunPSK"/>
+          <w:sz w:val="32"/>
+          <w:szCs w:val="32"/>
+          <w:cs/>
+        </w:rPr>
+        <w:tab/>
+      </w:r>
+    </w:p>
+    <w:p>
+      <w:pPr>
+        <w:pStyle w:val="font-claude-response-body"/>
+        <w:tabs>
+          <w:tab w:val="left" w:pos="567"/>
+          <w:tab w:val="left" w:pos="1276"/>
+        </w:tabs>
+        <w:spacing w:before="0" w:beforeAutospacing="0" w:after="0" w:afterAutospacing="0"/>
+        <w:jc w:val="thaiDistribute"/>
+        <w:rPr>
+          <w:rFonts w:ascii="TH SarabunPSK" w:hAnsi="TH SarabunPSK" w:cs="TH SarabunPSK"/>
+          <w:sz w:val="32"/>
+          <w:szCs w:val="32"/>
+          <w:cs/>
+        </w:rPr>
+        <w:sectPr>
+          <w:type w:val="continuous"/>
+          <w:pgSz w:w="11906" w:h="16838" w:code="9"/>
+          <w:pgMar w:top="2880" w:right="1440" w:bottom="1440" w:left="2160" w:header="1440" w:footer="720" w:gutter="0"/>
+          <w:pgNumType w:start="5"/>
+          <w:cols w:space="708"/>
+          <w:docGrid w:linePitch="360"/>
+        </w:sectPr>
+      </w:pPr>
+      <w:r>
+        <w:rPr>
+          <w:rFonts w:ascii="TH SarabunPSK" w:hAnsi="TH SarabunPSK" w:cs="TH SarabunPSK"/>
+          <w:sz w:val="32"/>
+          <w:szCs w:val="32"/>
           <w:cs/>
         </w:rPr>
         <w:t xml:space="preserve"> </w:t>
@@ -4544,25 +4568,7 @@
           <w:sz w:val="32"/>
           <w:szCs w:val="32"/>
         </w:rPr>
-        <w:t xml:space="preserve">Input to </w:t>
-      </w:r>
-      <w:proofErr w:type="gramStart"/>
-      <w:r>
-        <w:rPr>
-          <w:rFonts w:ascii="TH SarabunPSK" w:hAnsi="TH SarabunPSK" w:cs="TH SarabunPSK"/>
-          <w:sz w:val="32"/>
-          <w:szCs w:val="32"/>
-        </w:rPr>
-        <w:t>Output :</w:t>
-      </w:r>
-      <w:proofErr w:type="gramEnd"/>
-      <w:r>
-        <w:rPr>
-          <w:rFonts w:ascii="TH SarabunPSK" w:hAnsi="TH SarabunPSK" w:cs="TH SarabunPSK"/>
-          <w:sz w:val="32"/>
-          <w:szCs w:val="32"/>
-        </w:rPr>
-        <w:t xml:space="preserve"> I2O)</w:t>
+        <w:t>Input to Output : I2O)</w:t>
       </w:r>
       <w:r>
         <w:rPr>
@@ -8613,7 +8619,7 @@
         </w:tabs>
         <w:jc w:val="thaiDistribute"/>
         <w:rPr>
-          <w:rFonts w:ascii="TH SarabunPSK" w:hAnsi="TH SarabunPSK" w:cs="TH SarabunPSK"/>
+          <w:rFonts w:ascii="TH SarabunPSK" w:hAnsi="TH SarabunPSK" w:cs="TH SarabunPSK" w:hint="cs"/>
           <w:sz w:val="32"/>
           <w:szCs w:val="32"/>
         </w:rPr>
@@ -8708,30 +8714,6 @@
           <w:rFonts w:ascii="TH SarabunPSK" w:hAnsi="TH SarabunPSK" w:cs="TH SarabunPSK"/>
           <w:sz w:val="32"/>
           <w:szCs w:val="32"/>
-        </w:rPr>
-        <w:tab/>
-      </w:r>
-    </w:p>
-    <w:p>
-      <w:pPr>
-        <w:tabs>
-          <w:tab w:val="left" w:pos="567"/>
-          <w:tab w:val="left" w:pos="1134"/>
-          <w:tab w:val="left" w:pos="1418"/>
-          <w:tab w:val="left" w:pos="1985"/>
-        </w:tabs>
-        <w:jc w:val="thaiDistribute"/>
-        <w:rPr>
-          <w:rFonts w:ascii="TH SarabunPSK" w:hAnsi="TH SarabunPSK" w:cs="TH SarabunPSK"/>
-          <w:sz w:val="32"/>
-          <w:szCs w:val="32"/>
-        </w:rPr>
-      </w:pPr>
-      <w:r>
-        <w:rPr>
-          <w:rFonts w:ascii="TH SarabunPSK" w:hAnsi="TH SarabunPSK" w:cs="TH SarabunPSK"/>
-          <w:sz w:val="32"/>
-          <w:szCs w:val="32"/>
           <w:cs/>
         </w:rPr>
         <w:tab/>
@@ -9832,25 +9814,14 @@
         </w:rPr>
         <w:t>**</w:t>
       </w:r>
-      <w:proofErr w:type="gramStart"/>
-      <w:r>
-        <w:rPr>
-          <w:rFonts w:ascii="TH SarabunPSK" w:hAnsi="TH SarabunPSK" w:cs="TH SarabunPSK"/>
-          <w:sz w:val="32"/>
-          <w:szCs w:val="32"/>
-          <w:cs/>
-        </w:rPr>
-        <w:t>ความเข้ากันได้ข้ามแพลตฟอร์ม :</w:t>
-      </w:r>
-      <w:proofErr w:type="gramEnd"/>
-      <w:r>
-        <w:rPr>
-          <w:rFonts w:ascii="TH SarabunPSK" w:hAnsi="TH SarabunPSK" w:cs="TH SarabunPSK"/>
-          <w:sz w:val="32"/>
-          <w:szCs w:val="32"/>
-          <w:cs/>
-        </w:rPr>
-        <w:t xml:space="preserve"> เว็บแอปสามารถเข้าถึงได้จากอุปกรณ์ใดๆ ที่มีเว็บ</w:t>
+      <w:r>
+        <w:rPr>
+          <w:rFonts w:ascii="TH SarabunPSK" w:hAnsi="TH SarabunPSK" w:cs="TH SarabunPSK"/>
+          <w:sz w:val="32"/>
+          <w:szCs w:val="32"/>
+          <w:cs/>
+        </w:rPr>
+        <w:t>ความเข้ากันได้ข้ามแพลตฟอร์ม : เว็บแอปสามารถเข้าถึงได้จากอุปกรณ์ใดๆ ที่มีเว็บ</w:t>
       </w:r>
       <w:proofErr w:type="spellStart"/>
       <w:r>
@@ -9931,25 +9902,14 @@
         </w:rPr>
         <w:t>**</w:t>
       </w:r>
-      <w:proofErr w:type="gramStart"/>
-      <w:r>
-        <w:rPr>
-          <w:rFonts w:ascii="TH SarabunPSK" w:hAnsi="TH SarabunPSK" w:cs="TH SarabunPSK"/>
-          <w:sz w:val="32"/>
-          <w:szCs w:val="32"/>
-          <w:cs/>
-        </w:rPr>
-        <w:t>ค่าติดตั้งและบำรุงรักษาต่ำ :</w:t>
-      </w:r>
-      <w:proofErr w:type="gramEnd"/>
-      <w:r>
-        <w:rPr>
-          <w:rFonts w:ascii="TH SarabunPSK" w:hAnsi="TH SarabunPSK" w:cs="TH SarabunPSK"/>
-          <w:sz w:val="32"/>
-          <w:szCs w:val="32"/>
-          <w:cs/>
-        </w:rPr>
-        <w:t xml:space="preserve"> เว็บแอปไม่จำเป็นต้องติดตั้ง</w:t>
+      <w:r>
+        <w:rPr>
+          <w:rFonts w:ascii="TH SarabunPSK" w:hAnsi="TH SarabunPSK" w:cs="TH SarabunPSK"/>
+          <w:sz w:val="32"/>
+          <w:szCs w:val="32"/>
+          <w:cs/>
+        </w:rPr>
+        <w:t>ค่าติดตั้งและบำรุงรักษาต่ำ : เว็บแอปไม่จำเป็นต้องติดตั้ง</w:t>
       </w:r>
       <w:proofErr w:type="spellStart"/>
       <w:r>
@@ -10051,25 +10011,14 @@
         </w:rPr>
         <w:t>**</w:t>
       </w:r>
-      <w:proofErr w:type="gramStart"/>
-      <w:r>
-        <w:rPr>
-          <w:rFonts w:ascii="TH SarabunPSK" w:hAnsi="TH SarabunPSK" w:cs="TH SarabunPSK"/>
-          <w:sz w:val="32"/>
-          <w:szCs w:val="32"/>
-          <w:cs/>
-        </w:rPr>
-        <w:t>ความสามารถในการปรับขนาดได้ง่าย :</w:t>
-      </w:r>
-      <w:proofErr w:type="gramEnd"/>
-      <w:r>
-        <w:rPr>
-          <w:rFonts w:ascii="TH SarabunPSK" w:hAnsi="TH SarabunPSK" w:cs="TH SarabunPSK"/>
-          <w:sz w:val="32"/>
-          <w:szCs w:val="32"/>
-          <w:cs/>
-        </w:rPr>
-        <w:t xml:space="preserve"> เว็บแอปสามารถปรับขนาดได้อย่างง่ายดายเพื่อตอบสนองความต้องการของฐานผู้ใช้ที่กำลังเติบโต โดยไม่จำเป็นต้องใช้ฮาร์ดแวร์หรือโครงสร้างพื้นฐานเพิ่มเติม</w:t>
+      <w:r>
+        <w:rPr>
+          <w:rFonts w:ascii="TH SarabunPSK" w:hAnsi="TH SarabunPSK" w:cs="TH SarabunPSK"/>
+          <w:sz w:val="32"/>
+          <w:szCs w:val="32"/>
+          <w:cs/>
+        </w:rPr>
+        <w:t>ความสามารถในการปรับขนาดได้ง่าย : เว็บแอปสามารถปรับขนาดได้อย่างง่ายดายเพื่อตอบสนองความต้องการของฐานผู้ใช้ที่กำลังเติบโต โดยไม่จำเป็นต้องใช้ฮาร์ดแวร์หรือโครงสร้างพื้นฐานเพิ่มเติม</w:t>
       </w:r>
     </w:p>
     <w:p>
@@ -10130,7 +10079,6 @@
         </w:rPr>
         <w:t>**</w:t>
       </w:r>
-      <w:proofErr w:type="gramStart"/>
       <w:r>
         <w:rPr>
           <w:rFonts w:ascii="TH SarabunPSK" w:hAnsi="TH SarabunPSK" w:cs="TH SarabunPSK"/>
@@ -10158,17 +10106,7 @@
           <w:szCs w:val="32"/>
           <w:cs/>
         </w:rPr>
-        <w:t>เดตตามเวลาจริง :</w:t>
-      </w:r>
-      <w:proofErr w:type="gramEnd"/>
-      <w:r>
-        <w:rPr>
-          <w:rFonts w:ascii="TH SarabunPSK" w:hAnsi="TH SarabunPSK" w:cs="TH SarabunPSK"/>
-          <w:sz w:val="32"/>
-          <w:szCs w:val="32"/>
-          <w:cs/>
-        </w:rPr>
-        <w:t xml:space="preserve"> เว็บแอปสามาร</w:t>
+        <w:t>เดตตามเวลาจริง : เว็บแอปสามาร</w:t>
       </w:r>
       <w:proofErr w:type="spellStart"/>
       <w:r>
@@ -10249,25 +10187,14 @@
         </w:rPr>
         <w:t>**</w:t>
       </w:r>
-      <w:proofErr w:type="gramStart"/>
-      <w:r>
-        <w:rPr>
-          <w:rFonts w:ascii="TH SarabunPSK" w:hAnsi="TH SarabunPSK" w:cs="TH SarabunPSK"/>
-          <w:sz w:val="32"/>
-          <w:szCs w:val="32"/>
-          <w:cs/>
-        </w:rPr>
-        <w:t>การทำงานร่วมกันที่ได้รับการปรับปรุง :</w:t>
-      </w:r>
-      <w:proofErr w:type="gramEnd"/>
-      <w:r>
-        <w:rPr>
-          <w:rFonts w:ascii="TH SarabunPSK" w:hAnsi="TH SarabunPSK" w:cs="TH SarabunPSK"/>
-          <w:sz w:val="32"/>
-          <w:szCs w:val="32"/>
-          <w:cs/>
-        </w:rPr>
-        <w:t xml:space="preserve"> เว็บแอปช่วยให้สามารถทำงานร่วมกันแบบเรียลไทม์และแบ่งปันข้อมูลระหว่างผู้ใช้ ปรับปรุงการสื่อสารและประสิทธิภาพการทำงาน</w:t>
+      <w:r>
+        <w:rPr>
+          <w:rFonts w:ascii="TH SarabunPSK" w:hAnsi="TH SarabunPSK" w:cs="TH SarabunPSK"/>
+          <w:sz w:val="32"/>
+          <w:szCs w:val="32"/>
+          <w:cs/>
+        </w:rPr>
+        <w:t>การทำงานร่วมกันที่ได้รับการปรับปรุง : เว็บแอปช่วยให้สามารถทำงานร่วมกันแบบเรียลไทม์และแบ่งปันข้อมูลระหว่างผู้ใช้ ปรับปรุงการสื่อสารและประสิทธิภาพการทำงาน</w:t>
       </w:r>
     </w:p>
     <w:p>
@@ -10414,25 +10341,14 @@
         </w:rPr>
         <w:t>**</w:t>
       </w:r>
-      <w:proofErr w:type="gramStart"/>
-      <w:r>
-        <w:rPr>
-          <w:rFonts w:ascii="TH SarabunPSK" w:hAnsi="TH SarabunPSK" w:cs="TH SarabunPSK"/>
-          <w:sz w:val="32"/>
-          <w:szCs w:val="32"/>
-          <w:cs/>
-        </w:rPr>
-        <w:t>การพึ่งพาอินเทอร์เน็ต :</w:t>
-      </w:r>
-      <w:proofErr w:type="gramEnd"/>
-      <w:r>
-        <w:rPr>
-          <w:rFonts w:ascii="TH SarabunPSK" w:hAnsi="TH SarabunPSK" w:cs="TH SarabunPSK"/>
-          <w:sz w:val="32"/>
-          <w:szCs w:val="32"/>
-          <w:cs/>
-        </w:rPr>
-        <w:t xml:space="preserve"> เว็บแอปจำเป็นต้องมีการเชื่อมต่ออินเทอร์เน็ตจึงจะทำงานได้ ทำให้ไม่สามารถใช้งานได้ในโหมดออฟไลน์หรือพื้นที่ที่มีการเชื่อมต่อเครือข่ายไม่ดี</w:t>
+      <w:r>
+        <w:rPr>
+          <w:rFonts w:ascii="TH SarabunPSK" w:hAnsi="TH SarabunPSK" w:cs="TH SarabunPSK"/>
+          <w:sz w:val="32"/>
+          <w:szCs w:val="32"/>
+          <w:cs/>
+        </w:rPr>
+        <w:t>การพึ่งพาอินเทอร์เน็ต : เว็บแอปจำเป็นต้องมีการเชื่อมต่ออินเทอร์เน็ตจึงจะทำงานได้ ทำให้ไม่สามารถใช้งานได้ในโหมดออฟไลน์หรือพื้นที่ที่มีการเชื่อมต่อเครือข่ายไม่ดี</w:t>
       </w:r>
     </w:p>
     <w:p>
@@ -10493,25 +10409,14 @@
         </w:rPr>
         <w:t>**</w:t>
       </w:r>
-      <w:proofErr w:type="gramStart"/>
-      <w:r>
-        <w:rPr>
-          <w:rFonts w:ascii="TH SarabunPSK" w:hAnsi="TH SarabunPSK" w:cs="TH SarabunPSK"/>
-          <w:sz w:val="32"/>
-          <w:szCs w:val="32"/>
-          <w:cs/>
-        </w:rPr>
-        <w:t>ความเสี่ยงด้านความปลอดภัย :</w:t>
-      </w:r>
-      <w:proofErr w:type="gramEnd"/>
-      <w:r>
-        <w:rPr>
-          <w:rFonts w:ascii="TH SarabunPSK" w:hAnsi="TH SarabunPSK" w:cs="TH SarabunPSK"/>
-          <w:sz w:val="32"/>
-          <w:szCs w:val="32"/>
-          <w:cs/>
-        </w:rPr>
-        <w:t xml:space="preserve"> เว็บแอปมีความเสี่ยงต่อภัยคุกคามความปลอดภัย เช่น การละเมิดข้อมูล การโจมตีแบบ</w:t>
+      <w:r>
+        <w:rPr>
+          <w:rFonts w:ascii="TH SarabunPSK" w:hAnsi="TH SarabunPSK" w:cs="TH SarabunPSK"/>
+          <w:sz w:val="32"/>
+          <w:szCs w:val="32"/>
+          <w:cs/>
+        </w:rPr>
+        <w:t>ความเสี่ยงด้านความปลอดภัย : เว็บแอปมีความเสี่ยงต่อภัยคุกคามความปลอดภัย เช่น การละเมิดข้อมูล การโจมตีแบบ</w:t>
       </w:r>
       <w:proofErr w:type="spellStart"/>
       <w:r>
@@ -10620,25 +10525,14 @@
         </w:rPr>
         <w:t>**</w:t>
       </w:r>
-      <w:proofErr w:type="gramStart"/>
-      <w:r>
-        <w:rPr>
-          <w:rFonts w:ascii="TH SarabunPSK" w:hAnsi="TH SarabunPSK" w:cs="TH SarabunPSK"/>
-          <w:sz w:val="32"/>
-          <w:szCs w:val="32"/>
-          <w:cs/>
-        </w:rPr>
-        <w:t>ข้อจำกัดด้านประสิทธิภาพ :</w:t>
-      </w:r>
-      <w:proofErr w:type="gramEnd"/>
-      <w:r>
-        <w:rPr>
-          <w:rFonts w:ascii="TH SarabunPSK" w:hAnsi="TH SarabunPSK" w:cs="TH SarabunPSK"/>
-          <w:sz w:val="32"/>
-          <w:szCs w:val="32"/>
-          <w:cs/>
-        </w:rPr>
-        <w:t xml:space="preserve"> เว็บแอปอาจประสบปัญหาข้อจำกัดด้านประสิทธิภาพเนื่องจากปัจจัยต่างๆ เช่น การเชื่อมต่อเครือข่ายที่ช้า ปัญหาความเข้ากันได้ของ</w:t>
+      <w:r>
+        <w:rPr>
+          <w:rFonts w:ascii="TH SarabunPSK" w:hAnsi="TH SarabunPSK" w:cs="TH SarabunPSK"/>
+          <w:sz w:val="32"/>
+          <w:szCs w:val="32"/>
+          <w:cs/>
+        </w:rPr>
+        <w:t>ข้อจำกัดด้านประสิทธิภาพ : เว็บแอปอาจประสบปัญหาข้อจำกัดด้านประสิทธิภาพเนื่องจากปัจจัยต่างๆ เช่น การเชื่อมต่อเครือข่ายที่ช้า ปัญหาความเข้ากันได้ของ</w:t>
       </w:r>
       <w:proofErr w:type="spellStart"/>
       <w:r>
@@ -10719,25 +10613,14 @@
         </w:rPr>
         <w:t>**</w:t>
       </w:r>
-      <w:proofErr w:type="gramStart"/>
-      <w:r>
-        <w:rPr>
-          <w:rFonts w:ascii="TH SarabunPSK" w:hAnsi="TH SarabunPSK" w:cs="TH SarabunPSK"/>
-          <w:sz w:val="32"/>
-          <w:szCs w:val="32"/>
-          <w:cs/>
-        </w:rPr>
-        <w:t>ฟังก์ชันการทำงานที่จำกัด :</w:t>
-      </w:r>
-      <w:proofErr w:type="gramEnd"/>
-      <w:r>
-        <w:rPr>
-          <w:rFonts w:ascii="TH SarabunPSK" w:hAnsi="TH SarabunPSK" w:cs="TH SarabunPSK"/>
-          <w:sz w:val="32"/>
-          <w:szCs w:val="32"/>
-          <w:cs/>
-        </w:rPr>
-        <w:t xml:space="preserve"> เว็บแอปอาจมีระดับฟังก์ชันการทำงานที่แตกต่างจากแอปพลิเคชัน</w:t>
+      <w:r>
+        <w:rPr>
+          <w:rFonts w:ascii="TH SarabunPSK" w:hAnsi="TH SarabunPSK" w:cs="TH SarabunPSK"/>
+          <w:sz w:val="32"/>
+          <w:szCs w:val="32"/>
+          <w:cs/>
+        </w:rPr>
+        <w:t>ฟังก์ชันการทำงานที่จำกัด : เว็บแอปอาจมีระดับฟังก์ชันการทำงานที่แตกต่างจากแอปพลิเคชัน</w:t>
       </w:r>
       <w:proofErr w:type="spellStart"/>
       <w:r>
@@ -10818,7 +10701,6 @@
         </w:rPr>
         <w:t>**</w:t>
       </w:r>
-      <w:proofErr w:type="gramStart"/>
       <w:r>
         <w:rPr>
           <w:rFonts w:ascii="TH SarabunPSK" w:hAnsi="TH SarabunPSK" w:cs="TH SarabunPSK"/>
@@ -10846,17 +10728,7 @@
           <w:szCs w:val="32"/>
           <w:cs/>
         </w:rPr>
-        <w:t>ราว์เซอร์ :</w:t>
-      </w:r>
-      <w:proofErr w:type="gramEnd"/>
-      <w:r>
-        <w:rPr>
-          <w:rFonts w:ascii="TH SarabunPSK" w:hAnsi="TH SarabunPSK" w:cs="TH SarabunPSK"/>
-          <w:sz w:val="32"/>
-          <w:szCs w:val="32"/>
-          <w:cs/>
-        </w:rPr>
-        <w:t xml:space="preserve"> เว็บแอปอาจทำงานไม่ถูกต้องบนเว็บ</w:t>
+        <w:t>ราว์เซอร์ : เว็บแอปอาจทำงานไม่ถูกต้องบนเว็บ</w:t>
       </w:r>
       <w:proofErr w:type="spellStart"/>
       <w:r>
@@ -11059,25 +10931,14 @@
         </w:rPr>
         <w:t>**</w:t>
       </w:r>
-      <w:proofErr w:type="gramStart"/>
-      <w:r>
-        <w:rPr>
-          <w:rFonts w:ascii="TH SarabunPSK" w:hAnsi="TH SarabunPSK" w:cs="TH SarabunPSK"/>
-          <w:sz w:val="32"/>
-          <w:szCs w:val="32"/>
-          <w:cs/>
-        </w:rPr>
-        <w:t>เว็บแอปแบบคงที่ :</w:t>
-      </w:r>
-      <w:proofErr w:type="gramEnd"/>
-      <w:r>
-        <w:rPr>
-          <w:rFonts w:ascii="TH SarabunPSK" w:hAnsi="TH SarabunPSK" w:cs="TH SarabunPSK"/>
-          <w:sz w:val="32"/>
-          <w:szCs w:val="32"/>
-          <w:cs/>
-        </w:rPr>
-        <w:t xml:space="preserve"> เป็นเว็บแอปธรรมดาที่ไม่ต้องใช้การประมวลผลฝั่ง</w:t>
+      <w:r>
+        <w:rPr>
+          <w:rFonts w:ascii="TH SarabunPSK" w:hAnsi="TH SarabunPSK" w:cs="TH SarabunPSK"/>
+          <w:sz w:val="32"/>
+          <w:szCs w:val="32"/>
+          <w:cs/>
+        </w:rPr>
+        <w:t>เว็บแอปแบบคงที่ : เป็นเว็บแอปธรรมดาที่ไม่ต้องใช้การประมวลผลฝั่ง</w:t>
       </w:r>
       <w:proofErr w:type="spellStart"/>
       <w:r>
@@ -11210,7 +11071,6 @@
         </w:rPr>
         <w:t>**</w:t>
       </w:r>
-      <w:proofErr w:type="gramStart"/>
       <w:r>
         <w:rPr>
           <w:rFonts w:ascii="TH SarabunPSK" w:hAnsi="TH SarabunPSK" w:cs="TH SarabunPSK"/>
@@ -11258,17 +11118,7 @@
           <w:szCs w:val="32"/>
           <w:cs/>
         </w:rPr>
-        <w:t xml:space="preserve"> :</w:t>
-      </w:r>
-      <w:proofErr w:type="gramEnd"/>
-      <w:r>
-        <w:rPr>
-          <w:rFonts w:ascii="TH SarabunPSK" w:hAnsi="TH SarabunPSK" w:cs="TH SarabunPSK"/>
-          <w:sz w:val="32"/>
-          <w:szCs w:val="32"/>
-          <w:cs/>
-        </w:rPr>
-        <w:t xml:space="preserve"> เว็บแอปเหล่านี้ใช้สคริปต์ฝั่ง</w:t>
+        <w:t xml:space="preserve"> : เว็บแอปเหล่านี้ใช้สคริปต์ฝั่ง</w:t>
       </w:r>
       <w:proofErr w:type="spellStart"/>
       <w:r>
@@ -11487,25 +11337,7 @@
           <w:sz w:val="32"/>
           <w:szCs w:val="32"/>
         </w:rPr>
-        <w:t>SPA</w:t>
-      </w:r>
-      <w:proofErr w:type="gramStart"/>
-      <w:r>
-        <w:rPr>
-          <w:rFonts w:ascii="TH SarabunPSK" w:hAnsi="TH SarabunPSK" w:cs="TH SarabunPSK"/>
-          <w:sz w:val="32"/>
-          <w:szCs w:val="32"/>
-        </w:rPr>
-        <w:t>) :</w:t>
-      </w:r>
-      <w:proofErr w:type="gramEnd"/>
-      <w:r>
-        <w:rPr>
-          <w:rFonts w:ascii="TH SarabunPSK" w:hAnsi="TH SarabunPSK" w:cs="TH SarabunPSK"/>
-          <w:sz w:val="32"/>
-          <w:szCs w:val="32"/>
-        </w:rPr>
-        <w:t xml:space="preserve"> </w:t>
+        <w:t xml:space="preserve">SPA) : </w:t>
       </w:r>
       <w:r>
         <w:rPr>
@@ -11693,25 +11525,7 @@
           <w:sz w:val="32"/>
           <w:szCs w:val="32"/>
         </w:rPr>
-        <w:t>Progressive Web Applications (PWA</w:t>
-      </w:r>
-      <w:proofErr w:type="gramStart"/>
-      <w:r>
-        <w:rPr>
-          <w:rFonts w:ascii="TH SarabunPSK" w:hAnsi="TH SarabunPSK" w:cs="TH SarabunPSK"/>
-          <w:sz w:val="32"/>
-          <w:szCs w:val="32"/>
-        </w:rPr>
-        <w:t>) :</w:t>
-      </w:r>
-      <w:proofErr w:type="gramEnd"/>
-      <w:r>
-        <w:rPr>
-          <w:rFonts w:ascii="TH SarabunPSK" w:hAnsi="TH SarabunPSK" w:cs="TH SarabunPSK"/>
-          <w:sz w:val="32"/>
-          <w:szCs w:val="32"/>
-        </w:rPr>
-        <w:t xml:space="preserve"> PWA </w:t>
+        <w:t xml:space="preserve">Progressive Web Applications (PWA) : PWA </w:t>
       </w:r>
       <w:r>
         <w:rPr>
@@ -11800,25 +11614,14 @@
         </w:rPr>
         <w:t>**</w:t>
       </w:r>
-      <w:proofErr w:type="gramStart"/>
-      <w:r>
-        <w:rPr>
-          <w:rFonts w:ascii="TH SarabunPSK" w:hAnsi="TH SarabunPSK" w:cs="TH SarabunPSK"/>
-          <w:sz w:val="32"/>
-          <w:szCs w:val="32"/>
-          <w:cs/>
-        </w:rPr>
-        <w:t>บริการทางเว็บ :</w:t>
-      </w:r>
-      <w:proofErr w:type="gramEnd"/>
-      <w:r>
-        <w:rPr>
-          <w:rFonts w:ascii="TH SarabunPSK" w:hAnsi="TH SarabunPSK" w:cs="TH SarabunPSK"/>
-          <w:sz w:val="32"/>
-          <w:szCs w:val="32"/>
-          <w:cs/>
-        </w:rPr>
-        <w:t xml:space="preserve"> เว็บแอปเหล่านี้มีชุด </w:t>
+      <w:r>
+        <w:rPr>
+          <w:rFonts w:ascii="TH SarabunPSK" w:hAnsi="TH SarabunPSK" w:cs="TH SarabunPSK"/>
+          <w:sz w:val="32"/>
+          <w:szCs w:val="32"/>
+          <w:cs/>
+        </w:rPr>
+        <w:t xml:space="preserve">บริการทางเว็บ : เว็บแอปเหล่านี้มีชุด </w:t>
       </w:r>
       <w:r>
         <w:rPr>
@@ -11931,7 +11734,6 @@
         </w:rPr>
         <w:t>**</w:t>
       </w:r>
-      <w:proofErr w:type="gramStart"/>
       <w:r>
         <w:rPr>
           <w:rFonts w:ascii="TH SarabunPSK" w:hAnsi="TH SarabunPSK" w:cs="TH SarabunPSK"/>
@@ -11959,17 +11761,7 @@
           <w:szCs w:val="32"/>
           <w:cs/>
         </w:rPr>
-        <w:t xml:space="preserve"> :</w:t>
-      </w:r>
-      <w:proofErr w:type="gramEnd"/>
-      <w:r>
-        <w:rPr>
-          <w:rFonts w:ascii="TH SarabunPSK" w:hAnsi="TH SarabunPSK" w:cs="TH SarabunPSK"/>
-          <w:sz w:val="32"/>
-          <w:szCs w:val="32"/>
-          <w:cs/>
-        </w:rPr>
-        <w:t xml:space="preserve"> เว็บแอปพลิเคชันเหล่านี้มอบเกตเวย์แบบรวมไปยังแหล่งข้อมูลที่แตกต่างกัน เช่น ข่าวสาร อีเมล และโซ</w:t>
+        <w:t xml:space="preserve"> : เว็บแอปพลิเคชันเหล่านี้มอบเกตเวย์แบบรวมไปยังแหล่งข้อมูลที่แตกต่างกัน เช่น ข่าวสาร อีเมล และโซ</w:t>
       </w:r>
       <w:proofErr w:type="spellStart"/>
       <w:r>
@@ -12256,6 +12048,7 @@
         </w:rPr>
         <w:t>.1</w:t>
       </w:r>
+      <w:bookmarkStart w:id="6" w:name="_Hlk228199640"/>
       <w:r>
         <w:rPr>
           <w:rFonts w:ascii="TH SarabunPSK" w:hAnsi="TH SarabunPSK" w:cs="TH SarabunPSK"/>
@@ -12292,6 +12085,7 @@
         </w:rPr>
         <w:t xml:space="preserve"> </w:t>
       </w:r>
+      <w:bookmarkEnd w:id="6"/>
       <w:r>
         <w:rPr>
           <w:rFonts w:ascii="TH SarabunPSK" w:hAnsi="TH SarabunPSK" w:cs="TH SarabunPSK"/>
@@ -12300,7 +12094,7 @@
         </w:rPr>
         <w:t>(</w:t>
       </w:r>
-      <w:bookmarkStart w:id="6" w:name="_Hlk177048191"/>
+      <w:bookmarkStart w:id="7" w:name="_Hlk177048191"/>
       <w:proofErr w:type="spellStart"/>
       <w:r>
         <w:rPr>
@@ -12310,7 +12104,7 @@
         </w:rPr>
         <w:t>GaMeDeV</w:t>
       </w:r>
-      <w:bookmarkEnd w:id="6"/>
+      <w:bookmarkEnd w:id="7"/>
       <w:proofErr w:type="spellEnd"/>
       <w:r>
         <w:rPr>
@@ -12496,7 +12290,7 @@
           <w:szCs w:val="32"/>
         </w:rPr>
       </w:pPr>
-      <w:bookmarkStart w:id="7" w:name="_Hlk217307227"/>
+      <w:bookmarkStart w:id="8" w:name="_Hlk217307227"/>
       <w:r>
         <w:rPr>
           <w:rFonts w:ascii="TH SarabunPSK" w:hAnsi="TH SarabunPSK" w:cs="TH SarabunPSK" w:hint="cs"/>
@@ -12607,7 +12401,7 @@
         </w:rPr>
       </w:pPr>
     </w:p>
-    <w:bookmarkEnd w:id="7"/>
+    <w:bookmarkEnd w:id="8"/>
     <w:p>
       <w:pPr>
         <w:tabs>
@@ -14096,25 +13890,14 @@
         </w:rPr>
         <w:t xml:space="preserve">Extensions </w:t>
       </w:r>
-      <w:proofErr w:type="gramStart"/>
-      <w:r>
-        <w:rPr>
-          <w:rFonts w:ascii="TH SarabunPSK" w:hAnsi="TH SarabunPSK" w:cs="TH SarabunPSK"/>
-          <w:sz w:val="32"/>
-          <w:szCs w:val="32"/>
-          <w:cs/>
-        </w:rPr>
-        <w:t>นั้นจะเป็นการโหลดมาใช้แบบฟรี !</w:t>
-      </w:r>
-      <w:proofErr w:type="gramEnd"/>
-      <w:r>
-        <w:rPr>
-          <w:rFonts w:ascii="TH SarabunPSK" w:hAnsi="TH SarabunPSK" w:cs="TH SarabunPSK"/>
-          <w:sz w:val="32"/>
-          <w:szCs w:val="32"/>
-          <w:cs/>
-        </w:rPr>
-        <w:t xml:space="preserve"> และ ขั้นตอนการโหลดที่ไม่ยุ่งยากด้วย ก่อนอื่นเลยมาดูวิธีการดาวน์โหลดกัน</w:t>
+      <w:r>
+        <w:rPr>
+          <w:rFonts w:ascii="TH SarabunPSK" w:hAnsi="TH SarabunPSK" w:cs="TH SarabunPSK"/>
+          <w:sz w:val="32"/>
+          <w:szCs w:val="32"/>
+          <w:cs/>
+        </w:rPr>
+        <w:t>นั้นจะเป็นการโหลดมาใช้แบบฟรี ! และ ขั้นตอนการโหลดที่ไม่ยุ่งยากด้วย ก่อนอื่นเลยมาดูวิธีการดาวน์โหลดกัน</w:t>
       </w:r>
       <w:r>
         <w:rPr>
@@ -15095,7 +14878,6 @@
         <w:t>(</w:t>
       </w:r>
       <w:proofErr w:type="spellStart"/>
-      <w:proofErr w:type="gramStart"/>
       <w:r>
         <w:rPr>
           <w:rFonts w:ascii="TH SarabunPSK" w:hAnsi="TH SarabunPSK" w:cs="TH SarabunPSK"/>
@@ -15105,7 +14887,6 @@
         <w:t>codinggun</w:t>
       </w:r>
       <w:proofErr w:type="spellEnd"/>
-      <w:proofErr w:type="gramEnd"/>
       <w:r>
         <w:rPr>
           <w:rFonts w:ascii="TH SarabunPSK" w:hAnsi="TH SarabunPSK" w:cs="TH SarabunPSK"/>
@@ -16045,7 +15826,6 @@
         <w:t>(</w:t>
       </w:r>
       <w:proofErr w:type="spellStart"/>
-      <w:proofErr w:type="gramStart"/>
       <w:r>
         <w:rPr>
           <w:rFonts w:ascii="TH SarabunPSK" w:hAnsi="TH SarabunPSK" w:cs="TH SarabunPSK"/>
@@ -16055,7 +15835,6 @@
         <w:t>iplandigital</w:t>
       </w:r>
       <w:proofErr w:type="spellEnd"/>
-      <w:proofErr w:type="gramEnd"/>
       <w:r>
         <w:rPr>
           <w:rFonts w:ascii="TH SarabunPSK" w:hAnsi="TH SarabunPSK" w:cs="TH SarabunPSK"/>
@@ -17113,7 +16892,6 @@
         </w:rPr>
         <w:t xml:space="preserve"> (</w:t>
       </w:r>
-      <w:proofErr w:type="gramStart"/>
       <w:r>
         <w:rPr>
           <w:rFonts w:ascii="TH SarabunPSK" w:hAnsi="TH SarabunPSK" w:cs="TH SarabunPSK"/>
@@ -17122,7 +16900,6 @@
         </w:rPr>
         <w:t>nipa</w:t>
       </w:r>
-      <w:proofErr w:type="gramEnd"/>
       <w:r>
         <w:rPr>
           <w:rFonts w:ascii="TH SarabunPSK" w:hAnsi="TH SarabunPSK" w:cs="TH SarabunPSK"/>
@@ -19920,6 +19697,7 @@
         </w:rPr>
         <w:t>**</w:t>
       </w:r>
+      <w:bookmarkStart w:id="9" w:name="_Hlk228203544"/>
       <w:r>
         <w:rPr>
           <w:rFonts w:ascii="TH SarabunPSK" w:hAnsi="TH SarabunPSK" w:cs="TH SarabunPSK"/>
@@ -19937,6 +19715,7 @@
         </w:rPr>
         <w:t>คืออะไร</w:t>
       </w:r>
+      <w:bookmarkEnd w:id="9"/>
       <w:r>
         <w:rPr>
           <w:rFonts w:ascii="TH SarabunPSK" w:hAnsi="TH SarabunPSK" w:cs="TH SarabunPSK" w:hint="cs"/>
@@ -20646,6 +20425,7 @@
         </w:rPr>
         <w:t>**</w:t>
       </w:r>
+      <w:bookmarkStart w:id="10" w:name="_Hlk228203793"/>
       <w:r>
         <w:rPr>
           <w:rFonts w:ascii="TH SarabunPSK" w:hAnsi="TH SarabunPSK" w:cs="TH SarabunPSK"/>
@@ -20673,6 +20453,7 @@
         </w:rPr>
         <w:t xml:space="preserve"> Functions</w:t>
       </w:r>
+      <w:bookmarkEnd w:id="10"/>
       <w:r>
         <w:rPr>
           <w:rFonts w:ascii="TH SarabunPSK" w:hAnsi="TH SarabunPSK" w:cs="TH SarabunPSK"/>
@@ -21459,6 +21240,7 @@
         </w:rPr>
         <w:t>**</w:t>
       </w:r>
+      <w:bookmarkStart w:id="11" w:name="_Hlk228204545"/>
       <w:proofErr w:type="spellStart"/>
       <w:r>
         <w:rPr>
@@ -21486,6 +21268,7 @@
         </w:rPr>
         <w:t>คืออะไร</w:t>
       </w:r>
+      <w:bookmarkEnd w:id="11"/>
       <w:r>
         <w:rPr>
           <w:rFonts w:ascii="TH SarabunPSK" w:hAnsi="TH SarabunPSK" w:cs="TH SarabunPSK" w:hint="cs"/>
@@ -22263,7 +22046,6 @@
         <w:t xml:space="preserve"> (</w:t>
       </w:r>
       <w:proofErr w:type="spellStart"/>
-      <w:proofErr w:type="gramStart"/>
       <w:r>
         <w:rPr>
           <w:rFonts w:ascii="TH SarabunPSK" w:hAnsi="TH SarabunPSK" w:cs="TH SarabunPSK"/>
@@ -22273,7 +22055,6 @@
         <w:t>knmasters</w:t>
       </w:r>
       <w:proofErr w:type="spellEnd"/>
-      <w:proofErr w:type="gramEnd"/>
       <w:r>
         <w:rPr>
           <w:rFonts w:ascii="TH SarabunPSK" w:hAnsi="TH SarabunPSK" w:cs="TH SarabunPSK"/>
@@ -24421,6 +24202,7 @@
         </w:rPr>
         <w:t>**</w:t>
       </w:r>
+      <w:bookmarkStart w:id="12" w:name="_Hlk228205694"/>
       <w:r>
         <w:rPr>
           <w:rFonts w:ascii="TH SarabunPSK" w:hAnsi="TH SarabunPSK" w:cs="TH SarabunPSK"/>
@@ -24438,6 +24220,7 @@
         </w:rPr>
         <w:t>คืออะไร</w:t>
       </w:r>
+      <w:bookmarkEnd w:id="12"/>
       <w:r>
         <w:rPr>
           <w:rFonts w:ascii="TH SarabunPSK" w:hAnsi="TH SarabunPSK" w:cs="TH SarabunPSK"/>
@@ -25441,6 +25224,7 @@
         </w:rPr>
         <w:t>**</w:t>
       </w:r>
+      <w:bookmarkStart w:id="13" w:name="_Hlk228206139"/>
       <w:r>
         <w:rPr>
           <w:rFonts w:ascii="TH SarabunPSK" w:hAnsi="TH SarabunPSK" w:cs="TH SarabunPSK"/>
@@ -25456,7 +25240,17 @@
           <w:szCs w:val="32"/>
           <w:cs/>
         </w:rPr>
-        <w:t xml:space="preserve"> คืออะไร </w:t>
+        <w:t xml:space="preserve"> คืออะไร</w:t>
+      </w:r>
+      <w:bookmarkEnd w:id="13"/>
+      <w:r>
+        <w:rPr>
+          <w:rFonts w:ascii="TH SarabunPSK" w:hAnsi="TH SarabunPSK" w:cs="TH SarabunPSK" w:hint="cs"/>
+          <w:sz w:val="32"/>
+          <w:szCs w:val="32"/>
+          <w:cs/>
+        </w:rPr>
+        <w:t xml:space="preserve"> </w:t>
       </w:r>
       <w:r>
         <w:rPr>
@@ -26511,6 +26305,7 @@
         </w:rPr>
         <w:t>**</w:t>
       </w:r>
+      <w:bookmarkStart w:id="14" w:name="_Hlk228206671"/>
       <w:r>
         <w:rPr>
           <w:rFonts w:ascii="TH SarabunPSK" w:hAnsi="TH SarabunPSK" w:cs="TH SarabunPSK"/>
@@ -26536,6 +26331,7 @@
         </w:rPr>
         <w:t>?</w:t>
       </w:r>
+      <w:bookmarkEnd w:id="14"/>
       <w:r>
         <w:rPr>
           <w:rFonts w:ascii="TH SarabunPSK" w:hAnsi="TH SarabunPSK" w:cs="TH SarabunPSK"/>
@@ -26545,7 +26341,6 @@
         <w:t xml:space="preserve"> (</w:t>
       </w:r>
       <w:proofErr w:type="spellStart"/>
-      <w:proofErr w:type="gramStart"/>
       <w:r>
         <w:rPr>
           <w:rFonts w:ascii="TH SarabunPSK" w:hAnsi="TH SarabunPSK" w:cs="TH SarabunPSK"/>
@@ -26555,7 +26350,6 @@
         <w:t>davoy.tech</w:t>
       </w:r>
       <w:proofErr w:type="spellEnd"/>
-      <w:proofErr w:type="gramEnd"/>
       <w:r>
         <w:rPr>
           <w:rFonts w:ascii="TH SarabunPSK" w:hAnsi="TH SarabunPSK" w:cs="TH SarabunPSK"/>
@@ -26726,7 +26520,7 @@
           <w:szCs w:val="32"/>
         </w:rPr>
       </w:pPr>
-      <w:bookmarkStart w:id="8" w:name="_Hlk222279560"/>
+      <w:bookmarkStart w:id="15" w:name="_Hlk222279560"/>
       <w:r>
         <w:rPr>
           <w:rFonts w:ascii="TH SarabunPSK" w:hAnsi="TH SarabunPSK" w:cs="TH SarabunPSK" w:hint="cs"/>
@@ -26770,7 +26564,7 @@
         <w:t xml:space="preserve"> Logo</w:t>
       </w:r>
     </w:p>
-    <w:bookmarkEnd w:id="8"/>
+    <w:bookmarkEnd w:id="15"/>
     <w:p>
       <w:pPr>
         <w:tabs>
@@ -28529,7 +28323,6 @@
         <w:t>(</w:t>
       </w:r>
       <w:proofErr w:type="spellStart"/>
-      <w:proofErr w:type="gramStart"/>
       <w:r>
         <w:rPr>
           <w:rFonts w:ascii="TH SarabunPSK" w:hAnsi="TH SarabunPSK" w:cs="TH SarabunPSK"/>
@@ -28539,7 +28332,6 @@
         <w:t>learn.prompt</w:t>
       </w:r>
       <w:proofErr w:type="spellEnd"/>
-      <w:proofErr w:type="gramEnd"/>
       <w:r>
         <w:rPr>
           <w:rFonts w:ascii="TH SarabunPSK" w:hAnsi="TH SarabunPSK" w:cs="TH SarabunPSK"/>
@@ -31119,6 +30911,7 @@
         </w:rPr>
         <w:t>**</w:t>
       </w:r>
+      <w:bookmarkStart w:id="16" w:name="_Hlk228207926"/>
       <w:r>
         <w:rPr>
           <w:rFonts w:ascii="TH SarabunPSK" w:hAnsi="TH SarabunPSK" w:cs="TH SarabunPSK"/>
@@ -31128,7 +30921,19 @@
           <w:szCs w:val="32"/>
           <w:cs/>
         </w:rPr>
-        <w:t>ทฤษฎีการสร้างข้อความด้วยการค้นคืนสารสนเทศ (</w:t>
+        <w:t>ทฤษฎีการสร้างข้อความด้วยการค้นคืนสารสนเทศ</w:t>
+      </w:r>
+      <w:bookmarkEnd w:id="16"/>
+      <w:r>
+        <w:rPr>
+          <w:rFonts w:ascii="TH SarabunPSK" w:hAnsi="TH SarabunPSK" w:cs="TH SarabunPSK"/>
+          <w:b/>
+          <w:bCs/>
+          <w:sz w:val="32"/>
+          <w:szCs w:val="32"/>
+          <w:cs/>
+        </w:rPr>
+        <w:t xml:space="preserve"> (</w:t>
       </w:r>
       <w:r>
         <w:rPr>
@@ -36706,14 +36511,25 @@
         </w:rPr>
         <w:tab/>
       </w:r>
-      <w:r>
-        <w:rPr>
-          <w:rFonts w:ascii="TH SarabunPSK" w:hAnsi="TH SarabunPSK" w:cs="TH SarabunPSK"/>
-          <w:sz w:val="32"/>
-          <w:szCs w:val="32"/>
-          <w:cs/>
-        </w:rPr>
-        <w:t>อภิญญา แขนสูงเนิน (</w:t>
+      <w:bookmarkStart w:id="17" w:name="_Hlk228210291"/>
+      <w:r>
+        <w:rPr>
+          <w:rFonts w:ascii="TH SarabunPSK" w:hAnsi="TH SarabunPSK" w:cs="TH SarabunPSK"/>
+          <w:sz w:val="32"/>
+          <w:szCs w:val="32"/>
+          <w:cs/>
+        </w:rPr>
+        <w:t xml:space="preserve">อภิญญา แขนสูงเนิน </w:t>
+      </w:r>
+      <w:bookmarkEnd w:id="17"/>
+      <w:r>
+        <w:rPr>
+          <w:rFonts w:ascii="TH SarabunPSK" w:hAnsi="TH SarabunPSK" w:cs="TH SarabunPSK"/>
+          <w:sz w:val="32"/>
+          <w:szCs w:val="32"/>
+          <w:cs/>
+        </w:rPr>
+        <w:t>(</w:t>
       </w:r>
       <w:r>
         <w:rPr>
@@ -36905,6 +36721,7 @@
         </w:rPr>
         <w:tab/>
       </w:r>
+      <w:bookmarkStart w:id="18" w:name="_Hlk228211461"/>
       <w:proofErr w:type="spellStart"/>
       <w:r>
         <w:rPr>
@@ -36947,14 +36764,25 @@
           <w:szCs w:val="32"/>
           <w:cs/>
         </w:rPr>
-        <w:t xml:space="preserve"> และ คณะ (2567) ได้ทำการศึกษาเรื่อง การพัฒนา </w:t>
-      </w:r>
+        <w:t xml:space="preserve"> และ คณะ</w:t>
+      </w:r>
+      <w:bookmarkEnd w:id="18"/>
       <w:r>
         <w:rPr>
           <w:rFonts w:ascii="TH SarabunPSK" w:hAnsi="TH SarabunPSK" w:cs="TH SarabunPSK"/>
           <w:color w:val="000000" w:themeColor="text1"/>
           <w:sz w:val="32"/>
           <w:szCs w:val="32"/>
+          <w:cs/>
+        </w:rPr>
+        <w:t xml:space="preserve"> (2567) ได้ทำการศึกษาเรื่อง การพัฒนา </w:t>
+      </w:r>
+      <w:r>
+        <w:rPr>
+          <w:rFonts w:ascii="TH SarabunPSK" w:hAnsi="TH SarabunPSK" w:cs="TH SarabunPSK"/>
+          <w:color w:val="000000" w:themeColor="text1"/>
+          <w:sz w:val="32"/>
+          <w:szCs w:val="32"/>
         </w:rPr>
         <w:t xml:space="preserve">Chatbot AI </w:t>
       </w:r>
@@ -37090,6 +36918,7 @@
         </w:rPr>
         <w:tab/>
       </w:r>
+      <w:bookmarkStart w:id="19" w:name="_Hlk228212577"/>
       <w:r>
         <w:rPr>
           <w:rFonts w:ascii="TH SarabunPSK" w:hAnsi="TH SarabunPSK" w:cs="TH SarabunPSK"/>
@@ -37120,14 +36949,25 @@
           <w:szCs w:val="32"/>
           <w:cs/>
         </w:rPr>
-        <w:t xml:space="preserve"> และ คณะ (2568) ได้ทำการศึกษาเรื่อง การพัฒนา </w:t>
-      </w:r>
+        <w:t xml:space="preserve"> และ คณะ </w:t>
+      </w:r>
+      <w:bookmarkEnd w:id="19"/>
       <w:r>
         <w:rPr>
           <w:rFonts w:ascii="TH SarabunPSK" w:hAnsi="TH SarabunPSK" w:cs="TH SarabunPSK"/>
           <w:color w:val="000000" w:themeColor="text1"/>
           <w:sz w:val="32"/>
           <w:szCs w:val="32"/>
+          <w:cs/>
+        </w:rPr>
+        <w:t xml:space="preserve">(2568) ได้ทำการศึกษาเรื่อง การพัฒนา </w:t>
+      </w:r>
+      <w:r>
+        <w:rPr>
+          <w:rFonts w:ascii="TH SarabunPSK" w:hAnsi="TH SarabunPSK" w:cs="TH SarabunPSK"/>
+          <w:color w:val="000000" w:themeColor="text1"/>
+          <w:sz w:val="32"/>
+          <w:szCs w:val="32"/>
         </w:rPr>
         <w:t xml:space="preserve">AI Agent </w:t>
       </w:r>
@@ -37221,6 +37061,7 @@
         </w:rPr>
         <w:tab/>
       </w:r>
+      <w:bookmarkStart w:id="20" w:name="_Hlk228213087"/>
       <w:r>
         <w:rPr>
           <w:rFonts w:ascii="TH SarabunPSK" w:hAnsi="TH SarabunPSK" w:cs="TH SarabunPSK"/>
@@ -37229,14 +37070,25 @@
           <w:szCs w:val="32"/>
           <w:cs/>
         </w:rPr>
-        <w:t>สุมนา บุษบก และ คณะ (</w:t>
-      </w:r>
+        <w:t xml:space="preserve">สุมนา บุษบก และ คณะ </w:t>
+      </w:r>
+      <w:bookmarkEnd w:id="20"/>
       <w:r>
         <w:rPr>
           <w:rFonts w:ascii="TH SarabunPSK" w:hAnsi="TH SarabunPSK" w:cs="TH SarabunPSK"/>
           <w:color w:val="000000" w:themeColor="text1"/>
           <w:sz w:val="32"/>
           <w:szCs w:val="32"/>
+          <w:cs/>
+        </w:rPr>
+        <w:t>(</w:t>
+      </w:r>
+      <w:r>
+        <w:rPr>
+          <w:rFonts w:ascii="TH SarabunPSK" w:hAnsi="TH SarabunPSK" w:cs="TH SarabunPSK"/>
+          <w:color w:val="000000" w:themeColor="text1"/>
+          <w:sz w:val="32"/>
+          <w:szCs w:val="32"/>
         </w:rPr>
         <w:t xml:space="preserve">2568) </w:t>
       </w:r>
@@ -37377,6 +37229,7 @@
         </w:rPr>
         <w:tab/>
       </w:r>
+      <w:bookmarkStart w:id="21" w:name="_Hlk228213534"/>
       <w:proofErr w:type="spellStart"/>
       <w:r>
         <w:rPr>
@@ -37397,14 +37250,25 @@
           <w:szCs w:val="32"/>
           <w:cs/>
         </w:rPr>
-        <w:t xml:space="preserve"> สูงสว่าง และ คณะ (</w:t>
-      </w:r>
+        <w:t xml:space="preserve"> สูงสว่าง และ คณะ </w:t>
+      </w:r>
+      <w:bookmarkEnd w:id="21"/>
       <w:r>
         <w:rPr>
           <w:rFonts w:ascii="TH SarabunPSK" w:hAnsi="TH SarabunPSK" w:cs="TH SarabunPSK"/>
           <w:color w:val="000000" w:themeColor="text1"/>
           <w:sz w:val="32"/>
           <w:szCs w:val="32"/>
+          <w:cs/>
+        </w:rPr>
+        <w:t>(</w:t>
+      </w:r>
+      <w:r>
+        <w:rPr>
+          <w:rFonts w:ascii="TH SarabunPSK" w:hAnsi="TH SarabunPSK" w:cs="TH SarabunPSK"/>
+          <w:color w:val="000000" w:themeColor="text1"/>
+          <w:sz w:val="32"/>
+          <w:szCs w:val="32"/>
         </w:rPr>
         <w:t xml:space="preserve">2568) </w:t>
       </w:r>
@@ -37416,7 +37280,18 @@
           <w:szCs w:val="32"/>
           <w:cs/>
         </w:rPr>
-        <w:t xml:space="preserve">ได้ทำการศึกษาเรื่อง การพัฒนาระบบแชทบอทสำหรับเว็บไซต์มหาวิทยาลัยโดยใช้โมเดลภาษาขนาดใหญ่และการสร้างคำตอบด้วยการค้นคืนผ่านแพลตฟอร์ม </w:t>
+        <w:t xml:space="preserve">ได้ทำการศึกษาเรื่อง </w:t>
+      </w:r>
+      <w:bookmarkStart w:id="22" w:name="_Hlk228213552"/>
+      <w:r>
+        <w:rPr>
+          <w:rFonts w:ascii="TH SarabunPSK" w:hAnsi="TH SarabunPSK" w:cs="TH SarabunPSK"/>
+          <w:color w:val="000000" w:themeColor="text1"/>
+          <w:sz w:val="32"/>
+          <w:szCs w:val="32"/>
+          <w:cs/>
+        </w:rPr>
+        <w:t xml:space="preserve">การพัฒนาระบบแชทบอทสำหรับเว็บไซต์มหาวิทยาลัยโดยใช้โมเดลภาษาขนาดใหญ่และการสร้างคำตอบด้วยการค้นคืนผ่านแพลตฟอร์ม </w:t>
       </w:r>
       <w:proofErr w:type="spellStart"/>
       <w:r>
@@ -37428,6 +37303,7 @@
         </w:rPr>
         <w:t>Flowise</w:t>
       </w:r>
+      <w:bookmarkEnd w:id="22"/>
       <w:proofErr w:type="spellEnd"/>
       <w:r>
         <w:rPr>
@@ -37588,6 +37464,7 @@
           <w:szCs w:val="32"/>
         </w:rPr>
       </w:pPr>
+      <w:bookmarkStart w:id="23" w:name="_Hlk228213867"/>
       <w:r>
         <w:rPr>
           <w:rFonts w:ascii="TH SarabunPSK" w:hAnsi="TH SarabunPSK" w:cs="TH SarabunPSK"/>
@@ -37628,14 +37505,25 @@
           <w:szCs w:val="32"/>
           <w:cs/>
         </w:rPr>
-        <w:t xml:space="preserve"> ชื่นมนัส และ คณะ (2567) ได้ทำการศึกษาเรื่อง การวิจัยและพัฒนาระบบสนทนาอัตโนมัติในข้อมูลป้องกันประเทศ โดยมีวัตถุประสงค์เพื่อทดลองระบบจักรกลสนทนากับข้อมูลบทความในวารสารเทคโนโลยีป้องกันประเทศ ว่าสามารถให้ความรู้และตอบคำถามแก่บุคคลภายนอกเกี่ยวกับข้อมูลของเทคโนโลยีป้องกันประเทศได้แม่นยำเพียงใด โดยใช้เทคโนโลยีการดึงข้อมูลเชิงเพิ่มประสิทธิภาพ (</w:t>
-      </w:r>
+        <w:t xml:space="preserve"> ชื่นมนัส </w:t>
+      </w:r>
+      <w:bookmarkEnd w:id="23"/>
       <w:r>
         <w:rPr>
           <w:rFonts w:ascii="TH SarabunPSK" w:hAnsi="TH SarabunPSK" w:cs="TH SarabunPSK"/>
           <w:color w:val="000000" w:themeColor="text1"/>
           <w:sz w:val="32"/>
           <w:szCs w:val="32"/>
+          <w:cs/>
+        </w:rPr>
+        <w:t>และ คณะ (2567) ได้ทำการศึกษาเรื่อง การวิจัยและพัฒนาระบบสนทนาอัตโนมัติในข้อมูลป้องกันประเทศ โดยมีวัตถุประสงค์เพื่อทดลองระบบจักรกลสนทนากับข้อมูลบทความในวารสารเทคโนโลยีป้องกันประเทศ ว่าสามารถให้ความรู้และตอบคำถามแก่บุคคลภายนอกเกี่ยวกับข้อมูลของเทคโนโลยีป้องกันประเทศได้แม่นยำเพียงใด โดยใช้เทคโนโลยีการดึงข้อมูลเชิงเพิ่มประสิทธิภาพ (</w:t>
+      </w:r>
+      <w:r>
+        <w:rPr>
+          <w:rFonts w:ascii="TH SarabunPSK" w:hAnsi="TH SarabunPSK" w:cs="TH SarabunPSK"/>
+          <w:color w:val="000000" w:themeColor="text1"/>
+          <w:sz w:val="32"/>
+          <w:szCs w:val="32"/>
         </w:rPr>
         <w:t xml:space="preserve">Retrieval-Augmented Generation: RAG) </w:t>
       </w:r>
@@ -37729,6 +37617,7 @@
         </w:rPr>
         <w:tab/>
       </w:r>
+      <w:bookmarkStart w:id="24" w:name="_Hlk228214163"/>
       <w:r>
         <w:rPr>
           <w:rFonts w:ascii="TH SarabunPSK" w:hAnsi="TH SarabunPSK" w:cs="TH SarabunPSK"/>
@@ -37759,14 +37648,25 @@
           <w:szCs w:val="32"/>
           <w:cs/>
         </w:rPr>
-        <w:t xml:space="preserve"> และ เจษฎา ชาตรี (</w:t>
-      </w:r>
+        <w:t xml:space="preserve"> และ เจษฎา ชาตรี </w:t>
+      </w:r>
+      <w:bookmarkEnd w:id="24"/>
       <w:r>
         <w:rPr>
           <w:rFonts w:ascii="TH SarabunPSK" w:hAnsi="TH SarabunPSK" w:cs="TH SarabunPSK"/>
           <w:color w:val="000000" w:themeColor="text1"/>
           <w:sz w:val="32"/>
           <w:szCs w:val="32"/>
+          <w:cs/>
+        </w:rPr>
+        <w:t>(</w:t>
+      </w:r>
+      <w:r>
+        <w:rPr>
+          <w:rFonts w:ascii="TH SarabunPSK" w:hAnsi="TH SarabunPSK" w:cs="TH SarabunPSK"/>
+          <w:color w:val="000000" w:themeColor="text1"/>
+          <w:sz w:val="32"/>
+          <w:szCs w:val="32"/>
         </w:rPr>
         <w:t xml:space="preserve">2567) </w:t>
       </w:r>
@@ -37869,6 +37769,7 @@
         </w:rPr>
         <w:tab/>
       </w:r>
+      <w:bookmarkStart w:id="25" w:name="_Hlk228214369"/>
       <w:r>
         <w:rPr>
           <w:rFonts w:ascii="TH SarabunPSK" w:hAnsi="TH SarabunPSK" w:cs="TH SarabunPSK"/>
@@ -37932,6 +37833,7 @@
         </w:rPr>
         <w:t xml:space="preserve">2568) </w:t>
       </w:r>
+      <w:bookmarkEnd w:id="25"/>
       <w:r>
         <w:rPr>
           <w:rFonts w:ascii="TH SarabunPSK" w:hAnsi="TH SarabunPSK" w:cs="TH SarabunPSK"/>
@@ -37940,7 +37842,29 @@
           <w:szCs w:val="32"/>
           <w:cs/>
         </w:rPr>
-        <w:t xml:space="preserve">ได้ทำการศึกษาเรื่อง ระบบการเรียนรู้ความต้องการเพื่อสั่งซื้อสินค้าที่มีความเกี่ยวข้องกัน เพื่อรองรับระบบลูกค้าสัมพันธ์ โดยมีวัตถุประสงค์เพื่อพัฒนาระบบแชทบอทอัจฉริยะผ่านเว็บแอปพลิเคชันที่เชื่อมต่อกับแพลตฟอร์มไลน์ เพื่อเป็นสื่อกลางในการสื่อสาร บันทึกข้อมูลความต้องการ และแนะนำสินค้าให้ตรงกับความต้องการของลูกค้า โดยเฉพาะในกลุ่มธุรกิจกระจกและวัสดุก่อสร้าง ผลการศึกษาพบว่าโมเดลการคัดกรองความต้องการลูกค้ามีความถูกต้องแม่นยำอยู่ที่ร้อยละ </w:t>
+        <w:t xml:space="preserve">ได้ทำการศึกษาเรื่อง </w:t>
+      </w:r>
+      <w:bookmarkStart w:id="26" w:name="_Hlk228214388"/>
+      <w:r>
+        <w:rPr>
+          <w:rFonts w:ascii="TH SarabunPSK" w:hAnsi="TH SarabunPSK" w:cs="TH SarabunPSK"/>
+          <w:color w:val="000000" w:themeColor="text1"/>
+          <w:sz w:val="32"/>
+          <w:szCs w:val="32"/>
+          <w:cs/>
+        </w:rPr>
+        <w:t>ระบบการเรียนรู้ความต้องการเพื่อสั่งซื้อสินค้าที่มีความเกี่ยวข้องกัน เพื่อรองรับระบบลูกค้าสัมพันธ์</w:t>
+      </w:r>
+      <w:bookmarkEnd w:id="26"/>
+      <w:r>
+        <w:rPr>
+          <w:rFonts w:ascii="TH SarabunPSK" w:hAnsi="TH SarabunPSK" w:cs="TH SarabunPSK"/>
+          <w:color w:val="000000" w:themeColor="text1"/>
+          <w:sz w:val="32"/>
+          <w:szCs w:val="32"/>
+          <w:cs/>
+        </w:rPr>
+        <w:t xml:space="preserve"> โดยมีวัตถุประสงค์เพื่อพัฒนาระบบแชทบอทอัจฉริยะผ่านเว็บแอปพลิเคชันที่เชื่อมต่อกับแพลตฟอร์มไลน์ เพื่อเป็นสื่อกลางในการสื่อสาร บันทึกข้อมูลความต้องการ และแนะนำสินค้าให้ตรงกับความต้องการของลูกค้า โดยเฉพาะในกลุ่มธุรกิจกระจกและวัสดุก่อสร้าง ผลการศึกษาพบว่าโมเดลการคัดกรองความต้องการลูกค้ามีความถูกต้องแม่นยำอยู่ที่ร้อยละ </w:t>
       </w:r>
       <w:r>
         <w:rPr>
@@ -38222,9 +38146,10 @@
       </w:pPr>
     </w:p>
     <w:sectPr>
+      <w:headerReference w:type="default" r:id="rId28"/>
       <w:pgSz w:w="11906" w:h="16838" w:code="9"/>
       <w:pgMar w:top="2160" w:right="1440" w:bottom="1440" w:left="2160" w:header="1440" w:footer="720" w:gutter="0"/>
-      <w:pgNumType w:start="5"/>
+      <w:pgNumType w:start="8"/>
       <w:cols w:space="708"/>
       <w:docGrid w:linePitch="360"/>
     </w:sectPr>
@@ -38276,6 +38201,96 @@
     <w:pPr>
       <w:pStyle w:val="Header"/>
       <w:jc w:val="right"/>
+    </w:pPr>
+  </w:p>
+</w:hdr>
+</file>
+
+<file path=word/header2.xml><?xml version="1.0" encoding="utf-8"?>
+<w:hdr xmlns:wpc="http://schemas.microsoft.com/office/word/2010/wordprocessingCanvas" xmlns:cx="http://schemas.microsoft.com/office/drawing/2014/chartex" xmlns:cx1="http://schemas.microsoft.com/office/drawing/2015/9/8/chartex" xmlns:cx2="http://schemas.microsoft.com/office/drawing/2015/10/21/chartex" xmlns:cx3="http://schemas.microsoft.com/office/drawing/2016/5/9/chartex" xmlns:cx4="http://schemas.microsoft.com/office/drawing/2016/5/10/chartex" xmlns:cx5="http://schemas.microsoft.com/office/drawing/2016/5/11/chartex" xmlns:cx6="http://schemas.microsoft.com/office/drawing/2016/5/12/chartex" xmlns:cx7="http://schemas.microsoft.com/office/drawing/2016/5/13/chartex" xmlns:cx8="http://schemas.microsoft.com/office/drawing/2016/5/14/chartex" xmlns:mc="http://schemas.openxmlformats.org/markup-compatibility/2006" xmlns:aink="http://schemas.microsoft.com/office/drawing/2016/ink" xmlns:am3d="http://schemas.microsoft.com/office/drawing/2017/model3d" xmlns:o="urn:schemas-microsoft-com:office:office" xmlns:r="http://schemas.openxmlformats.org/officeDocument/2006/relationships" xmlns:m="http://schemas.openxmlformats.org/officeDocument/2006/math" xmlns:v="urn:schemas-microsoft-com:vml" xmlns:wp14="http://schemas.microsoft.com/office/word/2010/wordprocessingDrawing" xmlns:wp="http://schemas.openxmlformats.org/drawingml/2006/wordprocessingDrawing" xmlns:w10="urn:schemas-microsoft-com:office:word" xmlns:w="http://schemas.openxmlformats.org/wordprocessingml/2006/main" xmlns:w14="http://schemas.microsoft.com/office/word/2010/wordml" xmlns:w15="http://schemas.microsoft.com/office/word/2012/wordml" xmlns:w16cex="http://schemas.microsoft.com/office/word/2018/wordml/cex" xmlns:w16cid="http://schemas.microsoft.com/office/word/2016/wordml/cid" xmlns:w16="http://schemas.microsoft.com/office/word/2018/wordml" xmlns:w16sdtdh="http://schemas.microsoft.com/office/word/2020/wordml/sdtdatahash" xmlns:w16se="http://schemas.microsoft.com/office/word/2015/wordml/symex" xmlns:wpg="http://schemas.microsoft.com/office/word/2010/wordprocessingGroup" xmlns:wpi="http://schemas.microsoft.com/office/word/2010/wordprocessingInk" xmlns:wne="http://schemas.microsoft.com/office/word/2006/wordml" xmlns:wps="http://schemas.microsoft.com/office/word/2010/wordprocessingShape" mc:Ignorable="w14 w15 w16se w16cid w16 w16cex w16sdtdh wp14">
+  <w:sdt>
+    <w:sdtPr>
+      <w:rPr>
+        <w:rFonts w:ascii="TH SarabunPSK" w:hAnsi="TH SarabunPSK" w:cs="TH SarabunPSK" w:hint="cs"/>
+        <w:sz w:val="32"/>
+        <w:szCs w:val="32"/>
+      </w:rPr>
+      <w:id w:val="1643692269"/>
+      <w:docPartObj>
+        <w:docPartGallery w:val="Page Numbers (Top of Page)"/>
+        <w:docPartUnique/>
+      </w:docPartObj>
+    </w:sdtPr>
+    <w:sdtEndPr>
+      <w:rPr>
+        <w:noProof/>
+      </w:rPr>
+    </w:sdtEndPr>
+    <w:sdtContent>
+      <w:p>
+        <w:pPr>
+          <w:pStyle w:val="Header"/>
+          <w:jc w:val="right"/>
+          <w:rPr>
+            <w:rFonts w:ascii="TH SarabunPSK" w:hAnsi="TH SarabunPSK" w:cs="TH SarabunPSK"/>
+            <w:sz w:val="32"/>
+            <w:szCs w:val="32"/>
+          </w:rPr>
+        </w:pPr>
+        <w:r>
+          <w:rPr>
+            <w:rFonts w:ascii="TH SarabunPSK" w:hAnsi="TH SarabunPSK" w:cs="TH SarabunPSK" w:hint="cs"/>
+            <w:sz w:val="32"/>
+            <w:szCs w:val="32"/>
+          </w:rPr>
+          <w:fldChar w:fldCharType="begin"/>
+        </w:r>
+        <w:r>
+          <w:rPr>
+            <w:rFonts w:ascii="TH SarabunPSK" w:hAnsi="TH SarabunPSK" w:cs="TH SarabunPSK" w:hint="cs"/>
+            <w:sz w:val="32"/>
+            <w:szCs w:val="32"/>
+          </w:rPr>
+          <w:instrText xml:space="preserve"> PAGE   \* MERGEFORMAT </w:instrText>
+        </w:r>
+        <w:r>
+          <w:rPr>
+            <w:rFonts w:ascii="TH SarabunPSK" w:hAnsi="TH SarabunPSK" w:cs="TH SarabunPSK" w:hint="cs"/>
+            <w:sz w:val="32"/>
+            <w:szCs w:val="32"/>
+          </w:rPr>
+          <w:fldChar w:fldCharType="separate"/>
+        </w:r>
+        <w:r>
+          <w:rPr>
+            <w:rFonts w:ascii="TH SarabunPSK" w:hAnsi="TH SarabunPSK" w:cs="TH SarabunPSK" w:hint="cs"/>
+            <w:noProof/>
+            <w:sz w:val="32"/>
+            <w:szCs w:val="32"/>
+          </w:rPr>
+          <w:t>2</w:t>
+        </w:r>
+        <w:r>
+          <w:rPr>
+            <w:rFonts w:ascii="TH SarabunPSK" w:hAnsi="TH SarabunPSK" w:cs="TH SarabunPSK" w:hint="cs"/>
+            <w:noProof/>
+            <w:sz w:val="32"/>
+            <w:szCs w:val="32"/>
+          </w:rPr>
+          <w:fldChar w:fldCharType="end"/>
+        </w:r>
+      </w:p>
+    </w:sdtContent>
+  </w:sdt>
+  <w:p>
+    <w:pPr>
+      <w:pStyle w:val="Header"/>
+      <w:jc w:val="right"/>
+      <w:rPr>
+        <w:rFonts w:ascii="TH SarabunPSK" w:hAnsi="TH SarabunPSK" w:cs="TH SarabunPSK"/>
+        <w:sz w:val="32"/>
+        <w:szCs w:val="32"/>
+      </w:rPr>
     </w:pPr>
   </w:p>
 </w:hdr>
